--- a/docx_resources/Вечірня-Утреня/В,У - Мінея/09-Вересень/01-__-індикт.docx
+++ b/docx_resources/Вечірня-Утреня/В,У - Мінея/09-Вересень/01-__-індикт.docx
@@ -13,15 +13,15 @@
         </w:pBdr>
         <w:spacing w:after="120"/>
         <w:rPr>
-          <w:rFonts w:ascii="Times New Roman" w:eastAsia="Book Antiqua" w:hAnsi="Times New Roman" w:cs="Times New Roman"/>
-          <w:color w:val="FF0000"/>
-          <w:sz w:val="24"/>
-          <w:szCs w:val="24"/>
-        </w:rPr>
-      </w:pPr>
-      <w:r>
-        <w:rPr>
-          <w:rFonts w:ascii="Times New Roman" w:eastAsia="Book Antiqua" w:hAnsi="Times New Roman" w:cs="Times New Roman"/>
+          <w:rFonts w:ascii="Times New Roman" w:hAnsi="Times New Roman" w:cs="Times New Roman"/>
+          <w:color w:val="FF0000"/>
+          <w:sz w:val="24"/>
+          <w:szCs w:val="24"/>
+        </w:rPr>
+      </w:pPr>
+      <w:r>
+        <w:rPr>
+          <w:rFonts w:ascii="Times New Roman" w:hAnsi="Times New Roman" w:cs="Times New Roman"/>
           <w:color w:val="FF0000"/>
           <w:sz w:val="24"/>
           <w:szCs w:val="24"/>
@@ -40,16 +40,17 @@
         </w:pBdr>
         <w:spacing w:after="120"/>
         <w:rPr>
-          <w:rFonts w:ascii="Times New Roman" w:eastAsia="Book Antiqua" w:hAnsi="Times New Roman" w:cs="Times New Roman"/>
-          <w:i/>
-          <w:color w:val="FF0000"/>
-          <w:sz w:val="24"/>
-          <w:szCs w:val="24"/>
-        </w:rPr>
-      </w:pPr>
-      <w:r>
-        <w:rPr>
-          <w:rFonts w:ascii="Times New Roman" w:eastAsia="Book Antiqua" w:hAnsi="Times New Roman" w:cs="Times New Roman"/>
+          <w:rFonts w:ascii="Times New Roman" w:hAnsi="Times New Roman" w:cs="Times New Roman"/>
+          <w:i/>
+          <w:iCs/>
+          <w:color w:val="FF0000"/>
+          <w:sz w:val="24"/>
+          <w:szCs w:val="24"/>
+        </w:rPr>
+      </w:pPr>
+      <w:r>
+        <w:rPr>
+          <w:rFonts w:ascii="Times New Roman" w:hAnsi="Times New Roman" w:cs="Times New Roman"/>
           <w:color w:val="FF0000"/>
           <w:sz w:val="24"/>
           <w:szCs w:val="24"/>
@@ -58,8 +59,9 @@
       </w:r>
       <w:r>
         <w:rPr>
-          <w:rFonts w:ascii="Times New Roman" w:eastAsia="Book Antiqua" w:hAnsi="Times New Roman" w:cs="Times New Roman"/>
-          <w:i/>
+          <w:rFonts w:ascii="Times New Roman" w:hAnsi="Times New Roman" w:cs="Times New Roman"/>
+          <w:i/>
+          <w:iCs/>
           <w:color w:val="FF0000"/>
           <w:sz w:val="24"/>
           <w:szCs w:val="24"/>
@@ -78,16 +80,15 @@
         </w:pBdr>
         <w:spacing w:after="120"/>
         <w:rPr>
-          <w:rFonts w:ascii="Times New Roman" w:eastAsia="Book Antiqua" w:hAnsi="Times New Roman" w:cs="Times New Roman"/>
-          <w:color w:val="FF0000"/>
-          <w:sz w:val="24"/>
-          <w:szCs w:val="24"/>
-          <w:lang w:val="en-AU"/>
-        </w:rPr>
-      </w:pPr>
-      <w:r>
-        <w:rPr>
-          <w:rFonts w:ascii="Times New Roman" w:eastAsia="Book Antiqua" w:hAnsi="Times New Roman" w:cs="Times New Roman"/>
+          <w:rFonts w:ascii="Times New Roman" w:hAnsi="Times New Roman" w:cs="Times New Roman"/>
+          <w:color w:val="FF0000"/>
+          <w:sz w:val="24"/>
+          <w:szCs w:val="24"/>
+        </w:rPr>
+      </w:pPr>
+      <w:r>
+        <w:rPr>
+          <w:rFonts w:ascii="Times New Roman" w:hAnsi="Times New Roman" w:cs="Times New Roman"/>
           <w:color w:val="FF0000"/>
           <w:sz w:val="24"/>
           <w:szCs w:val="24"/>
@@ -96,7 +97,7 @@
       </w:r>
       <w:r>
         <w:rPr>
-          <w:rFonts w:ascii="Times New Roman" w:eastAsia="Book Antiqua" w:hAnsi="Times New Roman" w:cs="Times New Roman"/>
+          <w:rFonts w:ascii="Times New Roman" w:hAnsi="Times New Roman" w:cs="Times New Roman"/>
           <w:color w:val="FF0000"/>
           <w:sz w:val="24"/>
           <w:szCs w:val="24"/>
@@ -112,6 +113,7 @@
         <w:rPr>
           <w:rFonts w:ascii="Times New Roman" w:eastAsia="Times New Roman" w:hAnsi="Times New Roman" w:cs="Times New Roman"/>
           <w:i/>
+          <w:iCs/>
           <w:color w:val="FF0000"/>
           <w:sz w:val="24"/>
           <w:szCs w:val="24"/>
@@ -121,6 +123,7 @@
         <w:rPr>
           <w:rFonts w:ascii="Times New Roman" w:eastAsia="Times New Roman" w:hAnsi="Times New Roman" w:cs="Times New Roman"/>
           <w:i/>
+          <w:iCs/>
           <w:color w:val="FF0000"/>
           <w:sz w:val="24"/>
           <w:szCs w:val="24"/>
@@ -136,6 +139,7 @@
         <w:rPr>
           <w:rFonts w:ascii="Times New Roman" w:hAnsi="Times New Roman" w:cs="Times New Roman"/>
           <w:i/>
+          <w:iCs/>
           <w:color w:val="FF0000"/>
           <w:sz w:val="24"/>
           <w:szCs w:val="24"/>
@@ -158,6 +162,7 @@
         <w:rPr>
           <w:rFonts w:ascii="Times New Roman" w:hAnsi="Times New Roman" w:cs="Times New Roman"/>
           <w:i/>
+          <w:iCs/>
           <w:color w:val="FF0000"/>
           <w:sz w:val="24"/>
           <w:szCs w:val="24"/>
@@ -196,6 +201,7 @@
         <w:rPr>
           <w:rFonts w:ascii="Times New Roman" w:hAnsi="Times New Roman" w:cs="Times New Roman"/>
           <w:i/>
+          <w:iCs/>
           <w:color w:val="FF0000"/>
           <w:sz w:val="24"/>
           <w:szCs w:val="24"/>
@@ -236,23 +242,7 @@
           <w:sz w:val="24"/>
           <w:szCs w:val="24"/>
         </w:rPr>
-        <w:t xml:space="preserve">Царю небесний, утішителю, Душе істини,* що всюди єси і все наповняєш,* </w:t>
-      </w:r>
-      <w:r>
-        <w:rPr>
-          <w:rFonts w:ascii="Times New Roman" w:hAnsi="Times New Roman" w:cs="Times New Roman"/>
-          <w:sz w:val="24"/>
-          <w:szCs w:val="24"/>
-        </w:rPr>
-        <w:t>скарбнице благ</w:t>
-      </w:r>
-      <w:r>
-        <w:rPr>
-          <w:rFonts w:ascii="Times New Roman" w:hAnsi="Times New Roman" w:cs="Times New Roman"/>
-          <w:sz w:val="24"/>
-          <w:szCs w:val="24"/>
-        </w:rPr>
-        <w:t xml:space="preserve"> і життя подателю,* прийди і вселися в нас,* і очисти нас від усякої скверни,* і спаси, Благий, душі наші.</w:t>
+        <w:t>Царю небесний, утішителю, Душе істини,* що всюди єси і все наповняєш,* скарбнице благ і життя подателю,* прийди і вселися в нас,* і очисти нас від усякої скверни,* і спаси, Благий, душі наші.</w:t>
       </w:r>
     </w:p>
     <w:p>
@@ -277,6 +267,7 @@
         <w:rPr>
           <w:rFonts w:ascii="Times New Roman" w:hAnsi="Times New Roman" w:cs="Times New Roman"/>
           <w:i/>
+          <w:iCs/>
           <w:color w:val="FF0000"/>
           <w:sz w:val="24"/>
           <w:szCs w:val="24"/>
@@ -287,6 +278,7 @@
         <w:rPr>
           <w:rFonts w:ascii="Times New Roman" w:hAnsi="Times New Roman" w:cs="Times New Roman"/>
           <w:i/>
+          <w:iCs/>
           <w:sz w:val="24"/>
           <w:szCs w:val="24"/>
         </w:rPr>
@@ -338,6 +330,7 @@
         <w:rPr>
           <w:rFonts w:ascii="Times New Roman" w:hAnsi="Times New Roman" w:cs="Times New Roman"/>
           <w:i/>
+          <w:iCs/>
           <w:sz w:val="24"/>
           <w:szCs w:val="24"/>
         </w:rPr>
@@ -354,6 +347,7 @@
         <w:rPr>
           <w:rFonts w:ascii="Times New Roman" w:hAnsi="Times New Roman" w:cs="Times New Roman"/>
           <w:i/>
+          <w:iCs/>
           <w:color w:val="FF0000"/>
           <w:sz w:val="24"/>
           <w:szCs w:val="24"/>
@@ -364,6 +358,7 @@
         <w:rPr>
           <w:rFonts w:ascii="Times New Roman" w:hAnsi="Times New Roman" w:cs="Times New Roman"/>
           <w:i/>
+          <w:iCs/>
           <w:sz w:val="24"/>
           <w:szCs w:val="24"/>
         </w:rPr>
@@ -392,6 +387,7 @@
         <w:rPr>
           <w:rFonts w:ascii="Times New Roman" w:hAnsi="Times New Roman" w:cs="Times New Roman"/>
           <w:b/>
+          <w:bCs/>
           <w:sz w:val="24"/>
           <w:szCs w:val="24"/>
         </w:rPr>
@@ -431,17 +427,20 @@
       </w:pPr>
       <w:r>
         <w:rPr>
-          <w:rFonts w:ascii="Times New Roman" w:hAnsi="Times New Roman"/>
-          <w:i/>
-          <w:color w:val="FF0000"/>
-          <w:sz w:val="24"/>
+          <w:rFonts w:ascii="Times New Roman" w:hAnsi="Times New Roman" w:cs="Times New Roman"/>
+          <w:i/>
+          <w:iCs/>
+          <w:color w:val="FF0000"/>
+          <w:sz w:val="24"/>
+          <w:szCs w:val="24"/>
         </w:rPr>
         <w:t>Священник:</w:t>
       </w:r>
       <w:r>
         <w:rPr>
-          <w:rFonts w:ascii="Times New Roman" w:hAnsi="Times New Roman"/>
-          <w:sz w:val="24"/>
+          <w:rFonts w:ascii="Times New Roman" w:hAnsi="Times New Roman" w:cs="Times New Roman"/>
+          <w:sz w:val="24"/>
+          <w:szCs w:val="24"/>
         </w:rPr>
         <w:t xml:space="preserve"> Бо Твоє є царство, і сила, і слава, Отця, і Сина, і Святого Духа, нині, і повсякчас, і на віки віків.</w:t>
       </w:r>
@@ -460,6 +459,7 @@
         <w:rPr>
           <w:rFonts w:ascii="Times New Roman" w:hAnsi="Times New Roman" w:cs="Times New Roman"/>
           <w:i/>
+          <w:iCs/>
           <w:color w:val="FF0000"/>
           <w:sz w:val="24"/>
           <w:szCs w:val="24"/>
@@ -487,6 +487,7 @@
         <w:rPr>
           <w:rFonts w:ascii="Times New Roman" w:hAnsi="Times New Roman" w:cs="Times New Roman"/>
           <w:i/>
+          <w:iCs/>
           <w:color w:val="FF0000"/>
           <w:sz w:val="24"/>
           <w:szCs w:val="24"/>
@@ -497,6 +498,7 @@
         <w:rPr>
           <w:rFonts w:ascii="Times New Roman" w:hAnsi="Times New Roman" w:cs="Times New Roman"/>
           <w:i/>
+          <w:iCs/>
           <w:sz w:val="24"/>
           <w:szCs w:val="24"/>
         </w:rPr>
@@ -525,6 +527,7 @@
         <w:rPr>
           <w:rFonts w:ascii="Times New Roman" w:hAnsi="Times New Roman" w:cs="Times New Roman"/>
           <w:b/>
+          <w:bCs/>
           <w:sz w:val="24"/>
           <w:szCs w:val="24"/>
         </w:rPr>
@@ -615,7 +618,9 @@
         <w:rPr>
           <w:rFonts w:ascii="Times New Roman" w:eastAsia="Times New Roman" w:hAnsi="Times New Roman" w:cs="Times New Roman"/>
           <w:b/>
-          <w:i/>
+          <w:bCs/>
+          <w:i/>
+          <w:iCs/>
           <w:color w:val="FF0000"/>
           <w:sz w:val="24"/>
           <w:szCs w:val="24"/>
@@ -625,7 +630,9 @@
         <w:rPr>
           <w:rFonts w:ascii="Times New Roman" w:eastAsia="Times New Roman" w:hAnsi="Times New Roman" w:cs="Times New Roman"/>
           <w:b/>
-          <w:i/>
+          <w:bCs/>
+          <w:i/>
+          <w:iCs/>
           <w:color w:val="FF0000"/>
           <w:sz w:val="24"/>
           <w:szCs w:val="24"/>
@@ -721,7 +728,7 @@
       </w:pPr>
       <w:r>
         <w:rPr>
-          <w:rFonts w:ascii="Times New Roman" w:eastAsia="Gungsuh" w:hAnsi="Times New Roman" w:cs="Times New Roman"/>
+          <w:rFonts w:ascii="Times New Roman" w:eastAsia="Gungsuh" w:hAnsi="Times New Roman" w:cs="Gungsuh"/>
           <w:sz w:val="24"/>
           <w:szCs w:val="24"/>
         </w:rPr>
@@ -782,6 +789,7 @@
           <w:sz w:val="24"/>
           <w:szCs w:val="24"/>
         </w:rPr>
+        <w:lastRenderedPageBreak/>
         <w:t>Перед погрозою твоєю вони тікали,* перед голосом грому твого тремтіли.</w:t>
       </w:r>
     </w:p>
@@ -801,7 +809,6 @@
           <w:sz w:val="24"/>
           <w:szCs w:val="24"/>
         </w:rPr>
-        <w:lastRenderedPageBreak/>
         <w:t>Підвелися гори, зійшли долини до місця,* що ти їм призначив.</w:t>
       </w:r>
     </w:p>
@@ -988,7 +995,7 @@
       </w:pPr>
       <w:r>
         <w:rPr>
-          <w:rFonts w:ascii="Times New Roman" w:eastAsia="Gungsuh" w:hAnsi="Times New Roman" w:cs="Times New Roman"/>
+          <w:rFonts w:ascii="Times New Roman" w:eastAsia="Gungsuh" w:hAnsi="Times New Roman" w:cs="Gungsuh"/>
           <w:sz w:val="24"/>
           <w:szCs w:val="24"/>
         </w:rPr>
@@ -1102,7 +1109,7 @@
       </w:pPr>
       <w:r>
         <w:rPr>
-          <w:rFonts w:ascii="Times New Roman" w:eastAsia="Gungsuh" w:hAnsi="Times New Roman" w:cs="Times New Roman"/>
+          <w:rFonts w:ascii="Times New Roman" w:eastAsia="Gungsuh" w:hAnsi="Times New Roman" w:cs="Gungsuh"/>
           <w:sz w:val="24"/>
           <w:szCs w:val="24"/>
         </w:rPr>
@@ -1344,6 +1351,7 @@
         <w:rPr>
           <w:rFonts w:ascii="Times New Roman" w:hAnsi="Times New Roman" w:cs="Times New Roman"/>
           <w:i/>
+          <w:iCs/>
           <w:sz w:val="24"/>
           <w:szCs w:val="24"/>
         </w:rPr>
@@ -1360,6 +1368,7 @@
         <w:rPr>
           <w:rFonts w:ascii="Times New Roman" w:hAnsi="Times New Roman" w:cs="Times New Roman"/>
           <w:i/>
+          <w:iCs/>
           <w:color w:val="FF0000"/>
           <w:sz w:val="24"/>
           <w:szCs w:val="24"/>
@@ -1374,6 +1383,7 @@
         <w:rPr>
           <w:rFonts w:ascii="Times New Roman" w:hAnsi="Times New Roman" w:cs="Times New Roman"/>
           <w:i/>
+          <w:iCs/>
           <w:sz w:val="24"/>
           <w:szCs w:val="24"/>
         </w:rPr>
@@ -1387,7 +1397,9 @@
         <w:rPr>
           <w:rFonts w:ascii="Times New Roman" w:eastAsia="Times New Roman" w:hAnsi="Times New Roman" w:cs="Times New Roman"/>
           <w:b/>
-          <w:i/>
+          <w:bCs/>
+          <w:i/>
+          <w:iCs/>
           <w:color w:val="FF0000"/>
         </w:rPr>
       </w:pPr>
@@ -1395,7 +1407,9 @@
         <w:rPr>
           <w:rFonts w:ascii="Times New Roman" w:eastAsia="Times New Roman" w:hAnsi="Times New Roman" w:cs="Times New Roman"/>
           <w:b/>
-          <w:i/>
+          <w:bCs/>
+          <w:i/>
+          <w:iCs/>
           <w:color w:val="FF0000"/>
           <w:sz w:val="24"/>
         </w:rPr>
@@ -1409,14 +1423,16 @@
         <w:rPr>
           <w:rFonts w:ascii="Times New Roman" w:hAnsi="Times New Roman" w:cs="Times New Roman"/>
           <w:i/>
-          <w:sz w:val="24"/>
-          <w:szCs w:val="24"/>
-        </w:rPr>
-      </w:pPr>
-      <w:r>
-        <w:rPr>
-          <w:rFonts w:ascii="Times New Roman" w:hAnsi="Times New Roman" w:cs="Times New Roman"/>
-          <w:i/>
+          <w:iCs/>
+          <w:sz w:val="24"/>
+          <w:szCs w:val="24"/>
+        </w:rPr>
+      </w:pPr>
+      <w:r>
+        <w:rPr>
+          <w:rFonts w:ascii="Times New Roman" w:hAnsi="Times New Roman" w:cs="Times New Roman"/>
+          <w:i/>
+          <w:iCs/>
           <w:color w:val="FF0000"/>
           <w:sz w:val="24"/>
           <w:szCs w:val="24"/>
@@ -1441,6 +1457,7 @@
           <w:sz w:val="24"/>
           <w:szCs w:val="24"/>
         </w:rPr>
+        <w:lastRenderedPageBreak/>
         <w:t>1.</w:t>
       </w:r>
       <w:r>
@@ -1449,7 +1466,203 @@
           <w:sz w:val="24"/>
           <w:szCs w:val="24"/>
         </w:rPr>
-        <w:t xml:space="preserve"> Господи щедрий і милосердний, довготерпеливий і многомилостивий! Вислухай молитви наші і зверни увагу на голос моління нашого і яви нам знак милости твоєї, наведи </w:t>
+        <w:t xml:space="preserve"> Господи щедрий і милосердний, довготерпеливий і многомилостивий! Вислухай молитви наші і зверни увагу на голос моління нашого і яви нам знак милости твоєї, наведи нас на дорогу твою, щоб ходили ми в твоїй правді. Звесели серця наші, щоб ми боялись імення твого святого, бо ти великий і твориш чуда; ти Бог єдиний і немає подібного тобі між богами, Господи. Ти сильний у милості і добрий у силі, аби допомагати й утішати, і спасати всіх, хто на ім'я твоє святе уповає. Бо тобі належить усяка слава, честь і поклоніння: Отцю, Сину, і Святому Духові, нині і повсякчас, і на віки віків. Амінь.</w:t>
+      </w:r>
+    </w:p>
+    <w:p>
+      <w:pPr>
+        <w:spacing w:after="120"/>
+        <w:jc w:val="both"/>
+        <w:rPr>
+          <w:rFonts w:ascii="Times New Roman" w:hAnsi="Times New Roman" w:cs="Times New Roman"/>
+          <w:sz w:val="24"/>
+          <w:szCs w:val="24"/>
+        </w:rPr>
+      </w:pPr>
+      <w:r>
+        <w:rPr>
+          <w:rFonts w:ascii="Times New Roman" w:hAnsi="Times New Roman" w:cs="Times New Roman"/>
+          <w:color w:val="FF0000"/>
+          <w:sz w:val="24"/>
+          <w:szCs w:val="24"/>
+        </w:rPr>
+        <w:t xml:space="preserve">2. </w:t>
+      </w:r>
+      <w:r>
+        <w:rPr>
+          <w:rFonts w:ascii="Times New Roman" w:hAnsi="Times New Roman" w:cs="Times New Roman"/>
+          <w:sz w:val="24"/>
+          <w:szCs w:val="24"/>
+        </w:rPr>
+        <w:t>Господи, в обуренні твоїм не картай нас, ані в гніві твоїм нас не карай, але поводься з нами за милістю твоєю, Лікарю і Зцілителю душ наших. Приведи нас до бажаної пристані твоєї, просвіти очі сердець наших на пізнання твоєї правди і дай нам останок теперішнього дня мирний і безгрішний, і ввесь час життя нашого, заради молитов святої Богородиці і всіх святих. Бо твоя влада і твоє царство, і сила, і слава: Отця, і Сина, і Святого Духа, нині і повсякчас, і на віки віків. Амінь.</w:t>
+      </w:r>
+    </w:p>
+    <w:p>
+      <w:pPr>
+        <w:spacing w:after="120"/>
+        <w:jc w:val="both"/>
+        <w:rPr>
+          <w:rFonts w:ascii="Times New Roman" w:hAnsi="Times New Roman" w:cs="Times New Roman"/>
+          <w:sz w:val="24"/>
+          <w:szCs w:val="24"/>
+        </w:rPr>
+      </w:pPr>
+      <w:r>
+        <w:rPr>
+          <w:rFonts w:ascii="Times New Roman" w:hAnsi="Times New Roman" w:cs="Times New Roman"/>
+          <w:color w:val="FF0000"/>
+          <w:sz w:val="24"/>
+          <w:szCs w:val="24"/>
+        </w:rPr>
+        <w:t>3.</w:t>
+      </w:r>
+      <w:r>
+        <w:rPr>
+          <w:rFonts w:ascii="Times New Roman" w:hAnsi="Times New Roman" w:cs="Times New Roman"/>
+          <w:sz w:val="24"/>
+          <w:szCs w:val="24"/>
+        </w:rPr>
+        <w:t xml:space="preserve"> Господи, Боже наш! Згадай нас грішних і недостойних слуг твоїх, коли призиваємо святе ім'я твоє, і не осороми нас, коли очікуємо милости твоєї, але вислухай, Господи, усі наші спасенні прохання, і вчини нас достойними любити і боятися тебе від усього серця нашого і творити в усьому волю твою. Бо ти є благий і людинолюбний Бог, і тобі славу віддаємо: Отцю, і Сину, і Святому Духові, нині і повсякчас, і на віки віків. Амінь.</w:t>
+      </w:r>
+    </w:p>
+    <w:p>
+      <w:pPr>
+        <w:spacing w:after="120"/>
+        <w:jc w:val="both"/>
+        <w:rPr>
+          <w:rFonts w:ascii="Times New Roman" w:hAnsi="Times New Roman" w:cs="Times New Roman"/>
+          <w:sz w:val="24"/>
+          <w:szCs w:val="24"/>
+        </w:rPr>
+      </w:pPr>
+      <w:r>
+        <w:rPr>
+          <w:rFonts w:ascii="Times New Roman" w:hAnsi="Times New Roman" w:cs="Times New Roman"/>
+          <w:color w:val="FF0000"/>
+          <w:sz w:val="24"/>
+          <w:szCs w:val="24"/>
+        </w:rPr>
+        <w:t xml:space="preserve">4. </w:t>
+      </w:r>
+      <w:r>
+        <w:rPr>
+          <w:rFonts w:ascii="Times New Roman" w:hAnsi="Times New Roman" w:cs="Times New Roman"/>
+          <w:sz w:val="24"/>
+          <w:szCs w:val="24"/>
+        </w:rPr>
+        <w:t>Невмовкаючими піснями і неустанними величаннями святих сил оспівуваний, наповни уста наші хвалінням твоїм, щоб віддавати шану імені твоєму святому; і дай нам частку і спадкоємство з усіма, що почитають тебе в правді і зберігають заповіді твої, молитвами святої Богородиці і всіх святих твоїх. Бо тобі належить усяка слава, честь і поклоніння: Отцю, і Сину, і Святому Духові, нині і повсякчас, і на віки віків. Амінь.</w:t>
+      </w:r>
+    </w:p>
+    <w:p>
+      <w:pPr>
+        <w:spacing w:after="120"/>
+        <w:jc w:val="both"/>
+        <w:rPr>
+          <w:rFonts w:ascii="Times New Roman" w:hAnsi="Times New Roman" w:cs="Times New Roman"/>
+          <w:sz w:val="24"/>
+          <w:szCs w:val="24"/>
+        </w:rPr>
+      </w:pPr>
+      <w:r>
+        <w:rPr>
+          <w:rFonts w:ascii="Times New Roman" w:hAnsi="Times New Roman" w:cs="Times New Roman"/>
+          <w:color w:val="FF0000"/>
+          <w:sz w:val="24"/>
+          <w:szCs w:val="24"/>
+        </w:rPr>
+        <w:t>5.</w:t>
+      </w:r>
+      <w:r>
+        <w:rPr>
+          <w:rFonts w:ascii="Times New Roman" w:hAnsi="Times New Roman" w:cs="Times New Roman"/>
+          <w:sz w:val="24"/>
+          <w:szCs w:val="24"/>
+        </w:rPr>
+        <w:t xml:space="preserve"> Благословенний ти, Господи Боже, Вседержителю, що знаєш думки людські, що відаєш те, чого ми потребуємо, і багато більше, ніж ми просимо, або розуміємо. Самий ти, людинолюбний Царю, у всьому добрий, задовольни нас багатством твоїх ласк, щоб ми непостидною совістю призивали святе ім'я твоє; і не введи нас у спокусу, але визволь нас від злого, і провидінням твоїм дай нам усе корисне. Бо тобі належить усяка слава, честь і поклоніння: Отцю, і Сину, і Святому Духові, нині і повсякчас, і на віки віків. Амінь.</w:t>
+      </w:r>
+    </w:p>
+    <w:p>
+      <w:pPr>
+        <w:spacing w:after="120"/>
+        <w:jc w:val="both"/>
+        <w:rPr>
+          <w:rFonts w:ascii="Times New Roman" w:hAnsi="Times New Roman" w:cs="Times New Roman"/>
+          <w:sz w:val="24"/>
+          <w:szCs w:val="24"/>
+        </w:rPr>
+      </w:pPr>
+      <w:r>
+        <w:rPr>
+          <w:rFonts w:ascii="Times New Roman" w:hAnsi="Times New Roman" w:cs="Times New Roman"/>
+          <w:color w:val="FF0000"/>
+          <w:sz w:val="24"/>
+          <w:szCs w:val="24"/>
+        </w:rPr>
+        <w:t>6.</w:t>
+      </w:r>
+      <w:r>
+        <w:rPr>
+          <w:rFonts w:ascii="Times New Roman" w:eastAsia="Gungsuh" w:hAnsi="Times New Roman" w:cs="Gungsuh"/>
+          <w:sz w:val="24"/>
+          <w:szCs w:val="24"/>
+        </w:rPr>
+        <w:t> Господи, Господи, що пречистою твоєю долонею все утримуєш, що довго терпиш нам усім, і жалієшся задля нашої злоби! Згадай твої милості і ласки, відвідай нас у твоїй доброті і дай нам пройти й останок нинішнього дня вільним від різних затій лукавого, і збережи наше життя без напастувань, благодаттю Святого твого Духа, − милістю, щедротами і людинолюбʼям єдинородного Сина твого, з яким і ти є благословенний, з пресвятим, добрим і животворчим твоїм Духом, нині і повсякчас, і на віки віків. Амінь.</w:t>
+      </w:r>
+    </w:p>
+    <w:p>
+      <w:pPr>
+        <w:spacing w:after="120"/>
+        <w:jc w:val="both"/>
+        <w:rPr>
+          <w:rFonts w:ascii="Times New Roman" w:hAnsi="Times New Roman" w:cs="Times New Roman"/>
+          <w:sz w:val="24"/>
+          <w:szCs w:val="24"/>
+        </w:rPr>
+      </w:pPr>
+      <w:r>
+        <w:rPr>
+          <w:rFonts w:ascii="Times New Roman" w:hAnsi="Times New Roman" w:cs="Times New Roman"/>
+          <w:color w:val="FF0000"/>
+          <w:sz w:val="24"/>
+          <w:szCs w:val="24"/>
+        </w:rPr>
+        <w:t>7.</w:t>
+      </w:r>
+      <w:r>
+        <w:rPr>
+          <w:rFonts w:ascii="Times New Roman" w:hAnsi="Times New Roman" w:cs="Times New Roman"/>
+          <w:sz w:val="24"/>
+          <w:szCs w:val="24"/>
+        </w:rPr>
+        <w:t xml:space="preserve"> Боже великий і дивний, що несказанною добрістю і багатим промислом усім управляєш, і дав нам земні добра й запевнив нам обіцяне царство уділеними ласками впродовж цього дня, остерігши нас від усякого лиха! Дай нам і решту непорочно докінчити перед святою твоєю славою і величати тебе одного і доброго, і людинолюбного Бога нашого. Бо ти Бог наш і тобі славу віддаємо: Отцю, і Сину, і Святому Духові, нині і повсякчас, і на віки віків. Амінь.</w:t>
+      </w:r>
+    </w:p>
+    <w:p>
+      <w:pPr>
+        <w:spacing w:after="120"/>
+        <w:jc w:val="both"/>
+        <w:rPr>
+          <w:rFonts w:ascii="Times New Roman" w:hAnsi="Times New Roman" w:cs="Times New Roman"/>
+          <w:sz w:val="24"/>
+          <w:szCs w:val="24"/>
+        </w:rPr>
+      </w:pPr>
+      <w:r>
+        <w:rPr>
+          <w:rFonts w:ascii="Times New Roman" w:hAnsi="Times New Roman" w:cs="Times New Roman"/>
+          <w:color w:val="FF0000"/>
+          <w:sz w:val="24"/>
+          <w:szCs w:val="24"/>
+        </w:rPr>
+        <w:t>8.</w:t>
+      </w:r>
+      <w:r>
+        <w:rPr>
+          <w:rFonts w:ascii="Times New Roman" w:hAnsi="Times New Roman" w:cs="Times New Roman"/>
+          <w:sz w:val="24"/>
+          <w:szCs w:val="24"/>
+        </w:rPr>
+        <w:t xml:space="preserve"> Боже великий і вишній, в тебе одного є безсмертність і в світлі живеш недоступнім. Ти все створіння мудро створив, відокремив світло від темряви і сонце поклав, щоб правити днем, а місяць і зорі, щоб володіли ніччю, нас же грішних вчинив достойними і в теперішню годину стати перед твоїм обличчям, щоб тебе визнавати і принести тобі вечірнє славослов'я. Направ, людинолюбний, молитву нашу, немов кадило, перед тобою і </w:t>
       </w:r>
       <w:r>
         <w:rPr>
@@ -1458,365 +1671,17 @@
           <w:szCs w:val="24"/>
         </w:rPr>
         <w:lastRenderedPageBreak/>
-        <w:t>нас на дорогу твою, щоб ходили ми в твоїй правді. Звесели серця наші, щоб ми боялись імення твого святого, бо ти великий і твориш чуда; ти Бог єдиний і немає подібного тобі між богами, Господи. Ти сильний у милості і добрий у силі, аби допомагати й утішати, і спасати всіх, хто на ім'я твоє святе уповає. Бо тобі належить усяка слава, честь і поклоніння: Отцю, Сину, і Святому Духові, нині і повсякчас, і на віки віків. Амінь.</w:t>
-      </w:r>
-    </w:p>
-    <w:p>
-      <w:pPr>
-        <w:spacing w:after="120"/>
-        <w:jc w:val="both"/>
-        <w:rPr>
-          <w:rFonts w:ascii="Times New Roman" w:hAnsi="Times New Roman" w:cs="Times New Roman"/>
-          <w:sz w:val="24"/>
-          <w:szCs w:val="24"/>
-        </w:rPr>
-      </w:pPr>
-      <w:r>
-        <w:rPr>
-          <w:rFonts w:ascii="Times New Roman" w:hAnsi="Times New Roman" w:cs="Times New Roman"/>
-          <w:color w:val="FF0000"/>
-          <w:sz w:val="24"/>
-          <w:szCs w:val="24"/>
-        </w:rPr>
-        <w:t xml:space="preserve">2. </w:t>
-      </w:r>
-      <w:r>
-        <w:rPr>
-          <w:rFonts w:ascii="Times New Roman" w:hAnsi="Times New Roman" w:cs="Times New Roman"/>
-          <w:sz w:val="24"/>
-          <w:szCs w:val="24"/>
-        </w:rPr>
-        <w:t>Господи, в обуренні твоїм не картай нас, ані в гніві твоїм нас не карай, але поводься з нами за милістю твоєю, Лікарю і Зцілителю душ наших. Приведи нас до бажаної пристані твоєї, просвіти очі сердець наших на пізнання твоєї правди і дай нам останок теперішнього дня мирний і безгрішний, і ввесь час життя нашого, заради молитов святої Богородиці і всіх святих. Бо твоя влада і твоє царство, і сила, і слава: Отця, і Сина, і Святого Духа, нині і повсякчас, і на віки віків. Амінь.</w:t>
-      </w:r>
-    </w:p>
-    <w:p>
-      <w:pPr>
-        <w:spacing w:after="120"/>
-        <w:jc w:val="both"/>
-        <w:rPr>
-          <w:rFonts w:ascii="Times New Roman" w:hAnsi="Times New Roman" w:cs="Times New Roman"/>
-          <w:sz w:val="24"/>
-          <w:szCs w:val="24"/>
-        </w:rPr>
-      </w:pPr>
-      <w:r>
-        <w:rPr>
-          <w:rFonts w:ascii="Times New Roman" w:hAnsi="Times New Roman" w:cs="Times New Roman"/>
-          <w:color w:val="FF0000"/>
-          <w:sz w:val="24"/>
-          <w:szCs w:val="24"/>
-        </w:rPr>
-        <w:t>3.</w:t>
-      </w:r>
-      <w:r>
-        <w:rPr>
-          <w:rFonts w:ascii="Times New Roman" w:hAnsi="Times New Roman" w:cs="Times New Roman"/>
-          <w:sz w:val="24"/>
-          <w:szCs w:val="24"/>
-        </w:rPr>
-        <w:t xml:space="preserve"> Господи, Боже наш! Згадай нас грішних і недостойних слуг твоїх, коли призиваємо святе ім'я твоє, і не осороми нас, коли очікуємо милости твоєї, але вислухай, Господи, усі наші спасенні прохання, і вчини нас достойними любити і боятися тебе від усього серця нашого і творити в усьому волю твою. Бо ти є </w:t>
-      </w:r>
-      <w:r>
-        <w:rPr>
-          <w:rFonts w:ascii="Times New Roman" w:hAnsi="Times New Roman" w:cs="Times New Roman"/>
-          <w:sz w:val="24"/>
-          <w:szCs w:val="24"/>
-        </w:rPr>
-        <w:t>благий</w:t>
-      </w:r>
-      <w:r>
-        <w:rPr>
-          <w:rFonts w:ascii="Times New Roman" w:hAnsi="Times New Roman" w:cs="Times New Roman"/>
-          <w:sz w:val="24"/>
-          <w:szCs w:val="24"/>
-        </w:rPr>
-        <w:t xml:space="preserve"> і </w:t>
-      </w:r>
-      <w:r>
-        <w:rPr>
-          <w:rFonts w:ascii="Times New Roman" w:hAnsi="Times New Roman" w:cs="Times New Roman"/>
-          <w:sz w:val="24"/>
-          <w:szCs w:val="24"/>
-        </w:rPr>
-        <w:t>людинолюбний</w:t>
-      </w:r>
-      <w:r>
-        <w:rPr>
-          <w:rFonts w:ascii="Times New Roman" w:hAnsi="Times New Roman" w:cs="Times New Roman"/>
-          <w:sz w:val="24"/>
-          <w:szCs w:val="24"/>
-        </w:rPr>
-        <w:t xml:space="preserve"> Бог, і тобі славу віддаємо: Отцю, і Сину, і Святому Духові, нині і повсякчас, і на віки віків. Амінь.</w:t>
-      </w:r>
-    </w:p>
-    <w:p>
-      <w:pPr>
-        <w:spacing w:after="120"/>
-        <w:jc w:val="both"/>
-        <w:rPr>
-          <w:rFonts w:ascii="Times New Roman" w:hAnsi="Times New Roman" w:cs="Times New Roman"/>
-          <w:sz w:val="24"/>
-          <w:szCs w:val="24"/>
-        </w:rPr>
-      </w:pPr>
-      <w:r>
-        <w:rPr>
-          <w:rFonts w:ascii="Times New Roman" w:hAnsi="Times New Roman" w:cs="Times New Roman"/>
-          <w:color w:val="FF0000"/>
-          <w:sz w:val="24"/>
-          <w:szCs w:val="24"/>
-        </w:rPr>
-        <w:t xml:space="preserve">4. </w:t>
-      </w:r>
-      <w:r>
-        <w:rPr>
-          <w:rFonts w:ascii="Times New Roman" w:hAnsi="Times New Roman" w:cs="Times New Roman"/>
-          <w:sz w:val="24"/>
-          <w:szCs w:val="24"/>
-        </w:rPr>
-        <w:t>Невмовкаючими піснями і неустанними величаннями святих сил оспівуваний, наповни уста наші хвалінням твоїм, щоб віддавати шану імені твоєму святому; і дай нам частку і спадкоємство з усіма, що почитають тебе в правді і зберігають заповіді твої, молитвами святої Богородиці і всіх святих твоїх. Бо тобі належить усяка слава, честь і поклоніння: Отцю, і Сину, і Святому Духові, нині і повсякчас, і на віки віків. Амінь.</w:t>
-      </w:r>
-    </w:p>
-    <w:p>
-      <w:pPr>
-        <w:spacing w:after="120"/>
-        <w:jc w:val="both"/>
-        <w:rPr>
-          <w:rFonts w:ascii="Times New Roman" w:hAnsi="Times New Roman" w:cs="Times New Roman"/>
-          <w:sz w:val="24"/>
-          <w:szCs w:val="24"/>
-        </w:rPr>
-      </w:pPr>
-      <w:r>
-        <w:rPr>
-          <w:rFonts w:ascii="Times New Roman" w:hAnsi="Times New Roman" w:cs="Times New Roman"/>
-          <w:color w:val="FF0000"/>
-          <w:sz w:val="24"/>
-          <w:szCs w:val="24"/>
-        </w:rPr>
-        <w:t>5.</w:t>
-      </w:r>
-      <w:r>
-        <w:rPr>
-          <w:rFonts w:ascii="Times New Roman" w:hAnsi="Times New Roman" w:cs="Times New Roman"/>
-          <w:sz w:val="24"/>
-          <w:szCs w:val="24"/>
-        </w:rPr>
-        <w:t xml:space="preserve"> Благословенний ти, Господи Боже, Вседержителю, що знаєш думки людські, що відаєш те, чого ми потребуємо, і багато більше, ніж ми просимо, або розуміємо. Самий ти, </w:t>
-      </w:r>
-      <w:r>
-        <w:rPr>
-          <w:rFonts w:ascii="Times New Roman" w:hAnsi="Times New Roman" w:cs="Times New Roman"/>
-          <w:sz w:val="24"/>
-          <w:szCs w:val="24"/>
-        </w:rPr>
-        <w:t>людинолюбний</w:t>
-      </w:r>
-      <w:r>
-        <w:rPr>
-          <w:rFonts w:ascii="Times New Roman" w:hAnsi="Times New Roman" w:cs="Times New Roman"/>
-          <w:sz w:val="24"/>
-          <w:szCs w:val="24"/>
-        </w:rPr>
-        <w:t xml:space="preserve"> Царю, у всьому добрий, задовольни нас багатством твоїх ласк, щоб ми непостидною совістю призивали святе ім'я твоє; і не введи нас у спокусу, але визволь нас від злого, і провидінням твоїм дай нам усе корисне. Бо тобі належить усяка слава, честь і поклоніння: Отцю, і Сину, і Святому Духові, нині і повсякчас, і на віки віків. Амінь.</w:t>
-      </w:r>
-    </w:p>
-    <w:p>
-      <w:pPr>
-        <w:spacing w:after="120"/>
-        <w:jc w:val="both"/>
-        <w:rPr>
-          <w:rFonts w:ascii="Times New Roman" w:hAnsi="Times New Roman" w:cs="Times New Roman"/>
-          <w:sz w:val="24"/>
-          <w:szCs w:val="24"/>
-        </w:rPr>
-      </w:pPr>
-      <w:r>
-        <w:rPr>
-          <w:rFonts w:ascii="Times New Roman" w:hAnsi="Times New Roman" w:cs="Times New Roman"/>
-          <w:color w:val="FF0000"/>
-          <w:sz w:val="24"/>
-          <w:szCs w:val="24"/>
-        </w:rPr>
-        <w:t>6.</w:t>
-      </w:r>
-      <w:r>
-        <w:rPr>
-          <w:rFonts w:ascii="Times New Roman" w:eastAsia="Gungsuh" w:hAnsi="Times New Roman" w:cs="Times New Roman"/>
-          <w:sz w:val="24"/>
-          <w:szCs w:val="24"/>
-        </w:rPr>
-        <w:t xml:space="preserve"> Господи, Господи, що пречистою твоєю долонею все утримуєш, що довго терпиш нам усім, і жалієшся задля нашої злоби! Згадай твої милості і ласки, відвідай нас у твоїй доброті і дай нам пройти й останок нинішнього дня вільним від різних затій лукавого, і збережи наше життя без напастувань, благодаттю Святого твого Духа, − милістю, щедротами і </w:t>
-      </w:r>
-      <w:r>
-        <w:rPr>
-          <w:rFonts w:ascii="Times New Roman" w:eastAsia="Gungsuh" w:hAnsi="Times New Roman" w:cs="Times New Roman"/>
-          <w:sz w:val="24"/>
-          <w:szCs w:val="24"/>
-        </w:rPr>
-        <w:t>людинолюбʼям</w:t>
-      </w:r>
-      <w:r>
-        <w:rPr>
-          <w:rFonts w:ascii="Times New Roman" w:eastAsia="Gungsuh" w:hAnsi="Times New Roman" w:cs="Times New Roman"/>
-          <w:sz w:val="24"/>
-          <w:szCs w:val="24"/>
-        </w:rPr>
-        <w:t xml:space="preserve"> єдинородного Сина твого, з яким і ти є благословенний, з пресвятим, добрим і животвор</w:t>
-      </w:r>
-      <w:r>
-        <w:rPr>
-          <w:rFonts w:ascii="Times New Roman" w:eastAsia="Gungsuh" w:hAnsi="Times New Roman" w:cs="Times New Roman"/>
-          <w:sz w:val="24"/>
-          <w:szCs w:val="24"/>
-        </w:rPr>
-        <w:t>ч</w:t>
-      </w:r>
-      <w:r>
-        <w:rPr>
-          <w:rFonts w:ascii="Times New Roman" w:eastAsia="Gungsuh" w:hAnsi="Times New Roman" w:cs="Times New Roman"/>
-          <w:sz w:val="24"/>
-          <w:szCs w:val="24"/>
-        </w:rPr>
-        <w:t>им твоїм Духом, нині і повсякчас, і на віки віків. Амінь.</w:t>
-      </w:r>
-    </w:p>
-    <w:p>
-      <w:pPr>
-        <w:spacing w:after="120"/>
-        <w:jc w:val="both"/>
-        <w:rPr>
-          <w:rFonts w:ascii="Times New Roman" w:hAnsi="Times New Roman" w:cs="Times New Roman"/>
-          <w:sz w:val="24"/>
-          <w:szCs w:val="24"/>
-        </w:rPr>
-      </w:pPr>
-      <w:r>
-        <w:rPr>
-          <w:rFonts w:ascii="Times New Roman" w:hAnsi="Times New Roman" w:cs="Times New Roman"/>
-          <w:color w:val="FF0000"/>
-          <w:sz w:val="24"/>
-          <w:szCs w:val="24"/>
-        </w:rPr>
-        <w:t>7.</w:t>
-      </w:r>
-      <w:r>
-        <w:rPr>
-          <w:rFonts w:ascii="Times New Roman" w:hAnsi="Times New Roman" w:cs="Times New Roman"/>
-          <w:sz w:val="24"/>
-          <w:szCs w:val="24"/>
-        </w:rPr>
-        <w:t xml:space="preserve"> Боже великий і дивний, що несказанною добрістю і багатим промислом усім управляєш, і дав нам земні добра й запевнив нам обіцяне царство уділеними ласками впродовж цього дня, остерігши нас від усякого лиха! Дай нам і решту непорочно докінчити перед святою твоєю славою і величати тебе одного і доброго, і </w:t>
-      </w:r>
-      <w:r>
-        <w:rPr>
-          <w:rFonts w:ascii="Times New Roman" w:hAnsi="Times New Roman" w:cs="Times New Roman"/>
-          <w:sz w:val="24"/>
-          <w:szCs w:val="24"/>
-        </w:rPr>
-        <w:t>людинолюбного</w:t>
-      </w:r>
-      <w:r>
-        <w:rPr>
-          <w:rFonts w:ascii="Times New Roman" w:hAnsi="Times New Roman" w:cs="Times New Roman"/>
-          <w:sz w:val="24"/>
-          <w:szCs w:val="24"/>
-        </w:rPr>
-        <w:t xml:space="preserve"> Бога нашого. Бо ти Бог наш і тобі славу віддаємо: Отцю, і Сину, і Святому Духові, нині і повсякчас, і на віки віків. Амінь.</w:t>
-      </w:r>
-    </w:p>
-    <w:p>
-      <w:pPr>
-        <w:spacing w:after="120"/>
-        <w:jc w:val="both"/>
-        <w:rPr>
-          <w:rFonts w:ascii="Times New Roman" w:hAnsi="Times New Roman" w:cs="Times New Roman"/>
-          <w:sz w:val="24"/>
-          <w:szCs w:val="24"/>
-        </w:rPr>
-      </w:pPr>
-      <w:r>
-        <w:rPr>
-          <w:rFonts w:ascii="Times New Roman" w:hAnsi="Times New Roman" w:cs="Times New Roman"/>
-          <w:color w:val="FF0000"/>
-          <w:sz w:val="24"/>
-          <w:szCs w:val="24"/>
-        </w:rPr>
-        <w:t>8.</w:t>
-      </w:r>
-      <w:r>
-        <w:rPr>
-          <w:rFonts w:ascii="Times New Roman" w:hAnsi="Times New Roman" w:cs="Times New Roman"/>
-          <w:sz w:val="24"/>
-          <w:szCs w:val="24"/>
-        </w:rPr>
-        <w:t xml:space="preserve"> Боже великий і вишній, в тебе одного є безсмертність і в світлі живеш недоступнім. Ти все створіння мудро створив, відокремив світло від темряви і сонце поклав, щоб правити днем, а місяць і зорі, щоб володіли ніччю, нас же грішних вчинив достойними і в теперішню годину стати перед твоїм обличчям, щоб тебе визнавати і принести тобі вечірнє славослов'я. Направ, </w:t>
-      </w:r>
-      <w:r>
-        <w:rPr>
-          <w:rFonts w:ascii="Times New Roman" w:hAnsi="Times New Roman" w:cs="Times New Roman"/>
-          <w:sz w:val="24"/>
-          <w:szCs w:val="24"/>
-        </w:rPr>
-        <w:t>людинолюбний</w:t>
-      </w:r>
-      <w:r>
-        <w:rPr>
-          <w:rFonts w:ascii="Times New Roman" w:hAnsi="Times New Roman" w:cs="Times New Roman"/>
-          <w:sz w:val="24"/>
-          <w:szCs w:val="24"/>
-        </w:rPr>
-        <w:t xml:space="preserve">, молитву нашу, немов кадило, перед тобою і прийми її, як благовонний запах. Дай нам мирний цей вечір і близьку вже ніч; зодягни нас у броню світла; визволь нас від нічного страху і всякої речі, що в темряві з'являється, і дай сон, що його ти дарував на відпочинок нашій немічності, вільний від усякого маріння диявольського. Владико, давче добра, хай і на нашій постелі, бувши тобі милими, згадуємо вночі твоє ім'я і, просвічувані навчанням твоїх заповідей, встанемо в душевній </w:t>
-      </w:r>
-      <w:r>
-        <w:rPr>
-          <w:rFonts w:ascii="Times New Roman" w:hAnsi="Times New Roman" w:cs="Times New Roman"/>
-          <w:sz w:val="24"/>
-          <w:szCs w:val="24"/>
-        </w:rPr>
-        <w:lastRenderedPageBreak/>
-        <w:t xml:space="preserve">радості до звеличування твоєї доброти, приносячи твоєму милосердю молитви і моління, за наші і всіх твоїх людей провини. Відвідай їх задля молитов святої Богородиці. Бо ти є </w:t>
-      </w:r>
-      <w:r>
-        <w:rPr>
-          <w:rFonts w:ascii="Times New Roman" w:hAnsi="Times New Roman" w:cs="Times New Roman"/>
-          <w:sz w:val="24"/>
-          <w:szCs w:val="24"/>
-        </w:rPr>
-        <w:t>благий</w:t>
-      </w:r>
-      <w:r>
-        <w:rPr>
-          <w:rFonts w:ascii="Times New Roman" w:hAnsi="Times New Roman" w:cs="Times New Roman"/>
-          <w:sz w:val="24"/>
-          <w:szCs w:val="24"/>
-        </w:rPr>
-        <w:t xml:space="preserve"> і </w:t>
-      </w:r>
-      <w:r>
-        <w:rPr>
-          <w:rFonts w:ascii="Times New Roman" w:hAnsi="Times New Roman" w:cs="Times New Roman"/>
-          <w:sz w:val="24"/>
-          <w:szCs w:val="24"/>
-        </w:rPr>
-        <w:t>людинолюбний</w:t>
-      </w:r>
-      <w:r>
-        <w:rPr>
-          <w:rFonts w:ascii="Times New Roman" w:hAnsi="Times New Roman" w:cs="Times New Roman"/>
-          <w:sz w:val="24"/>
-          <w:szCs w:val="24"/>
-        </w:rPr>
-        <w:t xml:space="preserve"> Бог, і тобі віддаємо славу: Отцю, і Сину, і Святому Духові, нині і повсякчас, і на віки віків. Амінь.</w:t>
-      </w:r>
-    </w:p>
-    <w:p>
-      <w:pPr>
-        <w:spacing w:after="120"/>
-        <w:jc w:val="both"/>
-        <w:rPr>
-          <w:rFonts w:ascii="Times New Roman" w:hAnsi="Times New Roman" w:cs="Times New Roman"/>
-          <w:i/>
+        <w:t>прийми її, як благовонний запах. Дай нам мирний цей вечір і близьку вже ніч; зодягни нас у броню світла; визволь нас від нічного страху і всякої речі, що в темряві з'являється, і дай сон, що його ти дарував на відпочинок нашій немічності, вільний від усякого маріння диявольського. Владико, давче добра, хай і на нашій постелі, бувши тобі милими, згадуємо вночі твоє ім'я і, просвічувані навчанням твоїх заповідей, встанемо в душевній радості до звеличування твоєї доброти, приносячи твоєму милосердю молитви і моління, за наші і всіх твоїх людей провини. Відвідай їх задля молитов святої Богородиці. Бо ти є благий і людинолюбний Бог, і тобі віддаємо славу: Отцю, і Сину, і Святому Духові, нині і повсякчас, і на віки віків. Амінь.</w:t>
+      </w:r>
+    </w:p>
+    <w:p>
+      <w:pPr>
+        <w:spacing w:after="120"/>
+        <w:jc w:val="both"/>
+        <w:rPr>
+          <w:rFonts w:ascii="Times New Roman" w:hAnsi="Times New Roman" w:cs="Times New Roman"/>
+          <w:i/>
+          <w:iCs/>
           <w:color w:val="FF0000"/>
           <w:sz w:val="24"/>
           <w:szCs w:val="24"/>
@@ -1831,7 +1696,9 @@
         <w:rPr>
           <w:rFonts w:ascii="Times New Roman" w:eastAsia="Times New Roman" w:hAnsi="Times New Roman" w:cs="Times New Roman"/>
           <w:b/>
-          <w:i/>
+          <w:bCs/>
+          <w:i/>
+          <w:iCs/>
           <w:color w:val="FF0000"/>
           <w:sz w:val="24"/>
           <w:szCs w:val="24"/>
@@ -1841,7 +1708,9 @@
         <w:rPr>
           <w:rFonts w:ascii="Times New Roman" w:eastAsia="Times New Roman" w:hAnsi="Times New Roman" w:cs="Times New Roman"/>
           <w:b/>
-          <w:i/>
+          <w:bCs/>
+          <w:i/>
+          <w:iCs/>
           <w:color w:val="FF0000"/>
           <w:sz w:val="24"/>
           <w:szCs w:val="24"/>
@@ -1881,6 +1750,7 @@
         <w:rPr>
           <w:rFonts w:ascii="Times New Roman" w:hAnsi="Times New Roman" w:cs="Times New Roman"/>
           <w:i/>
+          <w:iCs/>
           <w:color w:val="FF4400"/>
           <w:sz w:val="24"/>
           <w:szCs w:val="24"/>
@@ -1929,6 +1799,7 @@
         <w:rPr>
           <w:rFonts w:ascii="Times New Roman" w:hAnsi="Times New Roman" w:cs="Times New Roman"/>
           <w:i/>
+          <w:iCs/>
           <w:color w:val="FF4400"/>
           <w:sz w:val="24"/>
           <w:szCs w:val="24"/>
@@ -1977,6 +1848,7 @@
         <w:rPr>
           <w:rFonts w:ascii="Times New Roman" w:hAnsi="Times New Roman" w:cs="Times New Roman"/>
           <w:i/>
+          <w:iCs/>
           <w:color w:val="FF4400"/>
           <w:sz w:val="24"/>
           <w:szCs w:val="24"/>
@@ -2025,6 +1897,7 @@
         <w:rPr>
           <w:rFonts w:ascii="Times New Roman" w:hAnsi="Times New Roman" w:cs="Times New Roman"/>
           <w:i/>
+          <w:iCs/>
           <w:color w:val="FF4400"/>
           <w:sz w:val="24"/>
           <w:szCs w:val="24"/>
@@ -2063,6 +1936,7 @@
         <w:rPr>
           <w:rFonts w:ascii="Times New Roman" w:hAnsi="Times New Roman" w:cs="Times New Roman"/>
           <w:i/>
+          <w:iCs/>
           <w:color w:val="FF4400"/>
           <w:sz w:val="24"/>
           <w:szCs w:val="24"/>
@@ -2073,6 +1947,7 @@
         <w:rPr>
           <w:rFonts w:ascii="Times New Roman" w:hAnsi="Times New Roman" w:cs="Times New Roman"/>
           <w:i/>
+          <w:iCs/>
           <w:color w:val="000000"/>
           <w:sz w:val="24"/>
           <w:szCs w:val="24"/>
@@ -2092,6 +1967,7 @@
         <w:rPr>
           <w:rFonts w:ascii="Times New Roman" w:hAnsi="Times New Roman" w:cs="Times New Roman"/>
           <w:i/>
+          <w:iCs/>
           <w:color w:val="FF4400"/>
           <w:sz w:val="24"/>
           <w:szCs w:val="24"/>
@@ -2102,6 +1978,7 @@
         <w:rPr>
           <w:rFonts w:ascii="Times New Roman" w:hAnsi="Times New Roman" w:cs="Times New Roman"/>
           <w:i/>
+          <w:iCs/>
           <w:color w:val="000000"/>
           <w:sz w:val="24"/>
           <w:szCs w:val="24"/>
@@ -2131,6 +2008,7 @@
         <w:rPr>
           <w:rFonts w:ascii="Times New Roman" w:hAnsi="Times New Roman" w:cs="Times New Roman"/>
           <w:i/>
+          <w:iCs/>
           <w:color w:val="FF4400"/>
           <w:sz w:val="24"/>
           <w:szCs w:val="24"/>
@@ -2179,6 +2057,7 @@
         <w:rPr>
           <w:rFonts w:ascii="Times New Roman" w:hAnsi="Times New Roman" w:cs="Times New Roman"/>
           <w:i/>
+          <w:iCs/>
           <w:color w:val="FF4400"/>
           <w:sz w:val="24"/>
           <w:szCs w:val="24"/>
@@ -2225,6 +2104,7 @@
         <w:rPr>
           <w:rFonts w:ascii="Times New Roman" w:hAnsi="Times New Roman" w:cs="Times New Roman"/>
           <w:i/>
+          <w:iCs/>
           <w:color w:val="FF0000"/>
           <w:sz w:val="24"/>
           <w:szCs w:val="24"/>
@@ -2252,6 +2132,7 @@
         <w:rPr>
           <w:rFonts w:ascii="Times New Roman" w:hAnsi="Times New Roman" w:cs="Times New Roman"/>
           <w:i/>
+          <w:iCs/>
           <w:color w:val="FF0000"/>
           <w:sz w:val="24"/>
           <w:szCs w:val="24"/>
@@ -2298,6 +2179,7 @@
         <w:rPr>
           <w:rFonts w:ascii="Times New Roman" w:hAnsi="Times New Roman" w:cs="Times New Roman"/>
           <w:i/>
+          <w:iCs/>
           <w:color w:val="FF4400"/>
           <w:sz w:val="24"/>
           <w:szCs w:val="24"/>
@@ -2346,6 +2228,7 @@
         <w:rPr>
           <w:rFonts w:ascii="Times New Roman" w:hAnsi="Times New Roman" w:cs="Times New Roman"/>
           <w:i/>
+          <w:iCs/>
           <w:color w:val="FF4400"/>
           <w:sz w:val="24"/>
           <w:szCs w:val="24"/>
@@ -2394,6 +2277,7 @@
         <w:rPr>
           <w:rFonts w:ascii="Times New Roman" w:hAnsi="Times New Roman" w:cs="Times New Roman"/>
           <w:i/>
+          <w:iCs/>
           <w:color w:val="FF4400"/>
           <w:sz w:val="24"/>
           <w:szCs w:val="24"/>
@@ -2442,6 +2326,7 @@
         <w:rPr>
           <w:rFonts w:ascii="Times New Roman" w:hAnsi="Times New Roman" w:cs="Times New Roman"/>
           <w:i/>
+          <w:iCs/>
           <w:color w:val="FF4400"/>
           <w:sz w:val="24"/>
           <w:szCs w:val="24"/>
@@ -2489,6 +2374,7 @@
         <w:rPr>
           <w:rFonts w:ascii="Times New Roman" w:hAnsi="Times New Roman" w:cs="Times New Roman"/>
           <w:i/>
+          <w:iCs/>
           <w:color w:val="FF4400"/>
           <w:sz w:val="24"/>
           <w:szCs w:val="24"/>
@@ -2521,6 +2407,7 @@
           <w:sz w:val="24"/>
           <w:szCs w:val="24"/>
         </w:rPr>
+        <w:lastRenderedPageBreak/>
         <w:t>Пресвяту, пречисту, преблагословенну, славну Владичицю нашу Богородицю і приснодіву Марію, з усіма святими пом’янувши, самих себе, і один одного, і все життя наше Христу Богові віддаймо.</w:t>
       </w:r>
     </w:p>
@@ -2537,6 +2424,7 @@
         <w:rPr>
           <w:rFonts w:ascii="Times New Roman" w:hAnsi="Times New Roman" w:cs="Times New Roman"/>
           <w:i/>
+          <w:iCs/>
           <w:color w:val="FF4400"/>
           <w:sz w:val="24"/>
           <w:szCs w:val="24"/>
@@ -2560,6 +2448,7 @@
         <w:rPr>
           <w:rFonts w:ascii="Times New Roman" w:hAnsi="Times New Roman" w:cs="Times New Roman"/>
           <w:i/>
+          <w:iCs/>
           <w:sz w:val="24"/>
           <w:szCs w:val="24"/>
           <w:u w:val="single"/>
@@ -2574,32 +2463,23 @@
           <w:szCs w:val="24"/>
           <w:u w:val="single"/>
         </w:rPr>
-        <w:t xml:space="preserve">[Господи щедрий і милосердний, довготерпеливий і многомилостивий! Вислухай молитви наші і зверни увагу на голос моління нашого і яви нам знак милости твоєї, наведи нас на </w:t>
-      </w:r>
-      <w:r>
-        <w:rPr>
-          <w:rFonts w:ascii="Times New Roman" w:hAnsi="Times New Roman" w:cs="Times New Roman"/>
-          <w:sz w:val="24"/>
-          <w:szCs w:val="24"/>
-          <w:u w:val="single"/>
-        </w:rPr>
-        <w:lastRenderedPageBreak/>
-        <w:t>дорогу твою, щоб ходили ми в твоїй правді. Звесели серця наші, щоб ми боялись імення твого святого, бо ти великий і твориш чуда; ти Бог єдиний і немає подібного тобі між богами, Господи. Ти сильний у милості і добрий у силі, аби допомагати й утішати, і спасати всіх, хто на ім'я твоє святе уповає.]</w:t>
-      </w:r>
-    </w:p>
-    <w:p>
-      <w:pPr>
-        <w:spacing w:after="120"/>
-        <w:rPr>
-          <w:rFonts w:ascii="Times New Roman" w:hAnsi="Times New Roman" w:cs="Times New Roman"/>
-          <w:sz w:val="24"/>
-          <w:szCs w:val="24"/>
-        </w:rPr>
-      </w:pPr>
-      <w:r>
-        <w:rPr>
-          <w:rFonts w:ascii="Times New Roman" w:hAnsi="Times New Roman" w:cs="Times New Roman"/>
-          <w:i/>
+        <w:t>[Господи щедрий і милосердний, довготерпеливий і многомилостивий! Вислухай молитви наші і зверни увагу на голос моління нашого і яви нам знак милости твоєї, наведи нас на дорогу твою, щоб ходили ми в твоїй правді. Звесели серця наші, щоб ми боялись імення твого святого, бо ти великий і твориш чуда; ти Бог єдиний і немає подібного тобі між богами, Господи. Ти сильний у милості і добрий у силі, аби допомагати й утішати, і спасати всіх, хто на ім'я твоє святе уповає.]</w:t>
+      </w:r>
+    </w:p>
+    <w:p>
+      <w:pPr>
+        <w:spacing w:after="120"/>
+        <w:rPr>
+          <w:rFonts w:ascii="Times New Roman" w:hAnsi="Times New Roman" w:cs="Times New Roman"/>
+          <w:sz w:val="24"/>
+          <w:szCs w:val="24"/>
+        </w:rPr>
+      </w:pPr>
+      <w:r>
+        <w:rPr>
+          <w:rFonts w:ascii="Times New Roman" w:hAnsi="Times New Roman" w:cs="Times New Roman"/>
+          <w:i/>
+          <w:iCs/>
           <w:color w:val="FF4400"/>
           <w:sz w:val="24"/>
           <w:szCs w:val="24"/>
@@ -2629,6 +2509,7 @@
         <w:rPr>
           <w:rFonts w:ascii="Times New Roman" w:hAnsi="Times New Roman" w:cs="Times New Roman"/>
           <w:i/>
+          <w:iCs/>
           <w:color w:val="FF0000"/>
           <w:sz w:val="24"/>
           <w:szCs w:val="24"/>
@@ -2660,6 +2541,7 @@
         <w:rPr>
           <w:rFonts w:ascii="Times New Roman" w:hAnsi="Times New Roman" w:cs="Times New Roman"/>
           <w:i/>
+          <w:iCs/>
           <w:color w:val="FF0000"/>
           <w:sz w:val="24"/>
           <w:szCs w:val="24"/>
@@ -2674,13 +2556,16 @@
         <w:rPr>
           <w:rFonts w:ascii="Times New Roman" w:eastAsia="Times New Roman" w:hAnsi="Times New Roman" w:cs="Times New Roman"/>
           <w:i/>
+          <w:iCs/>
         </w:rPr>
       </w:pPr>
       <w:r>
         <w:rPr>
           <w:rFonts w:ascii="Times New Roman" w:eastAsia="Times New Roman" w:hAnsi="Times New Roman" w:cs="Times New Roman"/>
           <w:b/>
-          <w:i/>
+          <w:bCs/>
+          <w:i/>
+          <w:iCs/>
           <w:color w:val="FF0000"/>
           <w:sz w:val="24"/>
         </w:rPr>
@@ -2709,6 +2594,7 @@
         <w:rPr>
           <w:rFonts w:ascii="Times New Roman" w:hAnsi="Times New Roman" w:cs="Times New Roman"/>
           <w:i/>
+          <w:iCs/>
           <w:color w:val="FF0000"/>
           <w:sz w:val="24"/>
           <w:szCs w:val="24"/>
@@ -2723,6 +2609,7 @@
         <w:rPr>
           <w:rFonts w:ascii="Times New Roman" w:hAnsi="Times New Roman" w:cs="Times New Roman"/>
           <w:i/>
+          <w:iCs/>
           <w:sz w:val="24"/>
           <w:szCs w:val="24"/>
         </w:rPr>
@@ -2739,6 +2626,7 @@
         <w:rPr>
           <w:rFonts w:ascii="Times New Roman" w:hAnsi="Times New Roman" w:cs="Times New Roman"/>
           <w:i/>
+          <w:iCs/>
           <w:color w:val="FF0000"/>
           <w:sz w:val="24"/>
           <w:szCs w:val="24"/>
@@ -2753,6 +2641,7 @@
         <w:rPr>
           <w:rFonts w:ascii="Times New Roman" w:hAnsi="Times New Roman" w:cs="Times New Roman"/>
           <w:i/>
+          <w:iCs/>
           <w:sz w:val="24"/>
           <w:szCs w:val="24"/>
         </w:rPr>
@@ -2778,6 +2667,7 @@
         <w:rPr>
           <w:rFonts w:ascii="Times New Roman" w:hAnsi="Times New Roman" w:cs="Times New Roman"/>
           <w:i/>
+          <w:iCs/>
           <w:color w:val="FF0000"/>
           <w:sz w:val="24"/>
           <w:szCs w:val="24"/>
@@ -2792,6 +2682,7 @@
         <w:rPr>
           <w:rFonts w:ascii="Times New Roman" w:hAnsi="Times New Roman" w:cs="Times New Roman"/>
           <w:i/>
+          <w:iCs/>
           <w:sz w:val="24"/>
           <w:szCs w:val="24"/>
         </w:rPr>
@@ -2808,6 +2699,7 @@
         <w:rPr>
           <w:rFonts w:ascii="Times New Roman" w:hAnsi="Times New Roman" w:cs="Times New Roman"/>
           <w:i/>
+          <w:iCs/>
           <w:sz w:val="24"/>
           <w:szCs w:val="24"/>
         </w:rPr>
@@ -2826,6 +2718,7 @@
         <w:rPr>
           <w:rFonts w:ascii="Times New Roman" w:hAnsi="Times New Roman" w:cs="Times New Roman"/>
           <w:i/>
+          <w:iCs/>
           <w:color w:val="FF0000"/>
           <w:sz w:val="24"/>
           <w:szCs w:val="24"/>
@@ -2840,6 +2733,7 @@
         <w:rPr>
           <w:rFonts w:ascii="Times New Roman" w:hAnsi="Times New Roman" w:cs="Times New Roman"/>
           <w:i/>
+          <w:iCs/>
           <w:sz w:val="24"/>
           <w:szCs w:val="24"/>
         </w:rPr>
@@ -2865,6 +2759,7 @@
         <w:rPr>
           <w:rFonts w:ascii="Times New Roman" w:hAnsi="Times New Roman" w:cs="Times New Roman"/>
           <w:i/>
+          <w:iCs/>
           <w:color w:val="FF0000"/>
           <w:sz w:val="24"/>
           <w:szCs w:val="24"/>
@@ -2879,6 +2774,7 @@
         <w:rPr>
           <w:rFonts w:ascii="Times New Roman" w:hAnsi="Times New Roman" w:cs="Times New Roman"/>
           <w:i/>
+          <w:iCs/>
           <w:sz w:val="24"/>
           <w:szCs w:val="24"/>
         </w:rPr>
@@ -2895,6 +2791,7 @@
         <w:rPr>
           <w:rFonts w:ascii="Times New Roman" w:hAnsi="Times New Roman" w:cs="Times New Roman"/>
           <w:i/>
+          <w:iCs/>
           <w:color w:val="FF0000"/>
           <w:sz w:val="24"/>
           <w:szCs w:val="24"/>
@@ -2909,6 +2806,7 @@
         <w:rPr>
           <w:rFonts w:ascii="Times New Roman" w:hAnsi="Times New Roman" w:cs="Times New Roman"/>
           <w:i/>
+          <w:iCs/>
           <w:sz w:val="24"/>
           <w:szCs w:val="24"/>
         </w:rPr>
@@ -2925,6 +2823,7 @@
         <w:rPr>
           <w:rFonts w:ascii="Times New Roman" w:hAnsi="Times New Roman" w:cs="Times New Roman"/>
           <w:i/>
+          <w:iCs/>
           <w:color w:val="FF0000"/>
           <w:sz w:val="24"/>
           <w:szCs w:val="24"/>
@@ -2954,6 +2853,7 @@
         <w:rPr>
           <w:rFonts w:ascii="Times New Roman" w:hAnsi="Times New Roman" w:cs="Times New Roman"/>
           <w:i/>
+          <w:iCs/>
           <w:color w:val="FF0000"/>
           <w:sz w:val="24"/>
           <w:szCs w:val="24"/>
@@ -2964,6 +2864,7 @@
         <w:rPr>
           <w:rFonts w:ascii="Times New Roman" w:hAnsi="Times New Roman" w:cs="Times New Roman"/>
           <w:i/>
+          <w:iCs/>
           <w:sz w:val="24"/>
           <w:szCs w:val="24"/>
         </w:rPr>
@@ -2977,6 +2878,7 @@
         <w:rPr>
           <w:rFonts w:ascii="Times New Roman" w:hAnsi="Times New Roman" w:cs="Times New Roman"/>
           <w:i/>
+          <w:iCs/>
           <w:sz w:val="24"/>
           <w:szCs w:val="24"/>
         </w:rPr>
@@ -2993,6 +2895,7 @@
         <w:rPr>
           <w:rFonts w:ascii="Times New Roman" w:hAnsi="Times New Roman" w:cs="Times New Roman"/>
           <w:i/>
+          <w:iCs/>
           <w:color w:val="FF0000"/>
           <w:sz w:val="24"/>
           <w:szCs w:val="24"/>
@@ -3003,6 +2906,7 @@
         <w:rPr>
           <w:rFonts w:ascii="Times New Roman" w:hAnsi="Times New Roman" w:cs="Times New Roman"/>
           <w:i/>
+          <w:iCs/>
           <w:sz w:val="24"/>
           <w:szCs w:val="24"/>
         </w:rPr>
@@ -3016,6 +2920,7 @@
         <w:rPr>
           <w:rFonts w:ascii="Times New Roman" w:hAnsi="Times New Roman" w:cs="Times New Roman"/>
           <w:i/>
+          <w:iCs/>
           <w:color w:val="FF0000"/>
           <w:sz w:val="24"/>
           <w:szCs w:val="24"/>
@@ -3030,13 +2935,16 @@
         <w:rPr>
           <w:rFonts w:ascii="Times New Roman" w:eastAsia="Times New Roman" w:hAnsi="Times New Roman" w:cs="Times New Roman"/>
           <w:i/>
+          <w:iCs/>
         </w:rPr>
       </w:pPr>
       <w:r>
         <w:rPr>
           <w:rFonts w:ascii="Times New Roman" w:eastAsia="Times New Roman" w:hAnsi="Times New Roman" w:cs="Times New Roman"/>
           <w:b/>
-          <w:i/>
+          <w:bCs/>
+          <w:i/>
+          <w:iCs/>
           <w:color w:val="FF0000"/>
           <w:sz w:val="24"/>
         </w:rPr>
@@ -3049,9 +2957,10 @@
       </w:pPr>
       <w:r>
         <w:rPr>
-          <w:rFonts w:ascii="Times New Roman" w:hAnsi="Times New Roman"/>
-          <w:color w:val="000000"/>
-          <w:sz w:val="24"/>
+          <w:rFonts w:ascii="Times New Roman" w:hAnsi="Times New Roman" w:cs="Times New Roman"/>
+          <w:color w:val="000000"/>
+          <w:sz w:val="24"/>
+          <w:szCs w:val="24"/>
         </w:rPr>
         <w:t>Ще і ще в мирі Господеві помолімся.</w:t>
       </w:r>
@@ -3062,18 +2971,21 @@
       </w:pPr>
       <w:r>
         <w:rPr>
-          <w:rFonts w:ascii="Times New Roman" w:hAnsi="Times New Roman"/>
-          <w:i/>
+          <w:rFonts w:ascii="Times New Roman" w:hAnsi="Times New Roman" w:cs="Times New Roman"/>
+          <w:i/>
+          <w:iCs/>
           <w:color w:val="FF4400"/>
           <w:sz w:val="24"/>
+          <w:szCs w:val="24"/>
         </w:rPr>
         <w:t>Вірні:</w:t>
       </w:r>
       <w:r>
         <w:rPr>
-          <w:rFonts w:ascii="Times New Roman" w:hAnsi="Times New Roman"/>
-          <w:color w:val="000000"/>
-          <w:sz w:val="24"/>
+          <w:rFonts w:ascii="Times New Roman" w:hAnsi="Times New Roman" w:cs="Times New Roman"/>
+          <w:color w:val="000000"/>
+          <w:sz w:val="24"/>
+          <w:szCs w:val="24"/>
         </w:rPr>
         <w:t xml:space="preserve"> Го́споди, поми́луй.</w:t>
       </w:r>
@@ -3084,8 +2996,9 @@
       </w:pPr>
       <w:r>
         <w:rPr>
-          <w:rFonts w:ascii="Times New Roman" w:hAnsi="Times New Roman"/>
-          <w:sz w:val="24"/>
+          <w:rFonts w:ascii="Times New Roman" w:hAnsi="Times New Roman" w:cs="Times New Roman"/>
+          <w:sz w:val="24"/>
+          <w:szCs w:val="24"/>
         </w:rPr>
         <w:t>Заступи, спаси, помилуй і охорони нас, Боже, Твоєю благодаттю</w:t>
       </w:r>
@@ -3096,18 +3009,21 @@
       </w:pPr>
       <w:r>
         <w:rPr>
-          <w:rFonts w:ascii="Times New Roman" w:hAnsi="Times New Roman"/>
-          <w:i/>
+          <w:rFonts w:ascii="Times New Roman" w:hAnsi="Times New Roman" w:cs="Times New Roman"/>
+          <w:i/>
+          <w:iCs/>
           <w:color w:val="FF4400"/>
           <w:sz w:val="24"/>
+          <w:szCs w:val="24"/>
         </w:rPr>
         <w:t>Вірні:</w:t>
       </w:r>
       <w:r>
         <w:rPr>
-          <w:rFonts w:ascii="Times New Roman" w:hAnsi="Times New Roman"/>
-          <w:color w:val="000000"/>
-          <w:sz w:val="24"/>
+          <w:rFonts w:ascii="Times New Roman" w:hAnsi="Times New Roman" w:cs="Times New Roman"/>
+          <w:color w:val="000000"/>
+          <w:sz w:val="24"/>
+          <w:szCs w:val="24"/>
         </w:rPr>
         <w:t xml:space="preserve"> Го́споди, поми́луй.</w:t>
       </w:r>
@@ -3118,9 +3034,10 @@
       </w:pPr>
       <w:r>
         <w:rPr>
-          <w:rFonts w:ascii="Times New Roman" w:hAnsi="Times New Roman"/>
-          <w:color w:val="000000"/>
-          <w:sz w:val="24"/>
+          <w:rFonts w:ascii="Times New Roman" w:hAnsi="Times New Roman" w:cs="Times New Roman"/>
+          <w:color w:val="000000"/>
+          <w:sz w:val="24"/>
+          <w:szCs w:val="24"/>
         </w:rPr>
         <w:t>Пресвяту, пречисту, преблагословенну, славну Владичицю нашу Богородицю і приснодіву Марію, з усіма святими пом’янувши, самих себе, і один одного, і все життя наше Христу Богові віддаймо.</w:t>
       </w:r>
@@ -3131,18 +3048,21 @@
       </w:pPr>
       <w:r>
         <w:rPr>
-          <w:rFonts w:ascii="Times New Roman" w:hAnsi="Times New Roman"/>
-          <w:i/>
+          <w:rFonts w:ascii="Times New Roman" w:hAnsi="Times New Roman" w:cs="Times New Roman"/>
+          <w:i/>
+          <w:iCs/>
           <w:color w:val="FF4400"/>
           <w:sz w:val="24"/>
+          <w:szCs w:val="24"/>
         </w:rPr>
         <w:t>Вірні:</w:t>
       </w:r>
       <w:r>
         <w:rPr>
-          <w:rFonts w:ascii="Times New Roman" w:hAnsi="Times New Roman"/>
-          <w:color w:val="000000"/>
-          <w:sz w:val="24"/>
+          <w:rFonts w:ascii="Times New Roman" w:hAnsi="Times New Roman" w:cs="Times New Roman"/>
+          <w:color w:val="000000"/>
+          <w:sz w:val="24"/>
+          <w:szCs w:val="24"/>
         </w:rPr>
         <w:t xml:space="preserve"> Тобі́, Го́споди.</w:t>
       </w:r>
@@ -3174,18 +3094,21 @@
       </w:pPr>
       <w:r>
         <w:rPr>
-          <w:rFonts w:ascii="Times New Roman" w:hAnsi="Times New Roman"/>
-          <w:i/>
+          <w:rFonts w:ascii="Times New Roman" w:hAnsi="Times New Roman" w:cs="Times New Roman"/>
+          <w:i/>
+          <w:iCs/>
           <w:color w:val="FF4400"/>
           <w:sz w:val="24"/>
+          <w:szCs w:val="24"/>
         </w:rPr>
         <w:t>Священник:</w:t>
       </w:r>
       <w:r>
         <w:rPr>
-          <w:rFonts w:ascii="Times New Roman" w:hAnsi="Times New Roman"/>
-          <w:color w:val="000000"/>
-          <w:sz w:val="24"/>
+          <w:rFonts w:ascii="Times New Roman" w:hAnsi="Times New Roman" w:cs="Times New Roman"/>
+          <w:color w:val="000000"/>
+          <w:sz w:val="24"/>
+          <w:szCs w:val="24"/>
         </w:rPr>
         <w:t xml:space="preserve"> Бо Твоя є влада і Твоє є царство, і сила, і слава, Отця, і Сина, і Святого Духа, нині, і повсякчас, і на віки віків.</w:t>
       </w:r>
@@ -3204,10 +3127,12 @@
         <w:rPr>
           <w:rFonts w:ascii="Times New Roman" w:hAnsi="Times New Roman" w:cs="Times New Roman"/>
           <w:i/>
-          <w:color w:val="FF0000"/>
-          <w:sz w:val="24"/>
-          <w:szCs w:val="24"/>
-        </w:rPr>
+          <w:iCs/>
+          <w:color w:val="FF0000"/>
+          <w:sz w:val="24"/>
+          <w:szCs w:val="24"/>
+        </w:rPr>
+        <w:lastRenderedPageBreak/>
         <w:t>Вірні:</w:t>
       </w:r>
       <w:r>
@@ -3235,7 +3160,9 @@
         <w:rPr>
           <w:rFonts w:ascii="Times New Roman" w:hAnsi="Times New Roman" w:cs="Times New Roman"/>
           <w:b/>
-          <w:i/>
+          <w:bCs/>
+          <w:i/>
+          <w:iCs/>
           <w:color w:val="FF0000"/>
           <w:sz w:val="24"/>
           <w:szCs w:val="24"/>
@@ -3250,7 +3177,9 @@
         <w:rPr>
           <w:rFonts w:ascii="Times New Roman" w:eastAsia="Times New Roman" w:hAnsi="Times New Roman" w:cs="Times New Roman"/>
           <w:b/>
-          <w:i/>
+          <w:bCs/>
+          <w:i/>
+          <w:iCs/>
           <w:color w:val="FF0000"/>
           <w:sz w:val="24"/>
           <w:szCs w:val="24"/>
@@ -3260,7 +3189,9 @@
         <w:rPr>
           <w:rFonts w:ascii="Times New Roman" w:eastAsia="Times New Roman" w:hAnsi="Times New Roman" w:cs="Times New Roman"/>
           <w:b/>
-          <w:i/>
+          <w:bCs/>
+          <w:i/>
+          <w:iCs/>
           <w:color w:val="FF0000"/>
           <w:sz w:val="24"/>
           <w:szCs w:val="24"/>
@@ -3275,15 +3206,17 @@
         <w:rPr>
           <w:rFonts w:ascii="Times New Roman" w:hAnsi="Times New Roman" w:cs="Times New Roman"/>
           <w:i/>
-          <w:color w:val="FF0000"/>
-          <w:sz w:val="24"/>
-          <w:szCs w:val="24"/>
-        </w:rPr>
-      </w:pPr>
-      <w:r>
-        <w:rPr>
-          <w:rFonts w:ascii="Times New Roman" w:hAnsi="Times New Roman" w:cs="Times New Roman"/>
-          <w:i/>
+          <w:iCs/>
+          <w:color w:val="FF0000"/>
+          <w:sz w:val="24"/>
+          <w:szCs w:val="24"/>
+        </w:rPr>
+      </w:pPr>
+      <w:r>
+        <w:rPr>
+          <w:rFonts w:ascii="Times New Roman" w:hAnsi="Times New Roman" w:cs="Times New Roman"/>
+          <w:i/>
+          <w:iCs/>
           <w:color w:val="FF0000"/>
           <w:sz w:val="24"/>
           <w:szCs w:val="24"/>
@@ -3297,363 +3230,430 @@
       </w:pPr>
       <w:r>
         <w:rPr>
-          <w:rFonts w:ascii="Times New Roman" w:hAnsi="Times New Roman"/>
+          <w:rFonts w:ascii="Times New Roman" w:hAnsi="Times New Roman" w:cs="Times New Roman"/>
           <w:b/>
-          <w:color w:val="000000"/>
-          <w:sz w:val="24"/>
-        </w:rPr>
-        <w:lastRenderedPageBreak/>
+          <w:bCs/>
+          <w:color w:val="000000"/>
+          <w:sz w:val="24"/>
+          <w:szCs w:val="24"/>
+        </w:rPr>
         <w:t>Го</w:t>
       </w:r>
       <w:r>
         <w:rPr>
-          <w:rFonts w:ascii="Times New Roman" w:hAnsi="Times New Roman"/>
-          <w:sz w:val="24"/>
+          <w:rFonts w:ascii="Times New Roman" w:hAnsi="Times New Roman" w:cs="Times New Roman"/>
+          <w:sz w:val="24"/>
+          <w:szCs w:val="24"/>
         </w:rPr>
         <w:t>́</w:t>
       </w:r>
       <w:r>
         <w:rPr>
-          <w:rFonts w:ascii="Times New Roman" w:hAnsi="Times New Roman"/>
+          <w:rFonts w:ascii="Times New Roman" w:hAnsi="Times New Roman" w:cs="Times New Roman"/>
           <w:b/>
-          <w:color w:val="000000"/>
-          <w:sz w:val="24"/>
+          <w:bCs/>
+          <w:color w:val="000000"/>
+          <w:sz w:val="24"/>
+          <w:szCs w:val="24"/>
         </w:rPr>
         <w:t>споди, взива</w:t>
       </w:r>
       <w:r>
         <w:rPr>
-          <w:rFonts w:ascii="Times New Roman" w:hAnsi="Times New Roman"/>
-          <w:sz w:val="24"/>
+          <w:rFonts w:ascii="Times New Roman" w:hAnsi="Times New Roman" w:cs="Times New Roman"/>
+          <w:sz w:val="24"/>
+          <w:szCs w:val="24"/>
         </w:rPr>
         <w:t>́</w:t>
       </w:r>
       <w:r>
         <w:rPr>
-          <w:rFonts w:ascii="Times New Roman" w:hAnsi="Times New Roman"/>
+          <w:rFonts w:ascii="Times New Roman" w:hAnsi="Times New Roman" w:cs="Times New Roman"/>
           <w:b/>
-          <w:color w:val="000000"/>
-          <w:sz w:val="24"/>
+          <w:bCs/>
+          <w:color w:val="000000"/>
+          <w:sz w:val="24"/>
+          <w:szCs w:val="24"/>
         </w:rPr>
         <w:t>ю я до Те</w:t>
       </w:r>
       <w:r>
         <w:rPr>
-          <w:rFonts w:ascii="Times New Roman" w:hAnsi="Times New Roman"/>
-          <w:sz w:val="24"/>
+          <w:rFonts w:ascii="Times New Roman" w:hAnsi="Times New Roman" w:cs="Times New Roman"/>
+          <w:sz w:val="24"/>
+          <w:szCs w:val="24"/>
         </w:rPr>
         <w:t>́</w:t>
       </w:r>
       <w:r>
         <w:rPr>
-          <w:rFonts w:ascii="Times New Roman" w:hAnsi="Times New Roman"/>
+          <w:rFonts w:ascii="Times New Roman" w:hAnsi="Times New Roman" w:cs="Times New Roman"/>
           <w:b/>
-          <w:color w:val="000000"/>
-          <w:sz w:val="24"/>
+          <w:bCs/>
+          <w:color w:val="000000"/>
+          <w:sz w:val="24"/>
+          <w:szCs w:val="24"/>
         </w:rPr>
         <w:t>бе, ви</w:t>
       </w:r>
       <w:r>
         <w:rPr>
-          <w:rFonts w:ascii="Times New Roman" w:hAnsi="Times New Roman"/>
-          <w:sz w:val="24"/>
+          <w:rFonts w:ascii="Times New Roman" w:hAnsi="Times New Roman" w:cs="Times New Roman"/>
+          <w:sz w:val="24"/>
+          <w:szCs w:val="24"/>
         </w:rPr>
         <w:t>́</w:t>
       </w:r>
       <w:r>
         <w:rPr>
-          <w:rFonts w:ascii="Times New Roman" w:hAnsi="Times New Roman"/>
+          <w:rFonts w:ascii="Times New Roman" w:hAnsi="Times New Roman" w:cs="Times New Roman"/>
           <w:b/>
-          <w:color w:val="000000"/>
-          <w:sz w:val="24"/>
+          <w:bCs/>
+          <w:color w:val="000000"/>
+          <w:sz w:val="24"/>
+          <w:szCs w:val="24"/>
         </w:rPr>
         <w:t>слухай мене</w:t>
       </w:r>
       <w:r>
         <w:rPr>
-          <w:rFonts w:ascii="Times New Roman" w:hAnsi="Times New Roman"/>
-          <w:sz w:val="24"/>
+          <w:rFonts w:ascii="Times New Roman" w:hAnsi="Times New Roman" w:cs="Times New Roman"/>
+          <w:sz w:val="24"/>
+          <w:szCs w:val="24"/>
         </w:rPr>
         <w:t>́</w:t>
       </w:r>
       <w:r>
         <w:rPr>
-          <w:rFonts w:ascii="Times New Roman" w:hAnsi="Times New Roman"/>
+          <w:rFonts w:ascii="Times New Roman" w:hAnsi="Times New Roman" w:cs="Times New Roman"/>
           <w:b/>
-          <w:color w:val="000000"/>
-          <w:sz w:val="24"/>
+          <w:bCs/>
+          <w:color w:val="000000"/>
+          <w:sz w:val="24"/>
+          <w:szCs w:val="24"/>
         </w:rPr>
         <w:t>.* Ви</w:t>
       </w:r>
       <w:r>
         <w:rPr>
-          <w:rFonts w:ascii="Times New Roman" w:hAnsi="Times New Roman"/>
-          <w:sz w:val="24"/>
+          <w:rFonts w:ascii="Times New Roman" w:hAnsi="Times New Roman" w:cs="Times New Roman"/>
+          <w:sz w:val="24"/>
+          <w:szCs w:val="24"/>
         </w:rPr>
         <w:t>́</w:t>
       </w:r>
       <w:r>
         <w:rPr>
-          <w:rFonts w:ascii="Times New Roman" w:hAnsi="Times New Roman"/>
+          <w:rFonts w:ascii="Times New Roman" w:hAnsi="Times New Roman" w:cs="Times New Roman"/>
           <w:b/>
-          <w:color w:val="000000"/>
-          <w:sz w:val="24"/>
+          <w:bCs/>
+          <w:color w:val="000000"/>
+          <w:sz w:val="24"/>
+          <w:szCs w:val="24"/>
         </w:rPr>
         <w:t>слухай мене, Го</w:t>
       </w:r>
       <w:r>
         <w:rPr>
-          <w:rFonts w:ascii="Times New Roman" w:hAnsi="Times New Roman"/>
-          <w:sz w:val="24"/>
+          <w:rFonts w:ascii="Times New Roman" w:hAnsi="Times New Roman" w:cs="Times New Roman"/>
+          <w:sz w:val="24"/>
+          <w:szCs w:val="24"/>
         </w:rPr>
         <w:t>́</w:t>
       </w:r>
       <w:r>
         <w:rPr>
-          <w:rFonts w:ascii="Times New Roman" w:hAnsi="Times New Roman"/>
+          <w:rFonts w:ascii="Times New Roman" w:hAnsi="Times New Roman" w:cs="Times New Roman"/>
           <w:b/>
-          <w:color w:val="000000"/>
-          <w:sz w:val="24"/>
+          <w:bCs/>
+          <w:color w:val="000000"/>
+          <w:sz w:val="24"/>
+          <w:szCs w:val="24"/>
         </w:rPr>
         <w:t>споди.* Го</w:t>
       </w:r>
       <w:r>
         <w:rPr>
-          <w:rFonts w:ascii="Times New Roman" w:hAnsi="Times New Roman"/>
-          <w:sz w:val="24"/>
+          <w:rFonts w:ascii="Times New Roman" w:hAnsi="Times New Roman" w:cs="Times New Roman"/>
+          <w:sz w:val="24"/>
+          <w:szCs w:val="24"/>
         </w:rPr>
         <w:t>́</w:t>
       </w:r>
       <w:r>
         <w:rPr>
-          <w:rFonts w:ascii="Times New Roman" w:hAnsi="Times New Roman"/>
+          <w:rFonts w:ascii="Times New Roman" w:hAnsi="Times New Roman" w:cs="Times New Roman"/>
           <w:b/>
-          <w:color w:val="000000"/>
-          <w:sz w:val="24"/>
+          <w:bCs/>
+          <w:color w:val="000000"/>
+          <w:sz w:val="24"/>
+          <w:szCs w:val="24"/>
         </w:rPr>
         <w:t>споди, взива</w:t>
       </w:r>
       <w:r>
         <w:rPr>
-          <w:rFonts w:ascii="Times New Roman" w:hAnsi="Times New Roman"/>
-          <w:sz w:val="24"/>
+          <w:rFonts w:ascii="Times New Roman" w:hAnsi="Times New Roman" w:cs="Times New Roman"/>
+          <w:sz w:val="24"/>
+          <w:szCs w:val="24"/>
         </w:rPr>
         <w:t>́</w:t>
       </w:r>
       <w:r>
         <w:rPr>
-          <w:rFonts w:ascii="Times New Roman" w:hAnsi="Times New Roman"/>
+          <w:rFonts w:ascii="Times New Roman" w:hAnsi="Times New Roman" w:cs="Times New Roman"/>
           <w:b/>
-          <w:color w:val="000000"/>
-          <w:sz w:val="24"/>
+          <w:bCs/>
+          <w:color w:val="000000"/>
+          <w:sz w:val="24"/>
+          <w:szCs w:val="24"/>
         </w:rPr>
         <w:t>ю я до Те</w:t>
       </w:r>
       <w:r>
         <w:rPr>
-          <w:rFonts w:ascii="Times New Roman" w:hAnsi="Times New Roman"/>
-          <w:sz w:val="24"/>
+          <w:rFonts w:ascii="Times New Roman" w:hAnsi="Times New Roman" w:cs="Times New Roman"/>
+          <w:sz w:val="24"/>
+          <w:szCs w:val="24"/>
         </w:rPr>
         <w:t>́</w:t>
       </w:r>
       <w:r>
         <w:rPr>
-          <w:rFonts w:ascii="Times New Roman" w:hAnsi="Times New Roman"/>
+          <w:rFonts w:ascii="Times New Roman" w:hAnsi="Times New Roman" w:cs="Times New Roman"/>
           <w:b/>
-          <w:color w:val="000000"/>
-          <w:sz w:val="24"/>
+          <w:bCs/>
+          <w:color w:val="000000"/>
+          <w:sz w:val="24"/>
+          <w:szCs w:val="24"/>
         </w:rPr>
         <w:t>бе, ви</w:t>
       </w:r>
       <w:r>
         <w:rPr>
-          <w:rFonts w:ascii="Times New Roman" w:hAnsi="Times New Roman"/>
-          <w:sz w:val="24"/>
+          <w:rFonts w:ascii="Times New Roman" w:hAnsi="Times New Roman" w:cs="Times New Roman"/>
+          <w:sz w:val="24"/>
+          <w:szCs w:val="24"/>
         </w:rPr>
         <w:t>́</w:t>
       </w:r>
       <w:r>
         <w:rPr>
-          <w:rFonts w:ascii="Times New Roman" w:hAnsi="Times New Roman"/>
+          <w:rFonts w:ascii="Times New Roman" w:hAnsi="Times New Roman" w:cs="Times New Roman"/>
           <w:b/>
-          <w:color w:val="000000"/>
-          <w:sz w:val="24"/>
+          <w:bCs/>
+          <w:color w:val="000000"/>
+          <w:sz w:val="24"/>
+          <w:szCs w:val="24"/>
         </w:rPr>
         <w:t>слухай мене</w:t>
       </w:r>
       <w:r>
         <w:rPr>
-          <w:rFonts w:ascii="Times New Roman" w:hAnsi="Times New Roman"/>
-          <w:sz w:val="24"/>
+          <w:rFonts w:ascii="Times New Roman" w:hAnsi="Times New Roman" w:cs="Times New Roman"/>
+          <w:sz w:val="24"/>
+          <w:szCs w:val="24"/>
         </w:rPr>
         <w:t>́</w:t>
       </w:r>
       <w:r>
         <w:rPr>
-          <w:rFonts w:ascii="Times New Roman" w:hAnsi="Times New Roman"/>
+          <w:rFonts w:ascii="Times New Roman" w:hAnsi="Times New Roman" w:cs="Times New Roman"/>
           <w:b/>
-          <w:color w:val="000000"/>
-          <w:sz w:val="24"/>
+          <w:bCs/>
+          <w:color w:val="000000"/>
+          <w:sz w:val="24"/>
+          <w:szCs w:val="24"/>
         </w:rPr>
         <w:t>.* Почу</w:t>
       </w:r>
       <w:r>
         <w:rPr>
-          <w:rFonts w:ascii="Times New Roman" w:hAnsi="Times New Roman"/>
-          <w:sz w:val="24"/>
+          <w:rFonts w:ascii="Times New Roman" w:hAnsi="Times New Roman" w:cs="Times New Roman"/>
+          <w:sz w:val="24"/>
+          <w:szCs w:val="24"/>
         </w:rPr>
         <w:t>́</w:t>
       </w:r>
       <w:r>
         <w:rPr>
-          <w:rFonts w:ascii="Times New Roman" w:hAnsi="Times New Roman"/>
+          <w:rFonts w:ascii="Times New Roman" w:hAnsi="Times New Roman" w:cs="Times New Roman"/>
           <w:b/>
-          <w:color w:val="000000"/>
-          <w:sz w:val="24"/>
+          <w:bCs/>
+          <w:color w:val="000000"/>
+          <w:sz w:val="24"/>
+          <w:szCs w:val="24"/>
         </w:rPr>
         <w:t>й го</w:t>
       </w:r>
       <w:r>
         <w:rPr>
-          <w:rFonts w:ascii="Times New Roman" w:hAnsi="Times New Roman"/>
-          <w:sz w:val="24"/>
+          <w:rFonts w:ascii="Times New Roman" w:hAnsi="Times New Roman" w:cs="Times New Roman"/>
+          <w:sz w:val="24"/>
+          <w:szCs w:val="24"/>
         </w:rPr>
         <w:t>́</w:t>
       </w:r>
       <w:r>
         <w:rPr>
-          <w:rFonts w:ascii="Times New Roman" w:hAnsi="Times New Roman"/>
+          <w:rFonts w:ascii="Times New Roman" w:hAnsi="Times New Roman" w:cs="Times New Roman"/>
           <w:b/>
-          <w:color w:val="000000"/>
-          <w:sz w:val="24"/>
+          <w:bCs/>
+          <w:color w:val="000000"/>
+          <w:sz w:val="24"/>
+          <w:szCs w:val="24"/>
         </w:rPr>
         <w:t>лос молі</w:t>
       </w:r>
       <w:r>
         <w:rPr>
-          <w:rFonts w:ascii="Times New Roman" w:hAnsi="Times New Roman"/>
-          <w:sz w:val="24"/>
+          <w:rFonts w:ascii="Times New Roman" w:hAnsi="Times New Roman" w:cs="Times New Roman"/>
+          <w:sz w:val="24"/>
+          <w:szCs w:val="24"/>
         </w:rPr>
         <w:t>́</w:t>
       </w:r>
       <w:r>
         <w:rPr>
-          <w:rFonts w:ascii="Times New Roman" w:hAnsi="Times New Roman"/>
+          <w:rFonts w:ascii="Times New Roman" w:hAnsi="Times New Roman" w:cs="Times New Roman"/>
           <w:b/>
-          <w:color w:val="000000"/>
-          <w:sz w:val="24"/>
+          <w:bCs/>
+          <w:color w:val="000000"/>
+          <w:sz w:val="24"/>
+          <w:szCs w:val="24"/>
         </w:rPr>
         <w:t>ння мого</w:t>
       </w:r>
       <w:r>
         <w:rPr>
-          <w:rFonts w:ascii="Times New Roman" w:hAnsi="Times New Roman"/>
-          <w:sz w:val="24"/>
+          <w:rFonts w:ascii="Times New Roman" w:hAnsi="Times New Roman" w:cs="Times New Roman"/>
+          <w:sz w:val="24"/>
+          <w:szCs w:val="24"/>
         </w:rPr>
         <w:t>́</w:t>
       </w:r>
       <w:r>
         <w:rPr>
-          <w:rFonts w:ascii="Times New Roman" w:hAnsi="Times New Roman"/>
+          <w:rFonts w:ascii="Times New Roman" w:hAnsi="Times New Roman" w:cs="Times New Roman"/>
           <w:b/>
-          <w:color w:val="000000"/>
-          <w:sz w:val="24"/>
+          <w:bCs/>
+          <w:color w:val="000000"/>
+          <w:sz w:val="24"/>
+          <w:szCs w:val="24"/>
         </w:rPr>
         <w:t>,* коли</w:t>
       </w:r>
       <w:r>
         <w:rPr>
-          <w:rFonts w:ascii="Times New Roman" w:hAnsi="Times New Roman"/>
-          <w:sz w:val="24"/>
+          <w:rFonts w:ascii="Times New Roman" w:hAnsi="Times New Roman" w:cs="Times New Roman"/>
+          <w:sz w:val="24"/>
+          <w:szCs w:val="24"/>
         </w:rPr>
         <w:t>́</w:t>
       </w:r>
       <w:r>
         <w:rPr>
-          <w:rFonts w:ascii="Times New Roman" w:hAnsi="Times New Roman"/>
+          <w:rFonts w:ascii="Times New Roman" w:hAnsi="Times New Roman" w:cs="Times New Roman"/>
           <w:b/>
-          <w:color w:val="000000"/>
-          <w:sz w:val="24"/>
+          <w:bCs/>
+          <w:color w:val="000000"/>
+          <w:sz w:val="24"/>
+          <w:szCs w:val="24"/>
         </w:rPr>
         <w:t xml:space="preserve"> взива</w:t>
       </w:r>
       <w:r>
         <w:rPr>
-          <w:rFonts w:ascii="Times New Roman" w:hAnsi="Times New Roman"/>
-          <w:sz w:val="24"/>
+          <w:rFonts w:ascii="Times New Roman" w:hAnsi="Times New Roman" w:cs="Times New Roman"/>
+          <w:sz w:val="24"/>
+          <w:szCs w:val="24"/>
         </w:rPr>
         <w:t>́</w:t>
       </w:r>
       <w:r>
         <w:rPr>
-          <w:rFonts w:ascii="Times New Roman" w:hAnsi="Times New Roman"/>
+          <w:rFonts w:ascii="Times New Roman" w:hAnsi="Times New Roman" w:cs="Times New Roman"/>
           <w:b/>
-          <w:color w:val="000000"/>
-          <w:sz w:val="24"/>
+          <w:bCs/>
+          <w:color w:val="000000"/>
+          <w:sz w:val="24"/>
+          <w:szCs w:val="24"/>
         </w:rPr>
         <w:t>ю до Те</w:t>
       </w:r>
       <w:r>
         <w:rPr>
-          <w:rFonts w:ascii="Times New Roman" w:hAnsi="Times New Roman"/>
-          <w:sz w:val="24"/>
+          <w:rFonts w:ascii="Times New Roman" w:hAnsi="Times New Roman" w:cs="Times New Roman"/>
+          <w:sz w:val="24"/>
+          <w:szCs w:val="24"/>
         </w:rPr>
         <w:t>́</w:t>
       </w:r>
       <w:r>
         <w:rPr>
-          <w:rFonts w:ascii="Times New Roman" w:hAnsi="Times New Roman"/>
+          <w:rFonts w:ascii="Times New Roman" w:hAnsi="Times New Roman" w:cs="Times New Roman"/>
           <w:b/>
-          <w:color w:val="000000"/>
-          <w:sz w:val="24"/>
+          <w:bCs/>
+          <w:color w:val="000000"/>
+          <w:sz w:val="24"/>
+          <w:szCs w:val="24"/>
         </w:rPr>
         <w:t>бе.* Ви</w:t>
       </w:r>
       <w:r>
         <w:rPr>
-          <w:rFonts w:ascii="Times New Roman" w:hAnsi="Times New Roman"/>
-          <w:sz w:val="24"/>
+          <w:rFonts w:ascii="Times New Roman" w:hAnsi="Times New Roman" w:cs="Times New Roman"/>
+          <w:sz w:val="24"/>
+          <w:szCs w:val="24"/>
         </w:rPr>
         <w:t>́</w:t>
       </w:r>
       <w:r>
         <w:rPr>
-          <w:rFonts w:ascii="Times New Roman" w:hAnsi="Times New Roman"/>
+          <w:rFonts w:ascii="Times New Roman" w:hAnsi="Times New Roman" w:cs="Times New Roman"/>
           <w:b/>
-          <w:color w:val="000000"/>
-          <w:sz w:val="24"/>
+          <w:bCs/>
+          <w:color w:val="000000"/>
+          <w:sz w:val="24"/>
+          <w:szCs w:val="24"/>
         </w:rPr>
         <w:t>слухай мене</w:t>
       </w:r>
       <w:r>
         <w:rPr>
-          <w:rFonts w:ascii="Times New Roman" w:hAnsi="Times New Roman"/>
-          <w:sz w:val="24"/>
+          <w:rFonts w:ascii="Times New Roman" w:hAnsi="Times New Roman" w:cs="Times New Roman"/>
+          <w:sz w:val="24"/>
+          <w:szCs w:val="24"/>
         </w:rPr>
         <w:t>́</w:t>
       </w:r>
       <w:r>
         <w:rPr>
-          <w:rFonts w:ascii="Times New Roman" w:hAnsi="Times New Roman"/>
+          <w:rFonts w:ascii="Times New Roman" w:hAnsi="Times New Roman" w:cs="Times New Roman"/>
           <w:b/>
-          <w:color w:val="000000"/>
-          <w:sz w:val="24"/>
+          <w:bCs/>
+          <w:color w:val="000000"/>
+          <w:sz w:val="24"/>
+          <w:szCs w:val="24"/>
         </w:rPr>
         <w:t>, Го</w:t>
       </w:r>
       <w:r>
         <w:rPr>
-          <w:rFonts w:ascii="Times New Roman" w:hAnsi="Times New Roman"/>
-          <w:sz w:val="24"/>
+          <w:rFonts w:ascii="Times New Roman" w:hAnsi="Times New Roman" w:cs="Times New Roman"/>
+          <w:sz w:val="24"/>
+          <w:szCs w:val="24"/>
         </w:rPr>
         <w:t>́</w:t>
       </w:r>
       <w:r>
         <w:rPr>
-          <w:rFonts w:ascii="Times New Roman" w:hAnsi="Times New Roman"/>
+          <w:rFonts w:ascii="Times New Roman" w:hAnsi="Times New Roman" w:cs="Times New Roman"/>
           <w:b/>
-          <w:color w:val="000000"/>
-          <w:sz w:val="24"/>
+          <w:bCs/>
+          <w:color w:val="000000"/>
+          <w:sz w:val="24"/>
+          <w:szCs w:val="24"/>
         </w:rPr>
         <w:t>споди.</w:t>
       </w:r>
@@ -3664,234 +3664,278 @@
       </w:pPr>
       <w:r>
         <w:rPr>
-          <w:rFonts w:ascii="Times New Roman" w:hAnsi="Times New Roman"/>
+          <w:rFonts w:ascii="Times New Roman" w:hAnsi="Times New Roman" w:cs="Times New Roman"/>
           <w:b/>
-          <w:color w:val="000000"/>
-          <w:sz w:val="24"/>
+          <w:bCs/>
+          <w:color w:val="000000"/>
+          <w:sz w:val="24"/>
+          <w:szCs w:val="24"/>
         </w:rPr>
         <w:t>Неха</w:t>
       </w:r>
       <w:r>
         <w:rPr>
-          <w:rFonts w:ascii="Times New Roman" w:hAnsi="Times New Roman"/>
-          <w:sz w:val="24"/>
+          <w:rFonts w:ascii="Times New Roman" w:hAnsi="Times New Roman" w:cs="Times New Roman"/>
+          <w:sz w:val="24"/>
+          <w:szCs w:val="24"/>
         </w:rPr>
         <w:t>́</w:t>
       </w:r>
       <w:r>
         <w:rPr>
-          <w:rFonts w:ascii="Times New Roman" w:hAnsi="Times New Roman"/>
+          <w:rFonts w:ascii="Times New Roman" w:hAnsi="Times New Roman" w:cs="Times New Roman"/>
           <w:b/>
-          <w:color w:val="000000"/>
-          <w:sz w:val="24"/>
+          <w:bCs/>
+          <w:color w:val="000000"/>
+          <w:sz w:val="24"/>
+          <w:szCs w:val="24"/>
         </w:rPr>
         <w:t>й піднесе</w:t>
       </w:r>
       <w:r>
         <w:rPr>
-          <w:rFonts w:ascii="Times New Roman" w:hAnsi="Times New Roman"/>
-          <w:sz w:val="24"/>
+          <w:rFonts w:ascii="Times New Roman" w:hAnsi="Times New Roman" w:cs="Times New Roman"/>
+          <w:sz w:val="24"/>
+          <w:szCs w:val="24"/>
         </w:rPr>
         <w:t>́</w:t>
       </w:r>
       <w:r>
         <w:rPr>
-          <w:rFonts w:ascii="Times New Roman" w:hAnsi="Times New Roman"/>
+          <w:rFonts w:ascii="Times New Roman" w:hAnsi="Times New Roman" w:cs="Times New Roman"/>
           <w:b/>
-          <w:color w:val="000000"/>
-          <w:sz w:val="24"/>
+          <w:bCs/>
+          <w:color w:val="000000"/>
+          <w:sz w:val="24"/>
+          <w:szCs w:val="24"/>
         </w:rPr>
         <w:t>ться моли</w:t>
       </w:r>
       <w:r>
         <w:rPr>
-          <w:rFonts w:ascii="Times New Roman" w:hAnsi="Times New Roman"/>
-          <w:sz w:val="24"/>
+          <w:rFonts w:ascii="Times New Roman" w:hAnsi="Times New Roman" w:cs="Times New Roman"/>
+          <w:sz w:val="24"/>
+          <w:szCs w:val="24"/>
         </w:rPr>
         <w:t>́</w:t>
       </w:r>
       <w:r>
         <w:rPr>
-          <w:rFonts w:ascii="Times New Roman" w:hAnsi="Times New Roman"/>
+          <w:rFonts w:ascii="Times New Roman" w:hAnsi="Times New Roman" w:cs="Times New Roman"/>
           <w:b/>
-          <w:color w:val="000000"/>
-          <w:sz w:val="24"/>
+          <w:bCs/>
+          <w:color w:val="000000"/>
+          <w:sz w:val="24"/>
+          <w:szCs w:val="24"/>
         </w:rPr>
         <w:t>тва моя</w:t>
       </w:r>
       <w:r>
         <w:rPr>
-          <w:rFonts w:ascii="Times New Roman" w:hAnsi="Times New Roman"/>
-          <w:sz w:val="24"/>
+          <w:rFonts w:ascii="Times New Roman" w:hAnsi="Times New Roman" w:cs="Times New Roman"/>
+          <w:sz w:val="24"/>
+          <w:szCs w:val="24"/>
         </w:rPr>
         <w:t>́</w:t>
       </w:r>
       <w:r>
         <w:rPr>
-          <w:rFonts w:ascii="Times New Roman" w:hAnsi="Times New Roman"/>
+          <w:rFonts w:ascii="Times New Roman" w:hAnsi="Times New Roman" w:cs="Times New Roman"/>
           <w:b/>
-          <w:color w:val="000000"/>
-          <w:sz w:val="24"/>
+          <w:bCs/>
+          <w:color w:val="000000"/>
+          <w:sz w:val="24"/>
+          <w:szCs w:val="24"/>
         </w:rPr>
         <w:t>,* мов кади</w:t>
       </w:r>
       <w:r>
         <w:rPr>
-          <w:rFonts w:ascii="Times New Roman" w:hAnsi="Times New Roman"/>
-          <w:sz w:val="24"/>
+          <w:rFonts w:ascii="Times New Roman" w:hAnsi="Times New Roman" w:cs="Times New Roman"/>
+          <w:sz w:val="24"/>
+          <w:szCs w:val="24"/>
         </w:rPr>
         <w:t>́</w:t>
       </w:r>
       <w:r>
         <w:rPr>
-          <w:rFonts w:ascii="Times New Roman" w:hAnsi="Times New Roman"/>
+          <w:rFonts w:ascii="Times New Roman" w:hAnsi="Times New Roman" w:cs="Times New Roman"/>
           <w:b/>
-          <w:color w:val="000000"/>
-          <w:sz w:val="24"/>
+          <w:bCs/>
+          <w:color w:val="000000"/>
+          <w:sz w:val="24"/>
+          <w:szCs w:val="24"/>
         </w:rPr>
         <w:t>ло пе</w:t>
       </w:r>
       <w:r>
         <w:rPr>
-          <w:rFonts w:ascii="Times New Roman" w:hAnsi="Times New Roman"/>
-          <w:sz w:val="24"/>
+          <w:rFonts w:ascii="Times New Roman" w:hAnsi="Times New Roman" w:cs="Times New Roman"/>
+          <w:sz w:val="24"/>
+          <w:szCs w:val="24"/>
         </w:rPr>
         <w:t>́</w:t>
       </w:r>
       <w:r>
         <w:rPr>
-          <w:rFonts w:ascii="Times New Roman" w:hAnsi="Times New Roman"/>
+          <w:rFonts w:ascii="Times New Roman" w:hAnsi="Times New Roman" w:cs="Times New Roman"/>
           <w:b/>
-          <w:color w:val="000000"/>
-          <w:sz w:val="24"/>
+          <w:bCs/>
+          <w:color w:val="000000"/>
+          <w:sz w:val="24"/>
+          <w:szCs w:val="24"/>
         </w:rPr>
         <w:t>ред Тобо</w:t>
       </w:r>
       <w:r>
         <w:rPr>
-          <w:rFonts w:ascii="Times New Roman" w:hAnsi="Times New Roman"/>
-          <w:sz w:val="24"/>
+          <w:rFonts w:ascii="Times New Roman" w:hAnsi="Times New Roman" w:cs="Times New Roman"/>
+          <w:sz w:val="24"/>
+          <w:szCs w:val="24"/>
         </w:rPr>
         <w:t>́</w:t>
       </w:r>
       <w:r>
         <w:rPr>
-          <w:rFonts w:ascii="Times New Roman" w:hAnsi="Times New Roman"/>
+          <w:rFonts w:ascii="Times New Roman" w:hAnsi="Times New Roman" w:cs="Times New Roman"/>
           <w:b/>
-          <w:color w:val="000000"/>
-          <w:sz w:val="24"/>
+          <w:bCs/>
+          <w:color w:val="000000"/>
+          <w:sz w:val="24"/>
+          <w:szCs w:val="24"/>
         </w:rPr>
         <w:t>ю;* підно</w:t>
       </w:r>
       <w:r>
         <w:rPr>
-          <w:rFonts w:ascii="Times New Roman" w:hAnsi="Times New Roman"/>
-          <w:sz w:val="24"/>
+          <w:rFonts w:ascii="Times New Roman" w:hAnsi="Times New Roman" w:cs="Times New Roman"/>
+          <w:sz w:val="24"/>
+          <w:szCs w:val="24"/>
         </w:rPr>
         <w:t>́</w:t>
       </w:r>
       <w:r>
         <w:rPr>
-          <w:rFonts w:ascii="Times New Roman" w:hAnsi="Times New Roman"/>
+          <w:rFonts w:ascii="Times New Roman" w:hAnsi="Times New Roman" w:cs="Times New Roman"/>
           <w:b/>
-          <w:color w:val="000000"/>
-          <w:sz w:val="24"/>
+          <w:bCs/>
+          <w:color w:val="000000"/>
+          <w:sz w:val="24"/>
+          <w:szCs w:val="24"/>
         </w:rPr>
         <w:t>шення рук мої</w:t>
       </w:r>
       <w:r>
         <w:rPr>
-          <w:rFonts w:ascii="Times New Roman" w:hAnsi="Times New Roman"/>
-          <w:sz w:val="24"/>
+          <w:rFonts w:ascii="Times New Roman" w:hAnsi="Times New Roman" w:cs="Times New Roman"/>
+          <w:sz w:val="24"/>
+          <w:szCs w:val="24"/>
         </w:rPr>
         <w:t>́</w:t>
       </w:r>
       <w:r>
         <w:rPr>
-          <w:rFonts w:ascii="Times New Roman" w:hAnsi="Times New Roman"/>
+          <w:rFonts w:ascii="Times New Roman" w:hAnsi="Times New Roman" w:cs="Times New Roman"/>
           <w:b/>
-          <w:color w:val="000000"/>
-          <w:sz w:val="24"/>
+          <w:bCs/>
+          <w:color w:val="000000"/>
+          <w:sz w:val="24"/>
+          <w:szCs w:val="24"/>
         </w:rPr>
         <w:t>х,* як же</w:t>
       </w:r>
       <w:r>
         <w:rPr>
-          <w:rFonts w:ascii="Times New Roman" w:hAnsi="Times New Roman"/>
-          <w:sz w:val="24"/>
+          <w:rFonts w:ascii="Times New Roman" w:hAnsi="Times New Roman" w:cs="Times New Roman"/>
+          <w:sz w:val="24"/>
+          <w:szCs w:val="24"/>
         </w:rPr>
         <w:t>́</w:t>
       </w:r>
       <w:r>
         <w:rPr>
-          <w:rFonts w:ascii="Times New Roman" w:hAnsi="Times New Roman"/>
+          <w:rFonts w:ascii="Times New Roman" w:hAnsi="Times New Roman" w:cs="Times New Roman"/>
           <w:b/>
-          <w:color w:val="000000"/>
-          <w:sz w:val="24"/>
+          <w:bCs/>
+          <w:color w:val="000000"/>
+          <w:sz w:val="24"/>
+          <w:szCs w:val="24"/>
         </w:rPr>
         <w:t>ртва вечі</w:t>
       </w:r>
       <w:r>
         <w:rPr>
-          <w:rFonts w:ascii="Times New Roman" w:hAnsi="Times New Roman"/>
-          <w:sz w:val="24"/>
+          <w:rFonts w:ascii="Times New Roman" w:hAnsi="Times New Roman" w:cs="Times New Roman"/>
+          <w:sz w:val="24"/>
+          <w:szCs w:val="24"/>
         </w:rPr>
         <w:t>́</w:t>
       </w:r>
       <w:r>
         <w:rPr>
-          <w:rFonts w:ascii="Times New Roman" w:hAnsi="Times New Roman"/>
+          <w:rFonts w:ascii="Times New Roman" w:hAnsi="Times New Roman" w:cs="Times New Roman"/>
           <w:b/>
-          <w:color w:val="000000"/>
-          <w:sz w:val="24"/>
+          <w:bCs/>
+          <w:color w:val="000000"/>
+          <w:sz w:val="24"/>
+          <w:szCs w:val="24"/>
         </w:rPr>
         <w:t>рня.* Ви</w:t>
       </w:r>
       <w:r>
         <w:rPr>
-          <w:rFonts w:ascii="Times New Roman" w:hAnsi="Times New Roman"/>
-          <w:sz w:val="24"/>
+          <w:rFonts w:ascii="Times New Roman" w:hAnsi="Times New Roman" w:cs="Times New Roman"/>
+          <w:sz w:val="24"/>
+          <w:szCs w:val="24"/>
         </w:rPr>
         <w:t>́</w:t>
       </w:r>
       <w:r>
         <w:rPr>
-          <w:rFonts w:ascii="Times New Roman" w:hAnsi="Times New Roman"/>
+          <w:rFonts w:ascii="Times New Roman" w:hAnsi="Times New Roman" w:cs="Times New Roman"/>
           <w:b/>
-          <w:color w:val="000000"/>
-          <w:sz w:val="24"/>
+          <w:bCs/>
+          <w:color w:val="000000"/>
+          <w:sz w:val="24"/>
+          <w:szCs w:val="24"/>
         </w:rPr>
         <w:t>слухай мене</w:t>
       </w:r>
       <w:r>
         <w:rPr>
-          <w:rFonts w:ascii="Times New Roman" w:hAnsi="Times New Roman"/>
-          <w:sz w:val="24"/>
+          <w:rFonts w:ascii="Times New Roman" w:hAnsi="Times New Roman" w:cs="Times New Roman"/>
+          <w:sz w:val="24"/>
+          <w:szCs w:val="24"/>
         </w:rPr>
         <w:t>́</w:t>
       </w:r>
       <w:r>
         <w:rPr>
-          <w:rFonts w:ascii="Times New Roman" w:hAnsi="Times New Roman"/>
+          <w:rFonts w:ascii="Times New Roman" w:hAnsi="Times New Roman" w:cs="Times New Roman"/>
           <w:b/>
-          <w:color w:val="000000"/>
-          <w:sz w:val="24"/>
+          <w:bCs/>
+          <w:color w:val="000000"/>
+          <w:sz w:val="24"/>
+          <w:szCs w:val="24"/>
         </w:rPr>
         <w:t>, Го</w:t>
       </w:r>
       <w:r>
         <w:rPr>
-          <w:rFonts w:ascii="Times New Roman" w:hAnsi="Times New Roman"/>
-          <w:sz w:val="24"/>
+          <w:rFonts w:ascii="Times New Roman" w:hAnsi="Times New Roman" w:cs="Times New Roman"/>
+          <w:sz w:val="24"/>
+          <w:szCs w:val="24"/>
         </w:rPr>
         <w:t>́</w:t>
       </w:r>
       <w:r>
         <w:rPr>
-          <w:rFonts w:ascii="Times New Roman" w:hAnsi="Times New Roman"/>
+          <w:rFonts w:ascii="Times New Roman" w:hAnsi="Times New Roman" w:cs="Times New Roman"/>
           <w:b/>
-          <w:color w:val="000000"/>
-          <w:sz w:val="24"/>
+          <w:bCs/>
+          <w:color w:val="000000"/>
+          <w:sz w:val="24"/>
+          <w:szCs w:val="24"/>
         </w:rPr>
         <w:t>споди.</w:t>
       </w:r>
@@ -3908,7 +3952,7 @@
       </w:pPr>
       <w:r>
         <w:rPr>
-          <w:rFonts w:ascii="Times New Roman" w:eastAsia="Gungsuh" w:hAnsi="Times New Roman" w:cs="Times New Roman"/>
+          <w:rFonts w:ascii="Times New Roman" w:eastAsia="Gungsuh" w:hAnsi="Times New Roman" w:cs="Gungsuh"/>
           <w:sz w:val="24"/>
           <w:szCs w:val="24"/>
         </w:rPr>
@@ -4093,7 +4137,9 @@
         <w:rPr>
           <w:rFonts w:ascii="Times New Roman" w:hAnsi="Times New Roman" w:cs="Times New Roman"/>
           <w:b/>
-          <w:i/>
+          <w:bCs/>
+          <w:i/>
+          <w:iCs/>
           <w:color w:val="FF0000"/>
           <w:sz w:val="24"/>
           <w:szCs w:val="24"/>
@@ -4103,7 +4149,9 @@
         <w:rPr>
           <w:rFonts w:ascii="Times New Roman" w:hAnsi="Times New Roman" w:cs="Times New Roman"/>
           <w:b/>
-          <w:i/>
+          <w:bCs/>
+          <w:i/>
+          <w:iCs/>
           <w:color w:val="FF0000"/>
           <w:sz w:val="24"/>
           <w:szCs w:val="24"/>
@@ -4218,7 +4266,7 @@
       </w:pPr>
       <w:r>
         <w:rPr>
-          <w:rFonts w:ascii="Times New Roman" w:eastAsia="Gungsuh" w:hAnsi="Times New Roman" w:cs="Times New Roman"/>
+          <w:rFonts w:ascii="Times New Roman" w:eastAsia="Gungsuh" w:hAnsi="Times New Roman" w:cs="Gungsuh"/>
           <w:sz w:val="24"/>
           <w:szCs w:val="24"/>
         </w:rPr>
@@ -4269,8 +4317,9 @@
       </w:pPr>
       <w:r>
         <w:rPr>
-          <w:rFonts w:ascii="Times New Roman" w:hAnsi="Times New Roman"/>
-          <w:sz w:val="24"/>
+          <w:rFonts w:ascii="Times New Roman" w:hAnsi="Times New Roman" w:cs="Times New Roman"/>
+          <w:sz w:val="24"/>
+          <w:szCs w:val="24"/>
         </w:rPr>
         <w:t>Ви́веди з в’язни́ці мою́ ду́шу,* щоб дя́кувати І́мені Твоє́му.</w:t>
       </w:r>
@@ -4281,8 +4330,9 @@
       </w:pPr>
       <w:r>
         <w:rPr>
-          <w:rFonts w:ascii="Times New Roman" w:hAnsi="Times New Roman"/>
-          <w:sz w:val="24"/>
+          <w:rFonts w:ascii="Times New Roman" w:hAnsi="Times New Roman" w:cs="Times New Roman"/>
+          <w:sz w:val="24"/>
+          <w:szCs w:val="24"/>
         </w:rPr>
         <w:t>Мене́ обсту́плять пра́ведники,* бо Ти добро́ мені́ вчи́ниш.</w:t>
       </w:r>
@@ -4294,7 +4344,9 @@
         <w:rPr>
           <w:rFonts w:ascii="Times New Roman" w:hAnsi="Times New Roman" w:cs="Times New Roman"/>
           <w:b/>
-          <w:i/>
+          <w:bCs/>
+          <w:i/>
+          <w:iCs/>
           <w:color w:val="FF0000"/>
           <w:sz w:val="24"/>
           <w:szCs w:val="24"/>
@@ -4304,7 +4356,9 @@
         <w:rPr>
           <w:rFonts w:ascii="Times New Roman" w:hAnsi="Times New Roman" w:cs="Times New Roman"/>
           <w:b/>
-          <w:i/>
+          <w:bCs/>
+          <w:i/>
+          <w:iCs/>
           <w:color w:val="FF0000"/>
           <w:sz w:val="24"/>
           <w:szCs w:val="24"/>
@@ -4318,8 +4372,9 @@
       </w:pPr>
       <w:r>
         <w:rPr>
-          <w:rFonts w:ascii="Times New Roman" w:hAnsi="Times New Roman"/>
-          <w:sz w:val="24"/>
+          <w:rFonts w:ascii="Times New Roman" w:hAnsi="Times New Roman" w:cs="Times New Roman"/>
+          <w:sz w:val="24"/>
+          <w:szCs w:val="24"/>
         </w:rPr>
         <w:t>З глиби́н взива́ю до Те́бе, Го́споди,* Го́споди, почу́й мій го́лос.</w:t>
       </w:r>
@@ -4330,8 +4385,9 @@
       </w:pPr>
       <w:r>
         <w:rPr>
-          <w:rFonts w:ascii="Times New Roman" w:hAnsi="Times New Roman"/>
-          <w:sz w:val="24"/>
+          <w:rFonts w:ascii="Times New Roman" w:hAnsi="Times New Roman" w:cs="Times New Roman"/>
+          <w:sz w:val="24"/>
+          <w:szCs w:val="24"/>
         </w:rPr>
         <w:t>Неха́й бу́дуть Твої́ ву́ха ува́жні,* до го́лосу бла́гання мого́.</w:t>
       </w:r>
@@ -4344,7 +4400,9 @@
         <w:rPr>
           <w:rFonts w:ascii="Times New Roman" w:eastAsia="Times New Roman" w:hAnsi="Times New Roman" w:cs="Times New Roman"/>
           <w:b/>
-          <w:i/>
+          <w:bCs/>
+          <w:i/>
+          <w:iCs/>
           <w:color w:val="FF0000"/>
         </w:rPr>
       </w:pPr>
@@ -4352,7 +4410,9 @@
         <w:rPr>
           <w:rFonts w:ascii="Times New Roman" w:eastAsia="Times New Roman" w:hAnsi="Times New Roman" w:cs="Times New Roman"/>
           <w:b/>
-          <w:i/>
+          <w:bCs/>
+          <w:i/>
+          <w:iCs/>
           <w:color w:val="FF0000"/>
           <w:sz w:val="24"/>
         </w:rPr>
@@ -4374,6 +4434,7 @@
         <w:rPr>
           <w:rFonts w:ascii="Times New Roman" w:hAnsi="Times New Roman" w:cs="Times New Roman"/>
           <w:i/>
+          <w:iCs/>
           <w:color w:val="FF0000"/>
           <w:sz w:val="24"/>
           <w:szCs w:val="24"/>
@@ -4384,6 +4445,7 @@
         <w:rPr>
           <w:rFonts w:ascii="Times New Roman" w:hAnsi="Times New Roman" w:cs="Times New Roman"/>
           <w:i/>
+          <w:iCs/>
           <w:sz w:val="24"/>
           <w:szCs w:val="24"/>
         </w:rPr>
@@ -4414,6 +4476,7 @@
         <w:rPr>
           <w:rFonts w:ascii="Times New Roman" w:hAnsi="Times New Roman" w:cs="Times New Roman"/>
           <w:i/>
+          <w:iCs/>
           <w:color w:val="FF0000"/>
           <w:sz w:val="24"/>
           <w:szCs w:val="24"/>
@@ -4435,25 +4498,30 @@
       </w:pPr>
       <w:r>
         <w:rPr>
-          <w:rFonts w:ascii="Times New Roman" w:hAnsi="Times New Roman"/>
-          <w:i/>
-          <w:color w:val="FF0000"/>
-          <w:sz w:val="24"/>
+          <w:rFonts w:ascii="Times New Roman" w:hAnsi="Times New Roman" w:cs="Times New Roman"/>
+          <w:i/>
+          <w:iCs/>
+          <w:color w:val="FF0000"/>
+          <w:sz w:val="24"/>
+          <w:szCs w:val="24"/>
         </w:rPr>
         <w:t>Стих:</w:t>
       </w:r>
       <w:r>
         <w:rPr>
-          <w:rFonts w:ascii="Times New Roman" w:hAnsi="Times New Roman"/>
-          <w:i/>
-          <w:sz w:val="24"/>
+          <w:rFonts w:ascii="Times New Roman" w:hAnsi="Times New Roman" w:cs="Times New Roman"/>
+          <w:i/>
+          <w:iCs/>
+          <w:sz w:val="24"/>
+          <w:szCs w:val="24"/>
         </w:rPr>
         <w:t xml:space="preserve"> </w:t>
       </w:r>
       <w:r>
         <w:rPr>
-          <w:rFonts w:ascii="Times New Roman" w:hAnsi="Times New Roman"/>
-          <w:sz w:val="24"/>
+          <w:rFonts w:ascii="Times New Roman" w:hAnsi="Times New Roman" w:cs="Times New Roman"/>
+          <w:sz w:val="24"/>
+          <w:szCs w:val="24"/>
           <w:u w:val="single"/>
         </w:rPr>
         <w:t>За́для І́мени Твого́ наді́юсь на Те́бе, Го́споди, наді́ється душа́ моя́ на сло́во Твоє́;* наді́ється душа́ моя́ на Го́спода.</w:t>
@@ -4484,25 +4552,30 @@
       </w:pPr>
       <w:r>
         <w:rPr>
-          <w:rFonts w:ascii="Times New Roman" w:hAnsi="Times New Roman"/>
-          <w:i/>
-          <w:color w:val="FF0000"/>
-          <w:sz w:val="24"/>
+          <w:rFonts w:ascii="Times New Roman" w:hAnsi="Times New Roman" w:cs="Times New Roman"/>
+          <w:i/>
+          <w:iCs/>
+          <w:color w:val="FF0000"/>
+          <w:sz w:val="24"/>
+          <w:szCs w:val="24"/>
         </w:rPr>
         <w:t>Стих:</w:t>
       </w:r>
       <w:r>
         <w:rPr>
-          <w:rFonts w:ascii="Times New Roman" w:hAnsi="Times New Roman"/>
-          <w:i/>
-          <w:sz w:val="24"/>
+          <w:rFonts w:ascii="Times New Roman" w:hAnsi="Times New Roman" w:cs="Times New Roman"/>
+          <w:i/>
+          <w:iCs/>
+          <w:sz w:val="24"/>
+          <w:szCs w:val="24"/>
         </w:rPr>
         <w:t xml:space="preserve"> </w:t>
       </w:r>
       <w:r>
         <w:rPr>
-          <w:rFonts w:ascii="Times New Roman" w:hAnsi="Times New Roman"/>
-          <w:sz w:val="24"/>
+          <w:rFonts w:ascii="Times New Roman" w:hAnsi="Times New Roman" w:cs="Times New Roman"/>
+          <w:sz w:val="24"/>
+          <w:szCs w:val="24"/>
           <w:u w:val="single"/>
         </w:rPr>
         <w:t>Від ра́нньої сторо́жі до но́чі від ра́нньої сторо́жі* неха́й упова́є Ізра́їль на Го́спода.</w:t>
@@ -4522,6 +4595,7 @@
         <w:rPr>
           <w:rFonts w:ascii="Times New Roman" w:hAnsi="Times New Roman" w:cs="Times New Roman"/>
           <w:i/>
+          <w:iCs/>
           <w:color w:val="FF0000"/>
           <w:sz w:val="24"/>
           <w:szCs w:val="24"/>
@@ -4543,25 +4617,30 @@
       </w:pPr>
       <w:r>
         <w:rPr>
-          <w:rFonts w:ascii="Times New Roman" w:hAnsi="Times New Roman"/>
-          <w:i/>
-          <w:color w:val="FF0000"/>
-          <w:sz w:val="24"/>
+          <w:rFonts w:ascii="Times New Roman" w:hAnsi="Times New Roman" w:cs="Times New Roman"/>
+          <w:i/>
+          <w:iCs/>
+          <w:color w:val="FF0000"/>
+          <w:sz w:val="24"/>
+          <w:szCs w:val="24"/>
         </w:rPr>
         <w:t>Стих:</w:t>
       </w:r>
       <w:r>
         <w:rPr>
-          <w:rFonts w:ascii="Times New Roman" w:hAnsi="Times New Roman"/>
-          <w:i/>
-          <w:sz w:val="24"/>
+          <w:rFonts w:ascii="Times New Roman" w:hAnsi="Times New Roman" w:cs="Times New Roman"/>
+          <w:i/>
+          <w:iCs/>
+          <w:sz w:val="24"/>
+          <w:szCs w:val="24"/>
         </w:rPr>
         <w:t xml:space="preserve"> </w:t>
       </w:r>
       <w:r>
         <w:rPr>
-          <w:rFonts w:ascii="Times New Roman" w:hAnsi="Times New Roman"/>
-          <w:sz w:val="24"/>
+          <w:rFonts w:ascii="Times New Roman" w:hAnsi="Times New Roman" w:cs="Times New Roman"/>
+          <w:sz w:val="24"/>
+          <w:szCs w:val="24"/>
           <w:u w:val="single"/>
         </w:rPr>
         <w:t>Бо в Го́спода ми́лість і відку́плення вели́ке в Ньо́го;* Він ви́зволить Ізра́їля від усьо́го беззако́ння його́.</w:t>
@@ -4582,6 +4661,7 @@
         <w:rPr>
           <w:rFonts w:ascii="Times New Roman" w:hAnsi="Times New Roman" w:cs="Times New Roman"/>
           <w:i/>
+          <w:iCs/>
           <w:color w:val="FF0000"/>
           <w:sz w:val="24"/>
           <w:szCs w:val="24"/>
@@ -4606,6 +4686,7 @@
         <w:rPr>
           <w:rFonts w:ascii="Times New Roman" w:hAnsi="Times New Roman" w:cs="Times New Roman"/>
           <w:b/>
+          <w:bCs/>
           <w:color w:val="FF0000"/>
           <w:sz w:val="24"/>
           <w:szCs w:val="24"/>
@@ -4615,6 +4696,7 @@
         <w:rPr>
           <w:rFonts w:ascii="Times New Roman" w:hAnsi="Times New Roman" w:cs="Times New Roman"/>
           <w:b/>
+          <w:bCs/>
           <w:color w:val="FF0000"/>
           <w:sz w:val="24"/>
           <w:szCs w:val="24"/>
@@ -4628,25 +4710,30 @@
       </w:pPr>
       <w:r>
         <w:rPr>
-          <w:rFonts w:ascii="Times New Roman" w:hAnsi="Times New Roman"/>
-          <w:i/>
-          <w:color w:val="FF0000"/>
-          <w:sz w:val="24"/>
+          <w:rFonts w:ascii="Times New Roman" w:hAnsi="Times New Roman" w:cs="Times New Roman"/>
+          <w:i/>
+          <w:iCs/>
+          <w:color w:val="FF0000"/>
+          <w:sz w:val="24"/>
+          <w:szCs w:val="24"/>
         </w:rPr>
         <w:t>Стих:</w:t>
       </w:r>
       <w:r>
         <w:rPr>
-          <w:rFonts w:ascii="Times New Roman" w:hAnsi="Times New Roman"/>
-          <w:i/>
-          <w:sz w:val="24"/>
+          <w:rFonts w:ascii="Times New Roman" w:hAnsi="Times New Roman" w:cs="Times New Roman"/>
+          <w:i/>
+          <w:iCs/>
+          <w:sz w:val="24"/>
+          <w:szCs w:val="24"/>
         </w:rPr>
         <w:t xml:space="preserve"> </w:t>
       </w:r>
       <w:r>
         <w:rPr>
-          <w:rFonts w:ascii="Times New Roman" w:hAnsi="Times New Roman"/>
-          <w:sz w:val="24"/>
+          <w:rFonts w:ascii="Times New Roman" w:hAnsi="Times New Roman" w:cs="Times New Roman"/>
+          <w:sz w:val="24"/>
+          <w:szCs w:val="24"/>
           <w:u w:val="single"/>
         </w:rPr>
         <w:t>Хвалі́те Го́спода всі наро́ди!* Прославля́йте Його́ всі лю́ди!</w:t>
@@ -4679,25 +4766,30 @@
       </w:pPr>
       <w:r>
         <w:rPr>
-          <w:rFonts w:ascii="Times New Roman" w:hAnsi="Times New Roman"/>
-          <w:i/>
-          <w:color w:val="FF0000"/>
-          <w:sz w:val="24"/>
+          <w:rFonts w:ascii="Times New Roman" w:hAnsi="Times New Roman" w:cs="Times New Roman"/>
+          <w:i/>
+          <w:iCs/>
+          <w:color w:val="FF0000"/>
+          <w:sz w:val="24"/>
+          <w:szCs w:val="24"/>
         </w:rPr>
         <w:t>Стих:</w:t>
       </w:r>
       <w:r>
         <w:rPr>
-          <w:rFonts w:ascii="Times New Roman" w:hAnsi="Times New Roman"/>
-          <w:i/>
-          <w:sz w:val="24"/>
+          <w:rFonts w:ascii="Times New Roman" w:hAnsi="Times New Roman" w:cs="Times New Roman"/>
+          <w:i/>
+          <w:iCs/>
+          <w:sz w:val="24"/>
+          <w:szCs w:val="24"/>
         </w:rPr>
         <w:t xml:space="preserve"> </w:t>
       </w:r>
       <w:r>
         <w:rPr>
-          <w:rFonts w:ascii="Times New Roman" w:hAnsi="Times New Roman"/>
-          <w:sz w:val="24"/>
+          <w:rFonts w:ascii="Times New Roman" w:hAnsi="Times New Roman" w:cs="Times New Roman"/>
+          <w:sz w:val="24"/>
+          <w:szCs w:val="24"/>
           <w:u w:val="single"/>
         </w:rPr>
         <w:t>Вели́ке бо до нас Його́ милосе́рдя,* і ві́рність Го́спода пові́ки.</w:t>
@@ -4739,6 +4831,7 @@
         <w:rPr>
           <w:rFonts w:ascii="Times New Roman" w:hAnsi="Times New Roman" w:cs="Times New Roman"/>
           <w:b/>
+          <w:bCs/>
           <w:sz w:val="24"/>
           <w:szCs w:val="24"/>
           <w:highlight w:val="white"/>
@@ -4749,6 +4842,7 @@
         <w:rPr>
           <w:rFonts w:ascii="Times New Roman" w:hAnsi="Times New Roman" w:cs="Times New Roman"/>
           <w:i/>
+          <w:iCs/>
           <w:color w:val="FF0000"/>
           <w:sz w:val="24"/>
           <w:szCs w:val="24"/>
@@ -4780,6 +4874,7 @@
         <w:rPr>
           <w:rFonts w:ascii="Times New Roman" w:hAnsi="Times New Roman" w:cs="Times New Roman"/>
           <w:b/>
+          <w:bCs/>
           <w:sz w:val="24"/>
           <w:szCs w:val="24"/>
         </w:rPr>
@@ -4797,6 +4892,7 @@
         <w:rPr>
           <w:rFonts w:ascii="Times New Roman" w:hAnsi="Times New Roman" w:cs="Times New Roman"/>
           <w:i/>
+          <w:iCs/>
           <w:color w:val="FF0000"/>
           <w:sz w:val="24"/>
           <w:szCs w:val="24"/>
@@ -4805,7 +4901,7 @@
       </w:r>
       <w:r>
         <w:rPr>
-          <w:rFonts w:ascii="Times New Roman" w:eastAsia="Gungsuh" w:hAnsi="Times New Roman" w:cs="Times New Roman"/>
+          <w:rFonts w:ascii="Times New Roman" w:eastAsia="Gungsuh" w:hAnsi="Times New Roman" w:cs="Gungsuh"/>
           <w:sz w:val="24"/>
           <w:szCs w:val="24"/>
         </w:rPr>
@@ -4831,7 +4927,9 @@
         <w:rPr>
           <w:rFonts w:ascii="Times New Roman" w:eastAsia="Times New Roman" w:hAnsi="Times New Roman" w:cs="Times New Roman"/>
           <w:b/>
-          <w:i/>
+          <w:bCs/>
+          <w:i/>
+          <w:iCs/>
           <w:color w:val="FF0000"/>
           <w:sz w:val="24"/>
           <w:szCs w:val="24"/>
@@ -4841,7 +4939,9 @@
         <w:rPr>
           <w:rFonts w:ascii="Times New Roman" w:eastAsia="Times New Roman" w:hAnsi="Times New Roman" w:cs="Times New Roman"/>
           <w:b/>
-          <w:i/>
+          <w:bCs/>
+          <w:i/>
+          <w:iCs/>
           <w:color w:val="FF0000"/>
           <w:sz w:val="24"/>
           <w:szCs w:val="24"/>
@@ -4864,6 +4964,7 @@
         <w:rPr>
           <w:rFonts w:ascii="Times New Roman" w:hAnsi="Times New Roman" w:cs="Times New Roman"/>
           <w:i/>
+          <w:iCs/>
           <w:color w:val="FF0000"/>
           <w:sz w:val="24"/>
           <w:szCs w:val="24"/>
@@ -4895,6 +4996,7 @@
         <w:rPr>
           <w:rFonts w:ascii="Times New Roman" w:hAnsi="Times New Roman" w:cs="Times New Roman"/>
           <w:i/>
+          <w:iCs/>
           <w:color w:val="FF0000"/>
           <w:sz w:val="24"/>
           <w:szCs w:val="24"/>
@@ -4905,7 +5007,9 @@
         <w:rPr>
           <w:rFonts w:ascii="Times New Roman" w:hAnsi="Times New Roman" w:cs="Times New Roman"/>
           <w:b/>
-          <w:i/>
+          <w:bCs/>
+          <w:i/>
+          <w:iCs/>
           <w:color w:val="FF0000"/>
           <w:sz w:val="24"/>
           <w:szCs w:val="24"/>
@@ -4916,6 +5020,7 @@
         <w:rPr>
           <w:rFonts w:ascii="Times New Roman" w:hAnsi="Times New Roman" w:cs="Times New Roman"/>
           <w:b/>
+          <w:bCs/>
           <w:color w:val="000000"/>
           <w:sz w:val="24"/>
           <w:szCs w:val="24"/>
@@ -4939,40 +5044,25 @@
           <w:sz w:val="24"/>
           <w:szCs w:val="24"/>
         </w:rPr>
-        <w:t xml:space="preserve">Добрий </w:t>
-      </w:r>
-      <w:r>
-        <w:rPr>
-          <w:rFonts w:ascii="Times New Roman" w:hAnsi="Times New Roman" w:cs="Times New Roman"/>
-          <w:sz w:val="24"/>
-          <w:szCs w:val="24"/>
-        </w:rPr>
-        <w:t>людинолюбний</w:t>
-      </w:r>
-      <w:r>
-        <w:rPr>
-          <w:rFonts w:ascii="Times New Roman" w:hAnsi="Times New Roman" w:cs="Times New Roman"/>
-          <w:sz w:val="24"/>
-          <w:szCs w:val="24"/>
-        </w:rPr>
-        <w:t xml:space="preserve"> Царю, що все благословляєш! Молимось тобі наполегливо, серцем сокрушеним і духом смиренним: Благослови наші входи і виходи, Христе, істинний Боже наш. Бо прихід твій, і вознесіння, і пожиття з людьми завжди благословенне: нині і повсякчас, і на віки віків. Амінь.</w:t>
-      </w:r>
-    </w:p>
-    <w:p>
-      <w:pPr>
-        <w:spacing w:after="120"/>
-        <w:jc w:val="both"/>
-        <w:rPr>
-          <w:rFonts w:ascii="Times New Roman" w:hAnsi="Times New Roman" w:cs="Times New Roman"/>
-          <w:color w:val="000000"/>
-          <w:sz w:val="24"/>
-          <w:szCs w:val="24"/>
-        </w:rPr>
-      </w:pPr>
-      <w:r>
-        <w:rPr>
-          <w:rFonts w:ascii="Times New Roman" w:hAnsi="Times New Roman" w:cs="Times New Roman"/>
-          <w:i/>
+        <w:t>Добрий людинолюбний Царю, що все благословляєш! Молимось тобі наполегливо, серцем сокрушеним і духом смиренним: Благослови наші входи і виходи, Христе, істинний Боже наш. Бо прихід твій, і вознесіння, і пожиття з людьми завжди благословенне: нині і повсякчас, і на віки віків. Амінь.</w:t>
+      </w:r>
+    </w:p>
+    <w:p>
+      <w:pPr>
+        <w:spacing w:after="120"/>
+        <w:jc w:val="both"/>
+        <w:rPr>
+          <w:rFonts w:ascii="Times New Roman" w:hAnsi="Times New Roman" w:cs="Times New Roman"/>
+          <w:color w:val="000000"/>
+          <w:sz w:val="24"/>
+          <w:szCs w:val="24"/>
+        </w:rPr>
+      </w:pPr>
+      <w:r>
+        <w:rPr>
+          <w:rFonts w:ascii="Times New Roman" w:hAnsi="Times New Roman" w:cs="Times New Roman"/>
+          <w:i/>
+          <w:iCs/>
           <w:color w:val="FF0000"/>
           <w:sz w:val="24"/>
           <w:szCs w:val="24"/>
@@ -4996,15 +5086,17 @@
         <w:rPr>
           <w:rFonts w:ascii="Times New Roman" w:hAnsi="Times New Roman" w:cs="Times New Roman"/>
           <w:i/>
-          <w:color w:val="FF0000"/>
-          <w:sz w:val="24"/>
-          <w:szCs w:val="24"/>
-        </w:rPr>
-      </w:pPr>
-      <w:r>
-        <w:rPr>
-          <w:rFonts w:ascii="Times New Roman" w:hAnsi="Times New Roman" w:cs="Times New Roman"/>
-          <w:i/>
+          <w:iCs/>
+          <w:color w:val="FF0000"/>
+          <w:sz w:val="24"/>
+          <w:szCs w:val="24"/>
+        </w:rPr>
+      </w:pPr>
+      <w:r>
+        <w:rPr>
+          <w:rFonts w:ascii="Times New Roman" w:hAnsi="Times New Roman" w:cs="Times New Roman"/>
+          <w:i/>
+          <w:iCs/>
           <w:color w:val="FF0000"/>
           <w:sz w:val="24"/>
           <w:szCs w:val="24"/>
@@ -5054,25 +5146,29 @@
       </w:pPr>
       <w:r>
         <w:rPr>
-          <w:rFonts w:ascii="Times New Roman" w:hAnsi="Times New Roman"/>
-          <w:i/>
-          <w:color w:val="FF0000"/>
-          <w:sz w:val="24"/>
+          <w:rFonts w:ascii="Times New Roman" w:hAnsi="Times New Roman" w:cs="Times New Roman"/>
+          <w:i/>
+          <w:iCs/>
+          <w:color w:val="FF0000"/>
+          <w:sz w:val="24"/>
+          <w:szCs w:val="24"/>
         </w:rPr>
         <w:t>Вірні:</w:t>
       </w:r>
       <w:r>
         <w:rPr>
-          <w:rFonts w:ascii="Times New Roman" w:hAnsi="Times New Roman"/>
-          <w:color w:val="FF0000"/>
-          <w:sz w:val="24"/>
+          <w:rFonts w:ascii="Times New Roman" w:hAnsi="Times New Roman" w:cs="Times New Roman"/>
+          <w:color w:val="FF0000"/>
+          <w:sz w:val="24"/>
+          <w:szCs w:val="24"/>
         </w:rPr>
         <w:t xml:space="preserve"> </w:t>
       </w:r>
       <w:r>
         <w:rPr>
-          <w:rFonts w:ascii="Times New Roman" w:hAnsi="Times New Roman"/>
-          <w:sz w:val="24"/>
+          <w:rFonts w:ascii="Times New Roman" w:hAnsi="Times New Roman" w:cs="Times New Roman"/>
+          <w:sz w:val="24"/>
+          <w:szCs w:val="24"/>
         </w:rPr>
         <w:t>Сві́тло ти́хе свято́ї сла́ви безсме́ртного Отця́ небе́сного, свято́го, блаже́нного, Ісу́се Хри́сте, дожи́вши до за́ходу со́нця, поба́чивши сві́тло вечі́рнє, сла́вимо Отця́, і Си́на, і Свято́го Ду́ха – Бо́га. Досто́йно є повсякча́с прославля́ти Тебе́ голоса́ми побо́жними, Си́ну Бо́жий, що життя́ дає́ш усьому́ сві́ту, тому́ світ уве́сь сла́вить Тебе́.</w:t>
       </w:r>
@@ -5084,6 +5180,7 @@
         <w:rPr>
           <w:rFonts w:ascii="Times New Roman" w:hAnsi="Times New Roman" w:cs="Times New Roman"/>
           <w:i/>
+          <w:iCs/>
           <w:color w:val="FF0000"/>
           <w:sz w:val="24"/>
           <w:szCs w:val="24"/>
@@ -5123,6 +5220,7 @@
         <w:rPr>
           <w:rFonts w:ascii="Times New Roman" w:hAnsi="Times New Roman" w:cs="Times New Roman"/>
           <w:i/>
+          <w:iCs/>
           <w:color w:val="FF0000"/>
           <w:sz w:val="24"/>
           <w:szCs w:val="24"/>
@@ -5176,6 +5274,7 @@
         <w:rPr>
           <w:rFonts w:ascii="Times New Roman" w:hAnsi="Times New Roman" w:cs="Times New Roman"/>
           <w:i/>
+          <w:iCs/>
           <w:color w:val="FF0000"/>
           <w:sz w:val="24"/>
           <w:szCs w:val="24"/>
@@ -5190,6 +5289,7 @@
         <w:rPr>
           <w:rFonts w:ascii="Times New Roman" w:eastAsia="Times New Roman" w:hAnsi="Times New Roman" w:cs="Times New Roman"/>
           <w:i/>
+          <w:iCs/>
           <w:color w:val="FF0000"/>
         </w:rPr>
       </w:pPr>
@@ -5197,7 +5297,9 @@
         <w:rPr>
           <w:rFonts w:ascii="Times New Roman" w:eastAsia="Times New Roman" w:hAnsi="Times New Roman" w:cs="Times New Roman"/>
           <w:b/>
-          <w:i/>
+          <w:bCs/>
+          <w:i/>
+          <w:iCs/>
           <w:color w:val="FF0000"/>
           <w:sz w:val="24"/>
         </w:rPr>
@@ -5207,6 +5309,7 @@
         <w:rPr>
           <w:rFonts w:ascii="Times New Roman" w:eastAsia="Times New Roman" w:hAnsi="Times New Roman" w:cs="Times New Roman"/>
           <w:i/>
+          <w:iCs/>
           <w:color w:val="FF0000"/>
           <w:sz w:val="24"/>
         </w:rPr>
@@ -5220,6 +5323,7 @@
         <w:rPr>
           <w:rFonts w:ascii="Times New Roman" w:hAnsi="Times New Roman" w:cs="Times New Roman"/>
           <w:b/>
+          <w:bCs/>
           <w:sz w:val="24"/>
           <w:szCs w:val="24"/>
         </w:rPr>
@@ -5228,6 +5332,7 @@
         <w:rPr>
           <w:rFonts w:ascii="Times New Roman" w:hAnsi="Times New Roman" w:cs="Times New Roman"/>
           <w:b/>
+          <w:bCs/>
           <w:sz w:val="24"/>
           <w:szCs w:val="24"/>
         </w:rPr>
@@ -5249,6 +5354,7 @@
         <w:rPr>
           <w:rFonts w:ascii="Times New Roman" w:hAnsi="Times New Roman" w:cs="Times New Roman"/>
           <w:i/>
+          <w:iCs/>
           <w:color w:val="FF0000"/>
           <w:sz w:val="24"/>
           <w:szCs w:val="24"/>
@@ -5259,6 +5365,7 @@
         <w:rPr>
           <w:rFonts w:ascii="Times New Roman" w:hAnsi="Times New Roman" w:cs="Times New Roman"/>
           <w:i/>
+          <w:iCs/>
           <w:sz w:val="24"/>
           <w:szCs w:val="24"/>
         </w:rPr>
@@ -5281,6 +5388,7 @@
         <w:rPr>
           <w:rFonts w:ascii="Times New Roman" w:hAnsi="Times New Roman" w:cs="Times New Roman"/>
           <w:b/>
+          <w:bCs/>
           <w:sz w:val="24"/>
           <w:szCs w:val="24"/>
         </w:rPr>
@@ -5294,7 +5402,9 @@
         <w:rPr>
           <w:rFonts w:ascii="Times New Roman" w:eastAsia="Times New Roman" w:hAnsi="Times New Roman" w:cs="Times New Roman"/>
           <w:b/>
-          <w:i/>
+          <w:bCs/>
+          <w:i/>
+          <w:iCs/>
           <w:color w:val="FF0000"/>
         </w:rPr>
       </w:pPr>
@@ -5302,7 +5412,9 @@
         <w:rPr>
           <w:rFonts w:ascii="Times New Roman" w:eastAsia="Times New Roman" w:hAnsi="Times New Roman" w:cs="Times New Roman"/>
           <w:b/>
-          <w:i/>
+          <w:bCs/>
+          <w:i/>
+          <w:iCs/>
           <w:color w:val="FF0000"/>
           <w:sz w:val="24"/>
         </w:rPr>
@@ -5323,6 +5435,7 @@
         <w:rPr>
           <w:rFonts w:ascii="Times New Roman" w:hAnsi="Times New Roman" w:cs="Times New Roman"/>
           <w:i/>
+          <w:iCs/>
           <w:color w:val="FF0000"/>
           <w:sz w:val="24"/>
           <w:szCs w:val="24"/>
@@ -5361,6 +5474,7 @@
         <w:rPr>
           <w:rFonts w:ascii="Times New Roman" w:hAnsi="Times New Roman" w:cs="Times New Roman"/>
           <w:i/>
+          <w:iCs/>
           <w:color w:val="FF0000"/>
           <w:sz w:val="24"/>
           <w:szCs w:val="24"/>
@@ -5399,6 +5513,7 @@
         <w:rPr>
           <w:rFonts w:ascii="Times New Roman" w:hAnsi="Times New Roman" w:cs="Times New Roman"/>
           <w:i/>
+          <w:iCs/>
           <w:color w:val="FF0000"/>
           <w:sz w:val="24"/>
           <w:szCs w:val="24"/>
@@ -5437,6 +5552,7 @@
         <w:rPr>
           <w:rFonts w:ascii="Times New Roman" w:hAnsi="Times New Roman" w:cs="Times New Roman"/>
           <w:i/>
+          <w:iCs/>
           <w:color w:val="FF0000"/>
           <w:sz w:val="24"/>
           <w:szCs w:val="24"/>
@@ -5445,7 +5561,7 @@
       </w:r>
       <w:r>
         <w:rPr>
-          <w:rFonts w:ascii="Times New Roman" w:eastAsia="Gungsuh" w:hAnsi="Times New Roman" w:cs="Times New Roman"/>
+          <w:rFonts w:ascii="Times New Roman" w:eastAsia="Gungsuh" w:hAnsi="Times New Roman" w:cs="Gungsuh"/>
           <w:sz w:val="24"/>
           <w:szCs w:val="24"/>
         </w:rPr>
@@ -5455,6 +5571,7 @@
         <w:rPr>
           <w:rFonts w:ascii="Times New Roman" w:hAnsi="Times New Roman" w:cs="Times New Roman"/>
           <w:i/>
+          <w:iCs/>
           <w:color w:val="FF0000"/>
           <w:sz w:val="24"/>
           <w:szCs w:val="24"/>
@@ -5476,6 +5593,7 @@
         <w:rPr>
           <w:rFonts w:ascii="Times New Roman" w:hAnsi="Times New Roman" w:cs="Times New Roman"/>
           <w:i/>
+          <w:iCs/>
           <w:color w:val="FF0000"/>
           <w:sz w:val="24"/>
           <w:szCs w:val="24"/>
@@ -5514,6 +5632,7 @@
         <w:rPr>
           <w:rFonts w:ascii="Times New Roman" w:hAnsi="Times New Roman" w:cs="Times New Roman"/>
           <w:i/>
+          <w:iCs/>
           <w:color w:val="FF0000"/>
           <w:sz w:val="24"/>
           <w:szCs w:val="24"/>
@@ -5535,23 +5654,24 @@
           <w:sz w:val="24"/>
           <w:szCs w:val="24"/>
         </w:rPr>
-        <w:t>З книги Левітів читання.</w:t>
-      </w:r>
-    </w:p>
-    <w:p>
-      <w:pPr>
-        <w:spacing w:after="120"/>
-        <w:jc w:val="both"/>
-        <w:rPr>
-          <w:rFonts w:ascii="Times New Roman" w:hAnsi="Times New Roman" w:cs="Times New Roman"/>
-          <w:sz w:val="24"/>
-          <w:szCs w:val="24"/>
-        </w:rPr>
-      </w:pPr>
-      <w:r>
-        <w:rPr>
-          <w:rFonts w:ascii="Times New Roman" w:hAnsi="Times New Roman" w:cs="Times New Roman"/>
-          <w:i/>
+        <w:t>З книги Левіт читання.</w:t>
+      </w:r>
+    </w:p>
+    <w:p>
+      <w:pPr>
+        <w:spacing w:after="120"/>
+        <w:jc w:val="both"/>
+        <w:rPr>
+          <w:rFonts w:ascii="Times New Roman" w:hAnsi="Times New Roman" w:cs="Times New Roman"/>
+          <w:sz w:val="24"/>
+          <w:szCs w:val="24"/>
+        </w:rPr>
+      </w:pPr>
+      <w:r>
+        <w:rPr>
+          <w:rFonts w:ascii="Times New Roman" w:hAnsi="Times New Roman" w:cs="Times New Roman"/>
+          <w:i/>
+          <w:iCs/>
           <w:color w:val="FF0000"/>
           <w:sz w:val="24"/>
           <w:szCs w:val="24"/>
@@ -5590,6 +5710,7 @@
         <w:rPr>
           <w:rFonts w:ascii="Times New Roman" w:hAnsi="Times New Roman" w:cs="Times New Roman"/>
           <w:i/>
+          <w:iCs/>
           <w:color w:val="FF0000"/>
           <w:sz w:val="24"/>
           <w:szCs w:val="24"/>
@@ -5598,37 +5719,39 @@
       </w:r>
       <w:r>
         <w:rPr>
-          <w:rFonts w:ascii="Times New Roman" w:eastAsia="Gungsuh" w:hAnsi="Times New Roman" w:cs="Times New Roman"/>
-          <w:sz w:val="24"/>
-          <w:szCs w:val="24"/>
-        </w:rPr>
-        <w:t xml:space="preserve"> Коли ходитимете в моїх установах і пильнуватимете мої заповіді, і будете їх виконувати, то я насилатиму вам дощі о відповідній порі, і земля даватиме свій урожай, і дерево, що в полі, приноситиме свої плоди. Молотьба триватиме у вас до збирання винограду, а збір винограду триватиме до сівби; ви їстимете хліб ваш до наситу і житимете безпечно у своєму краю. Я встановлю мир у краю, й зможете лягати (спати), і ніхто не буде вас турбувати; я повиганяю хижого звіря з країни, і меч не проходитиме по краю вашім. Ви будете гнатися за вашими ворогами, й вони падатимуть від меча перед вами. П'ятеро вас гнатиме сотню, а сотня вас гнатиме десять тисяч, падатимуть вороги ваші від меча перед вами. Я обернусь до вас і розплоджу вас, і розмножу вас, і дотримаю мого союзу з вами. Ви не то що зможете прохарчуватися попередньолітніми врожаями, ба навіть виноситимете старе перед новим урожаєм. Я поставлю мою храмину посеред вас: не буду бридитися вами. Я ходитиму проміж вас і буду вашим Богом, а ви будете моїм народом. Я − Господь, Бог ваш, що вивів вас із Єгипетської землі, щоб ви не були там рабами; я поломив занози ярма вашого, щоб ви ходили випростані. Коли ж ви мене не послухаєте і не виконуватимете всіх оцих заповідей моїх, коли зневажатимете мої установи й гордуватимете веліннями моїми, не здійснюючи всіх заповідей моїх та ламаючи союз мій, то ось що я зроблю з вами: напущу на вас страх, сухоти й пропасницю, від них померкнуть очі й погасне життя. Намарно будете засівати своє зерно, бо вороги ваші пожеруть його. Я звернусь проти вас, і вас поб'ють вороги ваші; над вами володарюватимуть ненависники ваші, і ви втікатимете, хоч і ніхто не буде гнатися за вами. Якщо і тоді не послухаєте мене, я семикратно обкладу вас карами за гріхи ваші. Я зламаю вашу зарозумілу силу, і зроблю небо над вами як залізо, а землю вашу як мідь. Намарне витратиться ваша сила, бо земля ваша не даватиме врожаю, ні дерево з краю не даватиме свого плоду. А коли ж ви все таки будете противитися мені, і не схочете слухати мене, я скараю вас сім разів більшою карою, ніж ваші гріхи. Я пущу на вас дикого звіря, що вигубить дітей ваших, і винищить скотину вашу, і вас зведе нінащо, так що спорожніють шляхи ваші. Коли ж ви й після цього не дасте мені вас направити, а виступатимете проти мене, то я теж піду проти вас і покараю вас семикратно за гріхи ваші. Я наведу на вас меч, що помститься за зламаний союз. Ви позбираєтесь у ваших містах, а я впущу посеред вас чуму, і ви впадете ворогові до рук.</w:t>
-      </w:r>
-      <w:r>
-        <w:rPr>
-          <w:rFonts w:ascii="Times New Roman" w:hAnsi="Times New Roman" w:cs="Times New Roman"/>
-          <w:i/>
-          <w:color w:val="FF0000"/>
-          <w:sz w:val="24"/>
-          <w:szCs w:val="24"/>
-        </w:rPr>
-        <w:t xml:space="preserve"> (Лев. 26, 3-25)</w:t>
-      </w:r>
-    </w:p>
-    <w:p>
-      <w:pPr>
-        <w:spacing w:after="120"/>
-        <w:jc w:val="both"/>
-        <w:rPr>
-          <w:rFonts w:ascii="Times New Roman" w:hAnsi="Times New Roman" w:cs="Times New Roman"/>
-          <w:sz w:val="24"/>
-          <w:szCs w:val="24"/>
-        </w:rPr>
-      </w:pPr>
-      <w:r>
-        <w:rPr>
-          <w:rFonts w:ascii="Times New Roman" w:hAnsi="Times New Roman" w:cs="Times New Roman"/>
-          <w:i/>
+          <w:rFonts w:ascii="Times New Roman" w:hAnsi="Times New Roman" w:cs="Times New Roman"/>
+          <w:sz w:val="24"/>
+          <w:szCs w:val="24"/>
+        </w:rPr>
+        <w:t xml:space="preserve"> Промовив Господь до синів Ізраїля, кажучи: Коли ходитимете в моїх установах і пильнуватимете мої заповіді, і будете їх виконувати, то я насилатиму вам дощі о відповідній порі, і земля даватиме свій урожай, і дерево, що в полі, приноситиме свої плоди. Молотьба триватиме у вас до збирання винограду, а збір винограду триватиме до сівби; ви їстимете хліб ваш до наситу і житимете безпечно у своєму краю. Я встановлю мир у краю, й зможете лягати (спати), і ніхто не буде вас турбувати; я повиганяю хижого звіря з країни, і меч не проходитиме по краю вашім. Ви будете гнатися за вашими ворогами, й вони падатимуть від меча перед вами. П'ятеро вас гнатиме сотню, а сотня вас гнатиме десять тисяч, падатимуть вороги ваші від меча перед вами. Я обернусь до вас і розплоджу вас, і розмножу вас, і дотримаю мого союзу з вами. Ви не то що зможете прохарчуватися попередньолітніми врожаями, ба навіть виноситимете старе перед новим урожаєм. Я поставлю мою храмину посеред вас: не буду бридитися вами. Я ходитиму проміж вас і буду вашим Богом, а ви будете моїм народом. Коли ж ви мене не послухаєте і не виконуватимете всіх оцих заповідей моїх, коли зневажатимете мої установи й гордуватимете веліннями моїми, не здійснюючи всіх заповідей моїх та ламаючи союз мій, то ось що я зроблю з вами: напущу на вас страх, сухоти й пропасницю, від них померкнуть очі й погасне життя. Намарно будете засівати своє зерно, бо вороги ваші пожеруть його. Я звернусь проти вас, і вас поб'ють вороги ваші; над вами володарюватимуть ненависники ваші, і ви втікатимете, хоч і ніхто не буде гнатися за вами. Я зламаю вашу зарозумілу силу, і зроблю небо над вами як залізо, а землю вашу як мідь. Намарне витратиться ваша сила, бо земля ваша не даватиме врожаю, ні дерево з краю не даватиме свого плоду. Я пущу на вас дикого звіря, що вигубить дітей ваших, і винищить скотину вашу, і вас зведе нінащо, так що спорожніють шляхи ваші. Коли ж ви й після цього не дасте мені вас направити, а виступатимете проти мене, то я теж піду проти вас, – так гоорить Господь Бог святий Ізраїля. </w:t>
+      </w:r>
+      <w:r>
+        <w:rPr>
+          <w:rFonts w:ascii="Times New Roman" w:hAnsi="Times New Roman" w:cs="Times New Roman"/>
+          <w:i/>
+          <w:iCs/>
+          <w:color w:val="FF0000"/>
+          <w:sz w:val="24"/>
+          <w:szCs w:val="24"/>
+        </w:rPr>
+        <w:t>(Лев. 26, 3-12, 14-17, 19-20, 22-24)</w:t>
+      </w:r>
+    </w:p>
+    <w:p>
+      <w:pPr>
+        <w:spacing w:after="120"/>
+        <w:jc w:val="both"/>
+        <w:rPr>
+          <w:rFonts w:ascii="Times New Roman" w:hAnsi="Times New Roman" w:cs="Times New Roman"/>
+          <w:sz w:val="24"/>
+          <w:szCs w:val="24"/>
+        </w:rPr>
+      </w:pPr>
+      <w:r>
+        <w:rPr>
+          <w:rFonts w:ascii="Times New Roman" w:hAnsi="Times New Roman" w:cs="Times New Roman"/>
+          <w:i/>
+          <w:iCs/>
           <w:color w:val="FF0000"/>
           <w:sz w:val="24"/>
           <w:szCs w:val="24"/>
@@ -5667,6 +5790,7 @@
         <w:rPr>
           <w:rFonts w:ascii="Times New Roman" w:hAnsi="Times New Roman" w:cs="Times New Roman"/>
           <w:i/>
+          <w:iCs/>
           <w:color w:val="FF0000"/>
           <w:sz w:val="24"/>
           <w:szCs w:val="24"/>
@@ -5688,23 +5812,24 @@
           <w:sz w:val="24"/>
           <w:szCs w:val="24"/>
         </w:rPr>
-        <w:t>З книги Мудрості читання.</w:t>
-      </w:r>
-    </w:p>
-    <w:p>
-      <w:pPr>
-        <w:spacing w:after="120"/>
-        <w:jc w:val="both"/>
-        <w:rPr>
-          <w:rFonts w:ascii="Times New Roman" w:hAnsi="Times New Roman" w:cs="Times New Roman"/>
-          <w:sz w:val="24"/>
-          <w:szCs w:val="24"/>
-        </w:rPr>
-      </w:pPr>
-      <w:r>
-        <w:rPr>
-          <w:rFonts w:ascii="Times New Roman" w:hAnsi="Times New Roman" w:cs="Times New Roman"/>
-          <w:i/>
+        <w:t>З книги Мудрости читання.</w:t>
+      </w:r>
+    </w:p>
+    <w:p>
+      <w:pPr>
+        <w:spacing w:after="120"/>
+        <w:jc w:val="both"/>
+        <w:rPr>
+          <w:rFonts w:ascii="Times New Roman" w:hAnsi="Times New Roman" w:cs="Times New Roman"/>
+          <w:sz w:val="24"/>
+          <w:szCs w:val="24"/>
+        </w:rPr>
+      </w:pPr>
+      <w:r>
+        <w:rPr>
+          <w:rFonts w:ascii="Times New Roman" w:hAnsi="Times New Roman" w:cs="Times New Roman"/>
+          <w:i/>
+          <w:iCs/>
           <w:color w:val="FF0000"/>
           <w:sz w:val="24"/>
           <w:szCs w:val="24"/>
@@ -5743,6 +5868,7 @@
         <w:rPr>
           <w:rFonts w:ascii="Times New Roman" w:hAnsi="Times New Roman" w:cs="Times New Roman"/>
           <w:i/>
+          <w:iCs/>
           <w:color w:val="FF0000"/>
           <w:sz w:val="24"/>
           <w:szCs w:val="24"/>
@@ -5755,17 +5881,18 @@
           <w:sz w:val="24"/>
           <w:szCs w:val="24"/>
         </w:rPr>
-        <w:t xml:space="preserve"> Праведник, хоч і вмре передчасно, знайде спокій, бо чесна старість не – в довголітті і не міряється числом років. Розумність людям – за сивий волос править, і вік старечий – це життя неосквернене. Він сподобався Богові й він полюбив його, а що жив між грішниками, то й переніс його. Його вхоплено, щоб лукавство не змінило його глузду або щоб хитрість не обманула душі його. Бо чар зла затемнює добро, і вихор пожадання змінює ум нелукавий. За короткого часу ставши досконалим, він виповнив довголіття, душа бо його Господеві була вгодна, тим і забрав він його поспішно з-посеред лукавства. Люди ж те бачать, та не розуміють, їм і на думку не спадає те, що ласка й милосердя – для вибранців його і опіка – для святих його.</w:t>
-      </w:r>
-      <w:r>
-        <w:rPr>
-          <w:rFonts w:ascii="Times New Roman" w:hAnsi="Times New Roman" w:cs="Times New Roman"/>
-          <w:i/>
-          <w:color w:val="FF0000"/>
-          <w:sz w:val="24"/>
-          <w:szCs w:val="24"/>
-        </w:rPr>
-        <w:t xml:space="preserve"> (Муд. 4, 7-15)</w:t>
+        <w:t xml:space="preserve"> А праведник, хоч і вмре передчасно, знайде спокій, бо чесна старість не - в довголітті і не міряється числом років. Розумність людям - за сивий волос править, і вік старечий - це життя неосквернене. Він сподобався Богові й він полюбив його, а що жив між грішниками, то й переніс його. Його вхоплено, щоб лукавство не змінило його глузду або щоб хитрість не обманула душі його. Бо чар зла затемнює добро, і вихор пожадання змінює ум нелукавий. За короткого часу ставши досконалим, він виповнив довголіття, душа бо його Господеві була вгодна, тим і забрав він його поспішно з-посеред лукавства. Люди ж те бачать, та не розуміють, їм і на думку не спадає те, що ласка й милосердя - для вибранців його і опіка - для святих його. </w:t>
+      </w:r>
+      <w:r>
+        <w:rPr>
+          <w:rFonts w:ascii="Times New Roman" w:hAnsi="Times New Roman" w:cs="Times New Roman"/>
+          <w:i/>
+          <w:iCs/>
+          <w:color w:val="FF0000"/>
+          <w:sz w:val="24"/>
+          <w:szCs w:val="24"/>
+        </w:rPr>
+        <w:t>(Муд. 4, 7-15)</w:t>
       </w:r>
     </w:p>
     <w:p>
@@ -5787,7 +5914,9 @@
         <w:rPr>
           <w:rFonts w:ascii="Times New Roman" w:eastAsia="Times New Roman" w:hAnsi="Times New Roman" w:cs="Times New Roman"/>
           <w:b/>
-          <w:i/>
+          <w:bCs/>
+          <w:i/>
+          <w:iCs/>
           <w:color w:val="FF0000"/>
         </w:rPr>
       </w:pPr>
@@ -5795,7 +5924,9 @@
         <w:rPr>
           <w:rFonts w:ascii="Times New Roman" w:eastAsia="Times New Roman" w:hAnsi="Times New Roman" w:cs="Times New Roman"/>
           <w:b/>
-          <w:i/>
+          <w:bCs/>
+          <w:i/>
+          <w:iCs/>
           <w:color w:val="FF0000"/>
           <w:sz w:val="24"/>
         </w:rPr>
@@ -5835,6 +5966,7 @@
         <w:rPr>
           <w:rFonts w:ascii="Times New Roman" w:hAnsi="Times New Roman" w:cs="Times New Roman"/>
           <w:i/>
+          <w:iCs/>
           <w:color w:val="FF0000"/>
           <w:sz w:val="24"/>
           <w:szCs w:val="24"/>
@@ -5892,6 +6024,7 @@
         <w:rPr>
           <w:rFonts w:ascii="Times New Roman" w:hAnsi="Times New Roman" w:cs="Times New Roman"/>
           <w:i/>
+          <w:iCs/>
           <w:color w:val="FF0000"/>
           <w:sz w:val="24"/>
           <w:szCs w:val="24"/>
@@ -5947,6 +6080,7 @@
         <w:rPr>
           <w:rFonts w:ascii="Times New Roman" w:hAnsi="Times New Roman" w:cs="Times New Roman"/>
           <w:i/>
+          <w:iCs/>
           <w:color w:val="FF4400"/>
           <w:sz w:val="24"/>
           <w:szCs w:val="24"/>
@@ -5965,6 +6099,7 @@
         <w:rPr>
           <w:rFonts w:ascii="Times New Roman" w:hAnsi="Times New Roman" w:cs="Times New Roman"/>
           <w:i/>
+          <w:iCs/>
           <w:color w:val="FF4400"/>
           <w:sz w:val="24"/>
           <w:szCs w:val="24"/>
@@ -5993,6 +6128,7 @@
         <w:rPr>
           <w:rFonts w:ascii="Times New Roman" w:hAnsi="Times New Roman" w:cs="Times New Roman"/>
           <w:i/>
+          <w:iCs/>
           <w:color w:val="FF4400"/>
           <w:sz w:val="24"/>
           <w:szCs w:val="24"/>
@@ -6003,6 +6139,7 @@
         <w:rPr>
           <w:rFonts w:ascii="Times New Roman" w:hAnsi="Times New Roman" w:cs="Times New Roman"/>
           <w:i/>
+          <w:iCs/>
           <w:sz w:val="24"/>
           <w:szCs w:val="24"/>
         </w:rPr>
@@ -6020,6 +6157,7 @@
         <w:rPr>
           <w:rFonts w:ascii="Times New Roman" w:hAnsi="Times New Roman" w:cs="Times New Roman"/>
           <w:i/>
+          <w:iCs/>
           <w:color w:val="FF4400"/>
           <w:sz w:val="24"/>
           <w:szCs w:val="24"/>
@@ -6030,6 +6168,7 @@
         <w:rPr>
           <w:rFonts w:ascii="Times New Roman" w:hAnsi="Times New Roman" w:cs="Times New Roman"/>
           <w:i/>
+          <w:iCs/>
           <w:sz w:val="24"/>
           <w:szCs w:val="24"/>
         </w:rPr>
@@ -6057,6 +6196,7 @@
         <w:rPr>
           <w:rFonts w:ascii="Times New Roman" w:hAnsi="Times New Roman" w:cs="Times New Roman"/>
           <w:i/>
+          <w:iCs/>
           <w:color w:val="FF4400"/>
           <w:sz w:val="24"/>
           <w:szCs w:val="24"/>
@@ -6075,6 +6215,7 @@
         <w:rPr>
           <w:rFonts w:ascii="Times New Roman" w:hAnsi="Times New Roman" w:cs="Times New Roman"/>
           <w:i/>
+          <w:iCs/>
           <w:color w:val="FF4400"/>
           <w:sz w:val="24"/>
           <w:szCs w:val="24"/>
@@ -6113,6 +6254,7 @@
         <w:rPr>
           <w:rFonts w:ascii="Times New Roman" w:hAnsi="Times New Roman" w:cs="Times New Roman"/>
           <w:i/>
+          <w:iCs/>
           <w:color w:val="FF4400"/>
           <w:sz w:val="24"/>
           <w:szCs w:val="24"/>
@@ -6131,6 +6273,7 @@
         <w:rPr>
           <w:rFonts w:ascii="Times New Roman" w:hAnsi="Times New Roman" w:cs="Times New Roman"/>
           <w:i/>
+          <w:iCs/>
           <w:color w:val="FF4400"/>
           <w:sz w:val="24"/>
           <w:szCs w:val="24"/>
@@ -6169,6 +6312,7 @@
         <w:rPr>
           <w:rFonts w:ascii="Times New Roman" w:hAnsi="Times New Roman" w:cs="Times New Roman"/>
           <w:i/>
+          <w:iCs/>
           <w:color w:val="FF4400"/>
           <w:sz w:val="24"/>
           <w:szCs w:val="24"/>
@@ -6187,6 +6331,7 @@
         <w:rPr>
           <w:rFonts w:ascii="Times New Roman" w:hAnsi="Times New Roman" w:cs="Times New Roman"/>
           <w:i/>
+          <w:iCs/>
           <w:color w:val="FF4400"/>
           <w:sz w:val="24"/>
           <w:szCs w:val="24"/>
@@ -6230,6 +6375,7 @@
         <w:rPr>
           <w:rFonts w:ascii="Times New Roman" w:hAnsi="Times New Roman" w:cs="Times New Roman"/>
           <w:i/>
+          <w:iCs/>
           <w:color w:val="FF4400"/>
           <w:sz w:val="24"/>
           <w:szCs w:val="24"/>
@@ -6259,6 +6405,7 @@
         <w:rPr>
           <w:rFonts w:ascii="Times New Roman" w:hAnsi="Times New Roman" w:cs="Times New Roman"/>
           <w:i/>
+          <w:iCs/>
           <w:color w:val="FF0000"/>
           <w:sz w:val="24"/>
           <w:szCs w:val="24"/>
@@ -6293,7 +6440,9 @@
         <w:rPr>
           <w:rFonts w:ascii="Times New Roman" w:eastAsia="Times New Roman" w:hAnsi="Times New Roman" w:cs="Times New Roman"/>
           <w:b/>
-          <w:i/>
+          <w:bCs/>
+          <w:i/>
+          <w:iCs/>
           <w:color w:val="FF0000"/>
         </w:rPr>
       </w:pPr>
@@ -6301,7 +6450,9 @@
         <w:rPr>
           <w:rFonts w:ascii="Times New Roman" w:eastAsia="Times New Roman" w:hAnsi="Times New Roman" w:cs="Times New Roman"/>
           <w:b/>
-          <w:i/>
+          <w:bCs/>
+          <w:i/>
+          <w:iCs/>
           <w:color w:val="FF0000"/>
           <w:sz w:val="24"/>
         </w:rPr>
@@ -6314,8 +6465,9 @@
       </w:pPr>
       <w:r>
         <w:rPr>
-          <w:rFonts w:ascii="Times New Roman" w:hAnsi="Times New Roman"/>
-          <w:sz w:val="24"/>
+          <w:rFonts w:ascii="Times New Roman" w:hAnsi="Times New Roman" w:cs="Times New Roman"/>
+          <w:sz w:val="24"/>
+          <w:szCs w:val="24"/>
         </w:rPr>
         <w:t>Сподо́би, Го́споди, цього́ ве́чора* без гріха́ зберегти́ся нам.</w:t>
       </w:r>
@@ -6326,8 +6478,9 @@
       </w:pPr>
       <w:r>
         <w:rPr>
-          <w:rFonts w:ascii="Times New Roman" w:hAnsi="Times New Roman"/>
-          <w:sz w:val="24"/>
+          <w:rFonts w:ascii="Times New Roman" w:hAnsi="Times New Roman" w:cs="Times New Roman"/>
+          <w:sz w:val="24"/>
+          <w:szCs w:val="24"/>
         </w:rPr>
         <w:t>Благослове́нний Ти, Го́споди, Бо́же отці́в на́ших,* і хва́льне і просла́влене Ім’я́ Твоє́ наві́ки. Амі́нь.</w:t>
       </w:r>
@@ -6338,8 +6491,9 @@
       </w:pPr>
       <w:r>
         <w:rPr>
-          <w:rFonts w:ascii="Times New Roman" w:hAnsi="Times New Roman"/>
-          <w:sz w:val="24"/>
+          <w:rFonts w:ascii="Times New Roman" w:hAnsi="Times New Roman" w:cs="Times New Roman"/>
+          <w:sz w:val="24"/>
+          <w:szCs w:val="24"/>
         </w:rPr>
         <w:t>Неха́й бу́де, Го́споди, ми́лість Твоя́ на нас,* бо ми наді́ємось на Те́бе.</w:t>
       </w:r>
@@ -6350,8 +6504,9 @@
       </w:pPr>
       <w:r>
         <w:rPr>
-          <w:rFonts w:ascii="Times New Roman" w:hAnsi="Times New Roman"/>
-          <w:sz w:val="24"/>
+          <w:rFonts w:ascii="Times New Roman" w:hAnsi="Times New Roman" w:cs="Times New Roman"/>
+          <w:sz w:val="24"/>
+          <w:szCs w:val="24"/>
         </w:rPr>
         <w:t>Благослове́нний Ти, Го́споди,* навчи́ мене́ устано́в Твої́х.</w:t>
       </w:r>
@@ -6362,8 +6517,9 @@
       </w:pPr>
       <w:r>
         <w:rPr>
-          <w:rFonts w:ascii="Times New Roman" w:hAnsi="Times New Roman"/>
-          <w:sz w:val="24"/>
+          <w:rFonts w:ascii="Times New Roman" w:hAnsi="Times New Roman" w:cs="Times New Roman"/>
+          <w:sz w:val="24"/>
+          <w:szCs w:val="24"/>
         </w:rPr>
         <w:t>Благослове́нний Ти, Влади́ко,* врозуми́ мене́ устано́вами Твої́ми.</w:t>
       </w:r>
@@ -6374,8 +6530,9 @@
       </w:pPr>
       <w:r>
         <w:rPr>
-          <w:rFonts w:ascii="Times New Roman" w:hAnsi="Times New Roman"/>
-          <w:sz w:val="24"/>
+          <w:rFonts w:ascii="Times New Roman" w:hAnsi="Times New Roman" w:cs="Times New Roman"/>
+          <w:sz w:val="24"/>
+          <w:szCs w:val="24"/>
         </w:rPr>
         <w:t>Благослове́нний Ти, Святи́й,* просвіти́ мене́ устано́вами Твої́ми.</w:t>
       </w:r>
@@ -6386,8 +6543,9 @@
       </w:pPr>
       <w:r>
         <w:rPr>
-          <w:rFonts w:ascii="Times New Roman" w:hAnsi="Times New Roman"/>
-          <w:sz w:val="24"/>
+          <w:rFonts w:ascii="Times New Roman" w:hAnsi="Times New Roman" w:cs="Times New Roman"/>
+          <w:sz w:val="24"/>
+          <w:szCs w:val="24"/>
         </w:rPr>
         <w:t>Го́споди, ми́лість Твоя́ пові́ки,* не покида́й ді́ло рук Твої́х.</w:t>
       </w:r>
@@ -6398,8 +6556,9 @@
       </w:pPr>
       <w:r>
         <w:rPr>
-          <w:rFonts w:ascii="Times New Roman" w:hAnsi="Times New Roman"/>
-          <w:sz w:val="24"/>
+          <w:rFonts w:ascii="Times New Roman" w:hAnsi="Times New Roman" w:cs="Times New Roman"/>
+          <w:sz w:val="24"/>
+          <w:szCs w:val="24"/>
         </w:rPr>
         <w:t>Тобі́ нале́жить хвала́,* Тобі́ нале́жить пі́сня.</w:t>
       </w:r>
@@ -6410,8 +6569,9 @@
       </w:pPr>
       <w:r>
         <w:rPr>
-          <w:rFonts w:ascii="Times New Roman" w:hAnsi="Times New Roman"/>
-          <w:sz w:val="24"/>
+          <w:rFonts w:ascii="Times New Roman" w:hAnsi="Times New Roman" w:cs="Times New Roman"/>
+          <w:sz w:val="24"/>
+          <w:szCs w:val="24"/>
         </w:rPr>
         <w:t>Тобі́ нале́жить сла́ва:* Отцю́ і Си́ну, і Свято́му Ду́хові,</w:t>
       </w:r>
@@ -6422,8 +6582,9 @@
       </w:pPr>
       <w:r>
         <w:rPr>
-          <w:rFonts w:ascii="Times New Roman" w:hAnsi="Times New Roman"/>
-          <w:sz w:val="24"/>
+          <w:rFonts w:ascii="Times New Roman" w:hAnsi="Times New Roman" w:cs="Times New Roman"/>
+          <w:sz w:val="24"/>
+          <w:szCs w:val="24"/>
         </w:rPr>
         <w:t>ни́ні і повсякча́с,* і на ві́ки вікі́в. Амі́нь.</w:t>
       </w:r>
@@ -6447,7 +6608,9 @@
         <w:rPr>
           <w:rFonts w:ascii="Times New Roman" w:eastAsia="Times New Roman" w:hAnsi="Times New Roman" w:cs="Times New Roman"/>
           <w:b/>
-          <w:i/>
+          <w:bCs/>
+          <w:i/>
+          <w:iCs/>
           <w:color w:val="FF0000"/>
         </w:rPr>
       </w:pPr>
@@ -6455,7 +6618,9 @@
         <w:rPr>
           <w:rFonts w:ascii="Times New Roman" w:eastAsia="Times New Roman" w:hAnsi="Times New Roman" w:cs="Times New Roman"/>
           <w:b/>
-          <w:i/>
+          <w:bCs/>
+          <w:i/>
+          <w:iCs/>
           <w:color w:val="FF0000"/>
           <w:sz w:val="24"/>
         </w:rPr>
@@ -6495,6 +6660,7 @@
         <w:rPr>
           <w:rFonts w:ascii="Times New Roman" w:hAnsi="Times New Roman" w:cs="Times New Roman"/>
           <w:i/>
+          <w:iCs/>
           <w:color w:val="FF0000"/>
           <w:sz w:val="24"/>
           <w:szCs w:val="24"/>
@@ -6551,6 +6717,7 @@
         <w:rPr>
           <w:rFonts w:ascii="Times New Roman" w:hAnsi="Times New Roman" w:cs="Times New Roman"/>
           <w:i/>
+          <w:iCs/>
           <w:color w:val="FF0000"/>
           <w:sz w:val="24"/>
           <w:szCs w:val="24"/>
@@ -6607,6 +6774,7 @@
         <w:rPr>
           <w:rFonts w:ascii="Times New Roman" w:hAnsi="Times New Roman" w:cs="Times New Roman"/>
           <w:i/>
+          <w:iCs/>
           <w:color w:val="FF4400"/>
           <w:sz w:val="24"/>
           <w:szCs w:val="24"/>
@@ -6653,6 +6821,7 @@
         <w:rPr>
           <w:rFonts w:ascii="Times New Roman" w:hAnsi="Times New Roman" w:cs="Times New Roman"/>
           <w:i/>
+          <w:iCs/>
           <w:color w:val="FF4400"/>
           <w:sz w:val="24"/>
           <w:szCs w:val="24"/>
@@ -6699,6 +6868,7 @@
         <w:rPr>
           <w:rFonts w:ascii="Times New Roman" w:hAnsi="Times New Roman" w:cs="Times New Roman"/>
           <w:i/>
+          <w:iCs/>
           <w:color w:val="FF4400"/>
           <w:sz w:val="24"/>
           <w:szCs w:val="24"/>
@@ -6745,6 +6915,7 @@
         <w:rPr>
           <w:rFonts w:ascii="Times New Roman" w:hAnsi="Times New Roman" w:cs="Times New Roman"/>
           <w:i/>
+          <w:iCs/>
           <w:color w:val="FF4400"/>
           <w:sz w:val="24"/>
           <w:szCs w:val="24"/>
@@ -6791,6 +6962,7 @@
         <w:rPr>
           <w:rFonts w:ascii="Times New Roman" w:hAnsi="Times New Roman" w:cs="Times New Roman"/>
           <w:i/>
+          <w:iCs/>
           <w:color w:val="FF4400"/>
           <w:sz w:val="24"/>
           <w:szCs w:val="24"/>
@@ -6837,6 +7009,7 @@
         <w:rPr>
           <w:rFonts w:ascii="Times New Roman" w:hAnsi="Times New Roman" w:cs="Times New Roman"/>
           <w:i/>
+          <w:iCs/>
           <w:color w:val="FF4400"/>
           <w:sz w:val="24"/>
           <w:szCs w:val="24"/>
@@ -6883,6 +7056,7 @@
         <w:rPr>
           <w:rFonts w:ascii="Times New Roman" w:hAnsi="Times New Roman" w:cs="Times New Roman"/>
           <w:i/>
+          <w:iCs/>
           <w:color w:val="FF4400"/>
           <w:sz w:val="24"/>
           <w:szCs w:val="24"/>
@@ -6917,40 +7091,23 @@
           <w:szCs w:val="24"/>
           <w:u w:val="single"/>
         </w:rPr>
-        <w:t xml:space="preserve">[Боже великий і вишній, в тебе одного є безсмертність і в світлі живеш недоступнім. Ти все створіння мудро створив, відокремив світло від темряви і сонце поклав, щоб правити днем, а місяць і зорі, щоб володіли ніччю, нас же грішних вчинив достойними і в теперішню годину стати перед твоїм обличчям, щоб тебе визнавати і принести тобі вечірнє славослов'я. Направ, </w:t>
-      </w:r>
-      <w:r>
-        <w:rPr>
-          <w:rFonts w:ascii="Times New Roman" w:hAnsi="Times New Roman" w:cs="Times New Roman"/>
-          <w:sz w:val="24"/>
-          <w:szCs w:val="24"/>
-          <w:u w:val="single"/>
-        </w:rPr>
-        <w:t>Людинолюбче</w:t>
-      </w:r>
-      <w:r>
-        <w:rPr>
-          <w:rFonts w:ascii="Times New Roman" w:hAnsi="Times New Roman" w:cs="Times New Roman"/>
-          <w:sz w:val="24"/>
-          <w:szCs w:val="24"/>
-          <w:u w:val="single"/>
-        </w:rPr>
-        <w:t>, молитву нашу, немов кадило, перед тобою і прийми її, як благовонний запах. Дай нам мирний цей вечір і близьку вже ніч; зодягни нас у броню світла; визволь нас від нічного страху і всякої речі, що в темряві з'являється, і дай сон, що його ти дарував на відпочинок нашій немічності, вільний від усякого маріння диявольського. Владико, давче добра, хай і на нашій постелі, бувши тобі милими, згадуємо вночі твоє ім'я і, просвічувані навчанням твоїх заповідей, встанемо в душевній радості до звеличування твоєї доброти, приносячи твоєму милосердю молитви і моління, за наші і всіх твоїх людей провини. Відвідай їх задля молитов святої Богородиці.]</w:t>
-      </w:r>
-    </w:p>
-    <w:p>
-      <w:pPr>
-        <w:spacing w:after="120"/>
-        <w:rPr>
-          <w:rFonts w:ascii="Times New Roman" w:hAnsi="Times New Roman" w:cs="Times New Roman"/>
-          <w:sz w:val="24"/>
-          <w:szCs w:val="24"/>
-        </w:rPr>
-      </w:pPr>
-      <w:r>
-        <w:rPr>
-          <w:rFonts w:ascii="Times New Roman" w:hAnsi="Times New Roman" w:cs="Times New Roman"/>
-          <w:i/>
+        <w:t>[Боже великий і вишній, в тебе одного є безсмертність і в світлі живеш недоступнім. Ти все створіння мудро створив, відокремив світло від темряви і сонце поклав, щоб правити днем, а місяць і зорі, щоб володіли ніччю, нас же грішних вчинив достойними і в теперішню годину стати перед твоїм обличчям, щоб тебе визнавати і принести тобі вечірнє славослов'я. Направ, Людинолюбче, молитву нашу, немов кадило, перед тобою і прийми її, як благовонний запах. Дай нам мирний цей вечір і близьку вже ніч; зодягни нас у броню світла; визволь нас від нічного страху і всякої речі, що в темряві з'являється, і дай сон, що його ти дарував на відпочинок нашій немічності, вільний від усякого маріння диявольського. Владико, давче добра, хай і на нашій постелі, бувши тобі милими, згадуємо вночі твоє ім'я і, просвічувані навчанням твоїх заповідей, встанемо в душевній радості до звеличування твоєї доброти, приносячи твоєму милосердю молитви і моління, за наші і всіх твоїх людей провини. Відвідай їх задля молитов святої Богородиці.]</w:t>
+      </w:r>
+    </w:p>
+    <w:p>
+      <w:pPr>
+        <w:spacing w:after="120"/>
+        <w:rPr>
+          <w:rFonts w:ascii="Times New Roman" w:hAnsi="Times New Roman" w:cs="Times New Roman"/>
+          <w:sz w:val="24"/>
+          <w:szCs w:val="24"/>
+        </w:rPr>
+      </w:pPr>
+      <w:r>
+        <w:rPr>
+          <w:rFonts w:ascii="Times New Roman" w:hAnsi="Times New Roman" w:cs="Times New Roman"/>
+          <w:i/>
+          <w:iCs/>
           <w:color w:val="FF0000"/>
           <w:sz w:val="24"/>
           <w:szCs w:val="24"/>
@@ -6990,6 +7147,7 @@
         <w:rPr>
           <w:rFonts w:ascii="Times New Roman" w:hAnsi="Times New Roman" w:cs="Times New Roman"/>
           <w:i/>
+          <w:iCs/>
           <w:color w:val="FF0000"/>
           <w:sz w:val="24"/>
           <w:szCs w:val="24"/>
@@ -7028,6 +7186,7 @@
         <w:rPr>
           <w:rFonts w:ascii="Times New Roman" w:hAnsi="Times New Roman" w:cs="Times New Roman"/>
           <w:i/>
+          <w:iCs/>
           <w:color w:val="FF0000"/>
           <w:sz w:val="24"/>
           <w:szCs w:val="24"/>
@@ -7066,6 +7225,7 @@
         <w:rPr>
           <w:rFonts w:ascii="Times New Roman" w:hAnsi="Times New Roman" w:cs="Times New Roman"/>
           <w:i/>
+          <w:iCs/>
           <w:color w:val="FF0000"/>
           <w:sz w:val="24"/>
           <w:szCs w:val="24"/>
@@ -7123,6 +7283,7 @@
         <w:rPr>
           <w:rFonts w:ascii="Times New Roman" w:hAnsi="Times New Roman" w:cs="Times New Roman"/>
           <w:i/>
+          <w:iCs/>
           <w:color w:val="FF0000"/>
           <w:sz w:val="24"/>
           <w:szCs w:val="24"/>
@@ -7161,6 +7322,7 @@
         <w:rPr>
           <w:rFonts w:ascii="Times New Roman" w:hAnsi="Times New Roman" w:cs="Times New Roman"/>
           <w:i/>
+          <w:iCs/>
           <w:color w:val="FF0000"/>
           <w:sz w:val="24"/>
           <w:szCs w:val="24"/>
@@ -7173,51 +7335,39 @@
           <w:sz w:val="24"/>
           <w:szCs w:val="24"/>
         </w:rPr>
-        <w:t xml:space="preserve"> Господи, Боже наш, що прихилив небо і зійшов на спасіння людського роду! Зглянься на слуг твоїх і на спадкоємство твоє, бо перед тобою, страшним і </w:t>
-      </w:r>
-      <w:r>
-        <w:rPr>
-          <w:rFonts w:ascii="Times New Roman" w:hAnsi="Times New Roman" w:cs="Times New Roman"/>
-          <w:sz w:val="24"/>
-          <w:szCs w:val="24"/>
-        </w:rPr>
-        <w:t>людинолюбним</w:t>
-      </w:r>
-      <w:r>
-        <w:rPr>
-          <w:rFonts w:ascii="Times New Roman" w:hAnsi="Times New Roman" w:cs="Times New Roman"/>
-          <w:sz w:val="24"/>
-          <w:szCs w:val="24"/>
-        </w:rPr>
-        <w:t xml:space="preserve"> Суддею, слуги твої схилили свої голови і зігнули свої шиї, не від людей очікуючи допомоги, але на твою надіючись милість і твого очікуючи спасіння; тож оберігай їх повсякчасно, і в цей вечір, і в прийдешню ніч збережи від усякого ворога, і від будь-якого зазіхання диявольського, і від думок марних, і спогадів лукавих.</w:t>
-      </w:r>
-    </w:p>
-    <w:p>
-      <w:pPr>
-        <w:spacing w:after="120"/>
-      </w:pPr>
-      <w:r>
-        <w:rPr>
-          <w:rFonts w:ascii="Times New Roman" w:hAnsi="Times New Roman"/>
-          <w:i/>
-          <w:color w:val="FF0000"/>
-          <w:sz w:val="24"/>
+        <w:t xml:space="preserve"> Господи, Боже наш, що прихилив небо і зійшов на спасіння людського роду! Зглянься на слуг твоїх і на спадкоємство твоє, бо перед тобою, страшним і людинолюбним Суддею, слуги твої схилили свої голови і зігнули свої шиї, не від людей очікуючи допомоги, але на твою надіючись милість і твого очікуючи спасіння; тож оберігай їх повсякчасно, і в цей вечір, і в прийдешню ніч збережи від усякого ворога, і від будь-якого зазіхання диявольського, і від думок марних, і спогадів лукавих.</w:t>
+      </w:r>
+    </w:p>
+    <w:p>
+      <w:pPr>
+        <w:spacing w:after="120"/>
+      </w:pPr>
+      <w:r>
+        <w:rPr>
+          <w:rFonts w:ascii="Times New Roman" w:hAnsi="Times New Roman" w:cs="Times New Roman"/>
+          <w:i/>
+          <w:iCs/>
+          <w:color w:val="FF0000"/>
+          <w:sz w:val="24"/>
+          <w:szCs w:val="24"/>
         </w:rPr>
         <w:t>Священик:</w:t>
       </w:r>
       <w:r>
         <w:rPr>
-          <w:rFonts w:ascii="Times New Roman" w:hAnsi="Times New Roman"/>
-          <w:color w:val="FF0000"/>
-          <w:sz w:val="24"/>
+          <w:rFonts w:ascii="Times New Roman" w:hAnsi="Times New Roman" w:cs="Times New Roman"/>
+          <w:color w:val="FF0000"/>
+          <w:sz w:val="24"/>
+          <w:szCs w:val="24"/>
         </w:rPr>
         <w:t xml:space="preserve"> </w:t>
       </w:r>
       <w:r>
         <w:rPr>
-          <w:rFonts w:ascii="Times New Roman" w:hAnsi="Times New Roman"/>
-          <w:color w:val="000000"/>
-          <w:sz w:val="24"/>
+          <w:rFonts w:ascii="Times New Roman" w:hAnsi="Times New Roman" w:cs="Times New Roman"/>
+          <w:color w:val="000000"/>
+          <w:sz w:val="24"/>
+          <w:szCs w:val="24"/>
         </w:rPr>
         <w:t>Нехай буде влада царства Твого благословенна і дуже прославлена: Отця, і Сина, і Святого Духа, нині і повсякчас, і на віки віків.</w:t>
       </w:r>
@@ -7236,6 +7386,7 @@
         <w:rPr>
           <w:rFonts w:ascii="Times New Roman" w:hAnsi="Times New Roman" w:cs="Times New Roman"/>
           <w:i/>
+          <w:iCs/>
           <w:color w:val="FF0000"/>
           <w:sz w:val="24"/>
           <w:szCs w:val="24"/>
@@ -7258,6 +7409,7 @@
         <w:rPr>
           <w:rFonts w:ascii="Times New Roman" w:hAnsi="Times New Roman" w:cs="Times New Roman"/>
           <w:i/>
+          <w:iCs/>
           <w:color w:val="FF0000"/>
           <w:sz w:val="24"/>
           <w:szCs w:val="24"/>
@@ -7272,7 +7424,9 @@
         <w:rPr>
           <w:rFonts w:ascii="Times New Roman" w:eastAsia="Times New Roman" w:hAnsi="Times New Roman" w:cs="Times New Roman"/>
           <w:b/>
-          <w:i/>
+          <w:bCs/>
+          <w:i/>
+          <w:iCs/>
           <w:color w:val="FF0000"/>
           <w:sz w:val="24"/>
           <w:szCs w:val="24"/>
@@ -7282,7 +7436,9 @@
         <w:rPr>
           <w:rFonts w:ascii="Times New Roman" w:eastAsia="Times New Roman" w:hAnsi="Times New Roman" w:cs="Times New Roman"/>
           <w:b/>
-          <w:i/>
+          <w:bCs/>
+          <w:i/>
+          <w:iCs/>
           <w:color w:val="FF0000"/>
           <w:sz w:val="24"/>
           <w:szCs w:val="24"/>
@@ -7304,6 +7460,7 @@
         <w:rPr>
           <w:rFonts w:ascii="Times New Roman" w:hAnsi="Times New Roman" w:cs="Times New Roman"/>
           <w:i/>
+          <w:iCs/>
           <w:color w:val="FF0000"/>
           <w:sz w:val="24"/>
           <w:szCs w:val="24"/>
@@ -7334,6 +7491,7 @@
         <w:rPr>
           <w:rFonts w:ascii="Times New Roman" w:hAnsi="Times New Roman" w:cs="Times New Roman"/>
           <w:i/>
+          <w:iCs/>
           <w:color w:val="FF0000"/>
           <w:sz w:val="24"/>
           <w:szCs w:val="24"/>
@@ -7385,14 +7543,16 @@
         <w:rPr>
           <w:rFonts w:ascii="Times New Roman" w:hAnsi="Times New Roman" w:cs="Times New Roman"/>
           <w:i/>
-          <w:sz w:val="24"/>
-          <w:szCs w:val="24"/>
-        </w:rPr>
-      </w:pPr>
-      <w:r>
-        <w:rPr>
-          <w:rFonts w:ascii="Times New Roman" w:hAnsi="Times New Roman" w:cs="Times New Roman"/>
-          <w:i/>
+          <w:iCs/>
+          <w:sz w:val="24"/>
+          <w:szCs w:val="24"/>
+        </w:rPr>
+      </w:pPr>
+      <w:r>
+        <w:rPr>
+          <w:rFonts w:ascii="Times New Roman" w:hAnsi="Times New Roman" w:cs="Times New Roman"/>
+          <w:i/>
+          <w:iCs/>
           <w:color w:val="FF0000"/>
           <w:sz w:val="24"/>
           <w:szCs w:val="24"/>
@@ -7440,6 +7600,7 @@
         <w:rPr>
           <w:rFonts w:ascii="Times New Roman" w:hAnsi="Times New Roman" w:cs="Times New Roman"/>
           <w:i/>
+          <w:iCs/>
           <w:color w:val="FF0000"/>
           <w:sz w:val="24"/>
           <w:szCs w:val="24"/>
@@ -7471,6 +7632,7 @@
         <w:rPr>
           <w:rFonts w:ascii="Times New Roman" w:hAnsi="Times New Roman" w:cs="Times New Roman"/>
           <w:i/>
+          <w:iCs/>
           <w:color w:val="FF0000"/>
           <w:sz w:val="24"/>
           <w:szCs w:val="24"/>
@@ -7522,23 +7684,7 @@
           <w:sz w:val="24"/>
           <w:szCs w:val="24"/>
         </w:rPr>
-        <w:t xml:space="preserve">Предвічне Слово Отче,* що в мудрості все збудував* і повноту творіння всесильним твоїм словом упорядив,* благослови вінець року благости твоєї* і єресі низложи Богородиці ради,* як Благий і </w:t>
-      </w:r>
-      <w:r>
-        <w:rPr>
-          <w:rFonts w:ascii="Times New Roman" w:hAnsi="Times New Roman" w:cs="Times New Roman"/>
-          <w:sz w:val="24"/>
-          <w:szCs w:val="24"/>
-        </w:rPr>
-        <w:t>людинолюбний</w:t>
-      </w:r>
-      <w:r>
-        <w:rPr>
-          <w:rFonts w:ascii="Times New Roman" w:hAnsi="Times New Roman" w:cs="Times New Roman"/>
-          <w:sz w:val="24"/>
-          <w:szCs w:val="24"/>
-        </w:rPr>
-        <w:t>.</w:t>
+        <w:t>Предвічне Слово Отче,* що в мудрості все збудував* і повноту творіння всесильним твоїм словом упорядив,* благослови вінець року благости твоєї* і єресі низложи Богородиці ради,* як Благий і людинолюбний.</w:t>
       </w:r>
     </w:p>
     <w:p>
@@ -7555,6 +7701,7 @@
         <w:rPr>
           <w:rFonts w:ascii="Times New Roman" w:hAnsi="Times New Roman" w:cs="Times New Roman"/>
           <w:b/>
+          <w:bCs/>
           <w:sz w:val="24"/>
           <w:szCs w:val="24"/>
         </w:rPr>
@@ -7572,6 +7719,7 @@
         <w:rPr>
           <w:rFonts w:ascii="Times New Roman" w:hAnsi="Times New Roman" w:cs="Times New Roman"/>
           <w:i/>
+          <w:iCs/>
           <w:color w:val="FF0000"/>
           <w:sz w:val="24"/>
           <w:szCs w:val="24"/>
@@ -7584,23 +7732,7 @@
           <w:sz w:val="24"/>
           <w:szCs w:val="24"/>
         </w:rPr>
-        <w:t xml:space="preserve">Господи, воплотився єси, як захотів ти,* зволив прийняти на себе вбогість нашу* і багатство благосердя показав єси.* Славимо Тебе, </w:t>
-      </w:r>
-      <w:r>
-        <w:rPr>
-          <w:rFonts w:ascii="Times New Roman" w:hAnsi="Times New Roman" w:cs="Times New Roman"/>
-          <w:sz w:val="24"/>
-          <w:szCs w:val="24"/>
-        </w:rPr>
-        <w:t>Людинолюбче</w:t>
-      </w:r>
-      <w:r>
-        <w:rPr>
-          <w:rFonts w:ascii="Times New Roman" w:hAnsi="Times New Roman" w:cs="Times New Roman"/>
-          <w:sz w:val="24"/>
-          <w:szCs w:val="24"/>
-        </w:rPr>
-        <w:t>,* промислу твого таїнство вшановуючи* і благаючи дарувати нам прощення провин наших,* мир і велику милість.</w:t>
+        <w:t>Господи, воплотився єси, як захотів ти,* зволив прийняти на себе вбогість нашу* і багатство благосердя показав єси.* Славимо Тебе, Людинолюбче,* промислу твого таїнство вшановуючи* і благаючи дарувати нам прощення провин наших,* мир і велику милість.</w:t>
       </w:r>
     </w:p>
     <w:p>
@@ -7622,7 +7754,9 @@
         <w:rPr>
           <w:rFonts w:ascii="Times New Roman" w:eastAsia="Times New Roman" w:hAnsi="Times New Roman" w:cs="Times New Roman"/>
           <w:b/>
-          <w:i/>
+          <w:bCs/>
+          <w:i/>
+          <w:iCs/>
           <w:color w:val="FF0000"/>
         </w:rPr>
       </w:pPr>
@@ -7630,7 +7764,9 @@
         <w:rPr>
           <w:rFonts w:ascii="Times New Roman" w:eastAsia="Times New Roman" w:hAnsi="Times New Roman" w:cs="Times New Roman"/>
           <w:b/>
-          <w:i/>
+          <w:bCs/>
+          <w:i/>
+          <w:iCs/>
           <w:color w:val="FF0000"/>
           <w:sz w:val="24"/>
         </w:rPr>
@@ -7643,8 +7779,9 @@
       </w:pPr>
       <w:r>
         <w:rPr>
-          <w:rFonts w:ascii="Times New Roman" w:hAnsi="Times New Roman"/>
-          <w:sz w:val="24"/>
+          <w:rFonts w:ascii="Times New Roman" w:hAnsi="Times New Roman" w:cs="Times New Roman"/>
+          <w:sz w:val="24"/>
+          <w:szCs w:val="24"/>
         </w:rPr>
         <w:t>Ни́ні відпуска́єш слугу́ Твого́, Влади́ко,* за Твої́м сло́вом у ми́рі.</w:t>
       </w:r>
@@ -7655,8 +7792,9 @@
       </w:pPr>
       <w:r>
         <w:rPr>
-          <w:rFonts w:ascii="Times New Roman" w:hAnsi="Times New Roman"/>
-          <w:sz w:val="24"/>
+          <w:rFonts w:ascii="Times New Roman" w:hAnsi="Times New Roman" w:cs="Times New Roman"/>
+          <w:sz w:val="24"/>
+          <w:szCs w:val="24"/>
         </w:rPr>
         <w:t>Бо поба́чили о́чі мої́* спасі́ння Твоє́;</w:t>
       </w:r>
@@ -7667,8 +7805,9 @@
       </w:pPr>
       <w:r>
         <w:rPr>
-          <w:rFonts w:ascii="Times New Roman" w:hAnsi="Times New Roman"/>
-          <w:sz w:val="24"/>
+          <w:rFonts w:ascii="Times New Roman" w:hAnsi="Times New Roman" w:cs="Times New Roman"/>
+          <w:sz w:val="24"/>
+          <w:szCs w:val="24"/>
         </w:rPr>
         <w:t>Що приготува́в Ти* пе́ред усіма́ наро́дами;</w:t>
       </w:r>
@@ -7679,8 +7818,9 @@
       </w:pPr>
       <w:r>
         <w:rPr>
-          <w:rFonts w:ascii="Times New Roman" w:hAnsi="Times New Roman"/>
-          <w:sz w:val="24"/>
+          <w:rFonts w:ascii="Times New Roman" w:hAnsi="Times New Roman" w:cs="Times New Roman"/>
+          <w:sz w:val="24"/>
+          <w:szCs w:val="24"/>
         </w:rPr>
         <w:t>Сві́тло на просві́ту пога́нам,* і сла́ву лю́ду Твого́, Ізра́їля.</w:t>
       </w:r>
@@ -7707,6 +7847,7 @@
         <w:rPr>
           <w:rFonts w:ascii="Times New Roman" w:hAnsi="Times New Roman" w:cs="Times New Roman"/>
           <w:i/>
+          <w:iCs/>
           <w:color w:val="FF0000"/>
           <w:sz w:val="24"/>
           <w:szCs w:val="24"/>
@@ -7717,6 +7858,7 @@
         <w:rPr>
           <w:rFonts w:ascii="Times New Roman" w:hAnsi="Times New Roman" w:cs="Times New Roman"/>
           <w:i/>
+          <w:iCs/>
           <w:sz w:val="24"/>
           <w:szCs w:val="24"/>
         </w:rPr>
@@ -7768,6 +7910,7 @@
         <w:rPr>
           <w:rFonts w:ascii="Times New Roman" w:hAnsi="Times New Roman" w:cs="Times New Roman"/>
           <w:i/>
+          <w:iCs/>
           <w:sz w:val="24"/>
           <w:szCs w:val="24"/>
         </w:rPr>
@@ -7784,6 +7927,7 @@
         <w:rPr>
           <w:rFonts w:ascii="Times New Roman" w:hAnsi="Times New Roman" w:cs="Times New Roman"/>
           <w:i/>
+          <w:iCs/>
           <w:color w:val="FF0000"/>
           <w:sz w:val="24"/>
           <w:szCs w:val="24"/>
@@ -7794,6 +7938,7 @@
         <w:rPr>
           <w:rFonts w:ascii="Times New Roman" w:hAnsi="Times New Roman" w:cs="Times New Roman"/>
           <w:i/>
+          <w:iCs/>
           <w:sz w:val="24"/>
           <w:szCs w:val="24"/>
         </w:rPr>
@@ -7863,17 +8008,20 @@
       </w:pPr>
       <w:r>
         <w:rPr>
-          <w:rFonts w:ascii="Times New Roman" w:hAnsi="Times New Roman"/>
-          <w:i/>
-          <w:color w:val="FF0000"/>
-          <w:sz w:val="24"/>
+          <w:rFonts w:ascii="Times New Roman" w:hAnsi="Times New Roman" w:cs="Times New Roman"/>
+          <w:i/>
+          <w:iCs/>
+          <w:color w:val="FF0000"/>
+          <w:sz w:val="24"/>
+          <w:szCs w:val="24"/>
         </w:rPr>
         <w:t>Священник:</w:t>
       </w:r>
       <w:r>
         <w:rPr>
-          <w:rFonts w:ascii="Times New Roman" w:hAnsi="Times New Roman"/>
-          <w:sz w:val="24"/>
+          <w:rFonts w:ascii="Times New Roman" w:hAnsi="Times New Roman" w:cs="Times New Roman"/>
+          <w:sz w:val="24"/>
+          <w:szCs w:val="24"/>
         </w:rPr>
         <w:t xml:space="preserve"> Бо Твоє є царство, і сила, і слава, Отця, і Сина, і Святого Духа, нині, і повсякчас, і на віки віків.</w:t>
       </w:r>
@@ -7885,14 +8033,16 @@
         <w:rPr>
           <w:rFonts w:ascii="Times New Roman" w:hAnsi="Times New Roman" w:cs="Times New Roman"/>
           <w:i/>
-          <w:sz w:val="24"/>
-          <w:szCs w:val="24"/>
-        </w:rPr>
-      </w:pPr>
-      <w:r>
-        <w:rPr>
-          <w:rFonts w:ascii="Times New Roman" w:hAnsi="Times New Roman" w:cs="Times New Roman"/>
-          <w:i/>
+          <w:iCs/>
+          <w:sz w:val="24"/>
+          <w:szCs w:val="24"/>
+        </w:rPr>
+      </w:pPr>
+      <w:r>
+        <w:rPr>
+          <w:rFonts w:ascii="Times New Roman" w:hAnsi="Times New Roman" w:cs="Times New Roman"/>
+          <w:i/>
+          <w:iCs/>
           <w:color w:val="FF0000"/>
           <w:sz w:val="24"/>
           <w:szCs w:val="24"/>
@@ -7930,6 +8080,7 @@
         <w:rPr>
           <w:rFonts w:ascii="Times New Roman" w:hAnsi="Times New Roman" w:cs="Times New Roman"/>
           <w:i/>
+          <w:iCs/>
           <w:color w:val="FF0000"/>
           <w:sz w:val="24"/>
           <w:szCs w:val="24"/>
@@ -7944,14 +8095,18 @@
         <w:rPr>
           <w:rFonts w:ascii="Times New Roman" w:eastAsia="Times New Roman" w:hAnsi="Times New Roman" w:cs="Times New Roman"/>
           <w:b/>
-          <w:i/>
+          <w:bCs/>
+          <w:i/>
+          <w:iCs/>
         </w:rPr>
       </w:pPr>
       <w:r>
         <w:rPr>
           <w:rFonts w:ascii="Times New Roman" w:eastAsia="Times New Roman" w:hAnsi="Times New Roman" w:cs="Times New Roman"/>
           <w:b/>
-          <w:i/>
+          <w:bCs/>
+          <w:i/>
+          <w:iCs/>
           <w:color w:val="FF0000"/>
           <w:sz w:val="24"/>
         </w:rPr>
@@ -7965,14 +8120,16 @@
         <w:rPr>
           <w:rFonts w:ascii="Times New Roman" w:hAnsi="Times New Roman" w:cs="Times New Roman"/>
           <w:i/>
-          <w:sz w:val="24"/>
-          <w:szCs w:val="24"/>
-        </w:rPr>
-      </w:pPr>
-      <w:r>
-        <w:rPr>
-          <w:rFonts w:ascii="Times New Roman" w:hAnsi="Times New Roman" w:cs="Times New Roman"/>
-          <w:i/>
+          <w:iCs/>
+          <w:sz w:val="24"/>
+          <w:szCs w:val="24"/>
+        </w:rPr>
+      </w:pPr>
+      <w:r>
+        <w:rPr>
+          <w:rFonts w:ascii="Times New Roman" w:hAnsi="Times New Roman" w:cs="Times New Roman"/>
+          <w:i/>
+          <w:iCs/>
           <w:color w:val="FF0000"/>
           <w:sz w:val="24"/>
           <w:szCs w:val="24"/>
@@ -7985,7 +8142,7 @@
           <w:sz w:val="24"/>
           <w:szCs w:val="24"/>
         </w:rPr>
-        <w:t>Всієї тварі Сотворителю, що у своїй владі встановив времена і літа,* благослови вінець року благости твоєї, Господи,* охороняючи в мирі благовірний народ, городи, села і всі обителі твої,* молитвами Богородиці, і спаси нас.</w:t>
+        <w:t>Всіє́ї тва́рі Створи́телю, що у Свої́й вла́ді вста-нови́в времена́ і літа́,* благослови́ віне́ць ро́ку бла́гости Твоє́ї, Го́споди,* охороня́ючи в ми́рі благові́рний наро́д, го́роди, се́ла і всі оби́телі Твої́,* молитва́ми Богоро́диці, і спаси́ нас.</w:t>
       </w:r>
     </w:p>
     <w:p>
@@ -8002,15 +8159,17 @@
         <w:rPr>
           <w:rFonts w:ascii="Times New Roman" w:hAnsi="Times New Roman" w:cs="Times New Roman"/>
           <w:b/>
-          <w:sz w:val="24"/>
-          <w:szCs w:val="24"/>
-        </w:rPr>
-        <w:t xml:space="preserve">Слава </w:t>
-      </w:r>
-      <w:r>
-        <w:rPr>
-          <w:rFonts w:ascii="Times New Roman" w:hAnsi="Times New Roman" w:cs="Times New Roman"/>
-          <w:i/>
+          <w:bCs/>
+          <w:sz w:val="24"/>
+          <w:szCs w:val="24"/>
+        </w:rPr>
+        <w:t xml:space="preserve">Сла́ва: </w:t>
+      </w:r>
+      <w:r>
+        <w:rPr>
+          <w:rFonts w:ascii="Times New Roman" w:hAnsi="Times New Roman" w:cs="Times New Roman"/>
+          <w:i/>
+          <w:iCs/>
           <w:color w:val="FF0000"/>
           <w:sz w:val="24"/>
           <w:szCs w:val="24"/>
@@ -8032,16 +8191,17 @@
           <w:sz w:val="24"/>
           <w:szCs w:val="24"/>
         </w:rPr>
-        <w:t>Терпіння стовп був ти, наслідуючи праотців, преподобний:* Йова в страстях, Йосифа в спокусах,* і бувши в тілі, безплотних у житті, Симеоне, отче наш.* Моли Христа Бога,* щоб спаслися душі наші.</w:t>
-      </w:r>
-    </w:p>
-    <w:p>
-      <w:pPr>
-        <w:spacing w:after="120"/>
-        <w:jc w:val="both"/>
-        <w:rPr>
-          <w:rFonts w:ascii="Times New Roman" w:hAnsi="Times New Roman" w:cs="Times New Roman"/>
-          <w:i/>
+        <w:t>Терпі́ння стовп був ти, наслі́дуючи праотці́в, преподо́бний:* Йо́ва в страстя́х, Йо́сифа в споку́сах* і, бу́вши в ті́лі, безпло́тних у житті́, Симео́не, о́тче наш.* Моли́ Христа́ Бо́га,* щоб спасли́ся ду́ші на́ші.</w:t>
+      </w:r>
+    </w:p>
+    <w:p>
+      <w:pPr>
+        <w:spacing w:after="120"/>
+        <w:jc w:val="both"/>
+        <w:rPr>
+          <w:rFonts w:ascii="Times New Roman" w:hAnsi="Times New Roman" w:cs="Times New Roman"/>
+          <w:i/>
+          <w:iCs/>
           <w:sz w:val="24"/>
           <w:szCs w:val="24"/>
         </w:rPr>
@@ -8050,23 +8210,25 @@
         <w:rPr>
           <w:rFonts w:ascii="Times New Roman" w:hAnsi="Times New Roman" w:cs="Times New Roman"/>
           <w:b/>
-          <w:sz w:val="24"/>
-          <w:szCs w:val="24"/>
-        </w:rPr>
-        <w:t>І нині</w:t>
-      </w:r>
-      <w:r>
-        <w:rPr>
-          <w:rFonts w:ascii="Times New Roman" w:hAnsi="Times New Roman" w:cs="Times New Roman"/>
-          <w:sz w:val="24"/>
-          <w:szCs w:val="24"/>
-        </w:rPr>
-        <w:t xml:space="preserve">: </w:t>
-      </w:r>
-      <w:r>
-        <w:rPr>
-          <w:rFonts w:ascii="Times New Roman" w:hAnsi="Times New Roman" w:cs="Times New Roman"/>
-          <w:i/>
+          <w:bCs/>
+          <w:sz w:val="24"/>
+          <w:szCs w:val="24"/>
+        </w:rPr>
+        <w:t>І ни́ні:</w:t>
+      </w:r>
+      <w:r>
+        <w:rPr>
+          <w:rFonts w:ascii="Times New Roman" w:hAnsi="Times New Roman" w:cs="Times New Roman"/>
+          <w:sz w:val="24"/>
+          <w:szCs w:val="24"/>
+        </w:rPr>
+        <w:t xml:space="preserve"> </w:t>
+      </w:r>
+      <w:r>
+        <w:rPr>
+          <w:rFonts w:ascii="Times New Roman" w:hAnsi="Times New Roman" w:cs="Times New Roman"/>
+          <w:i/>
+          <w:iCs/>
           <w:color w:val="FF0000"/>
           <w:sz w:val="24"/>
           <w:szCs w:val="24"/>
@@ -8088,7 +8250,7 @@
           <w:sz w:val="24"/>
           <w:szCs w:val="24"/>
         </w:rPr>
-        <w:t>Радуйся, обрадованная Богородице Діво,* пристане й заступнице роду людського,* бо з Тебе воплотився Ізбавитель світу;* Ти бо єдина єси Мати і Діва,* присноблагословенна і препрославлена.* Моли Христа Бога,* щоб мир дарував усій вселенній.</w:t>
+        <w:t>Ра́дуйся, обрадова́нная Богоро́дице Ді́во,* при́стане й засту́пнице ро́ду людсько́го,* бо з те́бе воплоти́вся Ізбави́тель сві́ту;* ти бо єди́на єси́ Ма́ти і Ді́ва,* присноблагослове́нна і препросла́влена.* Моли́ Христа́ Бо́га,* щоб мир дарува́в усі́й вселе́нній.</w:t>
       </w:r>
     </w:p>
     <w:p>
@@ -8111,7 +8273,9 @@
         <w:rPr>
           <w:rFonts w:ascii="Times New Roman" w:eastAsia="Times New Roman" w:hAnsi="Times New Roman" w:cs="Times New Roman"/>
           <w:b/>
-          <w:i/>
+          <w:bCs/>
+          <w:i/>
+          <w:iCs/>
           <w:color w:val="FF0000"/>
           <w:sz w:val="24"/>
           <w:szCs w:val="24"/>
@@ -8121,7 +8285,9 @@
         <w:rPr>
           <w:rFonts w:ascii="Times New Roman" w:eastAsia="Times New Roman" w:hAnsi="Times New Roman" w:cs="Times New Roman"/>
           <w:b/>
-          <w:i/>
+          <w:bCs/>
+          <w:i/>
+          <w:iCs/>
           <w:color w:val="FF0000"/>
           <w:sz w:val="24"/>
           <w:szCs w:val="24"/>
@@ -8162,6 +8328,7 @@
         <w:rPr>
           <w:rFonts w:ascii="Times New Roman" w:hAnsi="Times New Roman" w:cs="Times New Roman"/>
           <w:i/>
+          <w:iCs/>
           <w:color w:val="FF0000"/>
           <w:sz w:val="24"/>
           <w:szCs w:val="24"/>
@@ -8200,6 +8367,7 @@
         <w:rPr>
           <w:rFonts w:ascii="Times New Roman" w:hAnsi="Times New Roman" w:cs="Times New Roman"/>
           <w:i/>
+          <w:iCs/>
           <w:color w:val="FF0000"/>
           <w:sz w:val="24"/>
           <w:szCs w:val="24"/>
@@ -8238,6 +8406,7 @@
         <w:rPr>
           <w:rFonts w:ascii="Times New Roman" w:hAnsi="Times New Roman" w:cs="Times New Roman"/>
           <w:i/>
+          <w:iCs/>
           <w:color w:val="FF0000"/>
           <w:sz w:val="24"/>
           <w:szCs w:val="24"/>
@@ -8276,6 +8445,7 @@
         <w:rPr>
           <w:rFonts w:ascii="Times New Roman" w:hAnsi="Times New Roman" w:cs="Times New Roman"/>
           <w:i/>
+          <w:iCs/>
           <w:color w:val="FF0000"/>
           <w:sz w:val="24"/>
           <w:szCs w:val="24"/>
@@ -8314,6 +8484,7 @@
         <w:rPr>
           <w:rFonts w:ascii="Times New Roman" w:hAnsi="Times New Roman" w:cs="Times New Roman"/>
           <w:i/>
+          <w:iCs/>
           <w:color w:val="FF0000"/>
           <w:sz w:val="24"/>
           <w:szCs w:val="24"/>
@@ -8343,6 +8514,7 @@
         <w:rPr>
           <w:rFonts w:ascii="Times New Roman" w:hAnsi="Times New Roman" w:cs="Times New Roman"/>
           <w:i/>
+          <w:iCs/>
           <w:color w:val="FF0000"/>
           <w:sz w:val="24"/>
           <w:szCs w:val="24"/>
@@ -8364,55 +8536,24 @@
           <w:sz w:val="24"/>
           <w:szCs w:val="24"/>
         </w:rPr>
-        <w:t xml:space="preserve">Слава тобі, Христе Боже, </w:t>
-      </w:r>
-      <w:r>
-        <w:rPr>
-          <w:rFonts w:ascii="Times New Roman" w:hAnsi="Times New Roman" w:cs="Times New Roman"/>
-          <w:sz w:val="24"/>
-          <w:szCs w:val="24"/>
-        </w:rPr>
-        <w:t>уповання</w:t>
-      </w:r>
-      <w:r>
-        <w:rPr>
-          <w:rFonts w:ascii="Times New Roman" w:hAnsi="Times New Roman" w:cs="Times New Roman"/>
-          <w:sz w:val="24"/>
-          <w:szCs w:val="24"/>
-        </w:rPr>
-        <w:t xml:space="preserve"> наш</w:t>
-      </w:r>
-      <w:r>
-        <w:rPr>
-          <w:rFonts w:ascii="Times New Roman" w:hAnsi="Times New Roman" w:cs="Times New Roman"/>
-          <w:sz w:val="24"/>
-          <w:szCs w:val="24"/>
-        </w:rPr>
-        <w:t>е</w:t>
-      </w:r>
-      <w:r>
-        <w:rPr>
-          <w:rFonts w:ascii="Times New Roman" w:hAnsi="Times New Roman" w:cs="Times New Roman"/>
-          <w:sz w:val="24"/>
-          <w:szCs w:val="24"/>
-        </w:rPr>
-        <w:t>, слава тобі!</w:t>
-      </w:r>
-    </w:p>
-    <w:p>
-      <w:pPr>
-        <w:spacing w:after="120"/>
-        <w:jc w:val="both"/>
-        <w:rPr>
-          <w:rFonts w:ascii="Times New Roman" w:hAnsi="Times New Roman" w:cs="Times New Roman"/>
-          <w:sz w:val="24"/>
-          <w:szCs w:val="24"/>
-        </w:rPr>
-      </w:pPr>
-      <w:r>
-        <w:rPr>
-          <w:rFonts w:ascii="Times New Roman" w:hAnsi="Times New Roman" w:cs="Times New Roman"/>
-          <w:i/>
+        <w:t>Слава тобі, Христе Боже, уповання наше, слава тобі!</w:t>
+      </w:r>
+    </w:p>
+    <w:p>
+      <w:pPr>
+        <w:spacing w:after="120"/>
+        <w:jc w:val="both"/>
+        <w:rPr>
+          <w:rFonts w:ascii="Times New Roman" w:hAnsi="Times New Roman" w:cs="Times New Roman"/>
+          <w:sz w:val="24"/>
+          <w:szCs w:val="24"/>
+        </w:rPr>
+      </w:pPr>
+      <w:r>
+        <w:rPr>
+          <w:rFonts w:ascii="Times New Roman" w:hAnsi="Times New Roman" w:cs="Times New Roman"/>
+          <w:i/>
+          <w:iCs/>
           <w:color w:val="FF0000"/>
           <w:sz w:val="24"/>
           <w:szCs w:val="24"/>
@@ -8431,6 +8572,7 @@
         <w:rPr>
           <w:rFonts w:ascii="Times New Roman" w:hAnsi="Times New Roman" w:cs="Times New Roman"/>
           <w:i/>
+          <w:iCs/>
           <w:color w:val="FF0000"/>
           <w:sz w:val="24"/>
           <w:szCs w:val="24"/>
@@ -8441,6 +8583,7 @@
         <w:rPr>
           <w:rFonts w:ascii="Times New Roman" w:hAnsi="Times New Roman" w:cs="Times New Roman"/>
           <w:i/>
+          <w:iCs/>
           <w:sz w:val="24"/>
           <w:szCs w:val="24"/>
         </w:rPr>
@@ -8469,6 +8612,7 @@
         <w:rPr>
           <w:rFonts w:ascii="Times New Roman" w:hAnsi="Times New Roman" w:cs="Times New Roman"/>
           <w:i/>
+          <w:iCs/>
           <w:color w:val="FF0000"/>
           <w:sz w:val="24"/>
           <w:szCs w:val="24"/>
@@ -8496,6 +8640,7 @@
         <w:rPr>
           <w:rFonts w:ascii="Times New Roman" w:hAnsi="Times New Roman" w:cs="Times New Roman"/>
           <w:i/>
+          <w:iCs/>
           <w:color w:val="FF0000"/>
           <w:sz w:val="24"/>
           <w:szCs w:val="24"/>
@@ -8508,39 +8653,24 @@
           <w:sz w:val="24"/>
           <w:szCs w:val="24"/>
         </w:rPr>
-        <w:t xml:space="preserve">і всіх святих, помилує і спасе нас, як благий і </w:t>
-      </w:r>
-      <w:r>
-        <w:rPr>
-          <w:rFonts w:ascii="Times New Roman" w:hAnsi="Times New Roman" w:cs="Times New Roman"/>
-          <w:sz w:val="24"/>
-          <w:szCs w:val="24"/>
-        </w:rPr>
-        <w:t>людинолюбний</w:t>
-      </w:r>
-      <w:r>
-        <w:rPr>
-          <w:rFonts w:ascii="Times New Roman" w:hAnsi="Times New Roman" w:cs="Times New Roman"/>
-          <w:sz w:val="24"/>
-          <w:szCs w:val="24"/>
-        </w:rPr>
-        <w:t>.</w:t>
-      </w:r>
-    </w:p>
-    <w:p>
-      <w:pPr>
-        <w:spacing w:after="120"/>
-        <w:jc w:val="both"/>
-        <w:rPr>
-          <w:rFonts w:ascii="Times New Roman" w:hAnsi="Times New Roman" w:cs="Times New Roman"/>
-          <w:sz w:val="24"/>
-          <w:szCs w:val="24"/>
-        </w:rPr>
-      </w:pPr>
-      <w:r>
-        <w:rPr>
-          <w:rFonts w:ascii="Times New Roman" w:hAnsi="Times New Roman" w:cs="Times New Roman"/>
-          <w:i/>
+        <w:t>і всіх святих, помилує і спасе нас, як благий і людинолюбний.</w:t>
+      </w:r>
+    </w:p>
+    <w:p>
+      <w:pPr>
+        <w:spacing w:after="120"/>
+        <w:jc w:val="both"/>
+        <w:rPr>
+          <w:rFonts w:ascii="Times New Roman" w:hAnsi="Times New Roman" w:cs="Times New Roman"/>
+          <w:sz w:val="24"/>
+          <w:szCs w:val="24"/>
+        </w:rPr>
+      </w:pPr>
+      <w:r>
+        <w:rPr>
+          <w:rFonts w:ascii="Times New Roman" w:hAnsi="Times New Roman" w:cs="Times New Roman"/>
+          <w:i/>
+          <w:iCs/>
           <w:color w:val="FF0000"/>
           <w:sz w:val="24"/>
           <w:szCs w:val="24"/>
@@ -8584,7 +8714,9 @@
         <w:rPr>
           <w:rFonts w:ascii="Times New Roman" w:eastAsia="Times New Roman" w:hAnsi="Times New Roman" w:cs="Times New Roman"/>
           <w:b/>
-          <w:i/>
+          <w:bCs/>
+          <w:i/>
+          <w:iCs/>
           <w:color w:val="FF0000"/>
         </w:rPr>
       </w:pPr>
@@ -8592,7 +8724,9 @@
         <w:rPr>
           <w:rFonts w:ascii="Times New Roman" w:eastAsia="Times New Roman" w:hAnsi="Times New Roman" w:cs="Times New Roman"/>
           <w:b/>
-          <w:i/>
+          <w:bCs/>
+          <w:i/>
+          <w:iCs/>
           <w:color w:val="FF0000"/>
           <w:sz w:val="24"/>
         </w:rPr>
@@ -8613,6 +8747,7 @@
         <w:rPr>
           <w:rFonts w:ascii="Times New Roman" w:hAnsi="Times New Roman" w:cs="Times New Roman"/>
           <w:i/>
+          <w:iCs/>
           <w:color w:val="FF0000"/>
           <w:sz w:val="24"/>
           <w:szCs w:val="24"/>
@@ -8635,6 +8770,7 @@
         <w:rPr>
           <w:rFonts w:ascii="Times New Roman" w:hAnsi="Times New Roman" w:cs="Times New Roman"/>
           <w:i/>
+          <w:iCs/>
           <w:color w:val="FF0000"/>
           <w:sz w:val="24"/>
           <w:szCs w:val="24"/>
@@ -8647,15 +8783,15 @@
         <w:rPr>
           <w:rFonts w:ascii="Times New Roman" w:hAnsi="Times New Roman" w:cs="Times New Roman"/>
           <w:b/>
-          <w:sz w:val="24"/>
-          <w:szCs w:val="24"/>
-        </w:rPr>
-      </w:pPr>
-      <w:r>
-        <w:rPr>
-          <w:rFonts w:ascii="Times New Roman" w:hAnsi="Times New Roman" w:cs="Times New Roman"/>
-          <w:sz w:val="24"/>
-          <w:szCs w:val="24"/>
+          <w:bCs/>
+          <w:sz w:val="24"/>
+          <w:szCs w:val="24"/>
+        </w:rPr>
+      </w:pPr>
+      <w:r>
+        <w:rPr>
+          <w:rFonts w:ascii="Times New Roman" w:hAnsi="Times New Roman"/>
+          <w:sz w:val="24"/>
         </w:rPr>
         <w:br w:type="page"/>
       </w:r>
@@ -8668,6 +8804,7 @@
         <w:rPr>
           <w:rFonts w:ascii="Times New Roman" w:eastAsia="Times New Roman" w:hAnsi="Times New Roman" w:cs="Times New Roman"/>
           <w:i/>
+          <w:iCs/>
           <w:color w:val="FF0000"/>
           <w:sz w:val="24"/>
           <w:szCs w:val="24"/>
@@ -8677,6 +8814,7 @@
         <w:rPr>
           <w:rFonts w:ascii="Times New Roman" w:eastAsia="Times New Roman" w:hAnsi="Times New Roman" w:cs="Times New Roman"/>
           <w:i/>
+          <w:iCs/>
           <w:color w:val="FF0000"/>
           <w:sz w:val="24"/>
           <w:szCs w:val="24"/>
@@ -8700,6 +8838,7 @@
         <w:rPr>
           <w:rFonts w:ascii="Times New Roman" w:hAnsi="Times New Roman" w:cs="Times New Roman"/>
           <w:i/>
+          <w:iCs/>
           <w:color w:val="FF0000"/>
           <w:sz w:val="24"/>
           <w:szCs w:val="24"/>
@@ -8721,39 +8860,24 @@
           <w:sz w:val="24"/>
           <w:szCs w:val="24"/>
         </w:rPr>
-        <w:t>Слава святій, одноістотній, животвор</w:t>
-      </w:r>
-      <w:r>
-        <w:rPr>
-          <w:rFonts w:ascii="Times New Roman" w:hAnsi="Times New Roman" w:cs="Times New Roman"/>
-          <w:sz w:val="24"/>
-          <w:szCs w:val="24"/>
-        </w:rPr>
-        <w:t>ч</w:t>
-      </w:r>
-      <w:r>
-        <w:rPr>
-          <w:rFonts w:ascii="Times New Roman" w:hAnsi="Times New Roman" w:cs="Times New Roman"/>
-          <w:sz w:val="24"/>
-          <w:szCs w:val="24"/>
-        </w:rPr>
-        <w:t>ій і нероздільній Тройці, завжди, нині і повсякчас, і на віки віків.</w:t>
-      </w:r>
-    </w:p>
-    <w:p>
-      <w:pPr>
-        <w:spacing w:after="120"/>
-        <w:jc w:val="both"/>
-        <w:rPr>
-          <w:rFonts w:ascii="Times New Roman" w:hAnsi="Times New Roman" w:cs="Times New Roman"/>
-          <w:sz w:val="24"/>
-          <w:szCs w:val="24"/>
-        </w:rPr>
-      </w:pPr>
-      <w:r>
-        <w:rPr>
-          <w:rFonts w:ascii="Times New Roman" w:hAnsi="Times New Roman" w:cs="Times New Roman"/>
-          <w:i/>
+        <w:t>Слава святій, одноістотній, животворчій і нероздільній Тройці, завжди, нині і повсякчас, і на віки віків.</w:t>
+      </w:r>
+    </w:p>
+    <w:p>
+      <w:pPr>
+        <w:spacing w:after="120"/>
+        <w:jc w:val="both"/>
+        <w:rPr>
+          <w:rFonts w:ascii="Times New Roman" w:hAnsi="Times New Roman" w:cs="Times New Roman"/>
+          <w:sz w:val="24"/>
+          <w:szCs w:val="24"/>
+        </w:rPr>
+      </w:pPr>
+      <w:r>
+        <w:rPr>
+          <w:rFonts w:ascii="Times New Roman" w:hAnsi="Times New Roman" w:cs="Times New Roman"/>
+          <w:i/>
+          <w:iCs/>
           <w:color w:val="FF0000"/>
           <w:sz w:val="24"/>
           <w:szCs w:val="24"/>
@@ -8776,6 +8900,7 @@
         <w:rPr>
           <w:rFonts w:ascii="Times New Roman" w:hAnsi="Times New Roman" w:cs="Times New Roman"/>
           <w:i/>
+          <w:iCs/>
           <w:sz w:val="24"/>
           <w:szCs w:val="24"/>
         </w:rPr>
@@ -8792,6 +8917,7 @@
         <w:rPr>
           <w:rFonts w:ascii="Times New Roman" w:hAnsi="Times New Roman" w:cs="Times New Roman"/>
           <w:i/>
+          <w:iCs/>
           <w:color w:val="FF0000"/>
           <w:sz w:val="24"/>
           <w:szCs w:val="24"/>
@@ -8802,6 +8928,7 @@
         <w:rPr>
           <w:rFonts w:ascii="Times New Roman" w:hAnsi="Times New Roman" w:cs="Times New Roman"/>
           <w:i/>
+          <w:iCs/>
           <w:sz w:val="24"/>
           <w:szCs w:val="24"/>
         </w:rPr>
@@ -8815,6 +8942,7 @@
         <w:rPr>
           <w:rFonts w:ascii="Times New Roman" w:hAnsi="Times New Roman" w:cs="Times New Roman"/>
           <w:i/>
+          <w:iCs/>
           <w:sz w:val="24"/>
           <w:szCs w:val="24"/>
         </w:rPr>
@@ -8831,6 +8959,7 @@
         <w:rPr>
           <w:rFonts w:ascii="Times New Roman" w:hAnsi="Times New Roman" w:cs="Times New Roman"/>
           <w:i/>
+          <w:iCs/>
           <w:sz w:val="24"/>
           <w:szCs w:val="24"/>
         </w:rPr>
@@ -8840,6 +8969,7 @@
         <w:rPr>
           <w:rFonts w:ascii="Times New Roman" w:hAnsi="Times New Roman" w:cs="Times New Roman"/>
           <w:i/>
+          <w:iCs/>
           <w:color w:val="FF0000"/>
           <w:sz w:val="24"/>
           <w:szCs w:val="24"/>
@@ -8850,6 +8980,7 @@
         <w:rPr>
           <w:rFonts w:ascii="Times New Roman" w:hAnsi="Times New Roman" w:cs="Times New Roman"/>
           <w:i/>
+          <w:iCs/>
           <w:sz w:val="24"/>
           <w:szCs w:val="24"/>
         </w:rPr>
@@ -8863,6 +8994,7 @@
         <w:rPr>
           <w:rFonts w:ascii="Times New Roman" w:hAnsi="Times New Roman" w:cs="Times New Roman"/>
           <w:i/>
+          <w:iCs/>
           <w:sz w:val="24"/>
           <w:szCs w:val="24"/>
         </w:rPr>
@@ -8876,7 +9008,9 @@
         <w:rPr>
           <w:rFonts w:ascii="Times New Roman" w:eastAsia="Times New Roman" w:hAnsi="Times New Roman" w:cs="Times New Roman"/>
           <w:b/>
-          <w:i/>
+          <w:bCs/>
+          <w:i/>
+          <w:iCs/>
           <w:color w:val="FF0000"/>
           <w:sz w:val="24"/>
           <w:szCs w:val="24"/>
@@ -8886,7 +9020,9 @@
         <w:rPr>
           <w:rFonts w:ascii="Times New Roman" w:eastAsia="Times New Roman" w:hAnsi="Times New Roman" w:cs="Times New Roman"/>
           <w:b/>
-          <w:i/>
+          <w:bCs/>
+          <w:i/>
+          <w:iCs/>
           <w:color w:val="FF0000"/>
           <w:sz w:val="24"/>
           <w:szCs w:val="24"/>
@@ -8901,6 +9037,7 @@
         <w:rPr>
           <w:rFonts w:ascii="Times New Roman" w:hAnsi="Times New Roman" w:cs="Times New Roman"/>
           <w:i/>
+          <w:iCs/>
           <w:sz w:val="24"/>
           <w:szCs w:val="24"/>
         </w:rPr>
@@ -8909,7 +9046,9 @@
         <w:rPr>
           <w:rFonts w:ascii="Times New Roman" w:hAnsi="Times New Roman" w:cs="Times New Roman"/>
           <w:b/>
-          <w:i/>
+          <w:bCs/>
+          <w:i/>
+          <w:iCs/>
           <w:color w:val="FF0000"/>
           <w:sz w:val="24"/>
           <w:szCs w:val="24"/>
@@ -8920,6 +9059,7 @@
         <w:rPr>
           <w:rFonts w:ascii="Times New Roman" w:hAnsi="Times New Roman" w:cs="Times New Roman"/>
           <w:i/>
+          <w:iCs/>
           <w:color w:val="FF0000"/>
           <w:sz w:val="24"/>
           <w:szCs w:val="24"/>
@@ -9086,6 +9226,7 @@
         <w:rPr>
           <w:rFonts w:ascii="Times New Roman" w:hAnsi="Times New Roman" w:cs="Times New Roman"/>
           <w:i/>
+          <w:iCs/>
           <w:sz w:val="24"/>
           <w:szCs w:val="24"/>
         </w:rPr>
@@ -9094,7 +9235,9 @@
         <w:rPr>
           <w:rFonts w:ascii="Times New Roman" w:hAnsi="Times New Roman" w:cs="Times New Roman"/>
           <w:b/>
-          <w:i/>
+          <w:bCs/>
+          <w:i/>
+          <w:iCs/>
           <w:color w:val="FF0000"/>
           <w:sz w:val="24"/>
           <w:szCs w:val="24"/>
@@ -9105,6 +9248,7 @@
         <w:rPr>
           <w:rFonts w:ascii="Times New Roman" w:hAnsi="Times New Roman" w:cs="Times New Roman"/>
           <w:i/>
+          <w:iCs/>
           <w:color w:val="FF0000"/>
           <w:sz w:val="24"/>
           <w:szCs w:val="24"/>
@@ -9537,6 +9681,7 @@
         <w:rPr>
           <w:rFonts w:ascii="Times New Roman" w:hAnsi="Times New Roman" w:cs="Times New Roman"/>
           <w:i/>
+          <w:iCs/>
           <w:sz w:val="24"/>
           <w:szCs w:val="24"/>
         </w:rPr>
@@ -9545,7 +9690,9 @@
         <w:rPr>
           <w:rFonts w:ascii="Times New Roman" w:hAnsi="Times New Roman" w:cs="Times New Roman"/>
           <w:b/>
-          <w:i/>
+          <w:bCs/>
+          <w:i/>
+          <w:iCs/>
           <w:color w:val="FF0000"/>
           <w:sz w:val="24"/>
           <w:szCs w:val="24"/>
@@ -9556,6 +9703,7 @@
         <w:rPr>
           <w:rFonts w:ascii="Times New Roman" w:hAnsi="Times New Roman" w:cs="Times New Roman"/>
           <w:i/>
+          <w:iCs/>
           <w:color w:val="FF0000"/>
           <w:sz w:val="24"/>
           <w:szCs w:val="24"/>
@@ -9846,6 +9994,7 @@
         <w:rPr>
           <w:rFonts w:ascii="Times New Roman" w:hAnsi="Times New Roman" w:cs="Times New Roman"/>
           <w:i/>
+          <w:iCs/>
           <w:color w:val="FF0000"/>
           <w:sz w:val="24"/>
           <w:szCs w:val="24"/>
@@ -9875,6 +10024,7 @@
         <w:rPr>
           <w:rFonts w:ascii="Times New Roman" w:hAnsi="Times New Roman" w:cs="Times New Roman"/>
           <w:i/>
+          <w:iCs/>
           <w:color w:val="FF0000"/>
           <w:sz w:val="24"/>
           <w:szCs w:val="24"/>
@@ -9924,7 +10074,9 @@
         <w:rPr>
           <w:rFonts w:ascii="Times New Roman" w:hAnsi="Times New Roman" w:cs="Times New Roman"/>
           <w:b/>
-          <w:i/>
+          <w:bCs/>
+          <w:i/>
+          <w:iCs/>
           <w:sz w:val="24"/>
           <w:szCs w:val="24"/>
         </w:rPr>
@@ -9933,7 +10085,9 @@
         <w:rPr>
           <w:rFonts w:ascii="Times New Roman" w:hAnsi="Times New Roman" w:cs="Times New Roman"/>
           <w:b/>
-          <w:i/>
+          <w:bCs/>
+          <w:i/>
+          <w:iCs/>
           <w:color w:val="FF0000"/>
           <w:sz w:val="24"/>
           <w:szCs w:val="24"/>
@@ -9944,6 +10098,7 @@
         <w:rPr>
           <w:rFonts w:ascii="Times New Roman" w:hAnsi="Times New Roman" w:cs="Times New Roman"/>
           <w:i/>
+          <w:iCs/>
           <w:color w:val="FF0000"/>
           <w:sz w:val="24"/>
           <w:szCs w:val="24"/>
@@ -10153,7 +10308,7 @@
       </w:pPr>
       <w:r>
         <w:rPr>
-          <w:rFonts w:ascii="Times New Roman" w:eastAsia="Gungsuh" w:hAnsi="Times New Roman" w:cs="Times New Roman"/>
+          <w:rFonts w:ascii="Times New Roman" w:eastAsia="Gungsuh" w:hAnsi="Times New Roman" w:cs="Gungsuh"/>
           <w:sz w:val="24"/>
           <w:szCs w:val="24"/>
         </w:rPr>
@@ -10229,7 +10384,7 @@
       </w:pPr>
       <w:r>
         <w:rPr>
-          <w:rFonts w:ascii="Times New Roman" w:eastAsia="Gungsuh" w:hAnsi="Times New Roman" w:cs="Times New Roman"/>
+          <w:rFonts w:ascii="Times New Roman" w:eastAsia="Gungsuh" w:hAnsi="Times New Roman" w:cs="Gungsuh"/>
           <w:sz w:val="24"/>
           <w:szCs w:val="24"/>
         </w:rPr>
@@ -10300,6 +10455,7 @@
         <w:rPr>
           <w:rFonts w:ascii="Times New Roman" w:hAnsi="Times New Roman" w:cs="Times New Roman"/>
           <w:i/>
+          <w:iCs/>
           <w:sz w:val="24"/>
           <w:szCs w:val="24"/>
         </w:rPr>
@@ -10308,7 +10464,9 @@
         <w:rPr>
           <w:rFonts w:ascii="Times New Roman" w:hAnsi="Times New Roman" w:cs="Times New Roman"/>
           <w:b/>
-          <w:i/>
+          <w:bCs/>
+          <w:i/>
+          <w:iCs/>
           <w:color w:val="FF0000"/>
           <w:sz w:val="24"/>
           <w:szCs w:val="24"/>
@@ -10319,6 +10477,7 @@
         <w:rPr>
           <w:rFonts w:ascii="Times New Roman" w:hAnsi="Times New Roman" w:cs="Times New Roman"/>
           <w:i/>
+          <w:iCs/>
           <w:color w:val="FF0000"/>
           <w:sz w:val="24"/>
           <w:szCs w:val="24"/>
@@ -10338,7 +10497,7 @@
       </w:pPr>
       <w:r>
         <w:rPr>
-          <w:rFonts w:ascii="Times New Roman" w:eastAsia="Gungsuh" w:hAnsi="Times New Roman" w:cs="Times New Roman"/>
+          <w:rFonts w:ascii="Times New Roman" w:eastAsia="Gungsuh" w:hAnsi="Times New Roman" w:cs="Gungsuh"/>
           <w:sz w:val="24"/>
           <w:szCs w:val="24"/>
         </w:rPr>
@@ -10751,7 +10910,9 @@
         <w:rPr>
           <w:rFonts w:ascii="Times New Roman" w:hAnsi="Times New Roman" w:cs="Times New Roman"/>
           <w:b/>
-          <w:i/>
+          <w:bCs/>
+          <w:i/>
+          <w:iCs/>
           <w:sz w:val="24"/>
           <w:szCs w:val="24"/>
         </w:rPr>
@@ -10760,7 +10921,9 @@
         <w:rPr>
           <w:rFonts w:ascii="Times New Roman" w:hAnsi="Times New Roman" w:cs="Times New Roman"/>
           <w:b/>
-          <w:i/>
+          <w:bCs/>
+          <w:i/>
+          <w:iCs/>
           <w:color w:val="FF0000"/>
           <w:sz w:val="24"/>
           <w:szCs w:val="24"/>
@@ -10771,6 +10934,7 @@
         <w:rPr>
           <w:rFonts w:ascii="Times New Roman" w:hAnsi="Times New Roman" w:cs="Times New Roman"/>
           <w:i/>
+          <w:iCs/>
           <w:color w:val="FF0000"/>
           <w:sz w:val="24"/>
           <w:szCs w:val="24"/>
@@ -11031,6 +11195,7 @@
         <w:rPr>
           <w:rFonts w:ascii="Times New Roman" w:hAnsi="Times New Roman" w:cs="Times New Roman"/>
           <w:i/>
+          <w:iCs/>
           <w:color w:val="FF0000"/>
           <w:sz w:val="24"/>
           <w:szCs w:val="24"/>
@@ -11048,6 +11213,7 @@
         <w:rPr>
           <w:rFonts w:ascii="Times New Roman" w:hAnsi="Times New Roman" w:cs="Times New Roman"/>
           <w:i/>
+          <w:iCs/>
           <w:color w:val="FF0000"/>
           <w:sz w:val="24"/>
           <w:szCs w:val="24"/>
@@ -11061,6 +11227,7 @@
         <w:rPr>
           <w:rFonts w:ascii="Times New Roman" w:hAnsi="Times New Roman" w:cs="Times New Roman"/>
           <w:i/>
+          <w:iCs/>
           <w:color w:val="FF0000"/>
           <w:sz w:val="24"/>
           <w:szCs w:val="24"/>
@@ -11075,7 +11242,9 @@
         <w:rPr>
           <w:rFonts w:ascii="Times New Roman" w:eastAsia="Times New Roman" w:hAnsi="Times New Roman" w:cs="Times New Roman"/>
           <w:b/>
-          <w:i/>
+          <w:bCs/>
+          <w:i/>
+          <w:iCs/>
           <w:color w:val="FF0000"/>
         </w:rPr>
       </w:pPr>
@@ -11083,7 +11252,9 @@
         <w:rPr>
           <w:rFonts w:ascii="Times New Roman" w:eastAsia="Times New Roman" w:hAnsi="Times New Roman" w:cs="Times New Roman"/>
           <w:b/>
-          <w:i/>
+          <w:bCs/>
+          <w:i/>
+          <w:iCs/>
           <w:color w:val="FF0000"/>
           <w:sz w:val="24"/>
         </w:rPr>
@@ -11097,15 +11268,17 @@
         <w:rPr>
           <w:rFonts w:ascii="Times New Roman" w:hAnsi="Times New Roman" w:cs="Times New Roman"/>
           <w:i/>
-          <w:color w:val="000000"/>
-          <w:sz w:val="24"/>
-          <w:szCs w:val="24"/>
-        </w:rPr>
-      </w:pPr>
-      <w:r>
-        <w:rPr>
-          <w:rFonts w:ascii="Times New Roman" w:hAnsi="Times New Roman" w:cs="Times New Roman"/>
-          <w:i/>
+          <w:iCs/>
+          <w:color w:val="000000"/>
+          <w:sz w:val="24"/>
+          <w:szCs w:val="24"/>
+        </w:rPr>
+      </w:pPr>
+      <w:r>
+        <w:rPr>
+          <w:rFonts w:ascii="Times New Roman" w:hAnsi="Times New Roman" w:cs="Times New Roman"/>
+          <w:i/>
+          <w:iCs/>
           <w:color w:val="FF0000"/>
           <w:sz w:val="24"/>
           <w:szCs w:val="24"/>
@@ -11380,79 +11553,7 @@
           <w:sz w:val="24"/>
           <w:szCs w:val="24"/>
         </w:rPr>
-        <w:t xml:space="preserve"> Господи, Боже наш! Ти за покаяння дарував людям відпущення, нам же, як образ пізнання і визнання гріхів, показав покаяння і прощення пророка Давида. Тож, Владико, помилуй з великої милости твоєї нас, що в чимало великих гріхів впали, і по багатстві ласк твоїх очисти беззаконня наші, бо перед тобою згрішили ми, Господи, що невідомі й таємні речі серця людського знаєш, і єдиний ти маєш владу прощати гріхи. Серце ж чисте вчини в нас і Духом владичним утверди нас, і радість спасіння твого яви нам. Не відкинь нас від лиця твого, але дозволь, як </w:t>
-      </w:r>
-      <w:r>
-        <w:rPr>
-          <w:rFonts w:ascii="Times New Roman" w:hAnsi="Times New Roman" w:cs="Times New Roman"/>
-          <w:color w:val="000000"/>
-          <w:sz w:val="24"/>
-          <w:szCs w:val="24"/>
-        </w:rPr>
-        <w:t>Благий</w:t>
-      </w:r>
-      <w:r>
-        <w:rPr>
-          <w:rFonts w:ascii="Times New Roman" w:hAnsi="Times New Roman" w:cs="Times New Roman"/>
-          <w:color w:val="000000"/>
-          <w:sz w:val="24"/>
-          <w:szCs w:val="24"/>
-        </w:rPr>
-        <w:t xml:space="preserve"> і </w:t>
-      </w:r>
-      <w:r>
-        <w:rPr>
-          <w:rFonts w:ascii="Times New Roman" w:hAnsi="Times New Roman" w:cs="Times New Roman"/>
-          <w:color w:val="000000"/>
-          <w:sz w:val="24"/>
-          <w:szCs w:val="24"/>
-        </w:rPr>
-        <w:t>людинолюбний</w:t>
-      </w:r>
-      <w:r>
-        <w:rPr>
-          <w:rFonts w:ascii="Times New Roman" w:hAnsi="Times New Roman" w:cs="Times New Roman"/>
-          <w:color w:val="000000"/>
-          <w:sz w:val="24"/>
-          <w:szCs w:val="24"/>
-        </w:rPr>
-        <w:t xml:space="preserve">, аж до останнього нашого віддиху появляти тобі жертву справедливости й приноси на святих твоїх жертовниках, милістю і ласками і </w:t>
-      </w:r>
-      <w:r>
-        <w:rPr>
-          <w:rFonts w:ascii="Times New Roman" w:hAnsi="Times New Roman" w:cs="Times New Roman"/>
-          <w:color w:val="000000"/>
-          <w:sz w:val="24"/>
-          <w:szCs w:val="24"/>
-        </w:rPr>
-        <w:t>людинолюбʼям</w:t>
-      </w:r>
-      <w:r>
-        <w:rPr>
-          <w:rFonts w:ascii="Times New Roman" w:hAnsi="Times New Roman" w:cs="Times New Roman"/>
-          <w:color w:val="000000"/>
-          <w:sz w:val="24"/>
-          <w:szCs w:val="24"/>
-        </w:rPr>
-        <w:t xml:space="preserve"> єдинородного Сина твого, з яким ти є благословенний з пресвятим, добрим і животвор</w:t>
-      </w:r>
-      <w:r>
-        <w:rPr>
-          <w:rFonts w:ascii="Times New Roman" w:hAnsi="Times New Roman" w:cs="Times New Roman"/>
-          <w:color w:val="000000"/>
-          <w:sz w:val="24"/>
-          <w:szCs w:val="24"/>
-        </w:rPr>
-        <w:t>ч</w:t>
-      </w:r>
-      <w:r>
-        <w:rPr>
-          <w:rFonts w:ascii="Times New Roman" w:hAnsi="Times New Roman" w:cs="Times New Roman"/>
-          <w:color w:val="000000"/>
-          <w:sz w:val="24"/>
-          <w:szCs w:val="24"/>
-        </w:rPr>
-        <w:t>им твоїм Духом, нині й повсякчас, і на віки віків. Амінь.</w:t>
+        <w:t xml:space="preserve"> Господи, Боже наш! Ти за покаяння дарував людям відпущення, нам же, як образ пізнання і визнання гріхів, показав покаяння і прощення пророка Давида. Тож, Владико, помилуй з великої милости твоєї нас, що в чимало великих гріхів впали, і по багатстві ласк твоїх очисти беззаконня наші, бо перед тобою згрішили ми, Господи, що невідомі й таємні речі серця людського знаєш, і єдиний ти маєш владу прощати гріхи. Серце ж чисте вчини в нас і Духом владичним утверди нас, і радість спасіння твого яви нам. Не відкинь нас від лиця твого, але дозволь, як Благий і людинолюбний, аж до останнього нашого віддиху появляти тобі жертву справедливости й приноси на святих твоїх жертовниках, милістю і ласками і людинолюбʼям єдинородного Сина твого, з яким ти є благословенний з пресвятим, добрим і животворчим твоїм Духом, нині й повсякчас, і на віки віків. Амінь.</w:t>
       </w:r>
     </w:p>
     <w:p>
@@ -11535,7 +11636,9 @@
         <w:rPr>
           <w:rFonts w:ascii="Times New Roman" w:eastAsia="Times New Roman" w:hAnsi="Times New Roman" w:cs="Times New Roman"/>
           <w:b/>
-          <w:i/>
+          <w:bCs/>
+          <w:i/>
+          <w:iCs/>
           <w:color w:val="FF0000"/>
           <w:sz w:val="24"/>
           <w:szCs w:val="24"/>
@@ -11545,7 +11648,9 @@
         <w:rPr>
           <w:rFonts w:ascii="Times New Roman" w:eastAsia="Times New Roman" w:hAnsi="Times New Roman" w:cs="Times New Roman"/>
           <w:b/>
-          <w:i/>
+          <w:bCs/>
+          <w:i/>
+          <w:iCs/>
           <w:color w:val="FF0000"/>
           <w:sz w:val="24"/>
           <w:szCs w:val="24"/>
@@ -11585,6 +11690,7 @@
         <w:rPr>
           <w:rFonts w:ascii="Times New Roman" w:hAnsi="Times New Roman" w:cs="Times New Roman"/>
           <w:i/>
+          <w:iCs/>
           <w:color w:val="FF4400"/>
           <w:sz w:val="24"/>
           <w:szCs w:val="24"/>
@@ -11633,6 +11739,7 @@
         <w:rPr>
           <w:rFonts w:ascii="Times New Roman" w:hAnsi="Times New Roman" w:cs="Times New Roman"/>
           <w:i/>
+          <w:iCs/>
           <w:color w:val="FF4400"/>
           <w:sz w:val="24"/>
           <w:szCs w:val="24"/>
@@ -11681,6 +11788,7 @@
         <w:rPr>
           <w:rFonts w:ascii="Times New Roman" w:hAnsi="Times New Roman" w:cs="Times New Roman"/>
           <w:i/>
+          <w:iCs/>
           <w:color w:val="FF4400"/>
           <w:sz w:val="24"/>
           <w:szCs w:val="24"/>
@@ -11729,6 +11837,7 @@
         <w:rPr>
           <w:rFonts w:ascii="Times New Roman" w:hAnsi="Times New Roman" w:cs="Times New Roman"/>
           <w:i/>
+          <w:iCs/>
           <w:color w:val="FF4400"/>
           <w:sz w:val="24"/>
           <w:szCs w:val="24"/>
@@ -11767,6 +11876,7 @@
         <w:rPr>
           <w:rFonts w:ascii="Times New Roman" w:hAnsi="Times New Roman" w:cs="Times New Roman"/>
           <w:i/>
+          <w:iCs/>
           <w:color w:val="FF4400"/>
           <w:sz w:val="24"/>
           <w:szCs w:val="24"/>
@@ -11777,6 +11887,7 @@
         <w:rPr>
           <w:rFonts w:ascii="Times New Roman" w:hAnsi="Times New Roman" w:cs="Times New Roman"/>
           <w:i/>
+          <w:iCs/>
           <w:color w:val="000000"/>
           <w:sz w:val="24"/>
           <w:szCs w:val="24"/>
@@ -11796,6 +11907,7 @@
         <w:rPr>
           <w:rFonts w:ascii="Times New Roman" w:hAnsi="Times New Roman" w:cs="Times New Roman"/>
           <w:i/>
+          <w:iCs/>
           <w:color w:val="FF4400"/>
           <w:sz w:val="24"/>
           <w:szCs w:val="24"/>
@@ -11806,6 +11918,7 @@
         <w:rPr>
           <w:rFonts w:ascii="Times New Roman" w:hAnsi="Times New Roman" w:cs="Times New Roman"/>
           <w:i/>
+          <w:iCs/>
           <w:color w:val="000000"/>
           <w:sz w:val="24"/>
           <w:szCs w:val="24"/>
@@ -11835,6 +11948,7 @@
         <w:rPr>
           <w:rFonts w:ascii="Times New Roman" w:hAnsi="Times New Roman" w:cs="Times New Roman"/>
           <w:i/>
+          <w:iCs/>
           <w:color w:val="FF4400"/>
           <w:sz w:val="24"/>
           <w:szCs w:val="24"/>
@@ -11883,6 +11997,7 @@
         <w:rPr>
           <w:rFonts w:ascii="Times New Roman" w:hAnsi="Times New Roman" w:cs="Times New Roman"/>
           <w:i/>
+          <w:iCs/>
           <w:color w:val="FF4400"/>
           <w:sz w:val="24"/>
           <w:szCs w:val="24"/>
@@ -11929,6 +12044,7 @@
         <w:rPr>
           <w:rFonts w:ascii="Times New Roman" w:hAnsi="Times New Roman" w:cs="Times New Roman"/>
           <w:i/>
+          <w:iCs/>
           <w:color w:val="FF0000"/>
           <w:sz w:val="24"/>
           <w:szCs w:val="24"/>
@@ -11956,6 +12072,7 @@
         <w:rPr>
           <w:rFonts w:ascii="Times New Roman" w:hAnsi="Times New Roman" w:cs="Times New Roman"/>
           <w:i/>
+          <w:iCs/>
           <w:color w:val="FF0000"/>
           <w:sz w:val="24"/>
           <w:szCs w:val="24"/>
@@ -12002,6 +12119,7 @@
         <w:rPr>
           <w:rFonts w:ascii="Times New Roman" w:hAnsi="Times New Roman" w:cs="Times New Roman"/>
           <w:i/>
+          <w:iCs/>
           <w:color w:val="FF4400"/>
           <w:sz w:val="24"/>
           <w:szCs w:val="24"/>
@@ -12050,6 +12168,7 @@
         <w:rPr>
           <w:rFonts w:ascii="Times New Roman" w:hAnsi="Times New Roman" w:cs="Times New Roman"/>
           <w:i/>
+          <w:iCs/>
           <w:color w:val="FF4400"/>
           <w:sz w:val="24"/>
           <w:szCs w:val="24"/>
@@ -12098,6 +12217,7 @@
         <w:rPr>
           <w:rFonts w:ascii="Times New Roman" w:hAnsi="Times New Roman" w:cs="Times New Roman"/>
           <w:i/>
+          <w:iCs/>
           <w:color w:val="FF4400"/>
           <w:sz w:val="24"/>
           <w:szCs w:val="24"/>
@@ -12146,6 +12266,7 @@
         <w:rPr>
           <w:rFonts w:ascii="Times New Roman" w:hAnsi="Times New Roman" w:cs="Times New Roman"/>
           <w:i/>
+          <w:iCs/>
           <w:color w:val="FF4400"/>
           <w:sz w:val="24"/>
           <w:szCs w:val="24"/>
@@ -12193,6 +12314,7 @@
         <w:rPr>
           <w:rFonts w:ascii="Times New Roman" w:hAnsi="Times New Roman" w:cs="Times New Roman"/>
           <w:i/>
+          <w:iCs/>
           <w:color w:val="FF4400"/>
           <w:sz w:val="24"/>
           <w:szCs w:val="24"/>
@@ -12241,6 +12363,7 @@
         <w:rPr>
           <w:rFonts w:ascii="Times New Roman" w:hAnsi="Times New Roman" w:cs="Times New Roman"/>
           <w:i/>
+          <w:iCs/>
           <w:color w:val="FF4400"/>
           <w:sz w:val="24"/>
           <w:szCs w:val="24"/>
@@ -12284,17 +12407,20 @@
       </w:pPr>
       <w:r>
         <w:rPr>
-          <w:rFonts w:ascii="Times New Roman" w:hAnsi="Times New Roman"/>
-          <w:i/>
+          <w:rFonts w:ascii="Times New Roman" w:hAnsi="Times New Roman" w:cs="Times New Roman"/>
+          <w:i/>
+          <w:iCs/>
           <w:color w:val="FF4400"/>
           <w:sz w:val="24"/>
+          <w:szCs w:val="24"/>
         </w:rPr>
         <w:t>Священник:</w:t>
       </w:r>
       <w:r>
         <w:rPr>
-          <w:rFonts w:ascii="Times New Roman" w:hAnsi="Times New Roman"/>
-          <w:sz w:val="24"/>
+          <w:rFonts w:ascii="Times New Roman" w:hAnsi="Times New Roman" w:cs="Times New Roman"/>
+          <w:sz w:val="24"/>
+          <w:szCs w:val="24"/>
         </w:rPr>
         <w:t xml:space="preserve"> Бо Тобі належить усяка слава, честь і поклоніння, Отцю, і Сину, і Святому Духові, нині, і повсякчас, і на віки віків.</w:t>
       </w:r>
@@ -12313,6 +12439,7 @@
         <w:rPr>
           <w:rFonts w:ascii="Times New Roman" w:hAnsi="Times New Roman" w:cs="Times New Roman"/>
           <w:i/>
+          <w:iCs/>
           <w:color w:val="FF0000"/>
           <w:sz w:val="24"/>
           <w:szCs w:val="24"/>
@@ -12357,6 +12484,7 @@
         <w:rPr>
           <w:rFonts w:ascii="Times New Roman" w:eastAsia="Times New Roman" w:hAnsi="Times New Roman" w:cs="Times New Roman"/>
           <w:i/>
+          <w:iCs/>
           <w:color w:val="FF0000"/>
         </w:rPr>
       </w:pPr>
@@ -12364,7 +12492,9 @@
         <w:rPr>
           <w:rFonts w:ascii="Times New Roman" w:eastAsia="Times New Roman" w:hAnsi="Times New Roman" w:cs="Times New Roman"/>
           <w:b/>
-          <w:i/>
+          <w:bCs/>
+          <w:i/>
+          <w:iCs/>
           <w:color w:val="FF0000"/>
           <w:sz w:val="24"/>
         </w:rPr>
@@ -12374,6 +12504,7 @@
         <w:rPr>
           <w:rFonts w:ascii="Times New Roman" w:eastAsia="Times New Roman" w:hAnsi="Times New Roman" w:cs="Times New Roman"/>
           <w:i/>
+          <w:iCs/>
           <w:color w:val="FF0000"/>
           <w:sz w:val="24"/>
         </w:rPr>
@@ -12387,6 +12518,7 @@
         <w:rPr>
           <w:rFonts w:ascii="Times New Roman" w:hAnsi="Times New Roman" w:cs="Times New Roman"/>
           <w:b/>
+          <w:bCs/>
           <w:color w:val="000000"/>
           <w:sz w:val="24"/>
           <w:szCs w:val="24"/>
@@ -12396,6 +12528,7 @@
         <w:rPr>
           <w:rFonts w:ascii="Times New Roman" w:hAnsi="Times New Roman" w:cs="Times New Roman"/>
           <w:b/>
+          <w:bCs/>
           <w:color w:val="000000"/>
           <w:sz w:val="24"/>
           <w:szCs w:val="24"/>
@@ -12419,6 +12552,7 @@
         <w:rPr>
           <w:rFonts w:ascii="Times New Roman" w:hAnsi="Times New Roman" w:cs="Times New Roman"/>
           <w:i/>
+          <w:iCs/>
           <w:color w:val="FF0000"/>
           <w:sz w:val="24"/>
           <w:szCs w:val="24"/>
@@ -12461,6 +12595,7 @@
         <w:rPr>
           <w:rFonts w:ascii="Times New Roman" w:hAnsi="Times New Roman" w:cs="Times New Roman"/>
           <w:i/>
+          <w:iCs/>
           <w:color w:val="FF0000"/>
           <w:sz w:val="24"/>
           <w:szCs w:val="24"/>
@@ -12503,6 +12638,7 @@
         <w:rPr>
           <w:rFonts w:ascii="Times New Roman" w:hAnsi="Times New Roman" w:cs="Times New Roman"/>
           <w:i/>
+          <w:iCs/>
           <w:color w:val="FF0000"/>
           <w:sz w:val="24"/>
           <w:szCs w:val="24"/>
@@ -12545,6 +12681,7 @@
         <w:rPr>
           <w:rFonts w:ascii="Times New Roman" w:hAnsi="Times New Roman" w:cs="Times New Roman"/>
           <w:i/>
+          <w:iCs/>
           <w:color w:val="FF0000"/>
           <w:sz w:val="24"/>
           <w:szCs w:val="24"/>
@@ -12590,6 +12727,7 @@
         <w:rPr>
           <w:rFonts w:ascii="Times New Roman" w:eastAsia="Times New Roman" w:hAnsi="Times New Roman" w:cs="Times New Roman"/>
           <w:i/>
+          <w:iCs/>
           <w:color w:val="FF0000"/>
         </w:rPr>
       </w:pPr>
@@ -12597,7 +12735,9 @@
         <w:rPr>
           <w:rFonts w:ascii="Times New Roman" w:eastAsia="Times New Roman" w:hAnsi="Times New Roman" w:cs="Times New Roman"/>
           <w:b/>
-          <w:i/>
+          <w:bCs/>
+          <w:i/>
+          <w:iCs/>
           <w:color w:val="FF0000"/>
           <w:sz w:val="24"/>
         </w:rPr>
@@ -12611,14 +12751,16 @@
         <w:rPr>
           <w:rFonts w:ascii="Times New Roman" w:hAnsi="Times New Roman" w:cs="Times New Roman"/>
           <w:i/>
-          <w:sz w:val="24"/>
-          <w:szCs w:val="24"/>
-        </w:rPr>
-      </w:pPr>
-      <w:r>
-        <w:rPr>
-          <w:rFonts w:ascii="Times New Roman" w:hAnsi="Times New Roman" w:cs="Times New Roman"/>
-          <w:i/>
+          <w:iCs/>
+          <w:sz w:val="24"/>
+          <w:szCs w:val="24"/>
+        </w:rPr>
+      </w:pPr>
+      <w:r>
+        <w:rPr>
+          <w:rFonts w:ascii="Times New Roman" w:hAnsi="Times New Roman" w:cs="Times New Roman"/>
+          <w:i/>
+          <w:iCs/>
           <w:color w:val="FF0000"/>
           <w:sz w:val="24"/>
           <w:szCs w:val="24"/>
@@ -12631,12 +12773,13 @@
           <w:sz w:val="24"/>
           <w:szCs w:val="24"/>
         </w:rPr>
-        <w:t>Всієї тварі Створителю, що у своїй владі встановив времена і літа,* благослови вінець року благости Твоєї, Господи,* охороняючи в мирі благовірний народ, городи, села і всі обителі Твої,* молитвами Богородиці, і спаси нас.</w:t>
-      </w:r>
-      <w:r>
-        <w:rPr>
-          <w:rFonts w:ascii="Times New Roman" w:hAnsi="Times New Roman" w:cs="Times New Roman"/>
-          <w:i/>
+        <w:t>Всіє́ї тва́рі Створи́телю, що у Свої́й вла́ді вста-нови́в времена́ і літа́,* благослови́ віне́ць ро́ку бла́гости Твоє́ї, Го́споди,* охороня́ючи в ми́рі благові́рний наро́д, го́роди, се́ла і всі оби́телі Твої́,* молитва́ми Богоро́диці, і спаси́ нас.</w:t>
+      </w:r>
+      <w:r>
+        <w:rPr>
+          <w:rFonts w:ascii="Times New Roman" w:hAnsi="Times New Roman" w:cs="Times New Roman"/>
+          <w:i/>
+          <w:iCs/>
           <w:color w:val="FF0000"/>
           <w:sz w:val="24"/>
           <w:szCs w:val="24"/>
@@ -12658,15 +12801,17 @@
         <w:rPr>
           <w:rFonts w:ascii="Times New Roman" w:hAnsi="Times New Roman" w:cs="Times New Roman"/>
           <w:b/>
-          <w:sz w:val="24"/>
-          <w:szCs w:val="24"/>
-        </w:rPr>
-        <w:t xml:space="preserve">Слава </w:t>
-      </w:r>
-      <w:r>
-        <w:rPr>
-          <w:rFonts w:ascii="Times New Roman" w:hAnsi="Times New Roman" w:cs="Times New Roman"/>
-          <w:i/>
+          <w:bCs/>
+          <w:sz w:val="24"/>
+          <w:szCs w:val="24"/>
+        </w:rPr>
+        <w:t xml:space="preserve">Сла́ва: </w:t>
+      </w:r>
+      <w:r>
+        <w:rPr>
+          <w:rFonts w:ascii="Times New Roman" w:hAnsi="Times New Roman" w:cs="Times New Roman"/>
+          <w:i/>
+          <w:iCs/>
           <w:color w:val="FF0000"/>
           <w:sz w:val="24"/>
           <w:szCs w:val="24"/>
@@ -12688,16 +12833,17 @@
           <w:sz w:val="24"/>
           <w:szCs w:val="24"/>
         </w:rPr>
-        <w:t>Терпіння стовп був ти, наслідуючи праотців, преподобний:* Йова в страстях, Йосифа в спокусах,* і бувши в тілі, безплотних у житті, Симеоне, отче наш.* Моли Христа Бога,* щоб спаслися душі наші.</w:t>
-      </w:r>
-    </w:p>
-    <w:p>
-      <w:pPr>
-        <w:spacing w:after="120"/>
-        <w:jc w:val="both"/>
-        <w:rPr>
-          <w:rFonts w:ascii="Times New Roman" w:hAnsi="Times New Roman" w:cs="Times New Roman"/>
-          <w:i/>
+        <w:t>Терпі́ння стовп був ти, наслі́дуючи праотці́в, преподо́бний:* Йо́ва в страстя́х, Йо́сифа в споку́сах* і, бу́вши в ті́лі, безпло́тних у житті́, Симео́не, о́тче наш.* Моли́ Христа́ Бо́га,* щоб спасли́ся ду́ші на́ші.</w:t>
+      </w:r>
+    </w:p>
+    <w:p>
+      <w:pPr>
+        <w:spacing w:after="120"/>
+        <w:jc w:val="both"/>
+        <w:rPr>
+          <w:rFonts w:ascii="Times New Roman" w:hAnsi="Times New Roman" w:cs="Times New Roman"/>
+          <w:i/>
+          <w:iCs/>
           <w:sz w:val="24"/>
           <w:szCs w:val="24"/>
         </w:rPr>
@@ -12706,23 +12852,25 @@
         <w:rPr>
           <w:rFonts w:ascii="Times New Roman" w:hAnsi="Times New Roman" w:cs="Times New Roman"/>
           <w:b/>
-          <w:sz w:val="24"/>
-          <w:szCs w:val="24"/>
-        </w:rPr>
-        <w:t>І нині</w:t>
-      </w:r>
-      <w:r>
-        <w:rPr>
-          <w:rFonts w:ascii="Times New Roman" w:hAnsi="Times New Roman" w:cs="Times New Roman"/>
-          <w:sz w:val="24"/>
-          <w:szCs w:val="24"/>
-        </w:rPr>
-        <w:t xml:space="preserve">: </w:t>
-      </w:r>
-      <w:r>
-        <w:rPr>
-          <w:rFonts w:ascii="Times New Roman" w:hAnsi="Times New Roman" w:cs="Times New Roman"/>
-          <w:i/>
+          <w:bCs/>
+          <w:sz w:val="24"/>
+          <w:szCs w:val="24"/>
+        </w:rPr>
+        <w:t>І ни́ні:</w:t>
+      </w:r>
+      <w:r>
+        <w:rPr>
+          <w:rFonts w:ascii="Times New Roman" w:hAnsi="Times New Roman" w:cs="Times New Roman"/>
+          <w:sz w:val="24"/>
+          <w:szCs w:val="24"/>
+        </w:rPr>
+        <w:t xml:space="preserve"> </w:t>
+      </w:r>
+      <w:r>
+        <w:rPr>
+          <w:rFonts w:ascii="Times New Roman" w:hAnsi="Times New Roman" w:cs="Times New Roman"/>
+          <w:i/>
+          <w:iCs/>
           <w:color w:val="FF0000"/>
           <w:sz w:val="24"/>
           <w:szCs w:val="24"/>
@@ -12744,36 +12892,38 @@
           <w:sz w:val="24"/>
           <w:szCs w:val="24"/>
         </w:rPr>
-        <w:t>Радуйся, обрадованная Богородице Діво,* пристане й заступнице роду людського,* бо з Тебе воплотився Ізбавитель світу;* Ти бо єдина єси Мати і Діва,* присноблагословенна і препрославлена.* Моли Христа Бога,* щоб мир дарував усій вселенній.</w:t>
-      </w:r>
-    </w:p>
-    <w:p>
-      <w:pPr>
-        <w:spacing w:after="120"/>
-        <w:jc w:val="both"/>
-        <w:rPr>
-          <w:rFonts w:ascii="Times New Roman" w:hAnsi="Times New Roman" w:cs="Times New Roman"/>
-          <w:sz w:val="24"/>
-          <w:szCs w:val="24"/>
-        </w:rPr>
-      </w:pPr>
-    </w:p>
-    <w:p>
-      <w:pPr>
-        <w:spacing w:after="120"/>
-        <w:jc w:val="both"/>
-        <w:rPr>
-          <w:rFonts w:ascii="Times New Roman" w:hAnsi="Times New Roman" w:cs="Times New Roman"/>
-          <w:i/>
-          <w:color w:val="FF0000"/>
-          <w:sz w:val="24"/>
-          <w:szCs w:val="24"/>
-        </w:rPr>
-      </w:pPr>
-      <w:r>
-        <w:rPr>
-          <w:rFonts w:ascii="Times New Roman" w:hAnsi="Times New Roman" w:cs="Times New Roman"/>
-          <w:i/>
+        <w:t>Ра́дуйся, обрадова́нная Богоро́дице Ді́во,* при́стане й засту́пнице ро́ду людсько́го,* бо з те́бе воплоти́вся Ізбави́тель сві́ту;* ти бо єди́на єси́ Ма́ти і Ді́ва,* присноблагослове́нна і препросла́влена.* Моли́ Христа́ Бо́га,* щоб мир дарува́в усі́й вселе́нній.</w:t>
+      </w:r>
+    </w:p>
+    <w:p>
+      <w:pPr>
+        <w:spacing w:after="120"/>
+        <w:jc w:val="both"/>
+        <w:rPr>
+          <w:rFonts w:ascii="Times New Roman" w:hAnsi="Times New Roman" w:cs="Times New Roman"/>
+          <w:sz w:val="24"/>
+          <w:szCs w:val="24"/>
+        </w:rPr>
+      </w:pPr>
+    </w:p>
+    <w:p>
+      <w:pPr>
+        <w:spacing w:after="120"/>
+        <w:jc w:val="both"/>
+        <w:rPr>
+          <w:rFonts w:ascii="Times New Roman" w:hAnsi="Times New Roman" w:cs="Times New Roman"/>
+          <w:i/>
+          <w:iCs/>
+          <w:color w:val="FF0000"/>
+          <w:sz w:val="24"/>
+          <w:szCs w:val="24"/>
+        </w:rPr>
+      </w:pPr>
+      <w:r>
+        <w:rPr>
+          <w:rFonts w:ascii="Times New Roman" w:hAnsi="Times New Roman" w:cs="Times New Roman"/>
+          <w:i/>
+          <w:iCs/>
           <w:color w:val="FF0000"/>
           <w:sz w:val="24"/>
           <w:szCs w:val="24"/>
@@ -12788,6 +12938,7 @@
         <w:rPr>
           <w:rFonts w:ascii="Times New Roman" w:hAnsi="Times New Roman" w:cs="Times New Roman"/>
           <w:i/>
+          <w:iCs/>
           <w:color w:val="000000"/>
           <w:sz w:val="24"/>
           <w:szCs w:val="24"/>
@@ -12802,6 +12953,7 @@
         <w:rPr>
           <w:rFonts w:ascii="Times New Roman" w:eastAsia="Times New Roman" w:hAnsi="Times New Roman" w:cs="Times New Roman"/>
           <w:i/>
+          <w:iCs/>
           <w:color w:val="FF0000"/>
         </w:rPr>
       </w:pPr>
@@ -12809,7 +12961,9 @@
         <w:rPr>
           <w:rFonts w:ascii="Times New Roman" w:eastAsia="Times New Roman" w:hAnsi="Times New Roman" w:cs="Times New Roman"/>
           <w:b/>
-          <w:i/>
+          <w:bCs/>
+          <w:i/>
+          <w:iCs/>
           <w:color w:val="FF0000"/>
           <w:sz w:val="24"/>
         </w:rPr>
@@ -12822,9 +12976,10 @@
       </w:pPr>
       <w:r>
         <w:rPr>
-          <w:rFonts w:ascii="Times New Roman" w:hAnsi="Times New Roman"/>
-          <w:color w:val="000000"/>
-          <w:sz w:val="24"/>
+          <w:rFonts w:ascii="Times New Roman" w:hAnsi="Times New Roman" w:cs="Times New Roman"/>
+          <w:color w:val="000000"/>
+          <w:sz w:val="24"/>
+          <w:szCs w:val="24"/>
         </w:rPr>
         <w:t>Ще і ще в мирі Господеві помолімся.</w:t>
       </w:r>
@@ -12835,18 +12990,21 @@
       </w:pPr>
       <w:r>
         <w:rPr>
-          <w:rFonts w:ascii="Times New Roman" w:hAnsi="Times New Roman"/>
-          <w:i/>
+          <w:rFonts w:ascii="Times New Roman" w:hAnsi="Times New Roman" w:cs="Times New Roman"/>
+          <w:i/>
+          <w:iCs/>
           <w:color w:val="FF4400"/>
           <w:sz w:val="24"/>
+          <w:szCs w:val="24"/>
         </w:rPr>
         <w:t>Вірні:</w:t>
       </w:r>
       <w:r>
         <w:rPr>
-          <w:rFonts w:ascii="Times New Roman" w:hAnsi="Times New Roman"/>
-          <w:color w:val="000000"/>
-          <w:sz w:val="24"/>
+          <w:rFonts w:ascii="Times New Roman" w:hAnsi="Times New Roman" w:cs="Times New Roman"/>
+          <w:color w:val="000000"/>
+          <w:sz w:val="24"/>
+          <w:szCs w:val="24"/>
         </w:rPr>
         <w:t xml:space="preserve"> Го́споди, поми́луй.</w:t>
       </w:r>
@@ -12857,8 +13015,9 @@
       </w:pPr>
       <w:r>
         <w:rPr>
-          <w:rFonts w:ascii="Times New Roman" w:hAnsi="Times New Roman"/>
-          <w:sz w:val="24"/>
+          <w:rFonts w:ascii="Times New Roman" w:hAnsi="Times New Roman" w:cs="Times New Roman"/>
+          <w:sz w:val="24"/>
+          <w:szCs w:val="24"/>
         </w:rPr>
         <w:t>Заступи, спаси, помилуй і охорони нас, Боже, Твоєю благодаттю</w:t>
       </w:r>
@@ -12869,18 +13028,21 @@
       </w:pPr>
       <w:r>
         <w:rPr>
-          <w:rFonts w:ascii="Times New Roman" w:hAnsi="Times New Roman"/>
-          <w:i/>
+          <w:rFonts w:ascii="Times New Roman" w:hAnsi="Times New Roman" w:cs="Times New Roman"/>
+          <w:i/>
+          <w:iCs/>
           <w:color w:val="FF4400"/>
           <w:sz w:val="24"/>
+          <w:szCs w:val="24"/>
         </w:rPr>
         <w:t>Вірні:</w:t>
       </w:r>
       <w:r>
         <w:rPr>
-          <w:rFonts w:ascii="Times New Roman" w:hAnsi="Times New Roman"/>
-          <w:color w:val="000000"/>
-          <w:sz w:val="24"/>
+          <w:rFonts w:ascii="Times New Roman" w:hAnsi="Times New Roman" w:cs="Times New Roman"/>
+          <w:color w:val="000000"/>
+          <w:sz w:val="24"/>
+          <w:szCs w:val="24"/>
         </w:rPr>
         <w:t xml:space="preserve"> Го́споди, поми́луй.</w:t>
       </w:r>
@@ -12891,9 +13053,10 @@
       </w:pPr>
       <w:r>
         <w:rPr>
-          <w:rFonts w:ascii="Times New Roman" w:hAnsi="Times New Roman"/>
-          <w:color w:val="000000"/>
-          <w:sz w:val="24"/>
+          <w:rFonts w:ascii="Times New Roman" w:hAnsi="Times New Roman" w:cs="Times New Roman"/>
+          <w:color w:val="000000"/>
+          <w:sz w:val="24"/>
+          <w:szCs w:val="24"/>
         </w:rPr>
         <w:t>Пресвяту, пречисту, преблагословенну, славну Владичицю нашу Богородицю і приснодіву Марію, з усіма святими пом’янувши, самих себе, і один одного, і все життя наше Христу Богові віддаймо.</w:t>
       </w:r>
@@ -12904,18 +13067,21 @@
       </w:pPr>
       <w:r>
         <w:rPr>
-          <w:rFonts w:ascii="Times New Roman" w:hAnsi="Times New Roman"/>
-          <w:i/>
+          <w:rFonts w:ascii="Times New Roman" w:hAnsi="Times New Roman" w:cs="Times New Roman"/>
+          <w:i/>
+          <w:iCs/>
           <w:color w:val="FF4400"/>
           <w:sz w:val="24"/>
+          <w:szCs w:val="24"/>
         </w:rPr>
         <w:t>Вірні:</w:t>
       </w:r>
       <w:r>
         <w:rPr>
-          <w:rFonts w:ascii="Times New Roman" w:hAnsi="Times New Roman"/>
-          <w:color w:val="000000"/>
-          <w:sz w:val="24"/>
+          <w:rFonts w:ascii="Times New Roman" w:hAnsi="Times New Roman" w:cs="Times New Roman"/>
+          <w:color w:val="000000"/>
+          <w:sz w:val="24"/>
+          <w:szCs w:val="24"/>
         </w:rPr>
         <w:t xml:space="preserve"> Тобі́, Го́споди.</w:t>
       </w:r>
@@ -12955,6 +13121,7 @@
         <w:rPr>
           <w:rFonts w:ascii="Times New Roman" w:hAnsi="Times New Roman" w:cs="Times New Roman"/>
           <w:i/>
+          <w:iCs/>
           <w:color w:val="FF0000"/>
           <w:sz w:val="24"/>
           <w:szCs w:val="24"/>
@@ -12993,6 +13160,7 @@
         <w:rPr>
           <w:rFonts w:ascii="Times New Roman" w:hAnsi="Times New Roman" w:cs="Times New Roman"/>
           <w:i/>
+          <w:iCs/>
           <w:color w:val="FF0000"/>
           <w:sz w:val="24"/>
           <w:szCs w:val="24"/>
@@ -13036,7 +13204,9 @@
         <w:rPr>
           <w:rFonts w:ascii="Times New Roman" w:eastAsia="Times New Roman" w:hAnsi="Times New Roman" w:cs="Times New Roman"/>
           <w:b/>
-          <w:i/>
+          <w:bCs/>
+          <w:i/>
+          <w:iCs/>
           <w:color w:val="FF0000"/>
         </w:rPr>
       </w:pPr>
@@ -13044,7 +13214,9 @@
         <w:rPr>
           <w:rFonts w:ascii="Times New Roman" w:eastAsia="Times New Roman" w:hAnsi="Times New Roman" w:cs="Times New Roman"/>
           <w:b/>
-          <w:i/>
+          <w:bCs/>
+          <w:i/>
+          <w:iCs/>
           <w:color w:val="FF0000"/>
           <w:sz w:val="24"/>
         </w:rPr>
@@ -13065,6 +13237,7 @@
         <w:rPr>
           <w:rFonts w:ascii="Times New Roman" w:hAnsi="Times New Roman" w:cs="Times New Roman"/>
           <w:i/>
+          <w:iCs/>
           <w:color w:val="FF0000"/>
           <w:sz w:val="24"/>
           <w:szCs w:val="24"/>
@@ -13089,6 +13262,7 @@
         <w:rPr>
           <w:rFonts w:ascii="Times New Roman" w:hAnsi="Times New Roman" w:cs="Times New Roman"/>
           <w:i/>
+          <w:iCs/>
           <w:color w:val="FF0000"/>
           <w:sz w:val="24"/>
           <w:szCs w:val="24"/>
@@ -13098,6 +13272,7 @@
         <w:rPr>
           <w:rFonts w:ascii="Times New Roman" w:hAnsi="Times New Roman" w:cs="Times New Roman"/>
           <w:b/>
+          <w:bCs/>
           <w:sz w:val="24"/>
           <w:szCs w:val="24"/>
         </w:rPr>
@@ -13115,6 +13290,7 @@
         <w:rPr>
           <w:rFonts w:ascii="Times New Roman" w:hAnsi="Times New Roman" w:cs="Times New Roman"/>
           <w:i/>
+          <w:iCs/>
           <w:color w:val="FF0000"/>
           <w:sz w:val="24"/>
           <w:szCs w:val="24"/>
@@ -13129,28 +13305,31 @@
         <w:rPr>
           <w:rFonts w:ascii="Times New Roman" w:hAnsi="Times New Roman" w:cs="Times New Roman"/>
           <w:i/>
-          <w:color w:val="FF0000"/>
-          <w:sz w:val="24"/>
-          <w:szCs w:val="24"/>
-        </w:rPr>
-      </w:pPr>
-    </w:p>
-    <w:p>
-      <w:pPr>
-        <w:spacing w:after="120"/>
-        <w:jc w:val="both"/>
-        <w:rPr>
-          <w:rFonts w:ascii="Times New Roman" w:hAnsi="Times New Roman" w:cs="Times New Roman"/>
-          <w:i/>
-          <w:color w:val="FF0000"/>
-          <w:sz w:val="24"/>
-          <w:szCs w:val="24"/>
-        </w:rPr>
-      </w:pPr>
-      <w:r>
-        <w:rPr>
-          <w:rFonts w:ascii="Times New Roman" w:hAnsi="Times New Roman" w:cs="Times New Roman"/>
-          <w:i/>
+          <w:iCs/>
+          <w:color w:val="FF0000"/>
+          <w:sz w:val="24"/>
+          <w:szCs w:val="24"/>
+        </w:rPr>
+      </w:pPr>
+    </w:p>
+    <w:p>
+      <w:pPr>
+        <w:spacing w:after="120"/>
+        <w:jc w:val="both"/>
+        <w:rPr>
+          <w:rFonts w:ascii="Times New Roman" w:hAnsi="Times New Roman" w:cs="Times New Roman"/>
+          <w:i/>
+          <w:iCs/>
+          <w:color w:val="FF0000"/>
+          <w:sz w:val="24"/>
+          <w:szCs w:val="24"/>
+        </w:rPr>
+      </w:pPr>
+      <w:r>
+        <w:rPr>
+          <w:rFonts w:ascii="Times New Roman" w:hAnsi="Times New Roman" w:cs="Times New Roman"/>
+          <w:i/>
+          <w:iCs/>
           <w:color w:val="FF0000"/>
           <w:sz w:val="24"/>
           <w:szCs w:val="24"/>
@@ -13165,6 +13344,7 @@
         <w:rPr>
           <w:rFonts w:ascii="Times New Roman" w:hAnsi="Times New Roman" w:cs="Times New Roman"/>
           <w:i/>
+          <w:iCs/>
           <w:color w:val="FF0000"/>
           <w:sz w:val="24"/>
           <w:szCs w:val="24"/>
@@ -13179,6 +13359,7 @@
         <w:rPr>
           <w:rFonts w:ascii="Times New Roman" w:eastAsia="Times New Roman" w:hAnsi="Times New Roman" w:cs="Times New Roman"/>
           <w:i/>
+          <w:iCs/>
           <w:color w:val="FF0000"/>
         </w:rPr>
       </w:pPr>
@@ -13186,7 +13367,9 @@
         <w:rPr>
           <w:rFonts w:ascii="Times New Roman" w:eastAsia="Times New Roman" w:hAnsi="Times New Roman" w:cs="Times New Roman"/>
           <w:b/>
-          <w:i/>
+          <w:bCs/>
+          <w:i/>
+          <w:iCs/>
           <w:color w:val="FF0000"/>
           <w:sz w:val="24"/>
         </w:rPr>
@@ -13199,9 +13382,10 @@
       </w:pPr>
       <w:r>
         <w:rPr>
-          <w:rFonts w:ascii="Times New Roman" w:hAnsi="Times New Roman"/>
-          <w:color w:val="000000"/>
-          <w:sz w:val="24"/>
+          <w:rFonts w:ascii="Times New Roman" w:hAnsi="Times New Roman" w:cs="Times New Roman"/>
+          <w:color w:val="000000"/>
+          <w:sz w:val="24"/>
+          <w:szCs w:val="24"/>
         </w:rPr>
         <w:t>Ще і ще в мирі Господеві помолімся.</w:t>
       </w:r>
@@ -13212,18 +13396,21 @@
       </w:pPr>
       <w:r>
         <w:rPr>
-          <w:rFonts w:ascii="Times New Roman" w:hAnsi="Times New Roman"/>
-          <w:i/>
+          <w:rFonts w:ascii="Times New Roman" w:hAnsi="Times New Roman" w:cs="Times New Roman"/>
+          <w:i/>
+          <w:iCs/>
           <w:color w:val="FF4400"/>
           <w:sz w:val="24"/>
+          <w:szCs w:val="24"/>
         </w:rPr>
         <w:t>Вірні:</w:t>
       </w:r>
       <w:r>
         <w:rPr>
-          <w:rFonts w:ascii="Times New Roman" w:hAnsi="Times New Roman"/>
-          <w:color w:val="000000"/>
-          <w:sz w:val="24"/>
+          <w:rFonts w:ascii="Times New Roman" w:hAnsi="Times New Roman" w:cs="Times New Roman"/>
+          <w:color w:val="000000"/>
+          <w:sz w:val="24"/>
+          <w:szCs w:val="24"/>
         </w:rPr>
         <w:t xml:space="preserve"> Го́споди, поми́луй.</w:t>
       </w:r>
@@ -13234,8 +13421,9 @@
       </w:pPr>
       <w:r>
         <w:rPr>
-          <w:rFonts w:ascii="Times New Roman" w:hAnsi="Times New Roman"/>
-          <w:sz w:val="24"/>
+          <w:rFonts w:ascii="Times New Roman" w:hAnsi="Times New Roman" w:cs="Times New Roman"/>
+          <w:sz w:val="24"/>
+          <w:szCs w:val="24"/>
         </w:rPr>
         <w:t>Заступи, спаси, помилуй і охорони нас, Боже, Твоєю благодаттю</w:t>
       </w:r>
@@ -13246,18 +13434,21 @@
       </w:pPr>
       <w:r>
         <w:rPr>
-          <w:rFonts w:ascii="Times New Roman" w:hAnsi="Times New Roman"/>
-          <w:i/>
+          <w:rFonts w:ascii="Times New Roman" w:hAnsi="Times New Roman" w:cs="Times New Roman"/>
+          <w:i/>
+          <w:iCs/>
           <w:color w:val="FF4400"/>
           <w:sz w:val="24"/>
+          <w:szCs w:val="24"/>
         </w:rPr>
         <w:t>Вірні:</w:t>
       </w:r>
       <w:r>
         <w:rPr>
-          <w:rFonts w:ascii="Times New Roman" w:hAnsi="Times New Roman"/>
-          <w:color w:val="000000"/>
-          <w:sz w:val="24"/>
+          <w:rFonts w:ascii="Times New Roman" w:hAnsi="Times New Roman" w:cs="Times New Roman"/>
+          <w:color w:val="000000"/>
+          <w:sz w:val="24"/>
+          <w:szCs w:val="24"/>
         </w:rPr>
         <w:t xml:space="preserve"> Го́споди, поми́луй.</w:t>
       </w:r>
@@ -13268,9 +13459,10 @@
       </w:pPr>
       <w:r>
         <w:rPr>
-          <w:rFonts w:ascii="Times New Roman" w:hAnsi="Times New Roman"/>
-          <w:color w:val="000000"/>
-          <w:sz w:val="24"/>
+          <w:rFonts w:ascii="Times New Roman" w:hAnsi="Times New Roman" w:cs="Times New Roman"/>
+          <w:color w:val="000000"/>
+          <w:sz w:val="24"/>
+          <w:szCs w:val="24"/>
         </w:rPr>
         <w:t>Пресвяту, пречисту, преблагословенну, славну Владичицю нашу Богородицю і приснодіву Марію, з усіма святими пом’янувши, самих себе, і один одного, і все життя наше Христу Богові віддаймо.</w:t>
       </w:r>
@@ -13281,18 +13473,21 @@
       </w:pPr>
       <w:r>
         <w:rPr>
-          <w:rFonts w:ascii="Times New Roman" w:hAnsi="Times New Roman"/>
-          <w:i/>
+          <w:rFonts w:ascii="Times New Roman" w:hAnsi="Times New Roman" w:cs="Times New Roman"/>
+          <w:i/>
+          <w:iCs/>
           <w:color w:val="FF4400"/>
           <w:sz w:val="24"/>
+          <w:szCs w:val="24"/>
         </w:rPr>
         <w:t>Вірні:</w:t>
       </w:r>
       <w:r>
         <w:rPr>
-          <w:rFonts w:ascii="Times New Roman" w:hAnsi="Times New Roman"/>
-          <w:color w:val="000000"/>
-          <w:sz w:val="24"/>
+          <w:rFonts w:ascii="Times New Roman" w:hAnsi="Times New Roman" w:cs="Times New Roman"/>
+          <w:color w:val="000000"/>
+          <w:sz w:val="24"/>
+          <w:szCs w:val="24"/>
         </w:rPr>
         <w:t xml:space="preserve"> Тобі́, Го́споди.</w:t>
       </w:r>
@@ -13332,6 +13527,7 @@
         <w:rPr>
           <w:rFonts w:ascii="Times New Roman" w:hAnsi="Times New Roman" w:cs="Times New Roman"/>
           <w:i/>
+          <w:iCs/>
           <w:color w:val="FF0000"/>
           <w:sz w:val="24"/>
           <w:szCs w:val="24"/>
@@ -13345,25 +13541,7 @@
           <w:sz w:val="24"/>
           <w:szCs w:val="24"/>
         </w:rPr>
-        <w:t xml:space="preserve">Бо Ти благий і </w:t>
-      </w:r>
-      <w:r>
-        <w:rPr>
-          <w:rFonts w:ascii="Times New Roman" w:hAnsi="Times New Roman" w:cs="Times New Roman"/>
-          <w:color w:val="000000"/>
-          <w:sz w:val="24"/>
-          <w:szCs w:val="24"/>
-        </w:rPr>
-        <w:t>людинолюбний</w:t>
-      </w:r>
-      <w:r>
-        <w:rPr>
-          <w:rFonts w:ascii="Times New Roman" w:hAnsi="Times New Roman" w:cs="Times New Roman"/>
-          <w:color w:val="000000"/>
-          <w:sz w:val="24"/>
-          <w:szCs w:val="24"/>
-        </w:rPr>
-        <w:t xml:space="preserve"> Бог єси і Тобі славу возсилаємо Отцю, і Сину, і Святому Духові</w:t>
+        <w:t>Бо Ти благий і людинолюбний Бог єси і Тобі славу возсилаємо Отцю, і Сину, і Святому Духові</w:t>
       </w:r>
       <w:r>
         <w:rPr>
@@ -13388,6 +13566,7 @@
         <w:rPr>
           <w:rFonts w:ascii="Times New Roman" w:hAnsi="Times New Roman" w:cs="Times New Roman"/>
           <w:i/>
+          <w:iCs/>
           <w:color w:val="FF0000"/>
           <w:sz w:val="24"/>
           <w:szCs w:val="24"/>
@@ -13431,7 +13610,9 @@
         <w:rPr>
           <w:rFonts w:ascii="Times New Roman" w:eastAsia="Times New Roman" w:hAnsi="Times New Roman" w:cs="Times New Roman"/>
           <w:b/>
-          <w:i/>
+          <w:bCs/>
+          <w:i/>
+          <w:iCs/>
           <w:color w:val="FF0000"/>
         </w:rPr>
       </w:pPr>
@@ -13439,7 +13620,9 @@
         <w:rPr>
           <w:rFonts w:ascii="Times New Roman" w:eastAsia="Times New Roman" w:hAnsi="Times New Roman" w:cs="Times New Roman"/>
           <w:b/>
-          <w:i/>
+          <w:bCs/>
+          <w:i/>
+          <w:iCs/>
           <w:color w:val="FF0000"/>
           <w:sz w:val="24"/>
         </w:rPr>
@@ -13461,6 +13644,7 @@
         <w:rPr>
           <w:rFonts w:ascii="Times New Roman" w:hAnsi="Times New Roman" w:cs="Times New Roman"/>
           <w:i/>
+          <w:iCs/>
           <w:color w:val="FF0000"/>
           <w:sz w:val="24"/>
           <w:szCs w:val="24"/>
@@ -13485,6 +13669,7 @@
         <w:rPr>
           <w:rFonts w:ascii="Times New Roman" w:hAnsi="Times New Roman" w:cs="Times New Roman"/>
           <w:i/>
+          <w:iCs/>
           <w:color w:val="FF0000"/>
           <w:sz w:val="24"/>
           <w:szCs w:val="24"/>
@@ -13494,6 +13679,7 @@
         <w:rPr>
           <w:rFonts w:ascii="Times New Roman" w:hAnsi="Times New Roman" w:cs="Times New Roman"/>
           <w:b/>
+          <w:bCs/>
           <w:sz w:val="24"/>
           <w:szCs w:val="24"/>
         </w:rPr>
@@ -13511,6 +13697,7 @@
         <w:rPr>
           <w:rFonts w:ascii="Times New Roman" w:hAnsi="Times New Roman" w:cs="Times New Roman"/>
           <w:i/>
+          <w:iCs/>
           <w:color w:val="FF0000"/>
           <w:sz w:val="24"/>
           <w:szCs w:val="24"/>
@@ -13525,6 +13712,7 @@
         <w:rPr>
           <w:rFonts w:ascii="Times New Roman" w:hAnsi="Times New Roman" w:cs="Times New Roman"/>
           <w:i/>
+          <w:iCs/>
           <w:color w:val="FF0000"/>
           <w:sz w:val="24"/>
           <w:szCs w:val="24"/>
@@ -13539,7 +13727,9 @@
         <w:rPr>
           <w:rFonts w:ascii="Times New Roman" w:eastAsia="Times New Roman" w:hAnsi="Times New Roman" w:cs="Times New Roman"/>
           <w:b/>
-          <w:i/>
+          <w:bCs/>
+          <w:i/>
+          <w:iCs/>
           <w:color w:val="FF0000"/>
         </w:rPr>
       </w:pPr>
@@ -13547,7 +13737,9 @@
         <w:rPr>
           <w:rFonts w:ascii="Times New Roman" w:eastAsia="Times New Roman" w:hAnsi="Times New Roman" w:cs="Times New Roman"/>
           <w:b/>
-          <w:i/>
+          <w:bCs/>
+          <w:i/>
+          <w:iCs/>
           <w:color w:val="FF0000"/>
           <w:sz w:val="24"/>
         </w:rPr>
@@ -13941,6 +14133,7 @@
         <w:rPr>
           <w:rFonts w:ascii="Times New Roman" w:hAnsi="Times New Roman" w:cs="Times New Roman"/>
           <w:i/>
+          <w:iCs/>
           <w:sz w:val="24"/>
           <w:szCs w:val="24"/>
           <w:u w:val="single"/>
@@ -13953,16 +14146,18 @@
           <w:szCs w:val="24"/>
           <w:u w:val="single"/>
         </w:rPr>
-        <w:t xml:space="preserve">[Господи, Боже наш! Ти за покаяння дарував людям відпущення, нам же, як образ пізнання і визнання гріхів, показав покаяння і прощення пророка Давида. Тож, Владико, помилуй з великої милости твоєї нас, що в чимало великих гріхів впали, і по багатстві ласк твоїх очисти беззаконня наші, бо перед тобою згрішили ми, Господи, що невідомі й таємні речі серця людського знаєш, і єдиний ти маєш владу прощати гріхи. Серце ж чисте вчини в нас і Духом владичним утверди нас, і радість спасіння твого яви нам. Не відкинь нас від лиця твого, але дозволь, як </w:t>
-      </w:r>
-      <w:r>
-        <w:rPr>
-          <w:rFonts w:ascii="Times New Roman" w:hAnsi="Times New Roman" w:cs="Times New Roman"/>
+        <w:t>[Господи, Боже наш! Ти за покаяння дарував людям відпущення, нам же, як образ пізнання і визнання гріхів, показав покаяння і прощення пророка Давида. Тож, Владико, помилуй з великої милости твоєї нас, що в чимало великих гріхів впали, і по багатстві ласк твоїх очисти беззаконня наші, бо перед тобою згрішили ми, Господи, що невідомі й таємні речі серця людського знаєш, і єдиний ти маєш владу прощати гріхи. Серце ж чисте вчини в нас і Духом владичним утверди нас, і радість спасіння твого яви нам. Не відкинь нас від лиця твого, але дозволь, як Благий і людинолюбний, аж до останнього нашого віддиху появляти тобі жертву справедливости й приноси на святих твоїх жертовниках Благодаттю і щедротами і людинолюбʼям єдинородного Сина твого, з яким ти благословенний єси, з пресвятим і благим і животворчим твоїм Духом, нині і повсякчас, і на віки віків.</w:t>
+      </w:r>
+      <w:r>
+        <w:rPr>
+          <w:rFonts w:ascii="Times New Roman" w:hAnsi="Times New Roman" w:cs="Times New Roman"/>
+          <w:i/>
+          <w:iCs/>
           <w:sz w:val="24"/>
           <w:szCs w:val="24"/>
           <w:u w:val="single"/>
         </w:rPr>
-        <w:t>Благий</w:t>
+        <w:t xml:space="preserve"> </w:t>
       </w:r>
       <w:r>
         <w:rPr>
@@ -13971,79 +14166,6 @@
           <w:szCs w:val="24"/>
           <w:u w:val="single"/>
         </w:rPr>
-        <w:t xml:space="preserve"> і </w:t>
-      </w:r>
-      <w:r>
-        <w:rPr>
-          <w:rFonts w:ascii="Times New Roman" w:hAnsi="Times New Roman" w:cs="Times New Roman"/>
-          <w:sz w:val="24"/>
-          <w:szCs w:val="24"/>
-          <w:u w:val="single"/>
-        </w:rPr>
-        <w:t>людинолюбний</w:t>
-      </w:r>
-      <w:r>
-        <w:rPr>
-          <w:rFonts w:ascii="Times New Roman" w:hAnsi="Times New Roman" w:cs="Times New Roman"/>
-          <w:sz w:val="24"/>
-          <w:szCs w:val="24"/>
-          <w:u w:val="single"/>
-        </w:rPr>
-        <w:t xml:space="preserve">, аж до останнього нашого віддиху появляти тобі жертву справедливости й приноси на святих твоїх жертовниках Благодаттю і щедротами і </w:t>
-      </w:r>
-      <w:r>
-        <w:rPr>
-          <w:rFonts w:ascii="Times New Roman" w:hAnsi="Times New Roman" w:cs="Times New Roman"/>
-          <w:sz w:val="24"/>
-          <w:szCs w:val="24"/>
-          <w:u w:val="single"/>
-        </w:rPr>
-        <w:t>людинолюбʼям</w:t>
-      </w:r>
-      <w:r>
-        <w:rPr>
-          <w:rFonts w:ascii="Times New Roman" w:hAnsi="Times New Roman" w:cs="Times New Roman"/>
-          <w:sz w:val="24"/>
-          <w:szCs w:val="24"/>
-          <w:u w:val="single"/>
-        </w:rPr>
-        <w:t xml:space="preserve"> єдинородного Сина твого, з яким ти благословенний єси, з пресвятим і благим і животвор</w:t>
-      </w:r>
-      <w:r>
-        <w:rPr>
-          <w:rFonts w:ascii="Times New Roman" w:hAnsi="Times New Roman" w:cs="Times New Roman"/>
-          <w:sz w:val="24"/>
-          <w:szCs w:val="24"/>
-          <w:u w:val="single"/>
-        </w:rPr>
-        <w:t>ч</w:t>
-      </w:r>
-      <w:r>
-        <w:rPr>
-          <w:rFonts w:ascii="Times New Roman" w:hAnsi="Times New Roman" w:cs="Times New Roman"/>
-          <w:sz w:val="24"/>
-          <w:szCs w:val="24"/>
-          <w:u w:val="single"/>
-        </w:rPr>
-        <w:t>им твоїм Духом, нині і повсякчас, і на віки віків.</w:t>
-      </w:r>
-      <w:r>
-        <w:rPr>
-          <w:rFonts w:ascii="Times New Roman" w:hAnsi="Times New Roman" w:cs="Times New Roman"/>
-          <w:i/>
-          <w:sz w:val="24"/>
-          <w:szCs w:val="24"/>
-          <w:u w:val="single"/>
-        </w:rPr>
-        <w:t xml:space="preserve"> </w:t>
-      </w:r>
-      <w:r>
-        <w:rPr>
-          <w:rFonts w:ascii="Times New Roman" w:hAnsi="Times New Roman" w:cs="Times New Roman"/>
-          <w:sz w:val="24"/>
-          <w:szCs w:val="24"/>
-          <w:u w:val="single"/>
-        </w:rPr>
         <w:t>Амінь.]</w:t>
       </w:r>
     </w:p>
@@ -14054,7 +14176,9 @@
         <w:rPr>
           <w:rFonts w:ascii="Times New Roman" w:hAnsi="Times New Roman" w:cs="Times New Roman"/>
           <w:b/>
-          <w:i/>
+          <w:bCs/>
+          <w:i/>
+          <w:iCs/>
           <w:color w:val="FF0000"/>
           <w:sz w:val="24"/>
           <w:szCs w:val="24"/>
@@ -14069,7 +14193,9 @@
         <w:rPr>
           <w:rFonts w:ascii="Times New Roman" w:eastAsia="Times New Roman" w:hAnsi="Times New Roman" w:cs="Times New Roman"/>
           <w:b/>
-          <w:i/>
+          <w:bCs/>
+          <w:i/>
+          <w:iCs/>
           <w:color w:val="FF0000"/>
           <w:sz w:val="24"/>
           <w:szCs w:val="24"/>
@@ -14079,7 +14205,9 @@
         <w:rPr>
           <w:rFonts w:ascii="Times New Roman" w:eastAsia="Times New Roman" w:hAnsi="Times New Roman" w:cs="Times New Roman"/>
           <w:b/>
-          <w:i/>
+          <w:bCs/>
+          <w:i/>
+          <w:iCs/>
           <w:color w:val="FF0000"/>
           <w:sz w:val="24"/>
           <w:szCs w:val="24"/>
@@ -14094,6 +14222,7 @@
         <w:rPr>
           <w:rFonts w:ascii="Times New Roman" w:hAnsi="Times New Roman" w:cs="Times New Roman"/>
           <w:b/>
+          <w:bCs/>
           <w:color w:val="4169E1"/>
           <w:sz w:val="24"/>
           <w:szCs w:val="24"/>
@@ -14103,6 +14232,7 @@
         <w:rPr>
           <w:rFonts w:ascii="Times New Roman" w:hAnsi="Times New Roman" w:cs="Times New Roman"/>
           <w:i/>
+          <w:iCs/>
           <w:color w:val="FF0000"/>
           <w:sz w:val="24"/>
           <w:szCs w:val="24"/>
@@ -14162,6 +14292,7 @@
         <w:rPr>
           <w:rFonts w:ascii="Times New Roman" w:hAnsi="Times New Roman" w:cs="Times New Roman"/>
           <w:i/>
+          <w:iCs/>
           <w:color w:val="FF0000"/>
           <w:sz w:val="24"/>
           <w:szCs w:val="24"/>
@@ -14181,6 +14312,7 @@
         <w:rPr>
           <w:rFonts w:ascii="Times New Roman" w:hAnsi="Times New Roman" w:cs="Times New Roman"/>
           <w:i/>
+          <w:iCs/>
           <w:color w:val="FF0000"/>
           <w:sz w:val="24"/>
           <w:szCs w:val="24"/>
@@ -14191,6 +14323,7 @@
         <w:rPr>
           <w:rFonts w:ascii="Times New Roman" w:hAnsi="Times New Roman" w:cs="Times New Roman"/>
           <w:i/>
+          <w:iCs/>
           <w:color w:val="000000"/>
           <w:sz w:val="24"/>
           <w:szCs w:val="24"/>
@@ -14201,6 +14334,7 @@
         <w:rPr>
           <w:rFonts w:ascii="Times New Roman" w:hAnsi="Times New Roman" w:cs="Times New Roman"/>
           <w:b/>
+          <w:bCs/>
           <w:sz w:val="24"/>
           <w:szCs w:val="24"/>
           <w:highlight w:val="white"/>
@@ -14231,6 +14365,7 @@
         <w:rPr>
           <w:rFonts w:ascii="Times New Roman" w:hAnsi="Times New Roman" w:cs="Times New Roman"/>
           <w:i/>
+          <w:iCs/>
           <w:color w:val="FF0000"/>
           <w:sz w:val="24"/>
           <w:szCs w:val="24"/>
@@ -14241,6 +14376,7 @@
         <w:rPr>
           <w:rFonts w:ascii="Times New Roman" w:hAnsi="Times New Roman" w:cs="Times New Roman"/>
           <w:i/>
+          <w:iCs/>
           <w:color w:val="000000"/>
           <w:sz w:val="24"/>
           <w:szCs w:val="24"/>
@@ -14302,6 +14438,7 @@
         <w:rPr>
           <w:rFonts w:ascii="Times New Roman" w:hAnsi="Times New Roman" w:cs="Times New Roman"/>
           <w:i/>
+          <w:iCs/>
           <w:color w:val="FF0000"/>
           <w:sz w:val="24"/>
           <w:szCs w:val="24"/>
@@ -14363,6 +14500,7 @@
         <w:rPr>
           <w:rFonts w:ascii="Times New Roman" w:hAnsi="Times New Roman" w:cs="Times New Roman"/>
           <w:i/>
+          <w:iCs/>
           <w:color w:val="FF0000"/>
           <w:sz w:val="24"/>
           <w:szCs w:val="24"/>
@@ -14416,6 +14554,7 @@
         <w:rPr>
           <w:rFonts w:ascii="Times New Roman" w:hAnsi="Times New Roman" w:cs="Times New Roman"/>
           <w:b/>
+          <w:bCs/>
           <w:sz w:val="24"/>
           <w:szCs w:val="24"/>
         </w:rPr>
@@ -14425,6 +14564,7 @@
         <w:rPr>
           <w:rFonts w:ascii="Times New Roman" w:hAnsi="Times New Roman" w:cs="Times New Roman"/>
           <w:i/>
+          <w:iCs/>
           <w:color w:val="FF0000"/>
           <w:sz w:val="24"/>
           <w:szCs w:val="24"/>
@@ -14465,6 +14605,7 @@
         <w:rPr>
           <w:rFonts w:ascii="Times New Roman" w:hAnsi="Times New Roman" w:cs="Times New Roman"/>
           <w:i/>
+          <w:iCs/>
           <w:color w:val="FF0000"/>
           <w:sz w:val="24"/>
           <w:szCs w:val="24"/>
@@ -14484,6 +14625,7 @@
         <w:rPr>
           <w:rFonts w:ascii="Times New Roman" w:hAnsi="Times New Roman" w:cs="Times New Roman"/>
           <w:i/>
+          <w:iCs/>
           <w:color w:val="FF0000"/>
           <w:sz w:val="24"/>
           <w:szCs w:val="24"/>
@@ -14494,6 +14636,7 @@
         <w:rPr>
           <w:rFonts w:ascii="Times New Roman" w:hAnsi="Times New Roman" w:cs="Times New Roman"/>
           <w:i/>
+          <w:iCs/>
           <w:color w:val="000000"/>
           <w:sz w:val="24"/>
           <w:szCs w:val="24"/>
@@ -14504,31 +14647,12 @@
         <w:rPr>
           <w:rFonts w:ascii="Times New Roman" w:hAnsi="Times New Roman" w:cs="Times New Roman"/>
           <w:b/>
-          <w:color w:val="000000"/>
-          <w:sz w:val="24"/>
-          <w:szCs w:val="24"/>
-        </w:rPr>
-        <w:t xml:space="preserve">Утверди мене, Христе, на непохитній скелі заповідей Твоїх і просвіти мене світлом лиця Твого: нема бо святого понад Тебе, </w:t>
-      </w:r>
-      <w:r>
-        <w:rPr>
-          <w:rFonts w:ascii="Times New Roman" w:hAnsi="Times New Roman" w:cs="Times New Roman"/>
-          <w:b/>
-          <w:color w:val="000000"/>
-          <w:sz w:val="24"/>
-          <w:szCs w:val="24"/>
-        </w:rPr>
-        <w:t>Людинолюбче</w:t>
-      </w:r>
-      <w:r>
-        <w:rPr>
-          <w:rFonts w:ascii="Times New Roman" w:hAnsi="Times New Roman" w:cs="Times New Roman"/>
-          <w:b/>
-          <w:color w:val="000000"/>
-          <w:sz w:val="24"/>
-          <w:szCs w:val="24"/>
-        </w:rPr>
-        <w:t>.</w:t>
+          <w:bCs/>
+          <w:color w:val="000000"/>
+          <w:sz w:val="24"/>
+          <w:szCs w:val="24"/>
+        </w:rPr>
+        <w:t>Утверди мене, Христе, на непохитній скелі заповідей Твоїх і просвіти мене світлом лиця Твого: нема бо святого понад Тебе, Людинолюбче.</w:t>
       </w:r>
     </w:p>
     <w:p>
@@ -14554,6 +14678,7 @@
         <w:rPr>
           <w:rFonts w:ascii="Times New Roman" w:hAnsi="Times New Roman" w:cs="Times New Roman"/>
           <w:i/>
+          <w:iCs/>
           <w:color w:val="FF0000"/>
           <w:sz w:val="24"/>
           <w:szCs w:val="24"/>
@@ -14564,6 +14689,7 @@
         <w:rPr>
           <w:rFonts w:ascii="Times New Roman" w:hAnsi="Times New Roman" w:cs="Times New Roman"/>
           <w:i/>
+          <w:iCs/>
           <w:color w:val="000000"/>
           <w:sz w:val="24"/>
           <w:szCs w:val="24"/>
@@ -14625,6 +14751,7 @@
         <w:rPr>
           <w:rFonts w:ascii="Times New Roman" w:hAnsi="Times New Roman" w:cs="Times New Roman"/>
           <w:i/>
+          <w:iCs/>
           <w:color w:val="FF0000"/>
           <w:sz w:val="24"/>
           <w:szCs w:val="24"/>
@@ -14635,6 +14762,7 @@
         <w:rPr>
           <w:rFonts w:ascii="Times New Roman" w:hAnsi="Times New Roman" w:cs="Times New Roman"/>
           <w:i/>
+          <w:iCs/>
           <w:color w:val="000000"/>
           <w:sz w:val="24"/>
           <w:szCs w:val="24"/>
@@ -14696,6 +14824,7 @@
         <w:rPr>
           <w:rFonts w:ascii="Times New Roman" w:hAnsi="Times New Roman" w:cs="Times New Roman"/>
           <w:i/>
+          <w:iCs/>
           <w:color w:val="FF0000"/>
           <w:sz w:val="24"/>
           <w:szCs w:val="24"/>
@@ -14706,6 +14835,7 @@
         <w:rPr>
           <w:rFonts w:ascii="Times New Roman" w:hAnsi="Times New Roman" w:cs="Times New Roman"/>
           <w:i/>
+          <w:iCs/>
           <w:color w:val="000000"/>
           <w:sz w:val="24"/>
           <w:szCs w:val="24"/>
@@ -14759,6 +14889,7 @@
         <w:rPr>
           <w:rFonts w:ascii="Times New Roman" w:hAnsi="Times New Roman" w:cs="Times New Roman"/>
           <w:b/>
+          <w:bCs/>
           <w:sz w:val="24"/>
           <w:szCs w:val="24"/>
         </w:rPr>
@@ -14768,6 +14899,7 @@
         <w:rPr>
           <w:rFonts w:ascii="Times New Roman" w:hAnsi="Times New Roman" w:cs="Times New Roman"/>
           <w:i/>
+          <w:iCs/>
           <w:color w:val="FF0000"/>
           <w:sz w:val="24"/>
           <w:szCs w:val="24"/>
@@ -14813,6 +14945,7 @@
         <w:rPr>
           <w:rFonts w:ascii="Times New Roman" w:eastAsia="Times New Roman" w:hAnsi="Times New Roman" w:cs="Times New Roman"/>
           <w:i/>
+          <w:iCs/>
           <w:color w:val="FF0000"/>
         </w:rPr>
       </w:pPr>
@@ -14820,7 +14953,9 @@
         <w:rPr>
           <w:rFonts w:ascii="Times New Roman" w:eastAsia="Times New Roman" w:hAnsi="Times New Roman" w:cs="Times New Roman"/>
           <w:b/>
-          <w:i/>
+          <w:bCs/>
+          <w:i/>
+          <w:iCs/>
           <w:color w:val="FF0000"/>
           <w:sz w:val="24"/>
         </w:rPr>
@@ -14833,9 +14968,10 @@
       </w:pPr>
       <w:r>
         <w:rPr>
-          <w:rFonts w:ascii="Times New Roman" w:hAnsi="Times New Roman"/>
-          <w:color w:val="000000"/>
-          <w:sz w:val="24"/>
+          <w:rFonts w:ascii="Times New Roman" w:hAnsi="Times New Roman" w:cs="Times New Roman"/>
+          <w:color w:val="000000"/>
+          <w:sz w:val="24"/>
+          <w:szCs w:val="24"/>
         </w:rPr>
         <w:t>Ще і ще в мирі Господеві помолімся.</w:t>
       </w:r>
@@ -14846,18 +14982,21 @@
       </w:pPr>
       <w:r>
         <w:rPr>
-          <w:rFonts w:ascii="Times New Roman" w:hAnsi="Times New Roman"/>
-          <w:i/>
+          <w:rFonts w:ascii="Times New Roman" w:hAnsi="Times New Roman" w:cs="Times New Roman"/>
+          <w:i/>
+          <w:iCs/>
           <w:color w:val="FF4400"/>
           <w:sz w:val="24"/>
+          <w:szCs w:val="24"/>
         </w:rPr>
         <w:t>Вірні:</w:t>
       </w:r>
       <w:r>
         <w:rPr>
-          <w:rFonts w:ascii="Times New Roman" w:hAnsi="Times New Roman"/>
-          <w:color w:val="000000"/>
-          <w:sz w:val="24"/>
+          <w:rFonts w:ascii="Times New Roman" w:hAnsi="Times New Roman" w:cs="Times New Roman"/>
+          <w:color w:val="000000"/>
+          <w:sz w:val="24"/>
+          <w:szCs w:val="24"/>
         </w:rPr>
         <w:t xml:space="preserve"> Го́споди, поми́луй.</w:t>
       </w:r>
@@ -14868,8 +15007,9 @@
       </w:pPr>
       <w:r>
         <w:rPr>
-          <w:rFonts w:ascii="Times New Roman" w:hAnsi="Times New Roman"/>
-          <w:sz w:val="24"/>
+          <w:rFonts w:ascii="Times New Roman" w:hAnsi="Times New Roman" w:cs="Times New Roman"/>
+          <w:sz w:val="24"/>
+          <w:szCs w:val="24"/>
         </w:rPr>
         <w:t>Заступи, спаси, помилуй і охорони нас, Боже, Твоєю благодаттю</w:t>
       </w:r>
@@ -14880,18 +15020,21 @@
       </w:pPr>
       <w:r>
         <w:rPr>
-          <w:rFonts w:ascii="Times New Roman" w:hAnsi="Times New Roman"/>
-          <w:i/>
+          <w:rFonts w:ascii="Times New Roman" w:hAnsi="Times New Roman" w:cs="Times New Roman"/>
+          <w:i/>
+          <w:iCs/>
           <w:color w:val="FF4400"/>
           <w:sz w:val="24"/>
+          <w:szCs w:val="24"/>
         </w:rPr>
         <w:t>Вірні:</w:t>
       </w:r>
       <w:r>
         <w:rPr>
-          <w:rFonts w:ascii="Times New Roman" w:hAnsi="Times New Roman"/>
-          <w:color w:val="000000"/>
-          <w:sz w:val="24"/>
+          <w:rFonts w:ascii="Times New Roman" w:hAnsi="Times New Roman" w:cs="Times New Roman"/>
+          <w:color w:val="000000"/>
+          <w:sz w:val="24"/>
+          <w:szCs w:val="24"/>
         </w:rPr>
         <w:t xml:space="preserve"> Го́споди, поми́луй.</w:t>
       </w:r>
@@ -14902,9 +15045,10 @@
       </w:pPr>
       <w:r>
         <w:rPr>
-          <w:rFonts w:ascii="Times New Roman" w:hAnsi="Times New Roman"/>
-          <w:color w:val="000000"/>
-          <w:sz w:val="24"/>
+          <w:rFonts w:ascii="Times New Roman" w:hAnsi="Times New Roman" w:cs="Times New Roman"/>
+          <w:color w:val="000000"/>
+          <w:sz w:val="24"/>
+          <w:szCs w:val="24"/>
         </w:rPr>
         <w:t>Пресвяту, пречисту, преблагословенну, славну Владичицю нашу Богородицю і приснодіву Марію, з усіма святими пом’янувши, самих себе, і один одного, і все життя наше Христу Богові віддаймо.</w:t>
       </w:r>
@@ -14915,18 +15059,21 @@
       </w:pPr>
       <w:r>
         <w:rPr>
-          <w:rFonts w:ascii="Times New Roman" w:hAnsi="Times New Roman"/>
-          <w:i/>
+          <w:rFonts w:ascii="Times New Roman" w:hAnsi="Times New Roman" w:cs="Times New Roman"/>
+          <w:i/>
+          <w:iCs/>
           <w:color w:val="FF4400"/>
           <w:sz w:val="24"/>
+          <w:szCs w:val="24"/>
         </w:rPr>
         <w:t>Вірні:</w:t>
       </w:r>
       <w:r>
         <w:rPr>
-          <w:rFonts w:ascii="Times New Roman" w:hAnsi="Times New Roman"/>
-          <w:color w:val="000000"/>
-          <w:sz w:val="24"/>
+          <w:rFonts w:ascii="Times New Roman" w:hAnsi="Times New Roman" w:cs="Times New Roman"/>
+          <w:color w:val="000000"/>
+          <w:sz w:val="24"/>
+          <w:szCs w:val="24"/>
         </w:rPr>
         <w:t xml:space="preserve"> Тобі́, Го́споди.</w:t>
       </w:r>
@@ -14968,6 +15115,7 @@
         <w:rPr>
           <w:rFonts w:ascii="Times New Roman" w:hAnsi="Times New Roman" w:cs="Times New Roman"/>
           <w:i/>
+          <w:iCs/>
           <w:color w:val="FF0000"/>
           <w:sz w:val="24"/>
           <w:szCs w:val="24"/>
@@ -14999,14 +15147,16 @@
         <w:rPr>
           <w:rFonts w:ascii="Times New Roman" w:hAnsi="Times New Roman" w:cs="Times New Roman"/>
           <w:i/>
-          <w:sz w:val="24"/>
-          <w:szCs w:val="24"/>
-        </w:rPr>
-      </w:pPr>
-      <w:r>
-        <w:rPr>
-          <w:rFonts w:ascii="Times New Roman" w:hAnsi="Times New Roman" w:cs="Times New Roman"/>
-          <w:i/>
+          <w:iCs/>
+          <w:sz w:val="24"/>
+          <w:szCs w:val="24"/>
+        </w:rPr>
+      </w:pPr>
+      <w:r>
+        <w:rPr>
+          <w:rFonts w:ascii="Times New Roman" w:hAnsi="Times New Roman" w:cs="Times New Roman"/>
+          <w:i/>
+          <w:iCs/>
           <w:color w:val="FF0000"/>
           <w:sz w:val="24"/>
           <w:szCs w:val="24"/>
@@ -15038,6 +15188,7 @@
         <w:rPr>
           <w:rFonts w:ascii="Times New Roman" w:hAnsi="Times New Roman" w:cs="Times New Roman"/>
           <w:i/>
+          <w:iCs/>
           <w:color w:val="FF0000"/>
           <w:sz w:val="24"/>
           <w:szCs w:val="24"/>
@@ -15066,6 +15217,7 @@
         <w:rPr>
           <w:rFonts w:ascii="Times New Roman" w:hAnsi="Times New Roman" w:cs="Times New Roman"/>
           <w:i/>
+          <w:iCs/>
           <w:color w:val="FF0000"/>
           <w:sz w:val="24"/>
           <w:szCs w:val="24"/>
@@ -15096,6 +15248,7 @@
         <w:rPr>
           <w:rFonts w:ascii="Times New Roman" w:hAnsi="Times New Roman" w:cs="Times New Roman"/>
           <w:i/>
+          <w:iCs/>
           <w:color w:val="FF0000"/>
           <w:sz w:val="24"/>
           <w:szCs w:val="24"/>
@@ -15106,6 +15259,7 @@
         <w:rPr>
           <w:rFonts w:ascii="Times New Roman" w:hAnsi="Times New Roman" w:cs="Times New Roman"/>
           <w:i/>
+          <w:iCs/>
           <w:color w:val="000000"/>
           <w:sz w:val="24"/>
           <w:szCs w:val="24"/>
@@ -15171,6 +15325,7 @@
         <w:rPr>
           <w:rFonts w:ascii="Times New Roman" w:hAnsi="Times New Roman" w:cs="Times New Roman"/>
           <w:i/>
+          <w:iCs/>
           <w:color w:val="FF0000"/>
           <w:sz w:val="24"/>
           <w:szCs w:val="24"/>
@@ -15200,6 +15355,7 @@
         <w:rPr>
           <w:rFonts w:ascii="Times New Roman" w:hAnsi="Times New Roman" w:cs="Times New Roman"/>
           <w:i/>
+          <w:iCs/>
           <w:color w:val="FF0000"/>
           <w:sz w:val="24"/>
           <w:szCs w:val="24"/>
@@ -15219,6 +15375,7 @@
         <w:rPr>
           <w:rFonts w:ascii="Times New Roman" w:hAnsi="Times New Roman" w:cs="Times New Roman"/>
           <w:i/>
+          <w:iCs/>
           <w:color w:val="FF0000"/>
           <w:sz w:val="24"/>
           <w:szCs w:val="24"/>
@@ -15229,6 +15386,7 @@
         <w:rPr>
           <w:rFonts w:ascii="Times New Roman" w:hAnsi="Times New Roman" w:cs="Times New Roman"/>
           <w:i/>
+          <w:iCs/>
           <w:color w:val="000000"/>
           <w:sz w:val="24"/>
           <w:szCs w:val="24"/>
@@ -15239,6 +15397,7 @@
         <w:rPr>
           <w:rFonts w:ascii="Times New Roman" w:hAnsi="Times New Roman" w:cs="Times New Roman"/>
           <w:b/>
+          <w:bCs/>
           <w:color w:val="000000"/>
           <w:sz w:val="24"/>
           <w:szCs w:val="24"/>
@@ -15269,6 +15428,7 @@
         <w:rPr>
           <w:rFonts w:ascii="Times New Roman" w:hAnsi="Times New Roman" w:cs="Times New Roman"/>
           <w:i/>
+          <w:iCs/>
           <w:color w:val="FF0000"/>
           <w:sz w:val="24"/>
           <w:szCs w:val="24"/>
@@ -15279,6 +15439,7 @@
         <w:rPr>
           <w:rFonts w:ascii="Times New Roman" w:hAnsi="Times New Roman" w:cs="Times New Roman"/>
           <w:i/>
+          <w:iCs/>
           <w:color w:val="000000"/>
           <w:sz w:val="24"/>
           <w:szCs w:val="24"/>
@@ -15340,6 +15501,7 @@
         <w:rPr>
           <w:rFonts w:ascii="Times New Roman" w:hAnsi="Times New Roman" w:cs="Times New Roman"/>
           <w:i/>
+          <w:iCs/>
           <w:color w:val="FF0000"/>
           <w:sz w:val="24"/>
           <w:szCs w:val="24"/>
@@ -15350,6 +15512,7 @@
         <w:rPr>
           <w:rFonts w:ascii="Times New Roman" w:hAnsi="Times New Roman" w:cs="Times New Roman"/>
           <w:i/>
+          <w:iCs/>
           <w:color w:val="000000"/>
           <w:sz w:val="24"/>
           <w:szCs w:val="24"/>
@@ -15385,25 +15548,7 @@
           <w:szCs w:val="24"/>
           <w:highlight w:val="white"/>
         </w:rPr>
-        <w:t xml:space="preserve">Як </w:t>
-      </w:r>
-      <w:r>
-        <w:rPr>
-          <w:rFonts w:ascii="Times New Roman" w:hAnsi="Times New Roman" w:cs="Times New Roman"/>
-          <w:sz w:val="24"/>
-          <w:szCs w:val="24"/>
-          <w:highlight w:val="white"/>
-        </w:rPr>
-        <w:t>людинолюбний</w:t>
-      </w:r>
-      <w:r>
-        <w:rPr>
-          <w:rFonts w:ascii="Times New Roman" w:hAnsi="Times New Roman" w:cs="Times New Roman"/>
-          <w:sz w:val="24"/>
-          <w:szCs w:val="24"/>
-          <w:highlight w:val="white"/>
-        </w:rPr>
-        <w:t>, сподоби тих, що почали цей рік, і закінчити його благовгодно Тобі, Христе.</w:t>
+        <w:t>Як людинолюбний, сподоби тих, що почали цей рік, і закінчити його благовгодно Тобі, Христе.</w:t>
       </w:r>
     </w:p>
     <w:p>
@@ -15429,6 +15574,7 @@
         <w:rPr>
           <w:rFonts w:ascii="Times New Roman" w:hAnsi="Times New Roman" w:cs="Times New Roman"/>
           <w:i/>
+          <w:iCs/>
           <w:color w:val="FF0000"/>
           <w:sz w:val="24"/>
           <w:szCs w:val="24"/>
@@ -15439,6 +15585,7 @@
         <w:rPr>
           <w:rFonts w:ascii="Times New Roman" w:hAnsi="Times New Roman" w:cs="Times New Roman"/>
           <w:i/>
+          <w:iCs/>
           <w:color w:val="000000"/>
           <w:sz w:val="24"/>
           <w:szCs w:val="24"/>
@@ -15492,6 +15639,7 @@
         <w:rPr>
           <w:rFonts w:ascii="Times New Roman" w:hAnsi="Times New Roman" w:cs="Times New Roman"/>
           <w:b/>
+          <w:bCs/>
           <w:sz w:val="24"/>
           <w:szCs w:val="24"/>
         </w:rPr>
@@ -15501,6 +15649,7 @@
         <w:rPr>
           <w:rFonts w:ascii="Times New Roman" w:hAnsi="Times New Roman" w:cs="Times New Roman"/>
           <w:i/>
+          <w:iCs/>
           <w:color w:val="FF0000"/>
           <w:sz w:val="24"/>
           <w:szCs w:val="24"/>
@@ -15541,6 +15690,7 @@
         <w:rPr>
           <w:rFonts w:ascii="Times New Roman" w:hAnsi="Times New Roman" w:cs="Times New Roman"/>
           <w:i/>
+          <w:iCs/>
           <w:color w:val="FF0000"/>
           <w:sz w:val="24"/>
           <w:szCs w:val="24"/>
@@ -15560,6 +15710,7 @@
         <w:rPr>
           <w:rFonts w:ascii="Times New Roman" w:hAnsi="Times New Roman" w:cs="Times New Roman"/>
           <w:i/>
+          <w:iCs/>
           <w:color w:val="FF0000"/>
           <w:sz w:val="24"/>
           <w:szCs w:val="24"/>
@@ -15570,6 +15721,7 @@
         <w:rPr>
           <w:rFonts w:ascii="Times New Roman" w:hAnsi="Times New Roman" w:cs="Times New Roman"/>
           <w:i/>
+          <w:iCs/>
           <w:color w:val="000000"/>
           <w:sz w:val="24"/>
           <w:szCs w:val="24"/>
@@ -15580,28 +15732,11 @@
         <w:rPr>
           <w:rFonts w:ascii="Times New Roman" w:hAnsi="Times New Roman" w:cs="Times New Roman"/>
           <w:b/>
-          <w:sz w:val="24"/>
-          <w:szCs w:val="24"/>
-        </w:rPr>
-        <w:t xml:space="preserve">Від ночі линучи до ранку, хвалимо Тебе, Христе Боже, із Отцем собезначального і Спасителя душ наших: мир світові подай, </w:t>
-      </w:r>
-      <w:r>
-        <w:rPr>
-          <w:rFonts w:ascii="Times New Roman" w:hAnsi="Times New Roman" w:cs="Times New Roman"/>
-          <w:b/>
-          <w:sz w:val="24"/>
-          <w:szCs w:val="24"/>
-        </w:rPr>
-        <w:t>Людинолюбче</w:t>
-      </w:r>
-      <w:r>
-        <w:rPr>
-          <w:rFonts w:ascii="Times New Roman" w:hAnsi="Times New Roman" w:cs="Times New Roman"/>
-          <w:b/>
-          <w:sz w:val="24"/>
-          <w:szCs w:val="24"/>
-        </w:rPr>
-        <w:t>!</w:t>
+          <w:bCs/>
+          <w:sz w:val="24"/>
+          <w:szCs w:val="24"/>
+        </w:rPr>
+        <w:t>Від ночі линучи до ранку, хвалимо Тебе, Христе Боже, із Отцем собезначального і Спасителя душ наших: мир світові подай, Людинолюбче!</w:t>
       </w:r>
     </w:p>
     <w:p>
@@ -15627,6 +15762,7 @@
         <w:rPr>
           <w:rFonts w:ascii="Times New Roman" w:hAnsi="Times New Roman" w:cs="Times New Roman"/>
           <w:i/>
+          <w:iCs/>
           <w:color w:val="FF0000"/>
           <w:sz w:val="24"/>
           <w:szCs w:val="24"/>
@@ -15637,6 +15773,7 @@
         <w:rPr>
           <w:rFonts w:ascii="Times New Roman" w:hAnsi="Times New Roman" w:cs="Times New Roman"/>
           <w:i/>
+          <w:iCs/>
           <w:color w:val="000000"/>
           <w:sz w:val="24"/>
           <w:szCs w:val="24"/>
@@ -15698,6 +15835,7 @@
         <w:rPr>
           <w:rFonts w:ascii="Times New Roman" w:hAnsi="Times New Roman" w:cs="Times New Roman"/>
           <w:i/>
+          <w:iCs/>
           <w:color w:val="FF0000"/>
           <w:sz w:val="24"/>
           <w:szCs w:val="24"/>
@@ -15708,6 +15846,7 @@
         <w:rPr>
           <w:rFonts w:ascii="Times New Roman" w:hAnsi="Times New Roman" w:cs="Times New Roman"/>
           <w:i/>
+          <w:iCs/>
           <w:color w:val="000000"/>
           <w:sz w:val="24"/>
           <w:szCs w:val="24"/>
@@ -15769,6 +15908,7 @@
         <w:rPr>
           <w:rFonts w:ascii="Times New Roman" w:hAnsi="Times New Roman" w:cs="Times New Roman"/>
           <w:i/>
+          <w:iCs/>
           <w:color w:val="FF0000"/>
           <w:sz w:val="24"/>
           <w:szCs w:val="24"/>
@@ -15779,6 +15919,7 @@
         <w:rPr>
           <w:rFonts w:ascii="Times New Roman" w:hAnsi="Times New Roman" w:cs="Times New Roman"/>
           <w:i/>
+          <w:iCs/>
           <w:color w:val="000000"/>
           <w:sz w:val="24"/>
           <w:szCs w:val="24"/>
@@ -15832,6 +15973,7 @@
         <w:rPr>
           <w:rFonts w:ascii="Times New Roman" w:hAnsi="Times New Roman" w:cs="Times New Roman"/>
           <w:b/>
+          <w:bCs/>
           <w:sz w:val="24"/>
           <w:szCs w:val="24"/>
         </w:rPr>
@@ -15841,6 +15983,7 @@
         <w:rPr>
           <w:rFonts w:ascii="Times New Roman" w:hAnsi="Times New Roman" w:cs="Times New Roman"/>
           <w:i/>
+          <w:iCs/>
           <w:color w:val="FF0000"/>
           <w:sz w:val="24"/>
           <w:szCs w:val="24"/>
@@ -15881,6 +16024,7 @@
         <w:rPr>
           <w:rFonts w:ascii="Times New Roman" w:hAnsi="Times New Roman" w:cs="Times New Roman"/>
           <w:i/>
+          <w:iCs/>
           <w:color w:val="FF0000"/>
           <w:sz w:val="24"/>
           <w:szCs w:val="24"/>
@@ -15900,6 +16044,7 @@
         <w:rPr>
           <w:rFonts w:ascii="Times New Roman" w:hAnsi="Times New Roman" w:cs="Times New Roman"/>
           <w:i/>
+          <w:iCs/>
           <w:color w:val="FF0000"/>
           <w:sz w:val="24"/>
           <w:szCs w:val="24"/>
@@ -15910,6 +16055,7 @@
         <w:rPr>
           <w:rFonts w:ascii="Times New Roman" w:hAnsi="Times New Roman" w:cs="Times New Roman"/>
           <w:i/>
+          <w:iCs/>
           <w:color w:val="000000"/>
           <w:sz w:val="24"/>
           <w:szCs w:val="24"/>
@@ -15920,31 +16066,12 @@
         <w:rPr>
           <w:rFonts w:ascii="Times New Roman" w:hAnsi="Times New Roman" w:cs="Times New Roman"/>
           <w:b/>
-          <w:color w:val="000000"/>
-          <w:sz w:val="24"/>
-          <w:szCs w:val="24"/>
-        </w:rPr>
-        <w:t xml:space="preserve">Пророка спас Ти від кита, </w:t>
-      </w:r>
-      <w:r>
-        <w:rPr>
-          <w:rFonts w:ascii="Times New Roman" w:hAnsi="Times New Roman" w:cs="Times New Roman"/>
-          <w:b/>
-          <w:color w:val="000000"/>
-          <w:sz w:val="24"/>
-          <w:szCs w:val="24"/>
-        </w:rPr>
-        <w:t>Людинолюбче</w:t>
-      </w:r>
-      <w:r>
-        <w:rPr>
-          <w:rFonts w:ascii="Times New Roman" w:hAnsi="Times New Roman" w:cs="Times New Roman"/>
-          <w:b/>
-          <w:color w:val="000000"/>
-          <w:sz w:val="24"/>
-          <w:szCs w:val="24"/>
-        </w:rPr>
-        <w:t>, і мене із глибини прогрішень возведи, молю.</w:t>
+          <w:bCs/>
+          <w:color w:val="000000"/>
+          <w:sz w:val="24"/>
+          <w:szCs w:val="24"/>
+        </w:rPr>
+        <w:t>Пророка спас Ти від кита, Людинолюбче, і мене із глибини прогрішень возведи, молю.</w:t>
       </w:r>
     </w:p>
     <w:p>
@@ -15970,6 +16097,7 @@
         <w:rPr>
           <w:rFonts w:ascii="Times New Roman" w:hAnsi="Times New Roman" w:cs="Times New Roman"/>
           <w:i/>
+          <w:iCs/>
           <w:color w:val="FF0000"/>
           <w:sz w:val="24"/>
           <w:szCs w:val="24"/>
@@ -15980,6 +16108,7 @@
         <w:rPr>
           <w:rFonts w:ascii="Times New Roman" w:hAnsi="Times New Roman" w:cs="Times New Roman"/>
           <w:i/>
+          <w:iCs/>
           <w:color w:val="000000"/>
           <w:sz w:val="24"/>
           <w:szCs w:val="24"/>
@@ -16041,6 +16170,7 @@
         <w:rPr>
           <w:rFonts w:ascii="Times New Roman" w:hAnsi="Times New Roman" w:cs="Times New Roman"/>
           <w:i/>
+          <w:iCs/>
           <w:color w:val="FF0000"/>
           <w:sz w:val="24"/>
           <w:szCs w:val="24"/>
@@ -16051,6 +16181,7 @@
         <w:rPr>
           <w:rFonts w:ascii="Times New Roman" w:hAnsi="Times New Roman" w:cs="Times New Roman"/>
           <w:i/>
+          <w:iCs/>
           <w:color w:val="000000"/>
           <w:sz w:val="24"/>
           <w:szCs w:val="24"/>
@@ -16104,6 +16235,7 @@
         <w:rPr>
           <w:rFonts w:ascii="Times New Roman" w:hAnsi="Times New Roman" w:cs="Times New Roman"/>
           <w:b/>
+          <w:bCs/>
           <w:sz w:val="24"/>
           <w:szCs w:val="24"/>
         </w:rPr>
@@ -16113,6 +16245,7 @@
         <w:rPr>
           <w:rFonts w:ascii="Times New Roman" w:hAnsi="Times New Roman" w:cs="Times New Roman"/>
           <w:i/>
+          <w:iCs/>
           <w:color w:val="FF0000"/>
           <w:sz w:val="24"/>
           <w:szCs w:val="24"/>
@@ -16145,6 +16278,7 @@
         <w:rPr>
           <w:rFonts w:ascii="Times New Roman" w:hAnsi="Times New Roman" w:cs="Times New Roman"/>
           <w:i/>
+          <w:iCs/>
           <w:color w:val="FF0000"/>
           <w:sz w:val="24"/>
           <w:szCs w:val="24"/>
@@ -16159,6 +16293,7 @@
         <w:rPr>
           <w:rFonts w:ascii="Times New Roman" w:eastAsia="Times New Roman" w:hAnsi="Times New Roman" w:cs="Times New Roman"/>
           <w:i/>
+          <w:iCs/>
           <w:color w:val="FF0000"/>
         </w:rPr>
       </w:pPr>
@@ -16166,7 +16301,9 @@
         <w:rPr>
           <w:rFonts w:ascii="Times New Roman" w:eastAsia="Times New Roman" w:hAnsi="Times New Roman" w:cs="Times New Roman"/>
           <w:b/>
-          <w:i/>
+          <w:bCs/>
+          <w:i/>
+          <w:iCs/>
           <w:color w:val="FF0000"/>
           <w:sz w:val="24"/>
         </w:rPr>
@@ -16179,9 +16316,10 @@
       </w:pPr>
       <w:r>
         <w:rPr>
-          <w:rFonts w:ascii="Times New Roman" w:hAnsi="Times New Roman"/>
-          <w:color w:val="000000"/>
-          <w:sz w:val="24"/>
+          <w:rFonts w:ascii="Times New Roman" w:hAnsi="Times New Roman" w:cs="Times New Roman"/>
+          <w:color w:val="000000"/>
+          <w:sz w:val="24"/>
+          <w:szCs w:val="24"/>
         </w:rPr>
         <w:t>Ще і ще в мирі Господеві помолімся.</w:t>
       </w:r>
@@ -16192,18 +16330,21 @@
       </w:pPr>
       <w:r>
         <w:rPr>
-          <w:rFonts w:ascii="Times New Roman" w:hAnsi="Times New Roman"/>
-          <w:i/>
+          <w:rFonts w:ascii="Times New Roman" w:hAnsi="Times New Roman" w:cs="Times New Roman"/>
+          <w:i/>
+          <w:iCs/>
           <w:color w:val="FF4400"/>
           <w:sz w:val="24"/>
+          <w:szCs w:val="24"/>
         </w:rPr>
         <w:t>Вірні:</w:t>
       </w:r>
       <w:r>
         <w:rPr>
-          <w:rFonts w:ascii="Times New Roman" w:hAnsi="Times New Roman"/>
-          <w:color w:val="000000"/>
-          <w:sz w:val="24"/>
+          <w:rFonts w:ascii="Times New Roman" w:hAnsi="Times New Roman" w:cs="Times New Roman"/>
+          <w:color w:val="000000"/>
+          <w:sz w:val="24"/>
+          <w:szCs w:val="24"/>
         </w:rPr>
         <w:t xml:space="preserve"> Го́споди, поми́луй.</w:t>
       </w:r>
@@ -16214,8 +16355,9 @@
       </w:pPr>
       <w:r>
         <w:rPr>
-          <w:rFonts w:ascii="Times New Roman" w:hAnsi="Times New Roman"/>
-          <w:sz w:val="24"/>
+          <w:rFonts w:ascii="Times New Roman" w:hAnsi="Times New Roman" w:cs="Times New Roman"/>
+          <w:sz w:val="24"/>
+          <w:szCs w:val="24"/>
         </w:rPr>
         <w:t>Заступи, спаси, помилуй і охорони нас, Боже, Твоєю благодаттю</w:t>
       </w:r>
@@ -16226,18 +16368,21 @@
       </w:pPr>
       <w:r>
         <w:rPr>
-          <w:rFonts w:ascii="Times New Roman" w:hAnsi="Times New Roman"/>
-          <w:i/>
+          <w:rFonts w:ascii="Times New Roman" w:hAnsi="Times New Roman" w:cs="Times New Roman"/>
+          <w:i/>
+          <w:iCs/>
           <w:color w:val="FF4400"/>
           <w:sz w:val="24"/>
+          <w:szCs w:val="24"/>
         </w:rPr>
         <w:t>Вірні:</w:t>
       </w:r>
       <w:r>
         <w:rPr>
-          <w:rFonts w:ascii="Times New Roman" w:hAnsi="Times New Roman"/>
-          <w:color w:val="000000"/>
-          <w:sz w:val="24"/>
+          <w:rFonts w:ascii="Times New Roman" w:hAnsi="Times New Roman" w:cs="Times New Roman"/>
+          <w:color w:val="000000"/>
+          <w:sz w:val="24"/>
+          <w:szCs w:val="24"/>
         </w:rPr>
         <w:t xml:space="preserve"> Го́споди, поми́луй.</w:t>
       </w:r>
@@ -16248,9 +16393,10 @@
       </w:pPr>
       <w:r>
         <w:rPr>
-          <w:rFonts w:ascii="Times New Roman" w:hAnsi="Times New Roman"/>
-          <w:color w:val="000000"/>
-          <w:sz w:val="24"/>
+          <w:rFonts w:ascii="Times New Roman" w:hAnsi="Times New Roman" w:cs="Times New Roman"/>
+          <w:color w:val="000000"/>
+          <w:sz w:val="24"/>
+          <w:szCs w:val="24"/>
         </w:rPr>
         <w:t>Пресвяту, пречисту, преблагословенну, славну Владичицю нашу Богородицю і приснодіву Марію, з усіма святими пом’янувши, самих себе, і один одного, і все життя наше Христу Богові віддаймо.</w:t>
       </w:r>
@@ -16261,18 +16407,21 @@
       </w:pPr>
       <w:r>
         <w:rPr>
-          <w:rFonts w:ascii="Times New Roman" w:hAnsi="Times New Roman"/>
-          <w:i/>
+          <w:rFonts w:ascii="Times New Roman" w:hAnsi="Times New Roman" w:cs="Times New Roman"/>
+          <w:i/>
+          <w:iCs/>
           <w:color w:val="FF4400"/>
           <w:sz w:val="24"/>
+          <w:szCs w:val="24"/>
         </w:rPr>
         <w:t>Вірні:</w:t>
       </w:r>
       <w:r>
         <w:rPr>
-          <w:rFonts w:ascii="Times New Roman" w:hAnsi="Times New Roman"/>
-          <w:color w:val="000000"/>
-          <w:sz w:val="24"/>
+          <w:rFonts w:ascii="Times New Roman" w:hAnsi="Times New Roman" w:cs="Times New Roman"/>
+          <w:color w:val="000000"/>
+          <w:sz w:val="24"/>
+          <w:szCs w:val="24"/>
         </w:rPr>
         <w:t xml:space="preserve"> Тобі́, Го́споди.</w:t>
       </w:r>
@@ -16312,6 +16461,7 @@
         <w:rPr>
           <w:rFonts w:ascii="Times New Roman" w:hAnsi="Times New Roman" w:cs="Times New Roman"/>
           <w:i/>
+          <w:iCs/>
           <w:color w:val="FF0000"/>
           <w:sz w:val="24"/>
           <w:szCs w:val="24"/>
@@ -16343,14 +16493,16 @@
         <w:rPr>
           <w:rFonts w:ascii="Times New Roman" w:hAnsi="Times New Roman" w:cs="Times New Roman"/>
           <w:i/>
-          <w:sz w:val="24"/>
-          <w:szCs w:val="24"/>
-        </w:rPr>
-      </w:pPr>
-      <w:r>
-        <w:rPr>
-          <w:rFonts w:ascii="Times New Roman" w:hAnsi="Times New Roman" w:cs="Times New Roman"/>
-          <w:i/>
+          <w:iCs/>
+          <w:sz w:val="24"/>
+          <w:szCs w:val="24"/>
+        </w:rPr>
+      </w:pPr>
+      <w:r>
+        <w:rPr>
+          <w:rFonts w:ascii="Times New Roman" w:hAnsi="Times New Roman" w:cs="Times New Roman"/>
+          <w:i/>
+          <w:iCs/>
           <w:color w:val="FF0000"/>
           <w:sz w:val="24"/>
           <w:szCs w:val="24"/>
@@ -16382,27 +16534,30 @@
         <w:rPr>
           <w:rFonts w:ascii="Times New Roman" w:hAnsi="Times New Roman" w:cs="Times New Roman"/>
           <w:i/>
-          <w:color w:val="FF0000"/>
-          <w:sz w:val="24"/>
-          <w:szCs w:val="24"/>
-        </w:rPr>
-      </w:pPr>
-    </w:p>
-    <w:p>
-      <w:pPr>
-        <w:spacing w:after="120"/>
-        <w:jc w:val="both"/>
-        <w:rPr>
-          <w:rFonts w:ascii="Times New Roman" w:hAnsi="Times New Roman" w:cs="Times New Roman"/>
-          <w:i/>
-          <w:sz w:val="24"/>
-          <w:szCs w:val="24"/>
-        </w:rPr>
-      </w:pPr>
-      <w:r>
-        <w:rPr>
-          <w:rFonts w:ascii="Times New Roman" w:hAnsi="Times New Roman" w:cs="Times New Roman"/>
-          <w:i/>
+          <w:iCs/>
+          <w:color w:val="FF0000"/>
+          <w:sz w:val="24"/>
+          <w:szCs w:val="24"/>
+        </w:rPr>
+      </w:pPr>
+    </w:p>
+    <w:p>
+      <w:pPr>
+        <w:spacing w:after="120"/>
+        <w:jc w:val="both"/>
+        <w:rPr>
+          <w:rFonts w:ascii="Times New Roman" w:hAnsi="Times New Roman" w:cs="Times New Roman"/>
+          <w:i/>
+          <w:iCs/>
+          <w:sz w:val="24"/>
+          <w:szCs w:val="24"/>
+        </w:rPr>
+      </w:pPr>
+      <w:r>
+        <w:rPr>
+          <w:rFonts w:ascii="Times New Roman" w:hAnsi="Times New Roman" w:cs="Times New Roman"/>
+          <w:i/>
+          <w:iCs/>
           <w:color w:val="FF0000"/>
           <w:sz w:val="24"/>
           <w:szCs w:val="24"/>
@@ -16430,6 +16585,7 @@
         <w:rPr>
           <w:rFonts w:ascii="Times New Roman" w:hAnsi="Times New Roman" w:cs="Times New Roman"/>
           <w:i/>
+          <w:iCs/>
           <w:sz w:val="24"/>
           <w:szCs w:val="24"/>
         </w:rPr>
@@ -16450,6 +16606,7 @@
         <w:rPr>
           <w:rFonts w:ascii="Times New Roman" w:hAnsi="Times New Roman" w:cs="Times New Roman"/>
           <w:i/>
+          <w:iCs/>
           <w:color w:val="FF0000"/>
           <w:sz w:val="24"/>
           <w:szCs w:val="24"/>
@@ -16478,6 +16635,7 @@
         <w:rPr>
           <w:rFonts w:ascii="Times New Roman" w:hAnsi="Times New Roman" w:cs="Times New Roman"/>
           <w:i/>
+          <w:iCs/>
           <w:color w:val="FF0000"/>
           <w:sz w:val="24"/>
           <w:szCs w:val="24"/>
@@ -16497,6 +16655,7 @@
         <w:rPr>
           <w:rFonts w:ascii="Times New Roman" w:hAnsi="Times New Roman" w:cs="Times New Roman"/>
           <w:i/>
+          <w:iCs/>
           <w:color w:val="FF0000"/>
           <w:sz w:val="24"/>
           <w:szCs w:val="24"/>
@@ -16507,6 +16666,7 @@
         <w:rPr>
           <w:rFonts w:ascii="Times New Roman" w:hAnsi="Times New Roman" w:cs="Times New Roman"/>
           <w:b/>
+          <w:bCs/>
           <w:color w:val="000000"/>
           <w:sz w:val="24"/>
           <w:szCs w:val="24"/>
@@ -16537,6 +16697,7 @@
         <w:rPr>
           <w:rFonts w:ascii="Times New Roman" w:hAnsi="Times New Roman" w:cs="Times New Roman"/>
           <w:i/>
+          <w:iCs/>
           <w:color w:val="FF0000"/>
           <w:sz w:val="24"/>
           <w:szCs w:val="24"/>
@@ -16547,6 +16708,7 @@
         <w:rPr>
           <w:rFonts w:ascii="Times New Roman" w:hAnsi="Times New Roman" w:cs="Times New Roman"/>
           <w:i/>
+          <w:iCs/>
           <w:color w:val="000000"/>
           <w:sz w:val="24"/>
           <w:szCs w:val="24"/>
@@ -16608,6 +16770,7 @@
         <w:rPr>
           <w:rFonts w:ascii="Times New Roman" w:hAnsi="Times New Roman" w:cs="Times New Roman"/>
           <w:i/>
+          <w:iCs/>
           <w:color w:val="FF0000"/>
           <w:sz w:val="24"/>
           <w:szCs w:val="24"/>
@@ -16618,6 +16781,7 @@
         <w:rPr>
           <w:rFonts w:ascii="Times New Roman" w:hAnsi="Times New Roman" w:cs="Times New Roman"/>
           <w:i/>
+          <w:iCs/>
           <w:color w:val="000000"/>
           <w:sz w:val="24"/>
           <w:szCs w:val="24"/>
@@ -16671,6 +16835,7 @@
         <w:rPr>
           <w:rFonts w:ascii="Times New Roman" w:hAnsi="Times New Roman" w:cs="Times New Roman"/>
           <w:b/>
+          <w:bCs/>
           <w:sz w:val="24"/>
           <w:szCs w:val="24"/>
         </w:rPr>
@@ -16680,6 +16845,7 @@
         <w:rPr>
           <w:rFonts w:ascii="Times New Roman" w:hAnsi="Times New Roman" w:cs="Times New Roman"/>
           <w:i/>
+          <w:iCs/>
           <w:color w:val="FF0000"/>
           <w:sz w:val="24"/>
           <w:szCs w:val="24"/>
@@ -16720,6 +16886,7 @@
         <w:rPr>
           <w:rFonts w:ascii="Times New Roman" w:hAnsi="Times New Roman" w:cs="Times New Roman"/>
           <w:i/>
+          <w:iCs/>
           <w:color w:val="FF0000"/>
           <w:sz w:val="24"/>
           <w:szCs w:val="24"/>
@@ -16739,6 +16906,7 @@
         <w:rPr>
           <w:rFonts w:ascii="Times New Roman" w:hAnsi="Times New Roman" w:cs="Times New Roman"/>
           <w:i/>
+          <w:iCs/>
           <w:color w:val="FF0000"/>
           <w:sz w:val="24"/>
           <w:szCs w:val="24"/>
@@ -16749,6 +16917,7 @@
         <w:rPr>
           <w:rFonts w:ascii="Times New Roman" w:hAnsi="Times New Roman" w:cs="Times New Roman"/>
           <w:i/>
+          <w:iCs/>
           <w:color w:val="000000"/>
           <w:sz w:val="24"/>
           <w:szCs w:val="24"/>
@@ -16759,6 +16928,7 @@
         <w:rPr>
           <w:rFonts w:ascii="Times New Roman" w:hAnsi="Times New Roman" w:cs="Times New Roman"/>
           <w:b/>
+          <w:bCs/>
           <w:color w:val="000000"/>
           <w:sz w:val="24"/>
           <w:szCs w:val="24"/>
@@ -16789,6 +16959,7 @@
         <w:rPr>
           <w:rFonts w:ascii="Times New Roman" w:hAnsi="Times New Roman" w:cs="Times New Roman"/>
           <w:i/>
+          <w:iCs/>
           <w:color w:val="FF0000"/>
           <w:sz w:val="24"/>
           <w:szCs w:val="24"/>
@@ -16799,6 +16970,7 @@
         <w:rPr>
           <w:rFonts w:ascii="Times New Roman" w:hAnsi="Times New Roman" w:cs="Times New Roman"/>
           <w:i/>
+          <w:iCs/>
           <w:color w:val="000000"/>
           <w:sz w:val="24"/>
           <w:szCs w:val="24"/>
@@ -16860,6 +17032,7 @@
         <w:rPr>
           <w:rFonts w:ascii="Times New Roman" w:hAnsi="Times New Roman" w:cs="Times New Roman"/>
           <w:i/>
+          <w:iCs/>
           <w:color w:val="FF0000"/>
           <w:sz w:val="24"/>
           <w:szCs w:val="24"/>
@@ -16870,6 +17043,7 @@
         <w:rPr>
           <w:rFonts w:ascii="Times New Roman" w:hAnsi="Times New Roman" w:cs="Times New Roman"/>
           <w:i/>
+          <w:iCs/>
           <w:color w:val="000000"/>
           <w:sz w:val="24"/>
           <w:szCs w:val="24"/>
@@ -16931,6 +17105,7 @@
         <w:rPr>
           <w:rFonts w:ascii="Times New Roman" w:hAnsi="Times New Roman" w:cs="Times New Roman"/>
           <w:i/>
+          <w:iCs/>
           <w:color w:val="FF0000"/>
           <w:sz w:val="24"/>
           <w:szCs w:val="24"/>
@@ -16941,6 +17116,7 @@
         <w:rPr>
           <w:rFonts w:ascii="Times New Roman" w:hAnsi="Times New Roman" w:cs="Times New Roman"/>
           <w:i/>
+          <w:iCs/>
           <w:color w:val="000000"/>
           <w:sz w:val="24"/>
           <w:szCs w:val="24"/>
@@ -16994,6 +17170,7 @@
         <w:rPr>
           <w:rFonts w:ascii="Times New Roman" w:hAnsi="Times New Roman" w:cs="Times New Roman"/>
           <w:b/>
+          <w:bCs/>
           <w:sz w:val="24"/>
           <w:szCs w:val="24"/>
         </w:rPr>
@@ -17002,6 +17179,7 @@
         <w:rPr>
           <w:rFonts w:ascii="Times New Roman" w:hAnsi="Times New Roman" w:cs="Times New Roman"/>
           <w:b/>
+          <w:bCs/>
           <w:color w:val="000000"/>
           <w:sz w:val="24"/>
           <w:szCs w:val="24"/>
@@ -17012,6 +17190,7 @@
         <w:rPr>
           <w:rFonts w:ascii="Times New Roman" w:hAnsi="Times New Roman" w:cs="Times New Roman"/>
           <w:b/>
+          <w:bCs/>
           <w:sz w:val="24"/>
           <w:szCs w:val="24"/>
         </w:rPr>
@@ -17033,6 +17212,7 @@
         <w:rPr>
           <w:rFonts w:ascii="Times New Roman" w:hAnsi="Times New Roman" w:cs="Times New Roman"/>
           <w:i/>
+          <w:iCs/>
           <w:color w:val="FF0000"/>
           <w:sz w:val="24"/>
           <w:szCs w:val="24"/>
@@ -17057,6 +17237,7 @@
         <w:rPr>
           <w:rFonts w:ascii="Times New Roman" w:hAnsi="Times New Roman" w:cs="Times New Roman"/>
           <w:i/>
+          <w:iCs/>
           <w:color w:val="FF0000"/>
           <w:sz w:val="24"/>
           <w:szCs w:val="24"/>
@@ -17071,7 +17252,9 @@
         <w:rPr>
           <w:rFonts w:ascii="Times New Roman" w:eastAsia="Times New Roman" w:hAnsi="Times New Roman" w:cs="Times New Roman"/>
           <w:b/>
-          <w:i/>
+          <w:bCs/>
+          <w:i/>
+          <w:iCs/>
           <w:color w:val="FF0000"/>
         </w:rPr>
       </w:pPr>
@@ -17079,7 +17262,9 @@
         <w:rPr>
           <w:rFonts w:ascii="Times New Roman" w:eastAsia="Times New Roman" w:hAnsi="Times New Roman" w:cs="Times New Roman"/>
           <w:b/>
-          <w:i/>
+          <w:bCs/>
+          <w:i/>
+          <w:iCs/>
           <w:color w:val="FF0000"/>
           <w:sz w:val="24"/>
         </w:rPr>
@@ -17093,15 +17278,17 @@
         <w:rPr>
           <w:rFonts w:ascii="Times New Roman" w:hAnsi="Times New Roman" w:cs="Times New Roman"/>
           <w:i/>
-          <w:color w:val="FF0000"/>
-          <w:sz w:val="24"/>
-          <w:szCs w:val="24"/>
-        </w:rPr>
-      </w:pPr>
-      <w:r>
-        <w:rPr>
-          <w:rFonts w:ascii="Times New Roman" w:hAnsi="Times New Roman" w:cs="Times New Roman"/>
-          <w:i/>
+          <w:iCs/>
+          <w:color w:val="FF0000"/>
+          <w:sz w:val="24"/>
+          <w:szCs w:val="24"/>
+        </w:rPr>
+      </w:pPr>
+      <w:r>
+        <w:rPr>
+          <w:rFonts w:ascii="Times New Roman" w:hAnsi="Times New Roman" w:cs="Times New Roman"/>
+          <w:i/>
+          <w:iCs/>
           <w:color w:val="FF0000"/>
           <w:sz w:val="24"/>
           <w:szCs w:val="24"/>
@@ -17144,6 +17331,7 @@
         <w:rPr>
           <w:rFonts w:ascii="Times New Roman" w:hAnsi="Times New Roman" w:cs="Times New Roman"/>
           <w:i/>
+          <w:iCs/>
           <w:color w:val="FF0000"/>
           <w:sz w:val="24"/>
           <w:szCs w:val="24"/>
@@ -17190,6 +17378,7 @@
         <w:rPr>
           <w:rFonts w:ascii="Times New Roman" w:hAnsi="Times New Roman" w:cs="Times New Roman"/>
           <w:i/>
+          <w:iCs/>
           <w:color w:val="FF0000"/>
           <w:sz w:val="24"/>
           <w:szCs w:val="24"/>
@@ -17200,6 +17389,7 @@
         <w:rPr>
           <w:rFonts w:ascii="Times New Roman" w:hAnsi="Times New Roman" w:cs="Times New Roman"/>
           <w:i/>
+          <w:iCs/>
           <w:sz w:val="24"/>
           <w:szCs w:val="24"/>
         </w:rPr>
@@ -17308,6 +17498,7 @@
         <w:rPr>
           <w:rFonts w:ascii="Times New Roman" w:hAnsi="Times New Roman" w:cs="Times New Roman"/>
           <w:b/>
+          <w:bCs/>
           <w:sz w:val="24"/>
           <w:szCs w:val="24"/>
         </w:rPr>
@@ -17321,6 +17512,7 @@
         <w:rPr>
           <w:rFonts w:ascii="Times New Roman" w:eastAsia="Times New Roman" w:hAnsi="Times New Roman" w:cs="Times New Roman"/>
           <w:i/>
+          <w:iCs/>
           <w:color w:val="FF0000"/>
         </w:rPr>
       </w:pPr>
@@ -17328,7 +17520,9 @@
         <w:rPr>
           <w:rFonts w:ascii="Times New Roman" w:eastAsia="Times New Roman" w:hAnsi="Times New Roman" w:cs="Times New Roman"/>
           <w:b/>
-          <w:i/>
+          <w:bCs/>
+          <w:i/>
+          <w:iCs/>
           <w:color w:val="FF0000"/>
           <w:sz w:val="24"/>
         </w:rPr>
@@ -17358,6 +17552,7 @@
         <w:rPr>
           <w:rFonts w:ascii="Times New Roman" w:hAnsi="Times New Roman" w:cs="Times New Roman"/>
           <w:i/>
+          <w:iCs/>
           <w:color w:val="FF0000"/>
           <w:sz w:val="24"/>
           <w:szCs w:val="24"/>
@@ -17368,6 +17563,7 @@
         <w:rPr>
           <w:rFonts w:ascii="Times New Roman" w:hAnsi="Times New Roman" w:cs="Times New Roman"/>
           <w:i/>
+          <w:iCs/>
           <w:color w:val="000000"/>
           <w:sz w:val="24"/>
           <w:szCs w:val="24"/>
@@ -17378,6 +17574,7 @@
         <w:rPr>
           <w:rFonts w:ascii="Times New Roman" w:hAnsi="Times New Roman" w:cs="Times New Roman"/>
           <w:b/>
+          <w:bCs/>
           <w:color w:val="000000"/>
           <w:sz w:val="24"/>
           <w:szCs w:val="24"/>
@@ -17408,6 +17605,7 @@
         <w:rPr>
           <w:rFonts w:ascii="Times New Roman" w:hAnsi="Times New Roman" w:cs="Times New Roman"/>
           <w:i/>
+          <w:iCs/>
           <w:color w:val="FF0000"/>
           <w:sz w:val="24"/>
           <w:szCs w:val="24"/>
@@ -17418,6 +17616,7 @@
         <w:rPr>
           <w:rFonts w:ascii="Times New Roman" w:hAnsi="Times New Roman" w:cs="Times New Roman"/>
           <w:i/>
+          <w:iCs/>
           <w:color w:val="000000"/>
           <w:sz w:val="24"/>
           <w:szCs w:val="24"/>
@@ -17479,6 +17678,7 @@
         <w:rPr>
           <w:rFonts w:ascii="Times New Roman" w:hAnsi="Times New Roman" w:cs="Times New Roman"/>
           <w:i/>
+          <w:iCs/>
           <w:color w:val="FF0000"/>
           <w:sz w:val="24"/>
           <w:szCs w:val="24"/>
@@ -17489,6 +17689,7 @@
         <w:rPr>
           <w:rFonts w:ascii="Times New Roman" w:hAnsi="Times New Roman" w:cs="Times New Roman"/>
           <w:i/>
+          <w:iCs/>
           <w:color w:val="000000"/>
           <w:sz w:val="24"/>
           <w:szCs w:val="24"/>
@@ -17542,6 +17743,7 @@
         <w:rPr>
           <w:rFonts w:ascii="Times New Roman" w:hAnsi="Times New Roman" w:cs="Times New Roman"/>
           <w:b/>
+          <w:bCs/>
           <w:sz w:val="24"/>
           <w:szCs w:val="24"/>
         </w:rPr>
@@ -17551,6 +17753,7 @@
         <w:rPr>
           <w:rFonts w:ascii="Times New Roman" w:hAnsi="Times New Roman" w:cs="Times New Roman"/>
           <w:i/>
+          <w:iCs/>
           <w:color w:val="FF0000"/>
           <w:sz w:val="24"/>
           <w:szCs w:val="24"/>
@@ -17596,6 +17799,7 @@
         <w:rPr>
           <w:rFonts w:ascii="Times New Roman" w:eastAsia="Times New Roman" w:hAnsi="Times New Roman" w:cs="Times New Roman"/>
           <w:i/>
+          <w:iCs/>
           <w:color w:val="FF0000"/>
         </w:rPr>
       </w:pPr>
@@ -17603,7 +17807,9 @@
         <w:rPr>
           <w:rFonts w:ascii="Times New Roman" w:eastAsia="Times New Roman" w:hAnsi="Times New Roman" w:cs="Times New Roman"/>
           <w:b/>
-          <w:i/>
+          <w:bCs/>
+          <w:i/>
+          <w:iCs/>
           <w:color w:val="FF0000"/>
           <w:sz w:val="24"/>
         </w:rPr>
@@ -17616,9 +17822,10 @@
       </w:pPr>
       <w:r>
         <w:rPr>
-          <w:rFonts w:ascii="Times New Roman" w:hAnsi="Times New Roman"/>
-          <w:color w:val="000000"/>
-          <w:sz w:val="24"/>
+          <w:rFonts w:ascii="Times New Roman" w:hAnsi="Times New Roman" w:cs="Times New Roman"/>
+          <w:color w:val="000000"/>
+          <w:sz w:val="24"/>
+          <w:szCs w:val="24"/>
         </w:rPr>
         <w:t>Ще і ще в мирі Господеві помолімся.</w:t>
       </w:r>
@@ -17629,18 +17836,21 @@
       </w:pPr>
       <w:r>
         <w:rPr>
-          <w:rFonts w:ascii="Times New Roman" w:hAnsi="Times New Roman"/>
-          <w:i/>
+          <w:rFonts w:ascii="Times New Roman" w:hAnsi="Times New Roman" w:cs="Times New Roman"/>
+          <w:i/>
+          <w:iCs/>
           <w:color w:val="FF4400"/>
           <w:sz w:val="24"/>
+          <w:szCs w:val="24"/>
         </w:rPr>
         <w:t>Вірні:</w:t>
       </w:r>
       <w:r>
         <w:rPr>
-          <w:rFonts w:ascii="Times New Roman" w:hAnsi="Times New Roman"/>
-          <w:color w:val="000000"/>
-          <w:sz w:val="24"/>
+          <w:rFonts w:ascii="Times New Roman" w:hAnsi="Times New Roman" w:cs="Times New Roman"/>
+          <w:color w:val="000000"/>
+          <w:sz w:val="24"/>
+          <w:szCs w:val="24"/>
         </w:rPr>
         <w:t xml:space="preserve"> Го́споди, поми́луй.</w:t>
       </w:r>
@@ -17651,8 +17861,9 @@
       </w:pPr>
       <w:r>
         <w:rPr>
-          <w:rFonts w:ascii="Times New Roman" w:hAnsi="Times New Roman"/>
-          <w:sz w:val="24"/>
+          <w:rFonts w:ascii="Times New Roman" w:hAnsi="Times New Roman" w:cs="Times New Roman"/>
+          <w:sz w:val="24"/>
+          <w:szCs w:val="24"/>
         </w:rPr>
         <w:t>Заступи, спаси, помилуй і охорони нас, Боже, Твоєю благодаттю</w:t>
       </w:r>
@@ -17663,18 +17874,21 @@
       </w:pPr>
       <w:r>
         <w:rPr>
-          <w:rFonts w:ascii="Times New Roman" w:hAnsi="Times New Roman"/>
-          <w:i/>
+          <w:rFonts w:ascii="Times New Roman" w:hAnsi="Times New Roman" w:cs="Times New Roman"/>
+          <w:i/>
+          <w:iCs/>
           <w:color w:val="FF4400"/>
           <w:sz w:val="24"/>
+          <w:szCs w:val="24"/>
         </w:rPr>
         <w:t>Вірні:</w:t>
       </w:r>
       <w:r>
         <w:rPr>
-          <w:rFonts w:ascii="Times New Roman" w:hAnsi="Times New Roman"/>
-          <w:color w:val="000000"/>
-          <w:sz w:val="24"/>
+          <w:rFonts w:ascii="Times New Roman" w:hAnsi="Times New Roman" w:cs="Times New Roman"/>
+          <w:color w:val="000000"/>
+          <w:sz w:val="24"/>
+          <w:szCs w:val="24"/>
         </w:rPr>
         <w:t xml:space="preserve"> Го́споди, поми́луй.</w:t>
       </w:r>
@@ -17685,9 +17899,10 @@
       </w:pPr>
       <w:r>
         <w:rPr>
-          <w:rFonts w:ascii="Times New Roman" w:hAnsi="Times New Roman"/>
-          <w:color w:val="000000"/>
-          <w:sz w:val="24"/>
+          <w:rFonts w:ascii="Times New Roman" w:hAnsi="Times New Roman" w:cs="Times New Roman"/>
+          <w:color w:val="000000"/>
+          <w:sz w:val="24"/>
+          <w:szCs w:val="24"/>
         </w:rPr>
         <w:t>Пресвяту, пречисту, преблагословенну, славну Владичицю нашу Богородицю і приснодіву Марію, з усіма святими пом’янувши, самих себе, і один одного, і все життя наше Христу Богові віддаймо.</w:t>
       </w:r>
@@ -17698,18 +17913,21 @@
       </w:pPr>
       <w:r>
         <w:rPr>
-          <w:rFonts w:ascii="Times New Roman" w:hAnsi="Times New Roman"/>
-          <w:i/>
+          <w:rFonts w:ascii="Times New Roman" w:hAnsi="Times New Roman" w:cs="Times New Roman"/>
+          <w:i/>
+          <w:iCs/>
           <w:color w:val="FF4400"/>
           <w:sz w:val="24"/>
+          <w:szCs w:val="24"/>
         </w:rPr>
         <w:t>Вірні:</w:t>
       </w:r>
       <w:r>
         <w:rPr>
-          <w:rFonts w:ascii="Times New Roman" w:hAnsi="Times New Roman"/>
-          <w:color w:val="000000"/>
-          <w:sz w:val="24"/>
+          <w:rFonts w:ascii="Times New Roman" w:hAnsi="Times New Roman" w:cs="Times New Roman"/>
+          <w:color w:val="000000"/>
+          <w:sz w:val="24"/>
+          <w:szCs w:val="24"/>
         </w:rPr>
         <w:t xml:space="preserve"> Тобі́, Го́споди.</w:t>
       </w:r>
@@ -17749,6 +17967,7 @@
         <w:rPr>
           <w:rFonts w:ascii="Times New Roman" w:hAnsi="Times New Roman" w:cs="Times New Roman"/>
           <w:i/>
+          <w:iCs/>
           <w:color w:val="FF0000"/>
           <w:sz w:val="24"/>
           <w:szCs w:val="24"/>
@@ -17787,6 +18006,7 @@
         <w:rPr>
           <w:rFonts w:ascii="Times New Roman" w:hAnsi="Times New Roman" w:cs="Times New Roman"/>
           <w:i/>
+          <w:iCs/>
           <w:color w:val="FF0000"/>
           <w:sz w:val="24"/>
           <w:szCs w:val="24"/>
@@ -17834,7 +18054,9 @@
         <w:rPr>
           <w:rFonts w:ascii="Times New Roman" w:eastAsia="Times New Roman" w:hAnsi="Times New Roman" w:cs="Times New Roman"/>
           <w:b/>
-          <w:i/>
+          <w:bCs/>
+          <w:i/>
+          <w:iCs/>
           <w:color w:val="FF0000"/>
           <w:sz w:val="24"/>
         </w:rPr>
@@ -17844,6 +18066,7 @@
         <w:rPr>
           <w:rFonts w:ascii="Times New Roman" w:eastAsia="Times New Roman" w:hAnsi="Times New Roman" w:cs="Times New Roman"/>
           <w:i/>
+          <w:iCs/>
           <w:color w:val="FF0000"/>
           <w:sz w:val="24"/>
         </w:rPr>
@@ -17886,6 +18109,7 @@
         <w:rPr>
           <w:rFonts w:ascii="Times New Roman" w:hAnsi="Times New Roman" w:cs="Times New Roman"/>
           <w:b/>
+          <w:bCs/>
           <w:sz w:val="24"/>
           <w:szCs w:val="24"/>
         </w:rPr>
@@ -17899,7 +18123,9 @@
         <w:rPr>
           <w:rFonts w:ascii="Times New Roman" w:eastAsia="Times New Roman" w:hAnsi="Times New Roman" w:cs="Times New Roman"/>
           <w:b/>
-          <w:i/>
+          <w:bCs/>
+          <w:i/>
+          <w:iCs/>
           <w:color w:val="FF0000"/>
           <w:sz w:val="24"/>
           <w:szCs w:val="24"/>
@@ -17909,7 +18135,9 @@
         <w:rPr>
           <w:rFonts w:ascii="Times New Roman" w:eastAsia="Times New Roman" w:hAnsi="Times New Roman" w:cs="Times New Roman"/>
           <w:b/>
-          <w:i/>
+          <w:bCs/>
+          <w:i/>
+          <w:iCs/>
           <w:color w:val="FF0000"/>
           <w:sz w:val="24"/>
           <w:szCs w:val="24"/>
@@ -17924,15 +18152,17 @@
         <w:rPr>
           <w:rFonts w:ascii="Times New Roman" w:hAnsi="Times New Roman" w:cs="Times New Roman"/>
           <w:i/>
-          <w:color w:val="FF0000"/>
-          <w:sz w:val="24"/>
-          <w:szCs w:val="24"/>
-        </w:rPr>
-      </w:pPr>
-      <w:r>
-        <w:rPr>
-          <w:rFonts w:ascii="Times New Roman" w:hAnsi="Times New Roman" w:cs="Times New Roman"/>
-          <w:i/>
+          <w:iCs/>
+          <w:color w:val="FF0000"/>
+          <w:sz w:val="24"/>
+          <w:szCs w:val="24"/>
+        </w:rPr>
+      </w:pPr>
+      <w:r>
+        <w:rPr>
+          <w:rFonts w:ascii="Times New Roman" w:hAnsi="Times New Roman" w:cs="Times New Roman"/>
+          <w:i/>
+          <w:iCs/>
           <w:color w:val="FF0000"/>
           <w:sz w:val="24"/>
           <w:szCs w:val="24"/>
@@ -17943,7 +18173,9 @@
         <w:rPr>
           <w:rFonts w:ascii="Times New Roman" w:hAnsi="Times New Roman" w:cs="Times New Roman"/>
           <w:b/>
-          <w:i/>
+          <w:bCs/>
+          <w:i/>
+          <w:iCs/>
           <w:color w:val="FF0000"/>
           <w:sz w:val="24"/>
           <w:szCs w:val="24"/>
@@ -17954,6 +18186,7 @@
         <w:rPr>
           <w:rFonts w:ascii="Times New Roman" w:hAnsi="Times New Roman" w:cs="Times New Roman"/>
           <w:i/>
+          <w:iCs/>
           <w:color w:val="FF0000"/>
           <w:sz w:val="24"/>
           <w:szCs w:val="24"/>
@@ -17968,6 +18201,7 @@
         <w:rPr>
           <w:rFonts w:ascii="Times New Roman" w:hAnsi="Times New Roman" w:cs="Times New Roman"/>
           <w:b/>
+          <w:bCs/>
           <w:sz w:val="24"/>
           <w:szCs w:val="24"/>
         </w:rPr>
@@ -17976,6 +18210,7 @@
         <w:rPr>
           <w:rFonts w:ascii="Times New Roman" w:hAnsi="Times New Roman" w:cs="Times New Roman"/>
           <w:b/>
+          <w:bCs/>
           <w:sz w:val="24"/>
           <w:szCs w:val="24"/>
         </w:rPr>
@@ -17989,6 +18224,7 @@
         <w:rPr>
           <w:rFonts w:ascii="Times New Roman" w:hAnsi="Times New Roman" w:cs="Times New Roman"/>
           <w:b/>
+          <w:bCs/>
           <w:sz w:val="24"/>
           <w:szCs w:val="24"/>
         </w:rPr>
@@ -17997,6 +18233,7 @@
         <w:rPr>
           <w:rFonts w:ascii="Times New Roman" w:hAnsi="Times New Roman" w:cs="Times New Roman"/>
           <w:b/>
+          <w:bCs/>
           <w:sz w:val="24"/>
           <w:szCs w:val="24"/>
         </w:rPr>
@@ -18015,7 +18252,7 @@
       </w:pPr>
       <w:r>
         <w:rPr>
-          <w:rFonts w:ascii="Times New Roman" w:eastAsia="Gungsuh" w:hAnsi="Times New Roman" w:cs="Times New Roman"/>
+          <w:rFonts w:ascii="Times New Roman" w:eastAsia="Gungsuh" w:hAnsi="Times New Roman" w:cs="Gungsuh"/>
           <w:sz w:val="24"/>
           <w:szCs w:val="24"/>
         </w:rPr>
@@ -18238,7 +18475,9 @@
         <w:rPr>
           <w:rFonts w:ascii="Times New Roman" w:hAnsi="Times New Roman" w:cs="Times New Roman"/>
           <w:b/>
-          <w:i/>
+          <w:bCs/>
+          <w:i/>
+          <w:iCs/>
           <w:color w:val="FF0000"/>
           <w:sz w:val="24"/>
           <w:szCs w:val="24"/>
@@ -18248,7 +18487,9 @@
         <w:rPr>
           <w:rFonts w:ascii="Times New Roman" w:hAnsi="Times New Roman" w:cs="Times New Roman"/>
           <w:b/>
-          <w:i/>
+          <w:bCs/>
+          <w:i/>
+          <w:iCs/>
           <w:color w:val="FF0000"/>
           <w:sz w:val="24"/>
           <w:szCs w:val="24"/>
@@ -18434,7 +18675,9 @@
         <w:rPr>
           <w:rFonts w:ascii="Times New Roman" w:hAnsi="Times New Roman" w:cs="Times New Roman"/>
           <w:b/>
-          <w:i/>
+          <w:bCs/>
+          <w:i/>
+          <w:iCs/>
           <w:color w:val="FF0000"/>
           <w:sz w:val="24"/>
           <w:szCs w:val="24"/>
@@ -18444,7 +18687,9 @@
         <w:rPr>
           <w:rFonts w:ascii="Times New Roman" w:hAnsi="Times New Roman" w:cs="Times New Roman"/>
           <w:b/>
-          <w:i/>
+          <w:bCs/>
+          <w:i/>
+          <w:iCs/>
           <w:color w:val="FF0000"/>
           <w:sz w:val="24"/>
           <w:szCs w:val="24"/>
@@ -18479,7 +18724,9 @@
         <w:rPr>
           <w:rFonts w:ascii="Times New Roman" w:eastAsia="Times New Roman" w:hAnsi="Times New Roman" w:cs="Times New Roman"/>
           <w:b/>
-          <w:i/>
+          <w:bCs/>
+          <w:i/>
+          <w:iCs/>
           <w:color w:val="FF0000"/>
         </w:rPr>
       </w:pPr>
@@ -18487,7 +18734,9 @@
         <w:rPr>
           <w:rFonts w:ascii="Times New Roman" w:eastAsia="Times New Roman" w:hAnsi="Times New Roman" w:cs="Times New Roman"/>
           <w:b/>
-          <w:i/>
+          <w:bCs/>
+          <w:i/>
+          <w:iCs/>
           <w:color w:val="FF0000"/>
           <w:sz w:val="24"/>
         </w:rPr>
@@ -18509,6 +18758,7 @@
         <w:rPr>
           <w:rFonts w:ascii="Times New Roman" w:hAnsi="Times New Roman" w:cs="Times New Roman"/>
           <w:i/>
+          <w:iCs/>
           <w:color w:val="FF0000"/>
           <w:sz w:val="24"/>
           <w:szCs w:val="24"/>
@@ -18539,6 +18789,7 @@
         <w:rPr>
           <w:rFonts w:ascii="Times New Roman" w:hAnsi="Times New Roman" w:cs="Times New Roman"/>
           <w:i/>
+          <w:iCs/>
           <w:color w:val="FF0000"/>
           <w:sz w:val="24"/>
           <w:szCs w:val="24"/>
@@ -18569,6 +18820,7 @@
         <w:rPr>
           <w:rFonts w:ascii="Times New Roman" w:hAnsi="Times New Roman" w:cs="Times New Roman"/>
           <w:i/>
+          <w:iCs/>
           <w:color w:val="FF0000"/>
           <w:sz w:val="24"/>
           <w:szCs w:val="24"/>
@@ -18599,6 +18851,7 @@
         <w:rPr>
           <w:rFonts w:ascii="Times New Roman" w:hAnsi="Times New Roman" w:cs="Times New Roman"/>
           <w:i/>
+          <w:iCs/>
           <w:color w:val="FF0000"/>
           <w:sz w:val="24"/>
           <w:szCs w:val="24"/>
@@ -18628,6 +18881,7 @@
         <w:rPr>
           <w:rFonts w:ascii="Times New Roman" w:hAnsi="Times New Roman" w:cs="Times New Roman"/>
           <w:i/>
+          <w:iCs/>
           <w:color w:val="FF0000"/>
           <w:sz w:val="24"/>
           <w:szCs w:val="24"/>
@@ -18678,6 +18932,7 @@
         <w:rPr>
           <w:rFonts w:ascii="Times New Roman" w:hAnsi="Times New Roman" w:cs="Times New Roman"/>
           <w:i/>
+          <w:iCs/>
           <w:color w:val="FF0000"/>
           <w:sz w:val="24"/>
           <w:szCs w:val="24"/>
@@ -18727,6 +18982,7 @@
         <w:rPr>
           <w:rFonts w:ascii="Times New Roman" w:hAnsi="Times New Roman" w:cs="Times New Roman"/>
           <w:b/>
+          <w:bCs/>
           <w:sz w:val="24"/>
           <w:szCs w:val="24"/>
         </w:rPr>
@@ -18744,6 +19000,7 @@
         <w:rPr>
           <w:rFonts w:ascii="Times New Roman" w:hAnsi="Times New Roman" w:cs="Times New Roman"/>
           <w:i/>
+          <w:iCs/>
           <w:color w:val="FF0000"/>
           <w:sz w:val="24"/>
           <w:szCs w:val="24"/>
@@ -18782,6 +19039,7 @@
         <w:rPr>
           <w:rFonts w:ascii="Times New Roman" w:hAnsi="Times New Roman" w:cs="Times New Roman"/>
           <w:b/>
+          <w:bCs/>
           <w:sz w:val="24"/>
           <w:szCs w:val="24"/>
         </w:rPr>
@@ -18799,6 +19057,7 @@
         <w:rPr>
           <w:rFonts w:ascii="Times New Roman" w:hAnsi="Times New Roman" w:cs="Times New Roman"/>
           <w:i/>
+          <w:iCs/>
           <w:color w:val="FF0000"/>
           <w:sz w:val="24"/>
           <w:szCs w:val="24"/>
@@ -18842,7 +19101,9 @@
         <w:rPr>
           <w:rFonts w:ascii="Times New Roman" w:eastAsia="Times New Roman" w:hAnsi="Times New Roman" w:cs="Times New Roman"/>
           <w:b/>
-          <w:i/>
+          <w:bCs/>
+          <w:i/>
+          <w:iCs/>
           <w:color w:val="FF0000"/>
         </w:rPr>
       </w:pPr>
@@ -18850,7 +19111,9 @@
         <w:rPr>
           <w:rFonts w:ascii="Times New Roman" w:eastAsia="Times New Roman" w:hAnsi="Times New Roman" w:cs="Times New Roman"/>
           <w:b/>
-          <w:i/>
+          <w:bCs/>
+          <w:i/>
+          <w:iCs/>
           <w:color w:val="FF0000"/>
           <w:sz w:val="24"/>
         </w:rPr>
@@ -18885,27 +19148,29 @@
         <w:rPr>
           <w:rFonts w:ascii="Times New Roman" w:hAnsi="Times New Roman" w:cs="Times New Roman"/>
           <w:i/>
-          <w:color w:val="FF0000"/>
-          <w:sz w:val="24"/>
-          <w:szCs w:val="24"/>
-        </w:rPr>
-      </w:pPr>
-    </w:p>
-    <w:p>
-      <w:pPr>
-        <w:spacing w:after="120"/>
-        <w:jc w:val="both"/>
-        <w:rPr>
-          <w:rFonts w:ascii="Times New Roman" w:hAnsi="Times New Roman" w:cs="Times New Roman"/>
-          <w:color w:val="000000"/>
-          <w:sz w:val="24"/>
-          <w:szCs w:val="24"/>
-        </w:rPr>
-      </w:pPr>
-      <w:r>
-        <w:rPr>
-          <w:rFonts w:ascii="Times New Roman" w:hAnsi="Times New Roman" w:cs="Times New Roman"/>
-          <w:i/>
+          <w:iCs/>
+          <w:color w:val="FF0000"/>
+          <w:sz w:val="24"/>
+          <w:szCs w:val="24"/>
+        </w:rPr>
+      </w:pPr>
+    </w:p>
+    <w:p>
+      <w:pPr>
+        <w:spacing w:after="120"/>
+        <w:jc w:val="both"/>
+        <w:rPr>
+          <w:rFonts w:ascii="Times New Roman" w:hAnsi="Times New Roman" w:cs="Times New Roman"/>
+          <w:color w:val="000000"/>
+          <w:sz w:val="24"/>
+          <w:szCs w:val="24"/>
+        </w:rPr>
+      </w:pPr>
+      <w:r>
+        <w:rPr>
+          <w:rFonts w:ascii="Times New Roman" w:hAnsi="Times New Roman" w:cs="Times New Roman"/>
+          <w:i/>
+          <w:iCs/>
           <w:color w:val="FF0000"/>
           <w:sz w:val="24"/>
           <w:szCs w:val="24"/>
@@ -18929,15 +19194,17 @@
         <w:rPr>
           <w:rFonts w:ascii="Times New Roman" w:hAnsi="Times New Roman" w:cs="Times New Roman"/>
           <w:i/>
-          <w:color w:val="000000"/>
-          <w:sz w:val="24"/>
-          <w:szCs w:val="24"/>
-        </w:rPr>
-      </w:pPr>
-      <w:r>
-        <w:rPr>
-          <w:rFonts w:ascii="Times New Roman" w:hAnsi="Times New Roman" w:cs="Times New Roman"/>
-          <w:i/>
+          <w:iCs/>
+          <w:color w:val="000000"/>
+          <w:sz w:val="24"/>
+          <w:szCs w:val="24"/>
+        </w:rPr>
+      </w:pPr>
+      <w:r>
+        <w:rPr>
+          <w:rFonts w:ascii="Times New Roman" w:hAnsi="Times New Roman" w:cs="Times New Roman"/>
+          <w:i/>
+          <w:iCs/>
           <w:color w:val="FF0000"/>
           <w:sz w:val="24"/>
           <w:szCs w:val="24"/>
@@ -18948,6 +19215,7 @@
         <w:rPr>
           <w:rFonts w:ascii="Times New Roman" w:hAnsi="Times New Roman" w:cs="Times New Roman"/>
           <w:i/>
+          <w:iCs/>
           <w:color w:val="000000"/>
           <w:sz w:val="24"/>
           <w:szCs w:val="24"/>
@@ -19312,6 +19580,7 @@
         <w:rPr>
           <w:rFonts w:ascii="Times New Roman" w:hAnsi="Times New Roman" w:cs="Times New Roman"/>
           <w:i/>
+          <w:iCs/>
           <w:sz w:val="24"/>
           <w:szCs w:val="24"/>
         </w:rPr>
@@ -19328,6 +19597,7 @@
         <w:rPr>
           <w:rFonts w:ascii="Times New Roman" w:hAnsi="Times New Roman" w:cs="Times New Roman"/>
           <w:i/>
+          <w:iCs/>
           <w:color w:val="FF0000"/>
           <w:sz w:val="24"/>
           <w:szCs w:val="24"/>
@@ -19399,6 +19669,7 @@
         <w:rPr>
           <w:rFonts w:ascii="Times New Roman" w:hAnsi="Times New Roman" w:cs="Times New Roman"/>
           <w:i/>
+          <w:iCs/>
           <w:color w:val="FF0000"/>
           <w:sz w:val="24"/>
           <w:szCs w:val="24"/>
@@ -19413,6 +19684,7 @@
         <w:rPr>
           <w:rFonts w:ascii="Times New Roman" w:eastAsia="Times New Roman" w:hAnsi="Times New Roman" w:cs="Times New Roman"/>
           <w:i/>
+          <w:iCs/>
           <w:color w:val="FF0000"/>
         </w:rPr>
       </w:pPr>
@@ -19420,7 +19692,9 @@
         <w:rPr>
           <w:rFonts w:ascii="Times New Roman" w:eastAsia="Times New Roman" w:hAnsi="Times New Roman" w:cs="Times New Roman"/>
           <w:b/>
-          <w:i/>
+          <w:bCs/>
+          <w:i/>
+          <w:iCs/>
           <w:color w:val="FF0000"/>
           <w:sz w:val="24"/>
         </w:rPr>
@@ -19434,14 +19708,16 @@
         <w:rPr>
           <w:rFonts w:ascii="Times New Roman" w:hAnsi="Times New Roman" w:cs="Times New Roman"/>
           <w:i/>
-          <w:sz w:val="24"/>
-          <w:szCs w:val="24"/>
-        </w:rPr>
-      </w:pPr>
-      <w:r>
-        <w:rPr>
-          <w:rFonts w:ascii="Times New Roman" w:hAnsi="Times New Roman" w:cs="Times New Roman"/>
-          <w:i/>
+          <w:iCs/>
+          <w:sz w:val="24"/>
+          <w:szCs w:val="24"/>
+        </w:rPr>
+      </w:pPr>
+      <w:r>
+        <w:rPr>
+          <w:rFonts w:ascii="Times New Roman" w:hAnsi="Times New Roman" w:cs="Times New Roman"/>
+          <w:i/>
+          <w:iCs/>
           <w:color w:val="FF0000"/>
           <w:sz w:val="24"/>
           <w:szCs w:val="24"/>
@@ -19454,7 +19730,7 @@
           <w:sz w:val="24"/>
           <w:szCs w:val="24"/>
         </w:rPr>
-        <w:t>Всієї тварі Створителю, що у своїй владі встановив времена і літа,* благослови вінець року благости Твоєї, Господи,* охороняючи в мирі благовірний народ, городи, села і всі обителі Твої,* молитвами Богородиці, і спаси нас.</w:t>
+        <w:t>Всіє́ї тва́рі Створи́телю, що у Свої́й вла́ді вста-нови́в времена́ і літа́,* благослови́ віне́ць ро́ку бла́гости Твоє́ї, Го́споди,* охороня́ючи в ми́рі благові́рний наро́д, го́роди, се́ла і всі оби́телі Твої́,* молитва́ми Богоро́диці, і спаси́ нас.</w:t>
       </w:r>
     </w:p>
     <w:p>
@@ -19471,15 +19747,17 @@
         <w:rPr>
           <w:rFonts w:ascii="Times New Roman" w:hAnsi="Times New Roman" w:cs="Times New Roman"/>
           <w:b/>
-          <w:sz w:val="24"/>
-          <w:szCs w:val="24"/>
-        </w:rPr>
-        <w:t xml:space="preserve">Слава </w:t>
-      </w:r>
-      <w:r>
-        <w:rPr>
-          <w:rFonts w:ascii="Times New Roman" w:hAnsi="Times New Roman" w:cs="Times New Roman"/>
-          <w:i/>
+          <w:bCs/>
+          <w:sz w:val="24"/>
+          <w:szCs w:val="24"/>
+        </w:rPr>
+        <w:t xml:space="preserve">Сла́ва: </w:t>
+      </w:r>
+      <w:r>
+        <w:rPr>
+          <w:rFonts w:ascii="Times New Roman" w:hAnsi="Times New Roman" w:cs="Times New Roman"/>
+          <w:i/>
+          <w:iCs/>
           <w:color w:val="FF0000"/>
           <w:sz w:val="24"/>
           <w:szCs w:val="24"/>
@@ -19501,16 +19779,17 @@
           <w:sz w:val="24"/>
           <w:szCs w:val="24"/>
         </w:rPr>
-        <w:t>Терпіння стовп був ти, наслідуючи праотців, преподобний:* Йова в страстях, Йосифа в спокусах,* і бувши в тілі, безплотних у житті, Симеоне, отче наш.* Моли Христа Бога,* щоб спаслися душі наші.</w:t>
-      </w:r>
-    </w:p>
-    <w:p>
-      <w:pPr>
-        <w:spacing w:after="120"/>
-        <w:jc w:val="both"/>
-        <w:rPr>
-          <w:rFonts w:ascii="Times New Roman" w:hAnsi="Times New Roman" w:cs="Times New Roman"/>
-          <w:i/>
+        <w:t>Терпі́ння стовп був ти, наслі́дуючи праотці́в, преподо́бний:* Йо́ва в страстя́х, Йо́сифа в споку́сах* і, бу́вши в ті́лі, безпло́тних у житті́, Симео́не, о́тче наш.* Моли́ Христа́ Бо́га,* щоб спасли́ся ду́ші на́ші.</w:t>
+      </w:r>
+    </w:p>
+    <w:p>
+      <w:pPr>
+        <w:spacing w:after="120"/>
+        <w:jc w:val="both"/>
+        <w:rPr>
+          <w:rFonts w:ascii="Times New Roman" w:hAnsi="Times New Roman" w:cs="Times New Roman"/>
+          <w:i/>
+          <w:iCs/>
           <w:sz w:val="24"/>
           <w:szCs w:val="24"/>
         </w:rPr>
@@ -19519,23 +19798,25 @@
         <w:rPr>
           <w:rFonts w:ascii="Times New Roman" w:hAnsi="Times New Roman" w:cs="Times New Roman"/>
           <w:b/>
-          <w:sz w:val="24"/>
-          <w:szCs w:val="24"/>
-        </w:rPr>
-        <w:t>І нині</w:t>
-      </w:r>
-      <w:r>
-        <w:rPr>
-          <w:rFonts w:ascii="Times New Roman" w:hAnsi="Times New Roman" w:cs="Times New Roman"/>
-          <w:sz w:val="24"/>
-          <w:szCs w:val="24"/>
-        </w:rPr>
-        <w:t xml:space="preserve">: </w:t>
-      </w:r>
-      <w:r>
-        <w:rPr>
-          <w:rFonts w:ascii="Times New Roman" w:hAnsi="Times New Roman" w:cs="Times New Roman"/>
-          <w:i/>
+          <w:bCs/>
+          <w:sz w:val="24"/>
+          <w:szCs w:val="24"/>
+        </w:rPr>
+        <w:t>І ни́ні:</w:t>
+      </w:r>
+      <w:r>
+        <w:rPr>
+          <w:rFonts w:ascii="Times New Roman" w:hAnsi="Times New Roman" w:cs="Times New Roman"/>
+          <w:sz w:val="24"/>
+          <w:szCs w:val="24"/>
+        </w:rPr>
+        <w:t xml:space="preserve"> </w:t>
+      </w:r>
+      <w:r>
+        <w:rPr>
+          <w:rFonts w:ascii="Times New Roman" w:hAnsi="Times New Roman" w:cs="Times New Roman"/>
+          <w:i/>
+          <w:iCs/>
           <w:color w:val="FF0000"/>
           <w:sz w:val="24"/>
           <w:szCs w:val="24"/>
@@ -19557,16 +19838,17 @@
           <w:sz w:val="24"/>
           <w:szCs w:val="24"/>
         </w:rPr>
-        <w:t>Радуйся, обрадованная Богородице Діво,* пристане й заступнице роду людського,* бо з Тебе воплотився Ізбавитель світу;* Ти бо єдина єси Мати і Діва,* присноблагословенна і препрославлена.* Моли Христа Бога,* щоб мир дарував усій вселенній.</w:t>
-      </w:r>
-    </w:p>
-    <w:p>
-      <w:pPr>
-        <w:spacing w:after="120"/>
-        <w:jc w:val="both"/>
-        <w:rPr>
-          <w:rFonts w:ascii="Times New Roman" w:hAnsi="Times New Roman" w:cs="Times New Roman"/>
-          <w:i/>
+        <w:t>Ра́дуйся, обрадова́нная Богоро́дице Ді́во,* при́стане й засту́пнице ро́ду людсько́го,* бо з те́бе воплоти́вся Ізбави́тель сві́ту;* ти бо єди́на єси́ Ма́ти і Ді́ва,* присноблагослове́нна і препросла́влена.* Моли́ Христа́ Бо́га,* щоб мир дарува́в усі́й вселе́нній.</w:t>
+      </w:r>
+    </w:p>
+    <w:p>
+      <w:pPr>
+        <w:spacing w:after="120"/>
+        <w:jc w:val="both"/>
+        <w:rPr>
+          <w:rFonts w:ascii="Times New Roman" w:hAnsi="Times New Roman" w:cs="Times New Roman"/>
+          <w:i/>
+          <w:iCs/>
           <w:color w:val="FF0000"/>
           <w:sz w:val="24"/>
           <w:szCs w:val="24"/>
@@ -19581,6 +19863,7 @@
         <w:rPr>
           <w:rFonts w:ascii="Times New Roman" w:eastAsia="Times New Roman" w:hAnsi="Times New Roman" w:cs="Times New Roman"/>
           <w:i/>
+          <w:iCs/>
           <w:color w:val="FF0000"/>
         </w:rPr>
       </w:pPr>
@@ -19588,7 +19871,9 @@
         <w:rPr>
           <w:rFonts w:ascii="Times New Roman" w:eastAsia="Times New Roman" w:hAnsi="Times New Roman" w:cs="Times New Roman"/>
           <w:b/>
-          <w:i/>
+          <w:bCs/>
+          <w:i/>
+          <w:iCs/>
           <w:color w:val="FF0000"/>
           <w:sz w:val="24"/>
         </w:rPr>
@@ -19626,6 +19911,7 @@
         <w:rPr>
           <w:rFonts w:ascii="Times New Roman" w:hAnsi="Times New Roman" w:cs="Times New Roman"/>
           <w:i/>
+          <w:iCs/>
           <w:color w:val="FF4400"/>
           <w:sz w:val="24"/>
           <w:szCs w:val="24"/>
@@ -19644,6 +19930,7 @@
         <w:rPr>
           <w:rFonts w:ascii="Times New Roman" w:hAnsi="Times New Roman" w:cs="Times New Roman"/>
           <w:i/>
+          <w:iCs/>
           <w:color w:val="FF4400"/>
           <w:sz w:val="24"/>
           <w:szCs w:val="24"/>
@@ -19672,6 +19959,7 @@
         <w:rPr>
           <w:rFonts w:ascii="Times New Roman" w:hAnsi="Times New Roman" w:cs="Times New Roman"/>
           <w:i/>
+          <w:iCs/>
           <w:color w:val="FF4400"/>
           <w:sz w:val="24"/>
           <w:szCs w:val="24"/>
@@ -19682,6 +19970,7 @@
         <w:rPr>
           <w:rFonts w:ascii="Times New Roman" w:hAnsi="Times New Roman" w:cs="Times New Roman"/>
           <w:i/>
+          <w:iCs/>
           <w:sz w:val="24"/>
           <w:szCs w:val="24"/>
         </w:rPr>
@@ -19699,6 +19988,7 @@
         <w:rPr>
           <w:rFonts w:ascii="Times New Roman" w:hAnsi="Times New Roman" w:cs="Times New Roman"/>
           <w:i/>
+          <w:iCs/>
           <w:color w:val="FF4400"/>
           <w:sz w:val="24"/>
           <w:szCs w:val="24"/>
@@ -19709,6 +19999,7 @@
         <w:rPr>
           <w:rFonts w:ascii="Times New Roman" w:hAnsi="Times New Roman" w:cs="Times New Roman"/>
           <w:i/>
+          <w:iCs/>
           <w:sz w:val="24"/>
           <w:szCs w:val="24"/>
         </w:rPr>
@@ -19736,6 +20027,7 @@
         <w:rPr>
           <w:rFonts w:ascii="Times New Roman" w:hAnsi="Times New Roman" w:cs="Times New Roman"/>
           <w:i/>
+          <w:iCs/>
           <w:color w:val="FF4400"/>
           <w:sz w:val="24"/>
           <w:szCs w:val="24"/>
@@ -19754,6 +20046,7 @@
         <w:rPr>
           <w:rFonts w:ascii="Times New Roman" w:hAnsi="Times New Roman" w:cs="Times New Roman"/>
           <w:i/>
+          <w:iCs/>
           <w:color w:val="FF4400"/>
           <w:sz w:val="24"/>
           <w:szCs w:val="24"/>
@@ -19792,6 +20085,7 @@
         <w:rPr>
           <w:rFonts w:ascii="Times New Roman" w:hAnsi="Times New Roman" w:cs="Times New Roman"/>
           <w:i/>
+          <w:iCs/>
           <w:color w:val="FF4400"/>
           <w:sz w:val="24"/>
           <w:szCs w:val="24"/>
@@ -19810,6 +20104,7 @@
         <w:rPr>
           <w:rFonts w:ascii="Times New Roman" w:hAnsi="Times New Roman" w:cs="Times New Roman"/>
           <w:i/>
+          <w:iCs/>
           <w:color w:val="FF4400"/>
           <w:sz w:val="24"/>
           <w:szCs w:val="24"/>
@@ -19848,6 +20143,7 @@
         <w:rPr>
           <w:rFonts w:ascii="Times New Roman" w:hAnsi="Times New Roman" w:cs="Times New Roman"/>
           <w:i/>
+          <w:iCs/>
           <w:color w:val="FF4400"/>
           <w:sz w:val="24"/>
           <w:szCs w:val="24"/>
@@ -19866,6 +20162,7 @@
         <w:rPr>
           <w:rFonts w:ascii="Times New Roman" w:hAnsi="Times New Roman" w:cs="Times New Roman"/>
           <w:i/>
+          <w:iCs/>
           <w:color w:val="FF4400"/>
           <w:sz w:val="24"/>
           <w:szCs w:val="24"/>
@@ -19886,6 +20183,7 @@
         <w:rPr>
           <w:rFonts w:ascii="Times New Roman" w:hAnsi="Times New Roman" w:cs="Times New Roman"/>
           <w:i/>
+          <w:iCs/>
           <w:color w:val="FF4400"/>
           <w:sz w:val="24"/>
           <w:szCs w:val="24"/>
@@ -19907,33 +20205,38 @@
       </w:pPr>
       <w:r>
         <w:rPr>
-          <w:rFonts w:ascii="Times New Roman" w:hAnsi="Times New Roman"/>
-          <w:i/>
-          <w:color w:val="FF0000"/>
-          <w:sz w:val="24"/>
+          <w:rFonts w:ascii="Times New Roman" w:hAnsi="Times New Roman" w:cs="Times New Roman"/>
+          <w:i/>
+          <w:iCs/>
+          <w:color w:val="FF0000"/>
+          <w:sz w:val="24"/>
+          <w:szCs w:val="24"/>
         </w:rPr>
         <w:t>Вірні:</w:t>
       </w:r>
       <w:r>
         <w:rPr>
-          <w:rFonts w:ascii="Times New Roman" w:hAnsi="Times New Roman"/>
-          <w:color w:val="000000"/>
-          <w:sz w:val="24"/>
+          <w:rFonts w:ascii="Times New Roman" w:hAnsi="Times New Roman" w:cs="Times New Roman"/>
+          <w:color w:val="000000"/>
+          <w:sz w:val="24"/>
+          <w:szCs w:val="24"/>
         </w:rPr>
         <w:t xml:space="preserve"> Амі</w:t>
       </w:r>
       <w:r>
         <w:rPr>
-          <w:rFonts w:ascii="Times New Roman" w:hAnsi="Times New Roman"/>
-          <w:sz w:val="24"/>
+          <w:rFonts w:ascii="Times New Roman" w:hAnsi="Times New Roman" w:cs="Times New Roman"/>
+          <w:sz w:val="24"/>
+          <w:szCs w:val="24"/>
         </w:rPr>
         <w:t>́</w:t>
       </w:r>
       <w:r>
         <w:rPr>
-          <w:rFonts w:ascii="Times New Roman" w:hAnsi="Times New Roman"/>
-          <w:color w:val="000000"/>
-          <w:sz w:val="24"/>
+          <w:rFonts w:ascii="Times New Roman" w:hAnsi="Times New Roman" w:cs="Times New Roman"/>
+          <w:color w:val="000000"/>
+          <w:sz w:val="24"/>
+          <w:szCs w:val="24"/>
         </w:rPr>
         <w:t>нь.</w:t>
       </w:r>
@@ -19949,10 +20252,12 @@
       </w:pPr>
       <w:r>
         <w:rPr>
-          <w:rFonts w:ascii="Times New Roman" w:hAnsi="Times New Roman"/>
-          <w:i/>
-          <w:color w:val="FF0000"/>
-          <w:sz w:val="24"/>
+          <w:rFonts w:ascii="Times New Roman" w:hAnsi="Times New Roman" w:cs="Times New Roman"/>
+          <w:i/>
+          <w:iCs/>
+          <w:color w:val="FF0000"/>
+          <w:sz w:val="24"/>
+          <w:szCs w:val="24"/>
         </w:rPr>
         <w:t>Прохальна єктенія</w:t>
       </w:r>
@@ -19963,9 +20268,10 @@
       </w:pPr>
       <w:r>
         <w:rPr>
-          <w:rFonts w:ascii="Times New Roman" w:hAnsi="Times New Roman"/>
-          <w:color w:val="000000"/>
-          <w:sz w:val="24"/>
+          <w:rFonts w:ascii="Times New Roman" w:hAnsi="Times New Roman" w:cs="Times New Roman"/>
+          <w:color w:val="000000"/>
+          <w:sz w:val="24"/>
+          <w:szCs w:val="24"/>
         </w:rPr>
         <w:t>Сповнім ранішню молитву нашу Господеві.</w:t>
       </w:r>
@@ -19976,26 +20282,30 @@
       </w:pPr>
       <w:r>
         <w:rPr>
-          <w:rFonts w:ascii="Times New Roman" w:hAnsi="Times New Roman"/>
-          <w:i/>
-          <w:color w:val="FF0000"/>
-          <w:sz w:val="24"/>
+          <w:rFonts w:ascii="Times New Roman" w:hAnsi="Times New Roman" w:cs="Times New Roman"/>
+          <w:i/>
+          <w:iCs/>
+          <w:color w:val="FF0000"/>
+          <w:sz w:val="24"/>
+          <w:szCs w:val="24"/>
         </w:rPr>
         <w:t>Вірні:</w:t>
       </w:r>
       <w:r>
         <w:rPr>
-          <w:rFonts w:ascii="Times New Roman" w:hAnsi="Times New Roman"/>
-          <w:color w:val="FF0000"/>
-          <w:sz w:val="24"/>
+          <w:rFonts w:ascii="Times New Roman" w:hAnsi="Times New Roman" w:cs="Times New Roman"/>
+          <w:color w:val="FF0000"/>
+          <w:sz w:val="24"/>
+          <w:szCs w:val="24"/>
         </w:rPr>
         <w:t xml:space="preserve"> </w:t>
       </w:r>
       <w:r>
         <w:rPr>
-          <w:rFonts w:ascii="Times New Roman" w:hAnsi="Times New Roman"/>
-          <w:color w:val="000000"/>
-          <w:sz w:val="24"/>
+          <w:rFonts w:ascii="Times New Roman" w:hAnsi="Times New Roman" w:cs="Times New Roman"/>
+          <w:color w:val="000000"/>
+          <w:sz w:val="24"/>
+          <w:szCs w:val="24"/>
         </w:rPr>
         <w:t>Го́споди, помилуй.</w:t>
       </w:r>
@@ -20006,9 +20316,10 @@
       </w:pPr>
       <w:r>
         <w:rPr>
-          <w:rFonts w:ascii="Times New Roman" w:hAnsi="Times New Roman"/>
-          <w:color w:val="000000"/>
-          <w:sz w:val="24"/>
+          <w:rFonts w:ascii="Times New Roman" w:hAnsi="Times New Roman" w:cs="Times New Roman"/>
+          <w:color w:val="000000"/>
+          <w:sz w:val="24"/>
+          <w:szCs w:val="24"/>
         </w:rPr>
         <w:t>Заступи, спаси, помилуй і охорони нас, Боже, Твоєю благодаттю.</w:t>
       </w:r>
@@ -20019,41 +20330,47 @@
       </w:pPr>
       <w:r>
         <w:rPr>
-          <w:rFonts w:ascii="Times New Roman" w:hAnsi="Times New Roman"/>
-          <w:i/>
-          <w:color w:val="FF0000"/>
-          <w:sz w:val="24"/>
+          <w:rFonts w:ascii="Times New Roman" w:hAnsi="Times New Roman" w:cs="Times New Roman"/>
+          <w:i/>
+          <w:iCs/>
+          <w:color w:val="FF0000"/>
+          <w:sz w:val="24"/>
+          <w:szCs w:val="24"/>
         </w:rPr>
         <w:t>Вірні:</w:t>
       </w:r>
       <w:r>
         <w:rPr>
-          <w:rFonts w:ascii="Times New Roman" w:hAnsi="Times New Roman"/>
-          <w:color w:val="FF0000"/>
-          <w:sz w:val="24"/>
+          <w:rFonts w:ascii="Times New Roman" w:hAnsi="Times New Roman" w:cs="Times New Roman"/>
+          <w:color w:val="FF0000"/>
+          <w:sz w:val="24"/>
+          <w:szCs w:val="24"/>
         </w:rPr>
         <w:t xml:space="preserve"> </w:t>
       </w:r>
       <w:r>
         <w:rPr>
-          <w:rFonts w:ascii="Times New Roman" w:hAnsi="Times New Roman"/>
-          <w:color w:val="000000"/>
-          <w:sz w:val="24"/>
+          <w:rFonts w:ascii="Times New Roman" w:hAnsi="Times New Roman" w:cs="Times New Roman"/>
+          <w:color w:val="000000"/>
+          <w:sz w:val="24"/>
+          <w:szCs w:val="24"/>
         </w:rPr>
         <w:t>Го</w:t>
       </w:r>
       <w:r>
         <w:rPr>
-          <w:rFonts w:ascii="Times New Roman" w:hAnsi="Times New Roman"/>
-          <w:sz w:val="24"/>
+          <w:rFonts w:ascii="Times New Roman" w:hAnsi="Times New Roman" w:cs="Times New Roman"/>
+          <w:sz w:val="24"/>
+          <w:szCs w:val="24"/>
         </w:rPr>
         <w:t>́</w:t>
       </w:r>
       <w:r>
         <w:rPr>
-          <w:rFonts w:ascii="Times New Roman" w:hAnsi="Times New Roman"/>
-          <w:color w:val="000000"/>
-          <w:sz w:val="24"/>
+          <w:rFonts w:ascii="Times New Roman" w:hAnsi="Times New Roman" w:cs="Times New Roman"/>
+          <w:color w:val="000000"/>
+          <w:sz w:val="24"/>
+          <w:szCs w:val="24"/>
         </w:rPr>
         <w:t>споди, помилуй.</w:t>
       </w:r>
@@ -20064,9 +20381,10 @@
       </w:pPr>
       <w:r>
         <w:rPr>
-          <w:rFonts w:ascii="Times New Roman" w:hAnsi="Times New Roman"/>
-          <w:color w:val="000000"/>
-          <w:sz w:val="24"/>
+          <w:rFonts w:ascii="Times New Roman" w:hAnsi="Times New Roman" w:cs="Times New Roman"/>
+          <w:color w:val="000000"/>
+          <w:sz w:val="24"/>
+          <w:szCs w:val="24"/>
         </w:rPr>
         <w:t>Дня всього досконалого, святого, мирного і безгрішного у Господа просім.</w:t>
       </w:r>
@@ -20084,6 +20402,7 @@
         <w:rPr>
           <w:rFonts w:ascii="Times New Roman" w:hAnsi="Times New Roman" w:cs="Times New Roman"/>
           <w:i/>
+          <w:iCs/>
           <w:color w:val="FF4400"/>
           <w:sz w:val="24"/>
           <w:szCs w:val="24"/>
@@ -20130,6 +20449,7 @@
         <w:rPr>
           <w:rFonts w:ascii="Times New Roman" w:hAnsi="Times New Roman" w:cs="Times New Roman"/>
           <w:i/>
+          <w:iCs/>
           <w:color w:val="FF4400"/>
           <w:sz w:val="24"/>
           <w:szCs w:val="24"/>
@@ -20176,6 +20496,7 @@
         <w:rPr>
           <w:rFonts w:ascii="Times New Roman" w:hAnsi="Times New Roman" w:cs="Times New Roman"/>
           <w:i/>
+          <w:iCs/>
           <w:color w:val="FF4400"/>
           <w:sz w:val="24"/>
           <w:szCs w:val="24"/>
@@ -20222,6 +20543,7 @@
         <w:rPr>
           <w:rFonts w:ascii="Times New Roman" w:hAnsi="Times New Roman" w:cs="Times New Roman"/>
           <w:i/>
+          <w:iCs/>
           <w:color w:val="FF4400"/>
           <w:sz w:val="24"/>
           <w:szCs w:val="24"/>
@@ -20268,6 +20590,7 @@
         <w:rPr>
           <w:rFonts w:ascii="Times New Roman" w:hAnsi="Times New Roman" w:cs="Times New Roman"/>
           <w:i/>
+          <w:iCs/>
           <w:color w:val="FF4400"/>
           <w:sz w:val="24"/>
           <w:szCs w:val="24"/>
@@ -20314,6 +20637,7 @@
         <w:rPr>
           <w:rFonts w:ascii="Times New Roman" w:hAnsi="Times New Roman" w:cs="Times New Roman"/>
           <w:i/>
+          <w:iCs/>
           <w:color w:val="FF4400"/>
           <w:sz w:val="24"/>
           <w:szCs w:val="24"/>
@@ -20360,6 +20684,7 @@
         <w:rPr>
           <w:rFonts w:ascii="Times New Roman" w:hAnsi="Times New Roman" w:cs="Times New Roman"/>
           <w:i/>
+          <w:iCs/>
           <w:color w:val="FF4400"/>
           <w:sz w:val="24"/>
           <w:szCs w:val="24"/>
@@ -20410,6 +20735,7 @@
         <w:rPr>
           <w:rFonts w:ascii="Times New Roman" w:hAnsi="Times New Roman" w:cs="Times New Roman"/>
           <w:i/>
+          <w:iCs/>
           <w:color w:val="FF0000"/>
           <w:sz w:val="24"/>
           <w:szCs w:val="24"/>
@@ -20449,6 +20775,7 @@
         <w:rPr>
           <w:rFonts w:ascii="Times New Roman" w:hAnsi="Times New Roman" w:cs="Times New Roman"/>
           <w:i/>
+          <w:iCs/>
           <w:color w:val="FF0000"/>
           <w:sz w:val="24"/>
           <w:szCs w:val="24"/>
@@ -20487,6 +20814,7 @@
         <w:rPr>
           <w:rFonts w:ascii="Times New Roman" w:hAnsi="Times New Roman" w:cs="Times New Roman"/>
           <w:i/>
+          <w:iCs/>
           <w:color w:val="FF0000"/>
           <w:sz w:val="24"/>
           <w:szCs w:val="24"/>
@@ -20516,6 +20844,7 @@
         <w:rPr>
           <w:rFonts w:ascii="Times New Roman" w:hAnsi="Times New Roman" w:cs="Times New Roman"/>
           <w:i/>
+          <w:iCs/>
           <w:color w:val="FF0000"/>
           <w:sz w:val="24"/>
           <w:szCs w:val="24"/>
@@ -20573,6 +20902,7 @@
         <w:rPr>
           <w:rFonts w:ascii="Times New Roman" w:hAnsi="Times New Roman" w:cs="Times New Roman"/>
           <w:i/>
+          <w:iCs/>
           <w:color w:val="FF0000"/>
           <w:sz w:val="24"/>
           <w:szCs w:val="24"/>
@@ -20611,6 +20941,7 @@
         <w:rPr>
           <w:rFonts w:ascii="Times New Roman" w:hAnsi="Times New Roman" w:cs="Times New Roman"/>
           <w:i/>
+          <w:iCs/>
           <w:color w:val="FF0000"/>
           <w:sz w:val="24"/>
           <w:szCs w:val="24"/>
@@ -20623,59 +20954,30 @@
           <w:sz w:val="24"/>
           <w:szCs w:val="24"/>
         </w:rPr>
-        <w:t xml:space="preserve"> Господи святий, ти на висоті живеш і всевидючим оком твоїм споглядаєш на всяке створіння! Перед тобою схилили ми голови, душі й тіла, і молимося до тебе, Святий святих: Простягни руку твою невидиму від святого житла твого і благослови всіх нас; а якщо ми де в чому згрішили добровільно чи недобровільно, як </w:t>
-      </w:r>
-      <w:r>
-        <w:rPr>
-          <w:rFonts w:ascii="Times New Roman" w:hAnsi="Times New Roman" w:cs="Times New Roman"/>
-          <w:sz w:val="24"/>
-          <w:szCs w:val="24"/>
-        </w:rPr>
-        <w:t>благий</w:t>
-      </w:r>
-      <w:r>
-        <w:rPr>
-          <w:rFonts w:ascii="Times New Roman" w:hAnsi="Times New Roman" w:cs="Times New Roman"/>
-          <w:sz w:val="24"/>
-          <w:szCs w:val="24"/>
-        </w:rPr>
-        <w:t xml:space="preserve"> і </w:t>
-      </w:r>
-      <w:r>
-        <w:rPr>
-          <w:rFonts w:ascii="Times New Roman" w:hAnsi="Times New Roman" w:cs="Times New Roman"/>
-          <w:sz w:val="24"/>
-          <w:szCs w:val="24"/>
-        </w:rPr>
-        <w:t>людинолюбний</w:t>
-      </w:r>
-      <w:r>
-        <w:rPr>
-          <w:rFonts w:ascii="Times New Roman" w:hAnsi="Times New Roman" w:cs="Times New Roman"/>
-          <w:sz w:val="24"/>
-          <w:szCs w:val="24"/>
-        </w:rPr>
-        <w:t xml:space="preserve"> Бог, прости і даруй нам земні й небесні добра твої:</w:t>
-      </w:r>
-    </w:p>
-    <w:p>
-      <w:pPr>
-        <w:spacing w:after="120"/>
-      </w:pPr>
-      <w:r>
-        <w:rPr>
-          <w:rFonts w:ascii="Times New Roman" w:hAnsi="Times New Roman"/>
-          <w:i/>
+        <w:t xml:space="preserve"> Господи святий, ти на висоті живеш і всевидючим оком твоїм споглядаєш на всяке створіння! Перед тобою схилили ми голови, душі й тіла, і молимося до тебе, Святий святих: Простягни руку твою невидиму від святого житла твого і благослови всіх нас; а якщо ми де в чому згрішили добровільно чи недобровільно, як благий і людинолюбний Бог, прости і даруй нам земні й небесні добра твої:</w:t>
+      </w:r>
+    </w:p>
+    <w:p>
+      <w:pPr>
+        <w:spacing w:after="120"/>
+      </w:pPr>
+      <w:r>
+        <w:rPr>
+          <w:rFonts w:ascii="Times New Roman" w:hAnsi="Times New Roman" w:cs="Times New Roman"/>
+          <w:i/>
+          <w:iCs/>
           <w:color w:val="FF4400"/>
           <w:sz w:val="24"/>
+          <w:szCs w:val="24"/>
         </w:rPr>
         <w:t xml:space="preserve">Священник: </w:t>
       </w:r>
       <w:r>
         <w:rPr>
-          <w:rFonts w:ascii="Times New Roman" w:hAnsi="Times New Roman"/>
-          <w:color w:val="000000"/>
-          <w:sz w:val="24"/>
+          <w:rFonts w:ascii="Times New Roman" w:hAnsi="Times New Roman" w:cs="Times New Roman"/>
+          <w:color w:val="000000"/>
+          <w:sz w:val="24"/>
+          <w:szCs w:val="24"/>
         </w:rPr>
         <w:t>Бо до Тебе належить милувати і спасати нас, Боже наш, і Тобі славу віддаємо, Отцю, і Сину, і Святому Духові, нині, і повсякчас, і на віки віків.</w:t>
       </w:r>
@@ -20694,6 +20996,7 @@
         <w:rPr>
           <w:rFonts w:ascii="Times New Roman" w:hAnsi="Times New Roman" w:cs="Times New Roman"/>
           <w:i/>
+          <w:iCs/>
           <w:color w:val="FF0000"/>
           <w:sz w:val="24"/>
           <w:szCs w:val="24"/>
@@ -20737,7 +21040,9 @@
         <w:rPr>
           <w:rFonts w:ascii="Times New Roman" w:eastAsia="Times New Roman" w:hAnsi="Times New Roman" w:cs="Times New Roman"/>
           <w:b/>
-          <w:i/>
+          <w:bCs/>
+          <w:i/>
+          <w:iCs/>
           <w:color w:val="FF0000"/>
           <w:sz w:val="24"/>
           <w:szCs w:val="24"/>
@@ -20747,7 +21052,9 @@
         <w:rPr>
           <w:rFonts w:ascii="Times New Roman" w:eastAsia="Times New Roman" w:hAnsi="Times New Roman" w:cs="Times New Roman"/>
           <w:b/>
-          <w:i/>
+          <w:bCs/>
+          <w:i/>
+          <w:iCs/>
           <w:color w:val="FF0000"/>
           <w:sz w:val="24"/>
           <w:szCs w:val="24"/>
@@ -20788,6 +21095,7 @@
         <w:rPr>
           <w:rFonts w:ascii="Times New Roman" w:hAnsi="Times New Roman" w:cs="Times New Roman"/>
           <w:i/>
+          <w:iCs/>
           <w:color w:val="FF0000"/>
           <w:sz w:val="24"/>
           <w:szCs w:val="24"/>
@@ -20826,6 +21134,7 @@
         <w:rPr>
           <w:rFonts w:ascii="Times New Roman" w:hAnsi="Times New Roman" w:cs="Times New Roman"/>
           <w:i/>
+          <w:iCs/>
           <w:color w:val="FF0000"/>
           <w:sz w:val="24"/>
           <w:szCs w:val="24"/>
@@ -20864,6 +21173,7 @@
         <w:rPr>
           <w:rFonts w:ascii="Times New Roman" w:hAnsi="Times New Roman" w:cs="Times New Roman"/>
           <w:i/>
+          <w:iCs/>
           <w:color w:val="FF0000"/>
           <w:sz w:val="24"/>
           <w:szCs w:val="24"/>
@@ -20902,6 +21212,7 @@
         <w:rPr>
           <w:rFonts w:ascii="Times New Roman" w:hAnsi="Times New Roman" w:cs="Times New Roman"/>
           <w:i/>
+          <w:iCs/>
           <w:color w:val="FF0000"/>
           <w:sz w:val="24"/>
           <w:szCs w:val="24"/>
@@ -20931,6 +21242,7 @@
         <w:rPr>
           <w:rFonts w:ascii="Times New Roman" w:hAnsi="Times New Roman" w:cs="Times New Roman"/>
           <w:i/>
+          <w:iCs/>
           <w:color w:val="FF0000"/>
           <w:sz w:val="24"/>
           <w:szCs w:val="24"/>
@@ -20960,6 +21272,7 @@
         <w:rPr>
           <w:rFonts w:ascii="Times New Roman" w:hAnsi="Times New Roman" w:cs="Times New Roman"/>
           <w:i/>
+          <w:iCs/>
           <w:color w:val="FF0000"/>
           <w:sz w:val="24"/>
           <w:szCs w:val="24"/>
@@ -20998,6 +21311,7 @@
         <w:rPr>
           <w:rFonts w:ascii="Times New Roman" w:hAnsi="Times New Roman" w:cs="Times New Roman"/>
           <w:i/>
+          <w:iCs/>
           <w:color w:val="FF0000"/>
           <w:sz w:val="24"/>
           <w:szCs w:val="24"/>
@@ -21025,6 +21339,7 @@
         <w:rPr>
           <w:rFonts w:ascii="Times New Roman" w:hAnsi="Times New Roman" w:cs="Times New Roman"/>
           <w:i/>
+          <w:iCs/>
           <w:color w:val="FF0000"/>
           <w:sz w:val="24"/>
           <w:szCs w:val="24"/>
@@ -21035,6 +21350,7 @@
         <w:rPr>
           <w:rFonts w:ascii="Times New Roman" w:hAnsi="Times New Roman" w:cs="Times New Roman"/>
           <w:i/>
+          <w:iCs/>
           <w:sz w:val="24"/>
           <w:szCs w:val="24"/>
         </w:rPr>
@@ -21063,6 +21379,7 @@
         <w:rPr>
           <w:rFonts w:ascii="Times New Roman" w:hAnsi="Times New Roman" w:cs="Times New Roman"/>
           <w:i/>
+          <w:iCs/>
           <w:color w:val="FF0000"/>
           <w:sz w:val="24"/>
           <w:szCs w:val="24"/>
@@ -21090,6 +21407,7 @@
         <w:rPr>
           <w:rFonts w:ascii="Times New Roman" w:hAnsi="Times New Roman" w:cs="Times New Roman"/>
           <w:i/>
+          <w:iCs/>
           <w:color w:val="FF0000"/>
           <w:sz w:val="24"/>
           <w:szCs w:val="24"/>
@@ -21102,39 +21420,24 @@
           <w:sz w:val="24"/>
           <w:szCs w:val="24"/>
         </w:rPr>
-        <w:t xml:space="preserve">і всіх святих, помилує і спасе нас, як благий і </w:t>
-      </w:r>
-      <w:r>
-        <w:rPr>
-          <w:rFonts w:ascii="Times New Roman" w:hAnsi="Times New Roman" w:cs="Times New Roman"/>
-          <w:sz w:val="24"/>
-          <w:szCs w:val="24"/>
-        </w:rPr>
-        <w:t>людинолюбний</w:t>
-      </w:r>
-      <w:r>
-        <w:rPr>
-          <w:rFonts w:ascii="Times New Roman" w:hAnsi="Times New Roman" w:cs="Times New Roman"/>
-          <w:sz w:val="24"/>
-          <w:szCs w:val="24"/>
-        </w:rPr>
-        <w:t>.</w:t>
-      </w:r>
-    </w:p>
-    <w:p>
-      <w:pPr>
-        <w:spacing w:after="120"/>
-        <w:jc w:val="both"/>
-        <w:rPr>
-          <w:rFonts w:ascii="Times New Roman" w:hAnsi="Times New Roman" w:cs="Times New Roman"/>
-          <w:sz w:val="24"/>
-          <w:szCs w:val="24"/>
-        </w:rPr>
-      </w:pPr>
-      <w:r>
-        <w:rPr>
-          <w:rFonts w:ascii="Times New Roman" w:hAnsi="Times New Roman" w:cs="Times New Roman"/>
-          <w:i/>
+        <w:t>і всіх святих, помилує і спасе нас, як благий і людинолюбний.</w:t>
+      </w:r>
+    </w:p>
+    <w:p>
+      <w:pPr>
+        <w:spacing w:after="120"/>
+        <w:jc w:val="both"/>
+        <w:rPr>
+          <w:rFonts w:ascii="Times New Roman" w:hAnsi="Times New Roman" w:cs="Times New Roman"/>
+          <w:sz w:val="24"/>
+          <w:szCs w:val="24"/>
+        </w:rPr>
+      </w:pPr>
+      <w:r>
+        <w:rPr>
+          <w:rFonts w:ascii="Times New Roman" w:hAnsi="Times New Roman" w:cs="Times New Roman"/>
+          <w:i/>
+          <w:iCs/>
           <w:color w:val="FF0000"/>
           <w:sz w:val="24"/>
           <w:szCs w:val="24"/>
@@ -21565,7 +21868,6 @@
     <w:rPr>
       <w:rFonts w:eastAsia="Times New Roman"/>
       <w:sz w:val="36"/>
-      <w:lang w:eastAsia="en-GB"/>
     </w:rPr>
   </w:style>
   <w:style w:type="paragraph" w:styleId="Heading1">
@@ -21722,6 +22024,21 @@
     <w:semiHidden/>
     <w:unhideWhenUsed/>
   </w:style>
+  <w:style w:type="table" w:customStyle="1" w:styleId="TableNormal0">
+    <w:name w:val="TableNormal"/>
+    <w:rPr>
+      <w:sz w:val="36"/>
+      <w:szCs w:val="36"/>
+    </w:rPr>
+    <w:tblPr>
+      <w:tblCellMar>
+        <w:top w:w="100" w:type="dxa"/>
+        <w:left w:w="100" w:type="dxa"/>
+        <w:bottom w:w="100" w:type="dxa"/>
+        <w:right w:w="100" w:type="dxa"/>
+      </w:tblCellMar>
+    </w:tblPr>
+  </w:style>
   <w:style w:type="paragraph" w:styleId="Title">
     <w:name w:val="Title"/>
     <w:basedOn w:val="Normal1"/>
@@ -21744,7 +22061,6 @@
     <w:rPr>
       <w:sz w:val="36"/>
       <w:szCs w:val="36"/>
-      <w:lang w:eastAsia="en-GB"/>
     </w:rPr>
   </w:style>
   <w:style w:type="character" w:customStyle="1" w:styleId="Heading1Char">
@@ -21896,7 +22212,6 @@
       <w:rFonts w:ascii="Palatino Linotype" w:eastAsia="MS Mincho" w:hAnsi="Palatino Linotype"/>
       <w:sz w:val="24"/>
       <w:szCs w:val="24"/>
-      <w:lang w:eastAsia="uk-UA"/>
     </w:rPr>
   </w:style>
   <w:style w:type="paragraph" w:customStyle="1" w:styleId="Style4">
@@ -21914,7 +22229,6 @@
       <w:rFonts w:ascii="Palatino Linotype" w:eastAsia="MS Mincho" w:hAnsi="Palatino Linotype"/>
       <w:sz w:val="24"/>
       <w:szCs w:val="24"/>
-      <w:lang w:eastAsia="uk-UA"/>
     </w:rPr>
   </w:style>
   <w:style w:type="paragraph" w:customStyle="1" w:styleId="Style5">
@@ -21935,7 +22249,6 @@
       <w:rFonts w:ascii="Palatino Linotype" w:eastAsia="MS Mincho" w:hAnsi="Palatino Linotype"/>
       <w:sz w:val="24"/>
       <w:szCs w:val="24"/>
-      <w:lang w:eastAsia="uk-UA"/>
     </w:rPr>
   </w:style>
   <w:style w:type="character" w:customStyle="1" w:styleId="FontStyle20">
@@ -21978,7 +22291,6 @@
       <w:rFonts w:ascii="Palatino Linotype" w:eastAsia="MS Mincho" w:hAnsi="Palatino Linotype"/>
       <w:sz w:val="24"/>
       <w:szCs w:val="24"/>
-      <w:lang w:eastAsia="uk-UA"/>
     </w:rPr>
   </w:style>
   <w:style w:type="paragraph" w:customStyle="1" w:styleId="Style8">
@@ -21996,7 +22308,6 @@
       <w:rFonts w:ascii="Palatino Linotype" w:eastAsia="MS Mincho" w:hAnsi="Palatino Linotype"/>
       <w:sz w:val="24"/>
       <w:szCs w:val="24"/>
-      <w:lang w:eastAsia="uk-UA"/>
     </w:rPr>
   </w:style>
   <w:style w:type="character" w:customStyle="1" w:styleId="FontStyle26">
@@ -22078,6 +22389,7 @@
     <w:rPr>
       <w:rFonts w:ascii="Georgia" w:eastAsia="Georgia" w:hAnsi="Georgia" w:cs="Georgia"/>
       <w:i/>
+      <w:iCs/>
       <w:color w:val="666666"/>
       <w:sz w:val="48"/>
       <w:szCs w:val="48"/>
@@ -22383,7 +22695,7 @@
 
 <file path=customXml/item1.xml><?xml version="1.0" encoding="utf-8"?>
 <go:gDocsCustomXmlDataStorage xmlns:go="http://customooxmlschemas.google.com/" xmlns:r="http://schemas.openxmlformats.org/officeDocument/2006/relationships" uri="GoogleDocsCustomDataVersion2">
-  <go:docsCustomData xmlns:go="http://customooxmlschemas.google.com/" roundtripDataSignature="AMtx7mj48KV4+LHuMJyHShhWyVUfn3lVpg==">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</go:docsCustomData>
+  <go:docsCustomData xmlns:go="http://customooxmlschemas.google.com/" roundtripDataSignature="AMtx7mixMmMh7gd+olRTnKV93F2LsA/d+Q==">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</go:docsCustomData>
 </go:gDocsCustomXmlDataStorage>
 </file>
 
